--- a/documentation/SDMX_3-1_SECTION_3A_PART_IV_DATA.docx
+++ b/documentation/SDMX_3-1_SECTION_3A_PART_IV_DATA.docx
@@ -1,6 +1,6 @@
 
 <file path=word/document.xml><?xml version="1.0" encoding="utf-8"?>
-<w:document xmlns:wpc="http://schemas.microsoft.com/office/word/2010/wordprocessingCanvas" xmlns:cx="http://schemas.microsoft.com/office/drawing/2014/chartex" xmlns:cx1="http://schemas.microsoft.com/office/drawing/2015/9/8/chartex" xmlns:cx2="http://schemas.microsoft.com/office/drawing/2015/10/21/chartex" xmlns:cx3="http://schemas.microsoft.com/office/drawing/2016/5/9/chartex" xmlns:cx4="http://schemas.microsoft.com/office/drawing/2016/5/10/chartex" xmlns:cx5="http://schemas.microsoft.com/office/drawing/2016/5/11/chartex" xmlns:cx6="http://schemas.microsoft.com/office/drawing/2016/5/12/chartex" xmlns:cx7="http://schemas.microsoft.com/office/drawing/2016/5/13/chartex" xmlns:cx8="http://schemas.microsoft.com/office/drawing/2016/5/14/chartex" xmlns:mc="http://schemas.openxmlformats.org/markup-compatibility/2006" xmlns:aink="http://schemas.microsoft.com/office/drawing/2016/ink" xmlns:am3d="http://schemas.microsoft.com/office/drawing/2017/model3d" xmlns:o="urn:schemas-microsoft-com:office:office" xmlns:oel="http://schemas.microsoft.com/office/2019/extlst" xmlns:r="http://schemas.openxmlformats.org/officeDocument/2006/relationships" xmlns:m="http://schemas.openxmlformats.org/officeDocument/2006/math" xmlns:v="urn:schemas-microsoft-com:vml" xmlns:wp14="http://schemas.microsoft.com/office/word/2010/wordprocessingDrawing" xmlns:wp="http://schemas.openxmlformats.org/drawingml/2006/wordprocessingDrawing" xmlns:w10="urn:schemas-microsoft-com:office:word" xmlns:w="http://schemas.openxmlformats.org/wordprocessingml/2006/main" xmlns:w14="http://schemas.microsoft.com/office/word/2010/wordml" xmlns:w15="http://schemas.microsoft.com/office/word/2012/wordml" xmlns:w16cex="http://schemas.microsoft.com/office/word/2018/wordml/cex" xmlns:w16cid="http://schemas.microsoft.com/office/word/2016/wordml/cid" xmlns:w16="http://schemas.microsoft.com/office/word/2018/wordml" xmlns:w16du="http://schemas.microsoft.com/office/word/2023/wordml/word16du" xmlns:w16sdtdh="http://schemas.microsoft.com/office/word/2020/wordml/sdtdatahash" xmlns:w16sdtfl="http://schemas.microsoft.com/office/word/2024/wordml/sdtformatlock" xmlns:w16se="http://schemas.microsoft.com/office/word/2015/wordml/symex" xmlns:wpg="http://schemas.microsoft.com/office/word/2010/wordprocessingGroup" xmlns:wpi="http://schemas.microsoft.com/office/word/2010/wordprocessingInk" xmlns:wne="http://schemas.microsoft.com/office/word/2006/wordml" xmlns:wps="http://schemas.microsoft.com/office/word/2010/wordprocessingShape" mc:Ignorable="w14 w15 w16se w16cid w16 w16cex w16sdtdh w16sdtfl w16du wp14">
+<w:document xmlns:wpc="http://schemas.microsoft.com/office/word/2010/wordprocessingCanvas" xmlns:cx="http://schemas.microsoft.com/office/drawing/2014/chartex" xmlns:cx1="http://schemas.microsoft.com/office/drawing/2015/9/8/chartex" xmlns:cx2="http://schemas.microsoft.com/office/drawing/2015/10/21/chartex" xmlns:cx3="http://schemas.microsoft.com/office/drawing/2016/5/9/chartex" xmlns:cx4="http://schemas.microsoft.com/office/drawing/2016/5/10/chartex" xmlns:cx5="http://schemas.microsoft.com/office/drawing/2016/5/11/chartex" xmlns:cx6="http://schemas.microsoft.com/office/drawing/2016/5/12/chartex" xmlns:cx7="http://schemas.microsoft.com/office/drawing/2016/5/13/chartex" xmlns:cx8="http://schemas.microsoft.com/office/drawing/2016/5/14/chartex" xmlns:mc="http://schemas.openxmlformats.org/markup-compatibility/2006" xmlns:aink="http://schemas.microsoft.com/office/drawing/2016/ink" xmlns:am3d="http://schemas.microsoft.com/office/drawing/2017/model3d" xmlns:o="urn:schemas-microsoft-com:office:office" xmlns:oel="http://schemas.microsoft.com/office/2019/extlst" xmlns:r="http://schemas.openxmlformats.org/officeDocument/2006/relationships" xmlns:m="http://schemas.openxmlformats.org/officeDocument/2006/math" xmlns:v="urn:schemas-microsoft-com:vml" xmlns:wp14="http://schemas.microsoft.com/office/word/2010/wordprocessingDrawing" xmlns:wp="http://schemas.openxmlformats.org/drawingml/2006/wordprocessingDrawing" xmlns:w10="urn:schemas-microsoft-com:office:word" xmlns:w="http://schemas.openxmlformats.org/wordprocessingml/2006/main" xmlns:w14="http://schemas.microsoft.com/office/word/2010/wordml" xmlns:w15="http://schemas.microsoft.com/office/word/2012/wordml" xmlns:w16cex="http://schemas.microsoft.com/office/word/2018/wordml/cex" xmlns:w16cid="http://schemas.microsoft.com/office/word/2016/wordml/cid" xmlns:w16="http://schemas.microsoft.com/office/word/2018/wordml" xmlns:w16sdtdh="http://schemas.microsoft.com/office/word/2020/wordml/sdtdatahash" xmlns:w16se="http://schemas.microsoft.com/office/word/2015/wordml/symex" xmlns:wpg="http://schemas.microsoft.com/office/word/2010/wordprocessingGroup" xmlns:wpi="http://schemas.microsoft.com/office/word/2010/wordprocessingInk" xmlns:wne="http://schemas.microsoft.com/office/word/2006/wordml" xmlns:wps="http://schemas.microsoft.com/office/word/2010/wordprocessingShape" mc:Ignorable="w14 w15 w16se w16cid w16 w16cex w16sdtdh wp14">
   <w:body>
     <w:p>
       <w:pPr>
@@ -79,7 +79,7 @@
               </wp:anchor>
             </w:drawing>
           </mc:Choice>
-          <mc:Fallback>
+          <mc:Fallback xmlns:w16du="http://schemas.microsoft.com/office/word/2023/wordml/word16du" xmlns:w16sdtfl="http://schemas.microsoft.com/office/word/2024/wordml/sdtformatlock">
             <w:pict>
               <v:rect w14:anchorId="54BFB0B4" id="Rectangle 19" o:spid="_x0000_s1026" style="position:absolute;margin-left:0;margin-top:26.05pt;width:387pt;height:540pt;z-index:-251658752;visibility:visible;mso-wrap-style:square;mso-width-percent:0;mso-height-percent:0;mso-wrap-distance-left:9pt;mso-wrap-distance-top:0;mso-wrap-distance-right:9pt;mso-wrap-distance-bottom:0;mso-position-horizontal:center;mso-position-horizontal-relative:margin;mso-position-vertical:absolute;mso-position-vertical-relative:text;mso-width-percent:0;mso-height-percent:0;mso-width-relative:page;mso-height-relative:page;v-text-anchor:top" o:gfxdata="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" filled="f" fillcolor="#36f">
                 <v:fill opacity="52428f"/>
@@ -4366,15 +4366,7 @@
         <w:jc w:val="both"/>
       </w:pPr>
       <w:r>
-        <w:t xml:space="preserve">The first change in the data and metadata message is one of terminology. </w:t>
-      </w:r>
-      <w:proofErr w:type="gramStart"/>
-      <w:r>
-        <w:t>In order to</w:t>
-      </w:r>
-      <w:proofErr w:type="gramEnd"/>
-      <w:r>
-        <w:t xml:space="preserve"> foster consistency in the standard, the names and namespaces of the data and metadata message have been changed. The namespaces now have a uniform format of /data/format and /metadata/format. This also applies to the message names as well, where the names follow the pattern of </w:t>
+        <w:t xml:space="preserve">The first change in the data and metadata message is one of terminology. In order to foster consistency in the standard, the names and namespaces of the data and metadata message have been changed. The namespaces now have a uniform format of /data/format and /metadata/format. This also applies to the message names as well, where the names follow the pattern of </w:t>
       </w:r>
       <w:proofErr w:type="spellStart"/>
       <w:r>
@@ -5063,39 +5055,7 @@
           <w:sz w:val="20"/>
           <w:lang w:val="en-GB"/>
         </w:rPr>
-        <w:t xml:space="preserve"> the data set will contain a collection of series with the observations in the series disambiguated by the specified dimension at the observation level. This data set </w:t>
-      </w:r>
-      <w:proofErr w:type="gramStart"/>
-      <w:r>
-        <w:rPr>
-          <w:sz w:val="20"/>
-          <w:lang w:val="en-GB"/>
-        </w:rPr>
-        <w:t>is capable of containing</w:t>
-      </w:r>
-      <w:proofErr w:type="gramEnd"/>
-      <w:r>
-        <w:rPr>
-          <w:sz w:val="20"/>
-          <w:lang w:val="en-GB"/>
-        </w:rPr>
-        <w:t xml:space="preserve"> data (observed values) and/or documentation (data and metadata attribute values) and can be used for incremental updates and deletions (i.e. only the relevant updates or deletes are exchanged). It is assumed that each series or un-grouped observation will be distinct in its purpose. For example, if series contains both data and documentation, it assumed that each series </w:t>
-      </w:r>
-      <w:proofErr w:type="gramStart"/>
-      <w:r>
-        <w:rPr>
-          <w:sz w:val="20"/>
-          <w:lang w:val="en-GB"/>
-        </w:rPr>
-        <w:t>will</w:t>
-      </w:r>
-      <w:proofErr w:type="gramEnd"/>
-      <w:r>
-        <w:rPr>
-          <w:sz w:val="20"/>
-          <w:lang w:val="en-GB"/>
-        </w:rPr>
-        <w:t xml:space="preserve"> have a unique key. If the series contains only data or only documentation, then it is possible that another series with the same key might exist, but with not with the same purpose (i.e. to provide data or documentation) as the first series. This base type is designed such that derived types can be processed in a generic manner; it assures that data structure definition specific data will have a consistent structure. The group, series, </w:t>
+        <w:t xml:space="preserve"> the data set will contain a collection of series with the observations in the series disambiguated by the specified dimension at the observation level. This data set is capable of containing data (observed values) and/or documentation (data and metadata attribute values) and can be used for incremental updates and deletions (i.e. only the relevant updates or deletes are exchanged). It is assumed that each series or un-grouped observation will be distinct in its purpose. For example, if series contains both data and documentation, it assumed that each series will have a unique key. If the series contains only data or only documentation, then it is possible that another series with the same key might exist, but with not with the same purpose (i.e. to provide data or documentation) as the first series. This base type is designed such that derived types can be processed in a generic manner; it assures that data structure definition specific data will have a consistent structure. The group, series, </w:t>
       </w:r>
       <w:proofErr w:type="spellStart"/>
       <w:r>
@@ -5285,7 +5245,6 @@
         <w:t xml:space="preserve">, </w:t>
       </w:r>
       <w:proofErr w:type="spellStart"/>
-      <w:proofErr w:type="gramStart"/>
       <w:r>
         <w:rPr>
           <w:rStyle w:val="code1"/>
@@ -5297,14 +5256,7 @@
         <w:rPr>
           <w:rStyle w:val="code1"/>
         </w:rPr>
-        <w:t>?,</w:t>
-      </w:r>
-      <w:proofErr w:type="gramEnd"/>
-      <w:r>
-        <w:rPr>
-          <w:rStyle w:val="code1"/>
-        </w:rPr>
-        <w:t xml:space="preserve"> action?, </w:t>
+        <w:t xml:space="preserve">?, action?, </w:t>
       </w:r>
       <w:proofErr w:type="spellStart"/>
       <w:r>
@@ -5413,19 +5365,11 @@
           <w:rFonts w:cs="Arial"/>
         </w:rPr>
       </w:pPr>
-      <w:proofErr w:type="gramStart"/>
       <w:r>
         <w:rPr>
           <w:rStyle w:val="code1"/>
         </w:rPr>
-        <w:t>Annotations?,</w:t>
-      </w:r>
-      <w:proofErr w:type="gramEnd"/>
-      <w:r>
-        <w:rPr>
-          <w:rStyle w:val="code1"/>
-        </w:rPr>
-        <w:t xml:space="preserve"> </w:t>
+        <w:t xml:space="preserve">Annotations?, </w:t>
       </w:r>
       <w:proofErr w:type="spellStart"/>
       <w:r>
@@ -5643,7 +5587,6 @@
               </w:rPr>
             </w:pPr>
             <w:proofErr w:type="spellStart"/>
-            <w:proofErr w:type="gramStart"/>
             <w:r>
               <w:rPr>
                 <w:rFonts w:cs="Arial"/>
@@ -5651,7 +5594,6 @@
               <w:t>xs:IDREF</w:t>
             </w:r>
             <w:proofErr w:type="spellEnd"/>
-            <w:proofErr w:type="gramEnd"/>
           </w:p>
         </w:tc>
         <w:tc>
@@ -6132,7 +6074,6 @@
               </w:rPr>
             </w:pPr>
             <w:proofErr w:type="spellStart"/>
-            <w:proofErr w:type="gramStart"/>
             <w:r>
               <w:rPr>
                 <w:rFonts w:cs="Arial"/>
@@ -6140,7 +6081,6 @@
               <w:t>xs:dateTime</w:t>
             </w:r>
             <w:proofErr w:type="spellEnd"/>
-            <w:proofErr w:type="gramEnd"/>
           </w:p>
         </w:tc>
         <w:tc>
@@ -6232,7 +6172,6 @@
               </w:rPr>
             </w:pPr>
             <w:proofErr w:type="spellStart"/>
-            <w:proofErr w:type="gramStart"/>
             <w:r>
               <w:rPr>
                 <w:rFonts w:cs="Arial"/>
@@ -6240,7 +6179,6 @@
               <w:t>xs:dateTime</w:t>
             </w:r>
             <w:proofErr w:type="spellEnd"/>
-            <w:proofErr w:type="gramEnd"/>
           </w:p>
         </w:tc>
         <w:tc>
@@ -6332,7 +6270,6 @@
               </w:rPr>
             </w:pPr>
             <w:proofErr w:type="spellStart"/>
-            <w:proofErr w:type="gramStart"/>
             <w:r>
               <w:rPr>
                 <w:rFonts w:cs="Arial"/>
@@ -6340,7 +6277,6 @@
               <w:t>xs:gYear</w:t>
             </w:r>
             <w:proofErr w:type="spellEnd"/>
-            <w:proofErr w:type="gramEnd"/>
           </w:p>
         </w:tc>
         <w:tc>
@@ -7084,21 +7020,7 @@
               <w:rPr>
                 <w:rFonts w:cs="Arial"/>
               </w:rPr>
-              <w:t xml:space="preserve">Series contains a collection of observations that share a common key (set of dimension values). The key </w:t>
-            </w:r>
-            <w:proofErr w:type="gramStart"/>
-            <w:r>
-              <w:rPr>
-                <w:rFonts w:cs="Arial"/>
-              </w:rPr>
-              <w:t>of</w:t>
-            </w:r>
-            <w:proofErr w:type="gramEnd"/>
-            <w:r>
-              <w:rPr>
-                <w:rFonts w:cs="Arial"/>
-              </w:rPr>
-              <w:t xml:space="preserve"> a series is every dimension defined in the data structure definition, save the dimension at the observation level. In addition to the key and observations, the series contains values for data and metadata attributes which have a relationship with any dimension that is part of the series key, so long as the attribute does not specify an attachment group or also has a relationship with the dimension declared to be at the observation level. </w:t>
+              <w:t xml:space="preserve">Series contains a collection of observations that share a common key (set of dimension values). The key of a series is every dimension defined in the data structure definition, save the dimension at the observation level. In addition to the key and observations, the series contains values for data and metadata attributes which have a relationship with any dimension that is part of the series key, so long as the attribute does not specify an attachment group or also has a relationship with the dimension declared to be at the observation level. </w:t>
             </w:r>
           </w:p>
         </w:tc>
@@ -7358,20 +7280,29 @@
         <w:rPr>
           <w:sz w:val="20"/>
           <w:szCs w:val="20"/>
-          <w:lang w:val="en-GB"/>
-        </w:rPr>
-      </w:pPr>
-      <w:r>
-        <w:rPr>
-          <w:lang w:val="en-GB"/>
-        </w:rPr>
-        <w:t xml:space="preserve">Derivation: </w:t>
+          <w:lang w:val="fr-FR"/>
+        </w:rPr>
+      </w:pPr>
+      <w:proofErr w:type="spellStart"/>
+      <w:r>
+        <w:rPr>
+          <w:lang w:val="fr-FR"/>
+        </w:rPr>
+        <w:t>Derivation</w:t>
+      </w:r>
+      <w:proofErr w:type="spellEnd"/>
+      <w:r>
+        <w:rPr>
+          <w:lang w:val="fr-FR"/>
+        </w:rPr>
+        <w:t xml:space="preserve">: </w:t>
       </w:r>
     </w:p>
     <w:p>
       <w:pPr>
         <w:rPr>
           <w:rFonts w:cs="Arial"/>
+          <w:lang w:val="fr-FR"/>
         </w:rPr>
       </w:pPr>
       <w:proofErr w:type="spellStart"/>
@@ -7380,6 +7311,7 @@
           <w:rStyle w:val="code1"/>
           <w:i/>
           <w:iCs/>
+          <w:lang w:val="fr-FR"/>
         </w:rPr>
         <w:t>AnnotableType</w:t>
       </w:r>
@@ -7387,12 +7319,14 @@
       <w:r>
         <w:rPr>
           <w:rStyle w:val="code1"/>
+          <w:lang w:val="fr-FR"/>
         </w:rPr>
         <w:t xml:space="preserve"> (extension) </w:t>
       </w:r>
       <w:r>
         <w:rPr>
           <w:rFonts w:cs="Arial"/>
+          <w:lang w:val="fr-FR"/>
         </w:rPr>
         <w:br/>
         <w:t>   </w:t>
@@ -7406,6 +7340,7 @@
       <w:r>
         <w:rPr>
           <w:rFonts w:cs="Arial"/>
+          <w:lang w:val="fr-FR"/>
         </w:rPr>
         <w:instrText xml:space="preserve"> INCLUDEPICTURE  \d "/Users/j/Documents/workspace_neon/xsd-docuementation/output/inherit.gif" \x \y \* MERGEFORMATINET </w:instrText>
       </w:r>
@@ -7481,6 +7416,7 @@
           <w:rStyle w:val="code1"/>
           <w:i/>
           <w:iCs/>
+          <w:lang w:val="fr-FR"/>
         </w:rPr>
         <w:t>GroupType</w:t>
       </w:r>
@@ -7492,25 +7428,35 @@
         <w:rPr>
           <w:sz w:val="20"/>
           <w:szCs w:val="20"/>
-          <w:lang w:val="en-GB"/>
-        </w:rPr>
-      </w:pPr>
-      <w:r>
-        <w:rPr>
-          <w:lang w:val="en-GB"/>
-        </w:rPr>
-        <w:t xml:space="preserve">Attributes: </w:t>
+          <w:lang w:val="fr-FR"/>
+        </w:rPr>
+      </w:pPr>
+      <w:proofErr w:type="spellStart"/>
+      <w:r>
+        <w:rPr>
+          <w:lang w:val="fr-FR"/>
+        </w:rPr>
+        <w:t>Attributes</w:t>
+      </w:r>
+      <w:proofErr w:type="spellEnd"/>
+      <w:r>
+        <w:rPr>
+          <w:lang w:val="fr-FR"/>
+        </w:rPr>
+        <w:t xml:space="preserve">: </w:t>
       </w:r>
     </w:p>
     <w:p>
       <w:pPr>
         <w:rPr>
           <w:rFonts w:cs="Arial"/>
+          <w:lang w:val="fr-FR"/>
         </w:rPr>
       </w:pPr>
       <w:r>
         <w:rPr>
           <w:rStyle w:val="code1"/>
+          <w:lang w:val="fr-FR"/>
         </w:rPr>
         <w:t>type?</w:t>
       </w:r>
@@ -7521,12 +7467,12 @@
         <w:rPr>
           <w:sz w:val="20"/>
           <w:szCs w:val="20"/>
-          <w:lang w:val="en-GB"/>
-        </w:rPr>
-      </w:pPr>
-      <w:r>
-        <w:rPr>
-          <w:lang w:val="en-GB"/>
+          <w:lang w:val="fr-FR"/>
+        </w:rPr>
+      </w:pPr>
+      <w:r>
+        <w:rPr>
+          <w:lang w:val="fr-FR"/>
         </w:rPr>
         <w:t xml:space="preserve">Content: </w:t>
       </w:r>
@@ -7535,21 +7481,47 @@
       <w:pPr>
         <w:rPr>
           <w:rFonts w:cs="Arial"/>
-        </w:rPr>
-      </w:pPr>
-      <w:proofErr w:type="gramStart"/>
+          <w:lang w:val="fr-FR"/>
+        </w:rPr>
+      </w:pPr>
       <w:r>
         <w:rPr>
           <w:rStyle w:val="code1"/>
-        </w:rPr>
-        <w:t>Annotations?,</w:t>
-      </w:r>
-      <w:proofErr w:type="gramEnd"/>
+          <w:lang w:val="fr-FR"/>
+        </w:rPr>
+        <w:t xml:space="preserve">Annotations?, </w:t>
+      </w:r>
+      <w:proofErr w:type="spellStart"/>
       <w:r>
         <w:rPr>
           <w:rStyle w:val="code1"/>
-        </w:rPr>
-        <w:t xml:space="preserve"> Comp*, Metadata?</w:t>
+          <w:lang w:val="fr-FR"/>
+        </w:rPr>
+        <w:t>Comp</w:t>
+      </w:r>
+      <w:proofErr w:type="spellEnd"/>
+      <w:r>
+        <w:rPr>
+          <w:rStyle w:val="code1"/>
+          <w:lang w:val="fr-FR"/>
+        </w:rPr>
+        <w:t xml:space="preserve">*, </w:t>
+      </w:r>
+      <w:proofErr w:type="spellStart"/>
+      <w:r>
+        <w:rPr>
+          <w:rStyle w:val="code1"/>
+          <w:lang w:val="fr-FR"/>
+        </w:rPr>
+        <w:t>Metadata</w:t>
+      </w:r>
+      <w:proofErr w:type="spellEnd"/>
+      <w:r>
+        <w:rPr>
+          <w:rStyle w:val="code1"/>
+          <w:lang w:val="fr-FR"/>
+        </w:rPr>
+        <w:t>?</w:t>
       </w:r>
     </w:p>
     <w:p>
@@ -7558,14 +7530,22 @@
         <w:rPr>
           <w:sz w:val="20"/>
           <w:szCs w:val="20"/>
-          <w:lang w:val="en-GB"/>
-        </w:rPr>
-      </w:pPr>
-      <w:r>
-        <w:rPr>
-          <w:lang w:val="en-GB"/>
-        </w:rPr>
-        <w:t xml:space="preserve">Attribute Documentation: </w:t>
+          <w:lang w:val="fr-FR"/>
+        </w:rPr>
+      </w:pPr>
+      <w:proofErr w:type="spellStart"/>
+      <w:r>
+        <w:rPr>
+          <w:lang w:val="fr-FR"/>
+        </w:rPr>
+        <w:t>Attribute</w:t>
+      </w:r>
+      <w:proofErr w:type="spellEnd"/>
+      <w:r>
+        <w:rPr>
+          <w:lang w:val="fr-FR"/>
+        </w:rPr>
+        <w:t xml:space="preserve"> Documentation: </w:t>
       </w:r>
     </w:p>
     <w:tbl>
@@ -7767,21 +7747,7 @@
               <w:rPr>
                 <w:rFonts w:cs="Arial"/>
               </w:rPr>
-              <w:t xml:space="preserve">The </w:t>
-            </w:r>
-            <w:proofErr w:type="gramStart"/>
-            <w:r>
-              <w:rPr>
-                <w:rFonts w:cs="Arial"/>
-              </w:rPr>
-              <w:t>type</w:t>
-            </w:r>
-            <w:proofErr w:type="gramEnd"/>
-            <w:r>
-              <w:rPr>
-                <w:rFonts w:cs="Arial"/>
-              </w:rPr>
-              <w:t xml:space="preserve"> attribute reference the identifier of the group as defined in the data structure definition. This is optional, but derived group types will provide a fixed value for this so that it always available in the post validation information set. This allows the group to be processed in a generic manner. </w:t>
+              <w:t xml:space="preserve">The type attribute reference the identifier of the group as defined in the data structure definition. This is optional, but derived group types will provide a fixed value for this so that it always available in the post validation information set. This allows the group to be processed in a generic manner. </w:t>
             </w:r>
           </w:p>
         </w:tc>
@@ -8459,19 +8425,11 @@
           <w:rFonts w:cs="Arial"/>
         </w:rPr>
       </w:pPr>
-      <w:proofErr w:type="gramStart"/>
       <w:r>
         <w:rPr>
           <w:rStyle w:val="code1"/>
         </w:rPr>
-        <w:t>Annotations?,</w:t>
-      </w:r>
-      <w:proofErr w:type="gramEnd"/>
-      <w:r>
-        <w:rPr>
-          <w:rStyle w:val="code1"/>
-        </w:rPr>
-        <w:t xml:space="preserve"> Comp*, </w:t>
+        <w:t xml:space="preserve">Annotations?, Comp*, </w:t>
       </w:r>
       <w:proofErr w:type="spellStart"/>
       <w:r>
@@ -8731,21 +8689,7 @@
               <w:rPr>
                 <w:rFonts w:cs="Arial"/>
               </w:rPr>
-              <w:t xml:space="preserve"> attribute for the time dimension. This is declared in the base schema since it has a fixed identifier and representation. The derived series type will either require or prohibit this attribute, depending on whether time is the observation dimension. If the time dimension specifies a more specific representation of time the derived type will restrict the </w:t>
-            </w:r>
-            <w:proofErr w:type="gramStart"/>
-            <w:r>
-              <w:rPr>
-                <w:rFonts w:cs="Arial"/>
-              </w:rPr>
-              <w:t>type</w:t>
-            </w:r>
-            <w:proofErr w:type="gramEnd"/>
-            <w:r>
-              <w:rPr>
-                <w:rFonts w:cs="Arial"/>
-              </w:rPr>
-              <w:t xml:space="preserve"> definition to the appropriate type. </w:t>
+              <w:t xml:space="preserve"> attribute for the time dimension. This is declared in the base schema since it has a fixed identifier and representation. The derived series type will either require or prohibit this attribute, depending on whether time is the observation dimension. If the time dimension specifies a more specific representation of time the derived type will restrict the type definition to the appropriate type. </w:t>
             </w:r>
           </w:p>
         </w:tc>
@@ -9302,7 +9246,6 @@
         <w:t xml:space="preserve">ent definition. The type of the value element should be restricted to </w:t>
       </w:r>
       <w:proofErr w:type="spellStart"/>
-      <w:proofErr w:type="gramStart"/>
       <w:r>
         <w:rPr>
           <w:sz w:val="20"/>
@@ -9311,7 +9254,6 @@
         <w:t>common:SimpleValueType</w:t>
       </w:r>
       <w:proofErr w:type="spellEnd"/>
-      <w:proofErr w:type="gramEnd"/>
       <w:r>
         <w:rPr>
           <w:sz w:val="20"/>
@@ -9352,7 +9294,6 @@
         <w:t xml:space="preserve">. In addition, the id attribute should be restricted to be a fixed value with the component identifier. This restricted type based on the component can then be used on Comp elements by using the </w:t>
       </w:r>
       <w:proofErr w:type="spellStart"/>
-      <w:proofErr w:type="gramStart"/>
       <w:r>
         <w:rPr>
           <w:sz w:val="20"/>
@@ -9361,7 +9302,6 @@
         <w:t>xsi:type</w:t>
       </w:r>
       <w:proofErr w:type="spellEnd"/>
-      <w:proofErr w:type="gramEnd"/>
       <w:r>
         <w:rPr>
           <w:sz w:val="20"/>
@@ -9555,19 +9495,11 @@
           <w:rFonts w:cs="Arial"/>
         </w:rPr>
       </w:pPr>
-      <w:proofErr w:type="gramStart"/>
       <w:r>
         <w:rPr>
           <w:rStyle w:val="code1"/>
         </w:rPr>
-        <w:t>Annotations?,</w:t>
-      </w:r>
-      <w:proofErr w:type="gramEnd"/>
-      <w:r>
-        <w:rPr>
-          <w:rStyle w:val="code1"/>
-        </w:rPr>
-        <w:t xml:space="preserve"> Value*</w:t>
+        <w:t>Annotations?, Value*</w:t>
       </w:r>
     </w:p>
     <w:p>
@@ -10144,23 +10076,7 @@
           <w:sz w:val="20"/>
           <w:lang w:val="en-GB"/>
         </w:rPr>
-        <w:t xml:space="preserve"> is the abstract type which defines the structure of a grouped or un-grouped observation. The observation must be provided a key, which is either a value for the dimension which is declared to be at the observation level if the observation is grouped, or a full set of values for all dimensions in the data structure definition if the observation is un-grouped. This key should disambiguate the observation within the context in which it is defined (e.g. there should not be another observation with the same dimension value in a series). The observation can contain an observed value and/or attribute values. Data structure definition schemas will derive a type or types based on this that is specific to the data structure definition and the variation of the format being expressed in the schema. The dimension value(s) which make up the key and the data and metadata attribute values associated with the key dimension(s</w:t>
-      </w:r>
-      <w:proofErr w:type="gramStart"/>
-      <w:r>
-        <w:rPr>
-          <w:sz w:val="20"/>
-          <w:lang w:val="en-GB"/>
-        </w:rPr>
-        <w:t>)</w:t>
-      </w:r>
-      <w:proofErr w:type="gramEnd"/>
-      <w:r>
-        <w:rPr>
-          <w:sz w:val="20"/>
-          <w:lang w:val="en-GB"/>
-        </w:rPr>
-        <w:t xml:space="preserve"> or the primary measure will be represented with XML attributes. This is specified in the content model with the declaration of </w:t>
+        <w:t xml:space="preserve"> is the abstract type which defines the structure of a grouped or un-grouped observation. The observation must be provided a key, which is either a value for the dimension which is declared to be at the observation level if the observation is grouped, or a full set of values for all dimensions in the data structure definition if the observation is un-grouped. This key should disambiguate the observation within the context in which it is defined (e.g. there should not be another observation with the same dimension value in a series). The observation can contain an observed value and/or attribute values. Data structure definition schemas will derive a type or types based on this that is specific to the data structure definition and the variation of the format being expressed in the schema. The dimension value(s) which make up the key and the data and metadata attribute values associated with the key dimension(s) or the primary measure will be represented with XML attributes. This is specified in the content model with the declaration of </w:t>
       </w:r>
       <w:proofErr w:type="spellStart"/>
       <w:r>
@@ -10335,19 +10251,11 @@
           <w:rFonts w:cs="Arial"/>
         </w:rPr>
       </w:pPr>
-      <w:proofErr w:type="gramStart"/>
       <w:r>
         <w:rPr>
           <w:rStyle w:val="code1"/>
         </w:rPr>
-        <w:t>type?,</w:t>
-      </w:r>
-      <w:proofErr w:type="gramEnd"/>
-      <w:r>
-        <w:rPr>
-          <w:rStyle w:val="code1"/>
-        </w:rPr>
-        <w:t xml:space="preserve"> TIME_PERIOD?</w:t>
+        <w:t>type?, TIME_PERIOD?</w:t>
       </w:r>
     </w:p>
     <w:p>
@@ -10372,19 +10280,11 @@
           <w:rFonts w:cs="Arial"/>
         </w:rPr>
       </w:pPr>
-      <w:proofErr w:type="gramStart"/>
       <w:r>
         <w:rPr>
           <w:rStyle w:val="code1"/>
         </w:rPr>
-        <w:t>Annotations?,</w:t>
-      </w:r>
-      <w:proofErr w:type="gramEnd"/>
-      <w:r>
-        <w:rPr>
-          <w:rStyle w:val="code1"/>
-        </w:rPr>
-        <w:t xml:space="preserve"> Comp*, Metadata?</w:t>
+        <w:t>Annotations?, Comp*, Metadata?</w:t>
       </w:r>
     </w:p>
     <w:p>
@@ -10602,21 +10502,7 @@
               <w:rPr>
                 <w:rFonts w:cs="Arial"/>
               </w:rPr>
-              <w:t xml:space="preserve">The </w:t>
-            </w:r>
-            <w:proofErr w:type="gramStart"/>
-            <w:r>
-              <w:rPr>
-                <w:rFonts w:cs="Arial"/>
-              </w:rPr>
-              <w:t>type</w:t>
-            </w:r>
-            <w:proofErr w:type="gramEnd"/>
-            <w:r>
-              <w:rPr>
-                <w:rFonts w:cs="Arial"/>
-              </w:rPr>
-              <w:t xml:space="preserve"> attribute is used when the derived format requires that explicit measure be used. In this case, the derived type based on the measure will fix this value to be the identification of the </w:t>
+              <w:t xml:space="preserve">The type attribute is used when the derived format requires that explicit measure be used. In this case, the derived type based on the measure will fix this value to be the identification of the </w:t>
             </w:r>
             <w:r>
               <w:rPr>
@@ -10720,21 +10606,7 @@
               <w:rPr>
                 <w:rFonts w:cs="Arial"/>
               </w:rPr>
-              <w:t xml:space="preserve">The TIME_PERIOD attribute is an explicit attribute for the time dimension. This is declared in the base schema since it has a fixed identifier and representation. The derived series type will either require or prohibit this attribute, depending on whether time is the observation dimension. If the time dimension specifies a more specific representation of time the derived type will restrict the </w:t>
-            </w:r>
-            <w:proofErr w:type="gramStart"/>
-            <w:r>
-              <w:rPr>
-                <w:rFonts w:cs="Arial"/>
-              </w:rPr>
-              <w:t>type</w:t>
-            </w:r>
-            <w:proofErr w:type="gramEnd"/>
-            <w:r>
-              <w:rPr>
-                <w:rFonts w:cs="Arial"/>
-              </w:rPr>
-              <w:t xml:space="preserve"> definition to the appropriate type. </w:t>
+              <w:t xml:space="preserve">The TIME_PERIOD attribute is an explicit attribute for the time dimension. This is declared in the base schema since it has a fixed identifier and representation. The derived series type will either require or prohibit this attribute, depending on whether time is the observation dimension. If the time dimension specifies a more specific representation of time the derived type will restrict the type definition to the appropriate type. </w:t>
             </w:r>
           </w:p>
         </w:tc>
@@ -11189,7 +11061,6 @@
         <w:t xml:space="preserve"> is the abstract type which defines a structure which is used to group a collection of data or metadata attributes which have a key in common. The key for </w:t>
       </w:r>
       <w:proofErr w:type="spellStart"/>
-      <w:proofErr w:type="gramStart"/>
       <w:r>
         <w:rPr>
           <w:sz w:val="20"/>
@@ -11198,7 +11069,6 @@
         <w:t>a</w:t>
       </w:r>
       <w:proofErr w:type="spellEnd"/>
-      <w:proofErr w:type="gramEnd"/>
       <w:r>
         <w:rPr>
           <w:sz w:val="20"/>
@@ -11430,19 +11300,11 @@
           <w:rFonts w:cs="Arial"/>
         </w:rPr>
       </w:pPr>
-      <w:proofErr w:type="gramStart"/>
       <w:r>
         <w:rPr>
           <w:rStyle w:val="code1"/>
         </w:rPr>
-        <w:t>Annotations?,</w:t>
-      </w:r>
-      <w:proofErr w:type="gramEnd"/>
-      <w:r>
-        <w:rPr>
-          <w:rStyle w:val="code1"/>
-        </w:rPr>
-        <w:t xml:space="preserve"> Comp*</w:t>
+        <w:t>Annotations?, Comp*</w:t>
       </w:r>
     </w:p>
     <w:p>
@@ -11688,21 +11550,7 @@
               <w:rPr>
                 <w:rFonts w:cs="Arial"/>
               </w:rPr>
-              <w:t xml:space="preserve"> attribute for the time dimension. This is declared in the base schema since it has a fixed identifier and representation. The derived series type will either require or prohibit this attribute, depending on whether time is the observation dimension. If the time dimension specifies a more specific representation of time the derived type will restrict the </w:t>
-            </w:r>
-            <w:proofErr w:type="gramStart"/>
-            <w:r>
-              <w:rPr>
-                <w:rFonts w:cs="Arial"/>
-              </w:rPr>
-              <w:t>type</w:t>
-            </w:r>
-            <w:proofErr w:type="gramEnd"/>
-            <w:r>
-              <w:rPr>
-                <w:rFonts w:cs="Arial"/>
-              </w:rPr>
-              <w:t xml:space="preserve"> definition to the appropriate type. </w:t>
+              <w:t xml:space="preserve"> attribute for the time dimension. This is declared in the base schema since it has a fixed identifier and representation. The derived series type will either require or prohibit this attribute, depending on whether time is the observation dimension. If the time dimension specifies a more specific representation of time the derived type will restrict the type definition to the appropriate type. </w:t>
             </w:r>
           </w:p>
         </w:tc>
@@ -13203,42 +13051,42 @@
         <w:rPr>
           <w:rStyle w:val="code1"/>
         </w:rPr>
-        <w:t xml:space="preserve">id, </w:t>
-      </w:r>
-      <w:proofErr w:type="gramStart"/>
+        <w:t xml:space="preserve">id, urn?, </w:t>
+      </w:r>
+      <w:proofErr w:type="spellStart"/>
       <w:r>
         <w:rPr>
           <w:rStyle w:val="code1"/>
         </w:rPr>
-        <w:t>urn?,</w:t>
-      </w:r>
-      <w:proofErr w:type="gramEnd"/>
+        <w:t>uri</w:t>
+      </w:r>
+      <w:proofErr w:type="spellEnd"/>
       <w:r>
         <w:rPr>
           <w:rStyle w:val="code1"/>
         </w:rPr>
-        <w:t xml:space="preserve"> </w:t>
+        <w:t xml:space="preserve">?, version?, </w:t>
       </w:r>
       <w:proofErr w:type="spellStart"/>
       <w:r>
         <w:rPr>
           <w:rStyle w:val="code1"/>
         </w:rPr>
-        <w:t>uri</w:t>
+        <w:t>validFrom</w:t>
       </w:r>
       <w:proofErr w:type="spellEnd"/>
       <w:r>
         <w:rPr>
           <w:rStyle w:val="code1"/>
         </w:rPr>
-        <w:t xml:space="preserve">?, version?, </w:t>
+        <w:t xml:space="preserve">?, </w:t>
       </w:r>
       <w:proofErr w:type="spellStart"/>
       <w:r>
         <w:rPr>
           <w:rStyle w:val="code1"/>
         </w:rPr>
-        <w:t>validFrom</w:t>
+        <w:t>validTo</w:t>
       </w:r>
       <w:proofErr w:type="spellEnd"/>
       <w:r>
@@ -13252,23 +13100,29 @@
         <w:rPr>
           <w:rStyle w:val="code1"/>
         </w:rPr>
-        <w:t>validTo</w:t>
+        <w:t>agencyID</w:t>
       </w:r>
       <w:proofErr w:type="spellEnd"/>
       <w:r>
         <w:rPr>
           <w:rStyle w:val="code1"/>
         </w:rPr>
-        <w:t xml:space="preserve">?, </w:t>
+        <w:t xml:space="preserve">, </w:t>
       </w:r>
       <w:proofErr w:type="spellStart"/>
       <w:r>
         <w:rPr>
           <w:rStyle w:val="code1"/>
         </w:rPr>
-        <w:t>agencyID</w:t>
+        <w:t>isPartialLanguage</w:t>
       </w:r>
       <w:proofErr w:type="spellEnd"/>
+      <w:r>
+        <w:rPr>
+          <w:rStyle w:val="code1"/>
+        </w:rPr>
+        <w:t>?</w:t>
+      </w:r>
       <w:r>
         <w:rPr>
           <w:rStyle w:val="code1"/>
@@ -13324,12 +13178,12 @@
         <w:rPr>
           <w:sz w:val="20"/>
           <w:szCs w:val="20"/>
-          <w:lang w:val="en-GB"/>
-        </w:rPr>
-      </w:pPr>
-      <w:r>
-        <w:rPr>
-          <w:lang w:val="en-GB"/>
+          <w:lang w:val="fr-FR"/>
+        </w:rPr>
+      </w:pPr>
+      <w:r>
+        <w:rPr>
+          <w:lang w:val="fr-FR"/>
         </w:rPr>
         <w:t xml:space="preserve">Content: </w:t>
       </w:r>
@@ -13338,21 +13192,15 @@
       <w:pPr>
         <w:rPr>
           <w:rFonts w:cs="Arial"/>
-        </w:rPr>
-      </w:pPr>
-      <w:proofErr w:type="gramStart"/>
+          <w:lang w:val="fr-FR"/>
+        </w:rPr>
+      </w:pPr>
       <w:r>
         <w:rPr>
           <w:rStyle w:val="code1"/>
-        </w:rPr>
-        <w:t>Annotations?,</w:t>
-      </w:r>
-      <w:proofErr w:type="gramEnd"/>
-      <w:r>
-        <w:rPr>
-          <w:rStyle w:val="code1"/>
-        </w:rPr>
-        <w:t xml:space="preserve"> Link*, Name+, Description*</w:t>
+          <w:lang w:val="fr-FR"/>
+        </w:rPr>
+        <w:t>Annotations?, Link*, Name+, Description*</w:t>
       </w:r>
     </w:p>
     <w:p>
@@ -13361,15 +13209,23 @@
         <w:rPr>
           <w:sz w:val="20"/>
           <w:szCs w:val="20"/>
-          <w:lang w:val="en-GB"/>
-        </w:rPr>
-      </w:pPr>
-      <w:r>
-        <w:rPr>
-          <w:lang w:val="en-GB"/>
+          <w:lang w:val="fr-FR"/>
+        </w:rPr>
+      </w:pPr>
+      <w:proofErr w:type="spellStart"/>
+      <w:r>
+        <w:rPr>
+          <w:lang w:val="fr-FR"/>
         </w:rPr>
         <w:lastRenderedPageBreak/>
-        <w:t xml:space="preserve">Attribute Documentation: </w:t>
+        <w:t>Attribute</w:t>
+      </w:r>
+      <w:proofErr w:type="spellEnd"/>
+      <w:r>
+        <w:rPr>
+          <w:lang w:val="fr-FR"/>
+        </w:rPr>
+        <w:t xml:space="preserve"> Documentation: </w:t>
       </w:r>
     </w:p>
     <w:tbl>
@@ -13707,7 +13563,6 @@
               </w:rPr>
             </w:pPr>
             <w:proofErr w:type="spellStart"/>
-            <w:proofErr w:type="gramStart"/>
             <w:r>
               <w:rPr>
                 <w:rFonts w:cs="Arial"/>
@@ -13715,7 +13570,6 @@
               <w:t>xs:anyURI</w:t>
             </w:r>
             <w:proofErr w:type="spellEnd"/>
-            <w:proofErr w:type="gramEnd"/>
           </w:p>
         </w:tc>
         <w:tc>
@@ -13852,7 +13706,6 @@
               <w:t xml:space="preserve">This version attribute holds a version number (see </w:t>
             </w:r>
             <w:proofErr w:type="spellStart"/>
-            <w:proofErr w:type="gramStart"/>
             <w:r>
               <w:rPr>
                 <w:rFonts w:cs="Arial"/>
@@ -13860,26 +13713,11 @@
               <w:t>common:VersionType</w:t>
             </w:r>
             <w:proofErr w:type="spellEnd"/>
-            <w:proofErr w:type="gramEnd"/>
-            <w:r>
-              <w:rPr>
-                <w:rFonts w:cs="Arial"/>
-              </w:rPr>
-              <w:t xml:space="preserve"> definition for details). If not supplied, artefact </w:t>
-            </w:r>
-            <w:proofErr w:type="gramStart"/>
-            <w:r>
-              <w:rPr>
-                <w:rFonts w:cs="Arial"/>
-              </w:rPr>
-              <w:t>is considered to be</w:t>
-            </w:r>
-            <w:proofErr w:type="gramEnd"/>
-            <w:r>
-              <w:rPr>
-                <w:rFonts w:cs="Arial"/>
-              </w:rPr>
-              <w:t xml:space="preserve"> un-versioned. </w:t>
+            <w:r>
+              <w:rPr>
+                <w:rFonts w:cs="Arial"/>
+              </w:rPr>
+              <w:t xml:space="preserve"> definition for details). If not supplied, artefact is considered to be un-versioned. </w:t>
             </w:r>
           </w:p>
         </w:tc>
@@ -13933,7 +13771,6 @@
               </w:rPr>
             </w:pPr>
             <w:proofErr w:type="spellStart"/>
-            <w:proofErr w:type="gramStart"/>
             <w:r>
               <w:rPr>
                 <w:rFonts w:cs="Arial"/>
@@ -13941,7 +13778,6 @@
               <w:t>xs:dateTime</w:t>
             </w:r>
             <w:proofErr w:type="spellEnd"/>
-            <w:proofErr w:type="gramEnd"/>
           </w:p>
         </w:tc>
         <w:tc>
@@ -14033,7 +13869,6 @@
               </w:rPr>
             </w:pPr>
             <w:proofErr w:type="spellStart"/>
-            <w:proofErr w:type="gramStart"/>
             <w:r>
               <w:rPr>
                 <w:rFonts w:cs="Arial"/>
@@ -14041,7 +13876,6 @@
               <w:t>xs:dateTime</w:t>
             </w:r>
             <w:proofErr w:type="spellEnd"/>
-            <w:proofErr w:type="gramEnd"/>
           </w:p>
         </w:tc>
         <w:tc>
@@ -14237,7 +14071,6 @@
               </w:rPr>
             </w:pPr>
             <w:proofErr w:type="spellStart"/>
-            <w:proofErr w:type="gramStart"/>
             <w:r>
               <w:rPr>
                 <w:rFonts w:cs="Arial"/>
@@ -14245,7 +14078,6 @@
               <w:t>xs:boolean</w:t>
             </w:r>
             <w:proofErr w:type="spellEnd"/>
-            <w:proofErr w:type="gramEnd"/>
           </w:p>
         </w:tc>
         <w:tc>
@@ -14443,7 +14275,6 @@
               </w:rPr>
             </w:pPr>
             <w:proofErr w:type="spellStart"/>
-            <w:proofErr w:type="gramStart"/>
             <w:r>
               <w:rPr>
                 <w:rFonts w:cs="Arial"/>
@@ -14451,7 +14282,6 @@
               <w:t>xs:anyURI</w:t>
             </w:r>
             <w:proofErr w:type="spellEnd"/>
-            <w:proofErr w:type="gramEnd"/>
           </w:p>
         </w:tc>
         <w:tc>
@@ -14543,7 +14373,6 @@
               </w:rPr>
             </w:pPr>
             <w:proofErr w:type="spellStart"/>
-            <w:proofErr w:type="gramStart"/>
             <w:r>
               <w:rPr>
                 <w:rFonts w:cs="Arial"/>
@@ -14551,7 +14380,6 @@
               <w:t>xs:anyURI</w:t>
             </w:r>
             <w:proofErr w:type="spellEnd"/>
-            <w:proofErr w:type="gramEnd"/>
           </w:p>
         </w:tc>
         <w:tc>
@@ -14590,6 +14418,149 @@
                 <w:rFonts w:cs="Arial"/>
               </w:rPr>
               <w:t xml:space="preserve"> attribute indicates the URL of a SDMX-ML structure message (in the same version as the source document) in which the externally referenced object is contained. Note that this may be a URL of an SDMX RESTful web service which will return the referenced object. </w:t>
+            </w:r>
+          </w:p>
+        </w:tc>
+      </w:tr>
+      <w:tr>
+        <w:trPr>
+          <w:tblCellSpacing w:w="0" w:type="dxa"/>
+        </w:trPr>
+        <w:tc>
+          <w:tcPr>
+            <w:tcW w:w="0" w:type="auto"/>
+            <w:tcBorders>
+              <w:top w:val="outset" w:sz="6" w:space="0" w:color="auto"/>
+              <w:left w:val="outset" w:sz="6" w:space="0" w:color="auto"/>
+              <w:bottom w:val="outset" w:sz="6" w:space="0" w:color="auto"/>
+              <w:right w:val="outset" w:sz="6" w:space="0" w:color="auto"/>
+            </w:tcBorders>
+          </w:tcPr>
+          <w:p>
+            <w:pPr>
+              <w:rPr>
+                <w:rFonts w:cs="Arial"/>
+              </w:rPr>
+            </w:pPr>
+            <w:proofErr w:type="spellStart"/>
+            <w:r>
+              <w:rPr>
+                <w:rFonts w:cs="Arial"/>
+              </w:rPr>
+              <w:t>isPartialLanguage</w:t>
+            </w:r>
+            <w:proofErr w:type="spellEnd"/>
+            <w:r>
+              <w:rPr>
+                <w:rFonts w:cs="Arial"/>
+              </w:rPr>
+              <w:t xml:space="preserve"> </w:t>
+            </w:r>
+            <w:r>
+              <w:rPr>
+                <w:rFonts w:cs="Arial"/>
+              </w:rPr>
+              <w:t>(default: false)</w:t>
+            </w:r>
+          </w:p>
+        </w:tc>
+        <w:tc>
+          <w:tcPr>
+            <w:tcW w:w="0" w:type="auto"/>
+            <w:tcBorders>
+              <w:top w:val="outset" w:sz="6" w:space="0" w:color="auto"/>
+              <w:left w:val="outset" w:sz="6" w:space="0" w:color="auto"/>
+              <w:bottom w:val="outset" w:sz="6" w:space="0" w:color="auto"/>
+              <w:right w:val="outset" w:sz="6" w:space="0" w:color="auto"/>
+            </w:tcBorders>
+          </w:tcPr>
+          <w:p>
+            <w:pPr>
+              <w:rPr>
+                <w:rFonts w:cs="Arial"/>
+              </w:rPr>
+            </w:pPr>
+            <w:proofErr w:type="spellStart"/>
+            <w:r>
+              <w:rPr>
+                <w:rFonts w:cs="Arial"/>
+              </w:rPr>
+              <w:t>xs:boolean</w:t>
+            </w:r>
+            <w:proofErr w:type="spellEnd"/>
+          </w:p>
+        </w:tc>
+        <w:tc>
+          <w:tcPr>
+            <w:tcW w:w="0" w:type="auto"/>
+            <w:tcBorders>
+              <w:top w:val="outset" w:sz="6" w:space="0" w:color="auto"/>
+              <w:left w:val="outset" w:sz="6" w:space="0" w:color="auto"/>
+              <w:bottom w:val="outset" w:sz="6" w:space="0" w:color="auto"/>
+              <w:right w:val="outset" w:sz="6" w:space="0" w:color="auto"/>
+            </w:tcBorders>
+          </w:tcPr>
+          <w:p>
+            <w:pPr>
+              <w:rPr>
+                <w:rFonts w:cs="Arial"/>
+              </w:rPr>
+            </w:pPr>
+            <w:r>
+              <w:rPr>
+                <w:rFonts w:cs="Arial"/>
+              </w:rPr>
+              <w:t xml:space="preserve">The </w:t>
+            </w:r>
+            <w:proofErr w:type="spellStart"/>
+            <w:r>
+              <w:rPr>
+                <w:rFonts w:cs="Arial"/>
+              </w:rPr>
+              <w:t>isPartialLanguage</w:t>
+            </w:r>
+            <w:proofErr w:type="spellEnd"/>
+            <w:r>
+              <w:rPr>
+                <w:rFonts w:cs="Arial"/>
+              </w:rPr>
+              <w:t xml:space="preserve"> attribute, if true, indicates that the object doesn't contain the complete set of all available languages, e.g., when obtained as a re</w:t>
+            </w:r>
+            <w:r>
+              <w:rPr>
+                <w:rFonts w:cs="Arial"/>
+              </w:rPr>
+              <w:t>s</w:t>
+            </w:r>
+            <w:r>
+              <w:rPr>
+                <w:rFonts w:cs="Arial"/>
+              </w:rPr>
+              <w:t xml:space="preserve">ponse to a GET query that requested specific languages through the HTTP header </w:t>
+            </w:r>
+            <w:r>
+              <w:rPr>
+                <w:rFonts w:cs="Arial"/>
+              </w:rPr>
+              <w:t>‘</w:t>
+            </w:r>
+            <w:r>
+              <w:rPr>
+                <w:rFonts w:cs="Arial"/>
+              </w:rPr>
+              <w:t>Accept-Language</w:t>
+            </w:r>
+            <w:r>
+              <w:rPr>
+                <w:rFonts w:cs="Arial"/>
+              </w:rPr>
+              <w:t>’</w:t>
+            </w:r>
+            <w:r>
+              <w:rPr>
+                <w:rFonts w:cs="Arial"/>
+              </w:rPr>
+              <w:t>.</w:t>
             </w:r>
           </w:p>
         </w:tc>
@@ -15018,6 +14989,7 @@
               <w:rPr>
                 <w:rFonts w:cs="Arial"/>
               </w:rPr>
+              <w:lastRenderedPageBreak/>
               <w:t>Description</w:t>
             </w:r>
           </w:p>
@@ -15165,7 +15137,6 @@
         <w:rPr>
           <w:lang w:val="en-GB"/>
         </w:rPr>
-        <w:lastRenderedPageBreak/>
         <w:t xml:space="preserve">Derivation: </w:t>
       </w:r>
     </w:p>
@@ -15917,42 +15888,42 @@
         <w:rPr>
           <w:rStyle w:val="code1"/>
         </w:rPr>
-        <w:t xml:space="preserve">id, </w:t>
-      </w:r>
-      <w:proofErr w:type="gramStart"/>
+        <w:t xml:space="preserve">id, urn?, </w:t>
+      </w:r>
+      <w:proofErr w:type="spellStart"/>
       <w:r>
         <w:rPr>
           <w:rStyle w:val="code1"/>
         </w:rPr>
-        <w:t>urn?,</w:t>
-      </w:r>
-      <w:proofErr w:type="gramEnd"/>
+        <w:t>uri</w:t>
+      </w:r>
+      <w:proofErr w:type="spellEnd"/>
       <w:r>
         <w:rPr>
           <w:rStyle w:val="code1"/>
         </w:rPr>
-        <w:t xml:space="preserve"> </w:t>
+        <w:t xml:space="preserve">?, version?, </w:t>
       </w:r>
       <w:proofErr w:type="spellStart"/>
       <w:r>
         <w:rPr>
           <w:rStyle w:val="code1"/>
         </w:rPr>
-        <w:t>uri</w:t>
+        <w:t>validFrom</w:t>
       </w:r>
       <w:proofErr w:type="spellEnd"/>
       <w:r>
         <w:rPr>
           <w:rStyle w:val="code1"/>
         </w:rPr>
-        <w:t xml:space="preserve">?, version?, </w:t>
+        <w:t xml:space="preserve">?, </w:t>
       </w:r>
       <w:proofErr w:type="spellStart"/>
       <w:r>
         <w:rPr>
           <w:rStyle w:val="code1"/>
         </w:rPr>
-        <w:t>validFrom</w:t>
+        <w:t>validTo</w:t>
       </w:r>
       <w:proofErr w:type="spellEnd"/>
       <w:r>
@@ -15966,23 +15937,29 @@
         <w:rPr>
           <w:rStyle w:val="code1"/>
         </w:rPr>
-        <w:t>validTo</w:t>
+        <w:t>agencyID</w:t>
       </w:r>
       <w:proofErr w:type="spellEnd"/>
       <w:r>
         <w:rPr>
           <w:rStyle w:val="code1"/>
         </w:rPr>
-        <w:t xml:space="preserve">?, </w:t>
+        <w:t xml:space="preserve">, </w:t>
       </w:r>
       <w:proofErr w:type="spellStart"/>
       <w:r>
         <w:rPr>
           <w:rStyle w:val="code1"/>
         </w:rPr>
-        <w:t>agencyID</w:t>
+        <w:t>isPartialLanguage</w:t>
       </w:r>
       <w:proofErr w:type="spellEnd"/>
+      <w:r>
+        <w:rPr>
+          <w:rStyle w:val="code1"/>
+        </w:rPr>
+        <w:t>?</w:t>
+      </w:r>
       <w:r>
         <w:rPr>
           <w:rStyle w:val="code1"/>
@@ -16110,19 +16087,11 @@
           <w:rFonts w:cs="Arial"/>
         </w:rPr>
       </w:pPr>
-      <w:proofErr w:type="gramStart"/>
       <w:r>
         <w:rPr>
           <w:rStyle w:val="code1"/>
         </w:rPr>
-        <w:t>Annotations?,</w:t>
-      </w:r>
-      <w:proofErr w:type="gramEnd"/>
-      <w:r>
-        <w:rPr>
-          <w:rStyle w:val="code1"/>
-        </w:rPr>
-        <w:t xml:space="preserve"> Link*, Name+, Description*, ( (</w:t>
+        <w:t>Annotations?, Link*, Name+, Description*, ( (</w:t>
       </w:r>
       <w:proofErr w:type="spellStart"/>
       <w:r>
@@ -16504,7 +16473,6 @@
               </w:rPr>
             </w:pPr>
             <w:proofErr w:type="spellStart"/>
-            <w:proofErr w:type="gramStart"/>
             <w:r>
               <w:rPr>
                 <w:rFonts w:cs="Arial"/>
@@ -16512,7 +16480,6 @@
               <w:t>xs:anyURI</w:t>
             </w:r>
             <w:proofErr w:type="spellEnd"/>
-            <w:proofErr w:type="gramEnd"/>
           </w:p>
         </w:tc>
         <w:tc>
@@ -16550,7 +16517,14 @@
               <w:rPr>
                 <w:rFonts w:cs="Arial"/>
               </w:rPr>
-              <w:t xml:space="preserve"> attribute holds a URI that contains a link to a resource with additional information about the object, such as a web page. This </w:t>
+              <w:t xml:space="preserve"> attribute holds a URI that contains a link to a resource with additional </w:t>
+            </w:r>
+            <w:r>
+              <w:rPr>
+                <w:rFonts w:cs="Arial"/>
+              </w:rPr>
+              <w:lastRenderedPageBreak/>
+              <w:t xml:space="preserve">information about the object, such as a web page. This </w:t>
             </w:r>
             <w:proofErr w:type="spellStart"/>
             <w:r>
@@ -16594,6 +16568,7 @@
               <w:rPr>
                 <w:rFonts w:cs="Arial"/>
               </w:rPr>
+              <w:lastRenderedPageBreak/>
               <w:t>version</w:t>
             </w:r>
           </w:p>
@@ -16649,7 +16624,6 @@
               <w:t xml:space="preserve">This version attribute holds a version number (see </w:t>
             </w:r>
             <w:proofErr w:type="spellStart"/>
-            <w:proofErr w:type="gramStart"/>
             <w:r>
               <w:rPr>
                 <w:rFonts w:cs="Arial"/>
@@ -16657,26 +16631,11 @@
               <w:t>common:VersionType</w:t>
             </w:r>
             <w:proofErr w:type="spellEnd"/>
-            <w:proofErr w:type="gramEnd"/>
-            <w:r>
-              <w:rPr>
-                <w:rFonts w:cs="Arial"/>
-              </w:rPr>
-              <w:t xml:space="preserve"> definition for details). If not supplied, artefact </w:t>
-            </w:r>
-            <w:proofErr w:type="gramStart"/>
-            <w:r>
-              <w:rPr>
-                <w:rFonts w:cs="Arial"/>
-              </w:rPr>
-              <w:t>is considered to be</w:t>
-            </w:r>
-            <w:proofErr w:type="gramEnd"/>
-            <w:r>
-              <w:rPr>
-                <w:rFonts w:cs="Arial"/>
-              </w:rPr>
-              <w:t xml:space="preserve"> un-versioned. </w:t>
+            <w:r>
+              <w:rPr>
+                <w:rFonts w:cs="Arial"/>
+              </w:rPr>
+              <w:t xml:space="preserve"> definition for details). If not supplied, artefact is considered to be un-versioned. </w:t>
             </w:r>
           </w:p>
         </w:tc>
@@ -16730,7 +16689,6 @@
               </w:rPr>
             </w:pPr>
             <w:proofErr w:type="spellStart"/>
-            <w:proofErr w:type="gramStart"/>
             <w:r>
               <w:rPr>
                 <w:rFonts w:cs="Arial"/>
@@ -16738,7 +16696,6 @@
               <w:t>xs:dateTime</w:t>
             </w:r>
             <w:proofErr w:type="spellEnd"/>
-            <w:proofErr w:type="gramEnd"/>
           </w:p>
         </w:tc>
         <w:tc>
@@ -16807,7 +16764,6 @@
               <w:rPr>
                 <w:rFonts w:cs="Arial"/>
               </w:rPr>
-              <w:lastRenderedPageBreak/>
               <w:t>validTo</w:t>
             </w:r>
             <w:proofErr w:type="spellEnd"/>
@@ -16831,7 +16787,6 @@
               </w:rPr>
             </w:pPr>
             <w:proofErr w:type="spellStart"/>
-            <w:proofErr w:type="gramStart"/>
             <w:r>
               <w:rPr>
                 <w:rFonts w:cs="Arial"/>
@@ -16839,7 +16794,6 @@
               <w:t>xs:dateTime</w:t>
             </w:r>
             <w:proofErr w:type="spellEnd"/>
-            <w:proofErr w:type="gramEnd"/>
           </w:p>
         </w:tc>
         <w:tc>
@@ -17035,7 +16989,6 @@
               </w:rPr>
             </w:pPr>
             <w:proofErr w:type="spellStart"/>
-            <w:proofErr w:type="gramStart"/>
             <w:r>
               <w:rPr>
                 <w:rFonts w:cs="Arial"/>
@@ -17043,7 +16996,6 @@
               <w:t>xs:boolean</w:t>
             </w:r>
             <w:proofErr w:type="spellEnd"/>
-            <w:proofErr w:type="gramEnd"/>
           </w:p>
         </w:tc>
         <w:tc>
@@ -17233,7 +17185,6 @@
               </w:rPr>
             </w:pPr>
             <w:proofErr w:type="spellStart"/>
-            <w:proofErr w:type="gramStart"/>
             <w:r>
               <w:rPr>
                 <w:rFonts w:cs="Arial"/>
@@ -17241,7 +17192,6 @@
               <w:t>xs:anyURI</w:t>
             </w:r>
             <w:proofErr w:type="spellEnd"/>
-            <w:proofErr w:type="gramEnd"/>
           </w:p>
         </w:tc>
         <w:tc>
@@ -17310,6 +17260,7 @@
               <w:rPr>
                 <w:rFonts w:cs="Arial"/>
               </w:rPr>
+              <w:lastRenderedPageBreak/>
               <w:t>structureURL</w:t>
             </w:r>
             <w:proofErr w:type="spellEnd"/>
@@ -17333,7 +17284,6 @@
               </w:rPr>
             </w:pPr>
             <w:proofErr w:type="spellStart"/>
-            <w:proofErr w:type="gramStart"/>
             <w:r>
               <w:rPr>
                 <w:rFonts w:cs="Arial"/>
@@ -17341,7 +17291,6 @@
               <w:t>xs:anyURI</w:t>
             </w:r>
             <w:proofErr w:type="spellEnd"/>
-            <w:proofErr w:type="gramEnd"/>
           </w:p>
         </w:tc>
         <w:tc>
@@ -17397,7 +17346,6 @@
               <w:bottom w:val="outset" w:sz="6" w:space="0" w:color="auto"/>
               <w:right w:val="outset" w:sz="6" w:space="0" w:color="auto"/>
             </w:tcBorders>
-            <w:hideMark/>
           </w:tcPr>
           <w:p>
             <w:pPr>
@@ -17410,11 +17358,128 @@
               <w:rPr>
                 <w:rFonts w:cs="Arial"/>
               </w:rPr>
-              <w:t>reportingBeginDate</w:t>
+              <w:t>isPartialLanguage</w:t>
             </w:r>
             <w:proofErr w:type="spellEnd"/>
-          </w:p>
-        </w:tc>
+            <w:r>
+              <w:rPr>
+                <w:rFonts w:cs="Arial"/>
+              </w:rPr>
+              <w:t xml:space="preserve"> </w:t>
+            </w:r>
+            <w:r>
+              <w:rPr>
+                <w:rFonts w:cs="Arial"/>
+              </w:rPr>
+              <w:t>(default: false)</w:t>
+            </w:r>
+          </w:p>
+        </w:tc>
+        <w:tc>
+          <w:tcPr>
+            <w:tcW w:w="0" w:type="auto"/>
+            <w:tcBorders>
+              <w:top w:val="outset" w:sz="6" w:space="0" w:color="auto"/>
+              <w:left w:val="outset" w:sz="6" w:space="0" w:color="auto"/>
+              <w:bottom w:val="outset" w:sz="6" w:space="0" w:color="auto"/>
+              <w:right w:val="outset" w:sz="6" w:space="0" w:color="auto"/>
+            </w:tcBorders>
+          </w:tcPr>
+          <w:p>
+            <w:pPr>
+              <w:rPr>
+                <w:rFonts w:cs="Arial"/>
+              </w:rPr>
+            </w:pPr>
+            <w:proofErr w:type="spellStart"/>
+            <w:r>
+              <w:rPr>
+                <w:rFonts w:cs="Arial"/>
+              </w:rPr>
+              <w:t>xs:boolean</w:t>
+            </w:r>
+            <w:proofErr w:type="spellEnd"/>
+          </w:p>
+        </w:tc>
+        <w:tc>
+          <w:tcPr>
+            <w:tcW w:w="0" w:type="auto"/>
+            <w:tcBorders>
+              <w:top w:val="outset" w:sz="6" w:space="0" w:color="auto"/>
+              <w:left w:val="outset" w:sz="6" w:space="0" w:color="auto"/>
+              <w:bottom w:val="outset" w:sz="6" w:space="0" w:color="auto"/>
+              <w:right w:val="outset" w:sz="6" w:space="0" w:color="auto"/>
+            </w:tcBorders>
+          </w:tcPr>
+          <w:p>
+            <w:pPr>
+              <w:rPr>
+                <w:rFonts w:cs="Arial"/>
+              </w:rPr>
+            </w:pPr>
+            <w:r>
+              <w:rPr>
+                <w:rFonts w:cs="Arial"/>
+              </w:rPr>
+              <w:t xml:space="preserve">The </w:t>
+            </w:r>
+            <w:proofErr w:type="spellStart"/>
+            <w:r>
+              <w:rPr>
+                <w:rFonts w:cs="Arial"/>
+              </w:rPr>
+              <w:t>isPartialLanguage</w:t>
+            </w:r>
+            <w:proofErr w:type="spellEnd"/>
+            <w:r>
+              <w:rPr>
+                <w:rFonts w:cs="Arial"/>
+              </w:rPr>
+              <w:t xml:space="preserve"> attribute, if true, indicates that the object doesn't contain the complete set of all available languages, e.g., when obtained as a re</w:t>
+            </w:r>
+            <w:r>
+              <w:rPr>
+                <w:rFonts w:cs="Arial"/>
+              </w:rPr>
+              <w:t>s</w:t>
+            </w:r>
+            <w:r>
+              <w:rPr>
+                <w:rFonts w:cs="Arial"/>
+              </w:rPr>
+              <w:t xml:space="preserve">ponse to a GET query that requested specific languages through the HTTP header </w:t>
+            </w:r>
+            <w:r>
+              <w:rPr>
+                <w:rFonts w:cs="Arial"/>
+              </w:rPr>
+              <w:t>‘</w:t>
+            </w:r>
+            <w:r>
+              <w:rPr>
+                <w:rFonts w:cs="Arial"/>
+              </w:rPr>
+              <w:t>Accept-Language</w:t>
+            </w:r>
+            <w:r>
+              <w:rPr>
+                <w:rFonts w:cs="Arial"/>
+              </w:rPr>
+              <w:t>’</w:t>
+            </w:r>
+            <w:r>
+              <w:rPr>
+                <w:rFonts w:cs="Arial"/>
+              </w:rPr>
+              <w:t>.</w:t>
+            </w:r>
+          </w:p>
+        </w:tc>
+      </w:tr>
+      <w:tr>
+        <w:trPr>
+          <w:tblCellSpacing w:w="0" w:type="dxa"/>
+        </w:trPr>
         <w:tc>
           <w:tcPr>
             <w:tcW w:w="0" w:type="auto"/>
@@ -17437,7 +17502,7 @@
               <w:rPr>
                 <w:rFonts w:cs="Arial"/>
               </w:rPr>
-              <w:t>BasicTimePeriodType</w:t>
+              <w:t>reportingBeginDate</w:t>
             </w:r>
             <w:proofErr w:type="spellEnd"/>
           </w:p>
@@ -17459,33 +17524,16 @@
                 <w:rFonts w:cs="Arial"/>
               </w:rPr>
             </w:pPr>
-            <w:r>
-              <w:rPr>
-                <w:rFonts w:cs="Arial"/>
-              </w:rPr>
-              <w:t xml:space="preserve">The </w:t>
-            </w:r>
             <w:proofErr w:type="spellStart"/>
             <w:r>
               <w:rPr>
                 <w:rFonts w:cs="Arial"/>
               </w:rPr>
-              <w:t>reportingBeginDate</w:t>
+              <w:t>BasicTimePeriodType</w:t>
             </w:r>
             <w:proofErr w:type="spellEnd"/>
-            <w:r>
-              <w:rPr>
-                <w:rFonts w:cs="Arial"/>
-              </w:rPr>
-              <w:t xml:space="preserve"> indicates the inclusive start time of the data reported in the data or metadata set.</w:t>
-            </w:r>
-          </w:p>
-        </w:tc>
-      </w:tr>
-      <w:tr>
-        <w:trPr>
-          <w:tblCellSpacing w:w="0" w:type="dxa"/>
-        </w:trPr>
+          </w:p>
+        </w:tc>
         <w:tc>
           <w:tcPr>
             <w:tcW w:w="0" w:type="auto"/>
@@ -17503,17 +17551,33 @@
                 <w:rFonts w:cs="Arial"/>
               </w:rPr>
             </w:pPr>
+            <w:r>
+              <w:rPr>
+                <w:rFonts w:cs="Arial"/>
+              </w:rPr>
+              <w:t xml:space="preserve">The </w:t>
+            </w:r>
             <w:proofErr w:type="spellStart"/>
             <w:r>
               <w:rPr>
                 <w:rFonts w:cs="Arial"/>
               </w:rPr>
-              <w:lastRenderedPageBreak/>
-              <w:t>reportingEndDate</w:t>
+              <w:t>reportingBeginDate</w:t>
             </w:r>
             <w:proofErr w:type="spellEnd"/>
-          </w:p>
-        </w:tc>
+            <w:r>
+              <w:rPr>
+                <w:rFonts w:cs="Arial"/>
+              </w:rPr>
+              <w:t xml:space="preserve"> indicates the inclusive start time of the data reported in the data or metadata set.</w:t>
+            </w:r>
+          </w:p>
+        </w:tc>
+      </w:tr>
+      <w:tr>
+        <w:trPr>
+          <w:tblCellSpacing w:w="0" w:type="dxa"/>
+        </w:trPr>
         <w:tc>
           <w:tcPr>
             <w:tcW w:w="0" w:type="auto"/>
@@ -17536,7 +17600,7 @@
               <w:rPr>
                 <w:rFonts w:cs="Arial"/>
               </w:rPr>
-              <w:t>BasicTimePeriodType</w:t>
+              <w:t>reportingEndDate</w:t>
             </w:r>
             <w:proofErr w:type="spellEnd"/>
           </w:p>
@@ -17558,33 +17622,16 @@
                 <w:rFonts w:cs="Arial"/>
               </w:rPr>
             </w:pPr>
-            <w:r>
-              <w:rPr>
-                <w:rFonts w:cs="Arial"/>
-              </w:rPr>
-              <w:t xml:space="preserve">The </w:t>
-            </w:r>
             <w:proofErr w:type="spellStart"/>
             <w:r>
               <w:rPr>
                 <w:rFonts w:cs="Arial"/>
               </w:rPr>
-              <w:t>reportingEndDate</w:t>
+              <w:t>BasicTimePeriodType</w:t>
             </w:r>
             <w:proofErr w:type="spellEnd"/>
-            <w:r>
-              <w:rPr>
-                <w:rFonts w:cs="Arial"/>
-              </w:rPr>
-              <w:t xml:space="preserve"> indicates the inclusive end time of the data reported in the data or metadata set.</w:t>
-            </w:r>
-          </w:p>
-        </w:tc>
-      </w:tr>
-      <w:tr>
-        <w:trPr>
-          <w:tblCellSpacing w:w="0" w:type="dxa"/>
-        </w:trPr>
+          </w:p>
+        </w:tc>
         <w:tc>
           <w:tcPr>
             <w:tcW w:w="0" w:type="auto"/>
@@ -17602,16 +17649,33 @@
                 <w:rFonts w:cs="Arial"/>
               </w:rPr>
             </w:pPr>
+            <w:r>
+              <w:rPr>
+                <w:rFonts w:cs="Arial"/>
+              </w:rPr>
+              <w:t xml:space="preserve">The </w:t>
+            </w:r>
             <w:proofErr w:type="spellStart"/>
             <w:r>
               <w:rPr>
                 <w:rFonts w:cs="Arial"/>
               </w:rPr>
-              <w:t>publicationYear</w:t>
+              <w:t>reportingEndDate</w:t>
             </w:r>
             <w:proofErr w:type="spellEnd"/>
-          </w:p>
-        </w:tc>
+            <w:r>
+              <w:rPr>
+                <w:rFonts w:cs="Arial"/>
+              </w:rPr>
+              <w:t xml:space="preserve"> indicates the inclusive end time of the data reported in the data or metadata set.</w:t>
+            </w:r>
+          </w:p>
+        </w:tc>
+      </w:tr>
+      <w:tr>
+        <w:trPr>
+          <w:tblCellSpacing w:w="0" w:type="dxa"/>
+        </w:trPr>
         <w:tc>
           <w:tcPr>
             <w:tcW w:w="0" w:type="auto"/>
@@ -17630,7 +17694,33 @@
               </w:rPr>
             </w:pPr>
             <w:proofErr w:type="spellStart"/>
-            <w:proofErr w:type="gramStart"/>
+            <w:r>
+              <w:rPr>
+                <w:rFonts w:cs="Arial"/>
+              </w:rPr>
+              <w:t>publicationYear</w:t>
+            </w:r>
+            <w:proofErr w:type="spellEnd"/>
+          </w:p>
+        </w:tc>
+        <w:tc>
+          <w:tcPr>
+            <w:tcW w:w="0" w:type="auto"/>
+            <w:tcBorders>
+              <w:top w:val="outset" w:sz="6" w:space="0" w:color="auto"/>
+              <w:left w:val="outset" w:sz="6" w:space="0" w:color="auto"/>
+              <w:bottom w:val="outset" w:sz="6" w:space="0" w:color="auto"/>
+              <w:right w:val="outset" w:sz="6" w:space="0" w:color="auto"/>
+            </w:tcBorders>
+            <w:hideMark/>
+          </w:tcPr>
+          <w:p>
+            <w:pPr>
+              <w:rPr>
+                <w:rFonts w:cs="Arial"/>
+              </w:rPr>
+            </w:pPr>
+            <w:proofErr w:type="spellStart"/>
             <w:r>
               <w:rPr>
                 <w:rFonts w:cs="Arial"/>
@@ -17638,7 +17728,6 @@
               <w:t>xs:gYear</w:t>
             </w:r>
             <w:proofErr w:type="spellEnd"/>
-            <w:proofErr w:type="gramEnd"/>
           </w:p>
         </w:tc>
         <w:tc>
@@ -18105,7 +18194,14 @@
               <w:rPr>
                 <w:rFonts w:cs="Arial"/>
               </w:rPr>
-              <w:t xml:space="preserve">Allows for the linking of other resources to identifiable objects. For example, if there is reference metadata associated with a structure, a link to the metadata report can be dynamically inserted in the structure metadata. </w:t>
+              <w:t xml:space="preserve">Allows for the linking of other resources to identifiable objects. For example, if there is reference metadata associated </w:t>
+            </w:r>
+            <w:r>
+              <w:rPr>
+                <w:rFonts w:cs="Arial"/>
+              </w:rPr>
+              <w:lastRenderedPageBreak/>
+              <w:t xml:space="preserve">with a structure, a link to the metadata report can be dynamically inserted in the structure metadata. </w:t>
             </w:r>
           </w:p>
         </w:tc>
@@ -18135,6 +18231,7 @@
               <w:rPr>
                 <w:rFonts w:cs="Arial"/>
               </w:rPr>
+              <w:lastRenderedPageBreak/>
               <w:t>Name</w:t>
             </w:r>
           </w:p>
@@ -18444,7 +18541,6 @@
               <w:rPr>
                 <w:rFonts w:cs="Arial"/>
               </w:rPr>
-              <w:lastRenderedPageBreak/>
               <w:t>Metadataflow</w:t>
             </w:r>
             <w:proofErr w:type="spellEnd"/>
@@ -18958,6 +19054,7 @@
         <w:rPr>
           <w:rStyle w:val="code1"/>
         </w:rPr>
+        <w:lastRenderedPageBreak/>
         <w:t>id</w:t>
       </w:r>
     </w:p>
@@ -18983,19 +19080,11 @@
           <w:rFonts w:cs="Arial"/>
         </w:rPr>
       </w:pPr>
-      <w:proofErr w:type="gramStart"/>
       <w:r>
         <w:rPr>
           <w:rStyle w:val="code1"/>
         </w:rPr>
-        <w:t>Annotations?,</w:t>
-      </w:r>
-      <w:proofErr w:type="gramEnd"/>
-      <w:r>
-        <w:rPr>
-          <w:rStyle w:val="code1"/>
-        </w:rPr>
-        <w:t xml:space="preserve"> (Value+ | Text+ | </w:t>
+        <w:t xml:space="preserve">Annotations?, (Value+ | Text+ | </w:t>
       </w:r>
       <w:proofErr w:type="spellStart"/>
       <w:r>
@@ -19304,7 +19393,6 @@
                 <w:b/>
                 <w:bCs/>
               </w:rPr>
-              <w:lastRenderedPageBreak/>
               <w:t>Name</w:t>
             </w:r>
           </w:p>
@@ -19515,7 +19603,6 @@
               </w:rPr>
             </w:pPr>
             <w:proofErr w:type="spellStart"/>
-            <w:proofErr w:type="gramStart"/>
             <w:r>
               <w:rPr>
                 <w:rFonts w:cs="Arial"/>
@@ -19523,7 +19610,6 @@
               <w:t>xs:anySimpleType</w:t>
             </w:r>
             <w:proofErr w:type="spellEnd"/>
-            <w:proofErr w:type="gramEnd"/>
           </w:p>
         </w:tc>
         <w:tc>
@@ -19931,21 +20017,13 @@
           <w:lang w:bidi="ml"/>
         </w:rPr>
       </w:pPr>
-      <w:proofErr w:type="gramStart"/>
       <w:r>
         <w:rPr>
           <w:rFonts w:cs="Arial"/>
           <w:lang w:bidi="ml"/>
         </w:rPr>
-        <w:t>Data  -</w:t>
-      </w:r>
-      <w:proofErr w:type="gramEnd"/>
-      <w:r>
-        <w:rPr>
-          <w:rFonts w:cs="Arial"/>
-          <w:lang w:bidi="ml"/>
-        </w:rPr>
-        <w:t xml:space="preserve"> http://www.SDMX.org/resources/SDMXML/schemas/v</w:t>
+        <w:lastRenderedPageBreak/>
+        <w:t>Data  - http://www.SDMX.org/resources/SDMXML/schemas/v</w:t>
       </w:r>
       <w:r>
         <w:rPr>
@@ -20273,7 +20351,6 @@
                 <w:lang w:bidi="ml"/>
               </w:rPr>
             </w:pPr>
-            <w:proofErr w:type="spellStart"/>
             <w:r>
               <w:rPr>
                 <w:rFonts w:cs="Arial"/>
@@ -20281,7 +20358,6 @@
               </w:rPr>
               <w:t>dsd</w:t>
             </w:r>
-            <w:proofErr w:type="spellEnd"/>
           </w:p>
         </w:tc>
       </w:tr>
@@ -20345,24 +20421,7 @@
           <w:rFonts w:cs="Arial"/>
           <w:lang w:bidi="ml"/>
         </w:rPr>
-        <w:lastRenderedPageBreak/>
-        <w:t xml:space="preserve">It is assumed that </w:t>
-      </w:r>
-      <w:proofErr w:type="gramStart"/>
-      <w:r>
-        <w:rPr>
-          <w:rFonts w:cs="Arial"/>
-          <w:lang w:bidi="ml"/>
-        </w:rPr>
-        <w:t>in order to</w:t>
-      </w:r>
-      <w:proofErr w:type="gramEnd"/>
-      <w:r>
-        <w:rPr>
-          <w:rFonts w:cs="Arial"/>
-          <w:lang w:bidi="ml"/>
-        </w:rPr>
-        <w:t xml:space="preserve"> use this guide, the reader is familiar with schema terminology. However, for convenience the following is list of the terminology used here:</w:t>
+        <w:t>It is assumed that in order to use this guide, the reader is familiar with schema terminology. However, for convenience the following is list of the terminology used here:</w:t>
       </w:r>
     </w:p>
     <w:p>
@@ -20390,7 +20449,6 @@
         <w:t xml:space="preserve"> Refers to the format specific schema in general, and in particular the root </w:t>
       </w:r>
       <w:proofErr w:type="spellStart"/>
-      <w:proofErr w:type="gramStart"/>
       <w:r>
         <w:rPr>
           <w:rFonts w:cs="Arial"/>
@@ -20399,7 +20457,6 @@
         <w:t>xs:schema</w:t>
       </w:r>
       <w:proofErr w:type="spellEnd"/>
-      <w:proofErr w:type="gramEnd"/>
       <w:r>
         <w:rPr>
           <w:rFonts w:cs="Arial"/>
@@ -20433,7 +20490,6 @@
         <w:t xml:space="preserve"> Refers to an element definition at the top level of the schema (i.e. an </w:t>
       </w:r>
       <w:proofErr w:type="spellStart"/>
-      <w:proofErr w:type="gramStart"/>
       <w:r>
         <w:rPr>
           <w:rFonts w:cs="Arial"/>
@@ -20442,7 +20498,6 @@
         <w:t>xs:element</w:t>
       </w:r>
       <w:proofErr w:type="spellEnd"/>
-      <w:proofErr w:type="gramEnd"/>
       <w:r>
         <w:rPr>
           <w:rFonts w:cs="Arial"/>
@@ -20508,7 +20563,6 @@
         <w:t xml:space="preserve"> Refers to an element definition within a complex type (i.e. an </w:t>
       </w:r>
       <w:proofErr w:type="spellStart"/>
-      <w:proofErr w:type="gramStart"/>
       <w:r>
         <w:rPr>
           <w:rFonts w:cs="Arial"/>
@@ -20517,7 +20571,6 @@
         <w:t>xs:element</w:t>
       </w:r>
       <w:proofErr w:type="spellEnd"/>
-      <w:proofErr w:type="gramEnd"/>
       <w:r>
         <w:rPr>
           <w:rFonts w:cs="Arial"/>
@@ -20651,7 +20704,6 @@
         <w:t xml:space="preserve"> Refers to an element definition within a complex type that is a reference to a global element (i.e. an </w:t>
       </w:r>
       <w:proofErr w:type="spellStart"/>
-      <w:proofErr w:type="gramStart"/>
       <w:r>
         <w:rPr>
           <w:rFonts w:cs="Arial"/>
@@ -20660,7 +20712,6 @@
         <w:t>xs:element</w:t>
       </w:r>
       <w:proofErr w:type="spellEnd"/>
-      <w:proofErr w:type="gramEnd"/>
       <w:r>
         <w:rPr>
           <w:rFonts w:cs="Arial"/>
@@ -20739,35 +20790,17 @@
           <w:rFonts w:cs="Arial"/>
           <w:lang w:bidi="ml"/>
         </w:rPr>
-        <w:t xml:space="preserve"> Refers to a complex </w:t>
-      </w:r>
-      <w:proofErr w:type="gramStart"/>
+        <w:t xml:space="preserve"> Refers to a complex type definition. In this context, all complex type definitions occur at the top level of the schema (i.e. an </w:t>
+      </w:r>
+      <w:proofErr w:type="spellStart"/>
       <w:r>
         <w:rPr>
           <w:rFonts w:cs="Arial"/>
           <w:lang w:bidi="ml"/>
         </w:rPr>
-        <w:t>type</w:t>
-      </w:r>
-      <w:proofErr w:type="gramEnd"/>
-      <w:r>
-        <w:rPr>
-          <w:rFonts w:cs="Arial"/>
-          <w:lang w:bidi="ml"/>
-        </w:rPr>
-        <w:t xml:space="preserve"> definition. In this context, all complex type definitions occur at the top level of the schema (i.e. an </w:t>
-      </w:r>
-      <w:proofErr w:type="spellStart"/>
-      <w:proofErr w:type="gramStart"/>
-      <w:r>
-        <w:rPr>
-          <w:rFonts w:cs="Arial"/>
-          <w:lang w:bidi="ml"/>
-        </w:rPr>
         <w:t>xs:complexType</w:t>
       </w:r>
       <w:proofErr w:type="spellEnd"/>
-      <w:proofErr w:type="gramEnd"/>
       <w:r>
         <w:rPr>
           <w:rFonts w:cs="Arial"/>
@@ -20830,41 +20863,39 @@
           <w:rFonts w:cs="Arial"/>
           <w:lang w:bidi="ml"/>
         </w:rPr>
-        <w:t xml:space="preserve"> Refers to a simple </w:t>
-      </w:r>
-      <w:proofErr w:type="gramStart"/>
+        <w:t xml:space="preserve"> Refers to a simple type definition. In this context, all simple type definitions occur at the top level of the schema (i.e. an </w:t>
+      </w:r>
+      <w:proofErr w:type="spellStart"/>
       <w:r>
         <w:rPr>
           <w:rFonts w:cs="Arial"/>
           <w:lang w:bidi="ml"/>
         </w:rPr>
-        <w:t>type</w:t>
-      </w:r>
-      <w:proofErr w:type="gramEnd"/>
+        <w:t>xs:simpleType</w:t>
+      </w:r>
+      <w:proofErr w:type="spellEnd"/>
       <w:r>
         <w:rPr>
           <w:rFonts w:cs="Arial"/>
           <w:lang w:bidi="ml"/>
         </w:rPr>
-        <w:t xml:space="preserve"> definition. In this context, all simple type definitions occur at the top level of the schema (i.e. an </w:t>
+        <w:t xml:space="preserve"> element in the root </w:t>
       </w:r>
       <w:proofErr w:type="spellStart"/>
-      <w:proofErr w:type="gramStart"/>
       <w:r>
         <w:rPr>
           <w:rFonts w:cs="Arial"/>
           <w:lang w:bidi="ml"/>
         </w:rPr>
-        <w:t>xs:simpleType</w:t>
+        <w:t>xs:schema</w:t>
       </w:r>
       <w:proofErr w:type="spellEnd"/>
-      <w:proofErr w:type="gramEnd"/>
       <w:r>
         <w:rPr>
           <w:rFonts w:cs="Arial"/>
           <w:lang w:bidi="ml"/>
         </w:rPr>
-        <w:t xml:space="preserve"> element in the root </w:t>
+        <w:t xml:space="preserve"> element). In this context, a simple type will always be defined via a restriction (an </w:t>
       </w:r>
       <w:proofErr w:type="spellStart"/>
       <w:r>
@@ -20872,27 +20903,9 @@
           <w:rFonts w:cs="Arial"/>
           <w:lang w:bidi="ml"/>
         </w:rPr>
-        <w:t>xs:schema</w:t>
+        <w:t>xs:restriction</w:t>
       </w:r>
       <w:proofErr w:type="spellEnd"/>
-      <w:r>
-        <w:rPr>
-          <w:rFonts w:cs="Arial"/>
-          <w:lang w:bidi="ml"/>
-        </w:rPr>
-        <w:t xml:space="preserve"> element). In this context, a simple type will always be defined via a restriction (an </w:t>
-      </w:r>
-      <w:proofErr w:type="spellStart"/>
-      <w:proofErr w:type="gramStart"/>
-      <w:r>
-        <w:rPr>
-          <w:rFonts w:cs="Arial"/>
-          <w:lang w:bidi="ml"/>
-        </w:rPr>
-        <w:t>xs:restriction</w:t>
-      </w:r>
-      <w:proofErr w:type="spellEnd"/>
-      <w:proofErr w:type="gramEnd"/>
       <w:r>
         <w:rPr>
           <w:rFonts w:cs="Arial"/>
@@ -20931,6 +20944,7 @@
           <w:b/>
           <w:lang w:bidi="ml"/>
         </w:rPr>
+        <w:lastRenderedPageBreak/>
         <w:t>Anonymous Type:</w:t>
       </w:r>
       <w:r>
@@ -20954,39 +20968,7 @@
           <w:rFonts w:cs="Arial"/>
           <w:lang w:bidi="ml"/>
         </w:rPr>
-        <w:t xml:space="preserve"> the "</w:t>
-      </w:r>
-      <w:proofErr w:type="gramStart"/>
-      <w:r>
-        <w:rPr>
-          <w:rFonts w:cs="Arial"/>
-          <w:lang w:bidi="ml"/>
-        </w:rPr>
-        <w:t>Russian-doll</w:t>
-      </w:r>
-      <w:proofErr w:type="gramEnd"/>
-      <w:r>
-        <w:rPr>
-          <w:rFonts w:cs="Arial"/>
-          <w:lang w:bidi="ml"/>
-        </w:rPr>
-        <w:t xml:space="preserve">" technique as it creates nested constructs. Anonymous types are not given names and cannot be abstract. The </w:t>
-      </w:r>
-      <w:proofErr w:type="gramStart"/>
-      <w:r>
-        <w:rPr>
-          <w:rFonts w:cs="Arial"/>
-          <w:lang w:bidi="ml"/>
-        </w:rPr>
-        <w:t>can</w:t>
-      </w:r>
-      <w:proofErr w:type="gramEnd"/>
-      <w:r>
-        <w:rPr>
-          <w:rFonts w:cs="Arial"/>
-          <w:lang w:bidi="ml"/>
-        </w:rPr>
-        <w:t xml:space="preserve"> however, be derived from other types.</w:t>
+        <w:t xml:space="preserve"> the "Russian-doll" technique as it creates nested constructs. Anonymous types are not given names and cannot be abstract. The can however, be derived from other types.</w:t>
       </w:r>
     </w:p>
     <w:p>
@@ -21013,7 +20995,6 @@
         <w:t xml:space="preserve"> A group which defines a content model for reuse. This is contained in the </w:t>
       </w:r>
       <w:proofErr w:type="spellStart"/>
-      <w:proofErr w:type="gramStart"/>
       <w:r>
         <w:rPr>
           <w:rFonts w:cs="Arial"/>
@@ -21022,7 +21003,6 @@
         <w:t>xs:group</w:t>
       </w:r>
       <w:proofErr w:type="spellEnd"/>
-      <w:proofErr w:type="gramEnd"/>
       <w:r>
         <w:rPr>
           <w:rFonts w:cs="Arial"/>
@@ -21055,7 +21035,6 @@
         <w:t xml:space="preserve"> A uniqueness constraint is defined within an element and is used to force descendent elements to be unique based on some criteria of it fields (elements or attributes). This is defined in an &lt;</w:t>
       </w:r>
       <w:proofErr w:type="spellStart"/>
-      <w:proofErr w:type="gramStart"/>
       <w:r>
         <w:rPr>
           <w:rFonts w:cs="Arial"/>
@@ -21064,7 +21043,6 @@
         <w:t>xs:unique</w:t>
       </w:r>
       <w:proofErr w:type="spellEnd"/>
-      <w:proofErr w:type="gramEnd"/>
       <w:r>
         <w:rPr>
           <w:rFonts w:cs="Arial"/>
@@ -21118,23 +21096,7 @@
           <w:rFonts w:cs="Arial"/>
           <w:lang w:bidi="ml"/>
         </w:rPr>
-        <w:t xml:space="preserve"> attribute</w:t>
-      </w:r>
-      <w:proofErr w:type="gramStart"/>
-      <w:r>
-        <w:rPr>
-          <w:rFonts w:cs="Arial"/>
-          <w:lang w:bidi="ml"/>
-        </w:rPr>
-        <w:t>)</w:t>
-      </w:r>
-      <w:proofErr w:type="gramEnd"/>
-      <w:r>
-        <w:rPr>
-          <w:rFonts w:cs="Arial"/>
-          <w:lang w:bidi="ml"/>
-        </w:rPr>
-        <w:t xml:space="preserve"> and the field specifies which property of the selected element must be unique (also with an </w:t>
+        <w:t xml:space="preserve"> attribute) and the field specifies which property of the selected element must be unique (also with an </w:t>
       </w:r>
       <w:proofErr w:type="spellStart"/>
       <w:r>
@@ -21178,7 +21140,6 @@
         <w:t xml:space="preserve"> Refers to the definition of a complex type that is an extension of another complex type. The extension will always make a reference to a base. In the schema, this is defined within the </w:t>
       </w:r>
       <w:proofErr w:type="spellStart"/>
-      <w:proofErr w:type="gramStart"/>
       <w:r>
         <w:rPr>
           <w:rFonts w:cs="Arial"/>
@@ -21187,7 +21148,6 @@
         <w:t>xs:complexType</w:t>
       </w:r>
       <w:proofErr w:type="spellEnd"/>
-      <w:proofErr w:type="gramEnd"/>
       <w:r>
         <w:rPr>
           <w:rFonts w:cs="Arial"/>
@@ -21243,7 +21203,6 @@
           <w:bCs/>
           <w:lang w:bidi="ml"/>
         </w:rPr>
-        <w:lastRenderedPageBreak/>
         <w:t>Restriction:</w:t>
       </w:r>
       <w:r>
@@ -21254,7 +21213,6 @@
         <w:t xml:space="preserve"> Refers to the definition of a simple or complex type that is a restriction of another type of the same variety. The restriction will always make a reference to a base. In the schema, this is defined with an </w:t>
       </w:r>
       <w:proofErr w:type="spellStart"/>
-      <w:proofErr w:type="gramStart"/>
       <w:r>
         <w:rPr>
           <w:rFonts w:cs="Arial"/>
@@ -21263,7 +21221,6 @@
         <w:t>xs:restriction</w:t>
       </w:r>
       <w:proofErr w:type="spellEnd"/>
-      <w:proofErr w:type="gramEnd"/>
       <w:r>
         <w:rPr>
           <w:rFonts w:cs="Arial"/>
@@ -21294,35 +21251,17 @@
           <w:rFonts w:cs="Arial"/>
           <w:lang w:bidi="ml"/>
         </w:rPr>
-        <w:t xml:space="preserve"> Refers to a sequence of elements that may be defined as the root of a complex </w:t>
-      </w:r>
-      <w:proofErr w:type="gramStart"/>
+        <w:t xml:space="preserve"> Refers to a sequence of elements that may be defined as the root of a complex type content model, or as part of the content of a choice or another sequence. This is defined as an </w:t>
+      </w:r>
+      <w:proofErr w:type="spellStart"/>
       <w:r>
         <w:rPr>
           <w:rFonts w:cs="Arial"/>
           <w:lang w:bidi="ml"/>
         </w:rPr>
-        <w:t>type</w:t>
-      </w:r>
-      <w:proofErr w:type="gramEnd"/>
-      <w:r>
-        <w:rPr>
-          <w:rFonts w:cs="Arial"/>
-          <w:lang w:bidi="ml"/>
-        </w:rPr>
-        <w:t xml:space="preserve"> content model, or as part of the content of a choice or another sequence. This is defined as an </w:t>
-      </w:r>
-      <w:proofErr w:type="spellStart"/>
-      <w:proofErr w:type="gramStart"/>
-      <w:r>
-        <w:rPr>
-          <w:rFonts w:cs="Arial"/>
-          <w:lang w:bidi="ml"/>
-        </w:rPr>
         <w:t>xs:sequence</w:t>
       </w:r>
       <w:proofErr w:type="spellEnd"/>
-      <w:proofErr w:type="gramEnd"/>
       <w:r>
         <w:rPr>
           <w:rFonts w:cs="Arial"/>
@@ -21369,35 +21308,17 @@
           <w:rFonts w:cs="Arial"/>
           <w:lang w:bidi="ml"/>
         </w:rPr>
-        <w:t xml:space="preserve"> Refers to a choice of elements that may be defined as the root of a complex </w:t>
-      </w:r>
-      <w:proofErr w:type="gramStart"/>
+        <w:t xml:space="preserve"> Refers to a choice of elements that may be defined as the root of a complex type content model, or as part of the content of a sequence or another choice. This is defined as an </w:t>
+      </w:r>
+      <w:proofErr w:type="spellStart"/>
       <w:r>
         <w:rPr>
           <w:rFonts w:cs="Arial"/>
           <w:lang w:bidi="ml"/>
         </w:rPr>
-        <w:t>type</w:t>
-      </w:r>
-      <w:proofErr w:type="gramEnd"/>
-      <w:r>
-        <w:rPr>
-          <w:rFonts w:cs="Arial"/>
-          <w:lang w:bidi="ml"/>
-        </w:rPr>
-        <w:t xml:space="preserve"> content model, or as part of the content of a sequence or another choice. This is defined as an </w:t>
-      </w:r>
-      <w:proofErr w:type="spellStart"/>
-      <w:proofErr w:type="gramStart"/>
-      <w:r>
-        <w:rPr>
-          <w:rFonts w:cs="Arial"/>
-          <w:lang w:bidi="ml"/>
-        </w:rPr>
         <w:t>xs:choice</w:t>
       </w:r>
       <w:proofErr w:type="spellEnd"/>
-      <w:proofErr w:type="gramEnd"/>
       <w:r>
         <w:rPr>
           <w:rFonts w:cs="Arial"/>
@@ -21444,35 +21365,33 @@
           <w:rFonts w:cs="Arial"/>
           <w:lang w:bidi="ml"/>
         </w:rPr>
-        <w:t xml:space="preserve"> Refers to a single detail of a simple </w:t>
-      </w:r>
-      <w:proofErr w:type="gramStart"/>
+        <w:t xml:space="preserve"> Refers to a single detail of a simple type restriction. This is represented by elements such as </w:t>
+      </w:r>
+      <w:proofErr w:type="spellStart"/>
       <w:r>
         <w:rPr>
           <w:rFonts w:cs="Arial"/>
           <w:lang w:bidi="ml"/>
         </w:rPr>
-        <w:t>type</w:t>
-      </w:r>
-      <w:proofErr w:type="gramEnd"/>
+        <w:t>xs:minInclusive</w:t>
+      </w:r>
+      <w:proofErr w:type="spellEnd"/>
       <w:r>
         <w:rPr>
           <w:rFonts w:cs="Arial"/>
           <w:lang w:bidi="ml"/>
         </w:rPr>
-        <w:t xml:space="preserve"> restriction. This is represented by elements such as </w:t>
+        <w:t xml:space="preserve">, </w:t>
       </w:r>
       <w:proofErr w:type="spellStart"/>
-      <w:proofErr w:type="gramStart"/>
       <w:r>
         <w:rPr>
           <w:rFonts w:cs="Arial"/>
           <w:lang w:bidi="ml"/>
         </w:rPr>
-        <w:t>xs:minInclusive</w:t>
+        <w:t>xs:totalDigits</w:t>
       </w:r>
       <w:proofErr w:type="spellEnd"/>
-      <w:proofErr w:type="gramEnd"/>
       <w:r>
         <w:rPr>
           <w:rFonts w:cs="Arial"/>
@@ -21486,7 +21405,7 @@
           <w:rFonts w:cs="Arial"/>
           <w:lang w:bidi="ml"/>
         </w:rPr>
-        <w:t>xs:totalDigits</w:t>
+        <w:t>xs:minLength</w:t>
       </w:r>
       <w:proofErr w:type="spellEnd"/>
       <w:r>
@@ -21494,7 +21413,7 @@
           <w:rFonts w:cs="Arial"/>
           <w:lang w:bidi="ml"/>
         </w:rPr>
-        <w:t xml:space="preserve">, </w:t>
+        <w:t xml:space="preserve">, and is contained in the </w:t>
       </w:r>
       <w:proofErr w:type="spellStart"/>
       <w:r>
@@ -21502,7 +21421,7 @@
           <w:rFonts w:cs="Arial"/>
           <w:lang w:bidi="ml"/>
         </w:rPr>
-        <w:t>xs:minLength</w:t>
+        <w:t>xs:restriction</w:t>
       </w:r>
       <w:proofErr w:type="spellEnd"/>
       <w:r>
@@ -21510,39 +21429,7 @@
           <w:rFonts w:cs="Arial"/>
           <w:lang w:bidi="ml"/>
         </w:rPr>
-        <w:t xml:space="preserve">, and is contained in the </w:t>
-      </w:r>
-      <w:proofErr w:type="spellStart"/>
-      <w:r>
-        <w:rPr>
-          <w:rFonts w:cs="Arial"/>
-          <w:lang w:bidi="ml"/>
-        </w:rPr>
-        <w:t>xs:restriction</w:t>
-      </w:r>
-      <w:proofErr w:type="spellEnd"/>
-      <w:r>
-        <w:rPr>
-          <w:rFonts w:cs="Arial"/>
-          <w:lang w:bidi="ml"/>
-        </w:rPr>
-        <w:t xml:space="preserve"> element of a simple type definition. The value of the facet is contained in a value attribute of the </w:t>
-      </w:r>
-      <w:proofErr w:type="gramStart"/>
-      <w:r>
-        <w:rPr>
-          <w:rFonts w:cs="Arial"/>
-          <w:lang w:bidi="ml"/>
-        </w:rPr>
-        <w:t>particular element</w:t>
-      </w:r>
-      <w:proofErr w:type="gramEnd"/>
-      <w:r>
-        <w:rPr>
-          <w:rFonts w:cs="Arial"/>
-          <w:lang w:bidi="ml"/>
-        </w:rPr>
-        <w:t>.</w:t>
+        <w:t xml:space="preserve"> element of a simple type definition. The value of the facet is contained in a value attribute of the particular element.</w:t>
       </w:r>
     </w:p>
     <w:p>
@@ -21567,41 +21454,39 @@
           <w:rFonts w:cs="Arial"/>
           <w:lang w:bidi="ml"/>
         </w:rPr>
-        <w:t xml:space="preserve"> Refers to an enumerated value of a simple </w:t>
-      </w:r>
-      <w:proofErr w:type="gramStart"/>
+        <w:t xml:space="preserve"> Refers to an enumerated value of a simple type definition. It is represented by an </w:t>
+      </w:r>
+      <w:proofErr w:type="spellStart"/>
       <w:r>
         <w:rPr>
           <w:rFonts w:cs="Arial"/>
           <w:lang w:bidi="ml"/>
         </w:rPr>
-        <w:t>type</w:t>
-      </w:r>
-      <w:proofErr w:type="gramEnd"/>
+        <w:t>xs:enumeration</w:t>
+      </w:r>
+      <w:proofErr w:type="spellEnd"/>
       <w:r>
         <w:rPr>
           <w:rFonts w:cs="Arial"/>
           <w:lang w:bidi="ml"/>
         </w:rPr>
-        <w:t xml:space="preserve"> definition. It is represented by an </w:t>
+        <w:t xml:space="preserve"> element contained within an </w:t>
       </w:r>
       <w:proofErr w:type="spellStart"/>
-      <w:proofErr w:type="gramStart"/>
       <w:r>
         <w:rPr>
           <w:rFonts w:cs="Arial"/>
           <w:lang w:bidi="ml"/>
         </w:rPr>
-        <w:t>xs:enumeration</w:t>
+        <w:t>xs:restriction</w:t>
       </w:r>
       <w:proofErr w:type="spellEnd"/>
-      <w:proofErr w:type="gramEnd"/>
       <w:r>
         <w:rPr>
           <w:rFonts w:cs="Arial"/>
           <w:lang w:bidi="ml"/>
         </w:rPr>
-        <w:t xml:space="preserve"> element contained within an </w:t>
+        <w:t xml:space="preserve"> element of a simple type definition. An enumeration defines a value (in the value attribute) and documentation (in </w:t>
       </w:r>
       <w:proofErr w:type="spellStart"/>
       <w:r>
@@ -21609,27 +21494,9 @@
           <w:rFonts w:cs="Arial"/>
           <w:lang w:bidi="ml"/>
         </w:rPr>
-        <w:t>xs:restriction</w:t>
+        <w:t>xs:documentation</w:t>
       </w:r>
       <w:proofErr w:type="spellEnd"/>
-      <w:r>
-        <w:rPr>
-          <w:rFonts w:cs="Arial"/>
-          <w:lang w:bidi="ml"/>
-        </w:rPr>
-        <w:t xml:space="preserve"> element of a simple type definition. An enumeration defines a value (in the value attribute) and documentation (in </w:t>
-      </w:r>
-      <w:proofErr w:type="spellStart"/>
-      <w:proofErr w:type="gramStart"/>
-      <w:r>
-        <w:rPr>
-          <w:rFonts w:cs="Arial"/>
-          <w:lang w:bidi="ml"/>
-        </w:rPr>
-        <w:t>xs:documentation</w:t>
-      </w:r>
-      <w:proofErr w:type="spellEnd"/>
-      <w:proofErr w:type="gramEnd"/>
       <w:r>
         <w:rPr>
           <w:rFonts w:cs="Arial"/>
@@ -21679,7 +21546,6 @@
         <w:t xml:space="preserve"> Refers to the definition of an XML attribute for a complex type (i.e. and </w:t>
       </w:r>
       <w:proofErr w:type="spellStart"/>
-      <w:proofErr w:type="gramStart"/>
       <w:r>
         <w:rPr>
           <w:rFonts w:cs="Arial"/>
@@ -21688,7 +21554,6 @@
         <w:t>xs:attribute</w:t>
       </w:r>
       <w:proofErr w:type="spellEnd"/>
-      <w:proofErr w:type="gramEnd"/>
       <w:r>
         <w:rPr>
           <w:rFonts w:cs="Arial"/>
@@ -21806,10 +21671,10 @@
           <w:rFonts w:cs="Arial"/>
           <w:lang w:bidi="ml"/>
         </w:rPr>
+        <w:lastRenderedPageBreak/>
         <w:t xml:space="preserve">The format specific schemas will incorporate the core format namespace and the common namespace by importing the schemas (via the </w:t>
       </w:r>
       <w:proofErr w:type="spellStart"/>
-      <w:proofErr w:type="gramStart"/>
       <w:r>
         <w:rPr>
           <w:rFonts w:cs="Arial"/>
@@ -21818,7 +21683,6 @@
         <w:t>xs:import</w:t>
       </w:r>
       <w:proofErr w:type="spellEnd"/>
-      <w:proofErr w:type="gramEnd"/>
       <w:r>
         <w:rPr>
           <w:rFonts w:cs="Arial"/>
@@ -21838,21 +21702,12 @@
           <w:lang w:bidi="ml"/>
         </w:rPr>
       </w:pPr>
-      <w:proofErr w:type="gramStart"/>
       <w:r>
         <w:rPr>
           <w:rFonts w:cs="Arial"/>
           <w:lang w:bidi="ml"/>
         </w:rPr>
-        <w:t>For the purpose of</w:t>
-      </w:r>
-      <w:proofErr w:type="gramEnd"/>
-      <w:r>
-        <w:rPr>
-          <w:rFonts w:cs="Arial"/>
-          <w:lang w:bidi="ml"/>
-        </w:rPr>
-        <w:t xml:space="preserve"> the descriptions here, the default element form for the schema (as specified in the </w:t>
+        <w:t xml:space="preserve">For the purpose of the descriptions here, the default element form for the schema (as specified in the </w:t>
       </w:r>
       <w:proofErr w:type="spellStart"/>
       <w:r>
@@ -22029,7 +21884,6 @@
       <w:bookmarkStart w:id="33" w:name="_Toc290069332"/>
       <w:bookmarkStart w:id="34" w:name="_Toc197687406"/>
       <w:r>
-        <w:lastRenderedPageBreak/>
         <w:t>Representation Determination</w:t>
       </w:r>
       <w:bookmarkEnd w:id="33"/>
@@ -22146,7 +22000,35 @@
           <w:rFonts w:cs="Arial"/>
           <w:lang w:bidi="ml"/>
         </w:rPr>
-        <w:t>, or a union of the former with the value of a missing representation ‘~’.</w:t>
+        <w:t xml:space="preserve">, or a union of the former with the value of a </w:t>
+      </w:r>
+      <w:r>
+        <w:rPr>
+          <w:rFonts w:cs="Arial"/>
+          <w:lang w:bidi="ml"/>
+        </w:rPr>
+        <w:t>irrelevant</w:t>
+      </w:r>
+      <w:r>
+        <w:rPr>
+          <w:rFonts w:cs="Arial"/>
+          <w:lang w:bidi="ml"/>
+        </w:rPr>
+        <w:t xml:space="preserve"> representation ‘~’</w:t>
+      </w:r>
+      <w:r>
+        <w:rPr>
+          <w:rFonts w:cs="Arial"/>
+          <w:lang w:bidi="ml"/>
+        </w:rPr>
+        <w:t xml:space="preserve"> (tilde)</w:t>
+      </w:r>
+      <w:r>
+        <w:rPr>
+          <w:rFonts w:cs="Arial"/>
+          <w:lang w:bidi="ml"/>
+        </w:rPr>
+        <w:t>.</w:t>
       </w:r>
     </w:p>
     <w:p>
@@ -22169,23 +22051,7 @@
           <w:rFonts w:cs="Arial"/>
           <w:lang w:bidi="ml"/>
         </w:rPr>
-        <w:t xml:space="preserve">a </w:t>
-      </w:r>
-      <w:proofErr w:type="spellStart"/>
-      <w:r>
-        <w:rPr>
-          <w:rFonts w:cs="Arial"/>
-          <w:lang w:bidi="ml"/>
-        </w:rPr>
-        <w:t>codelist</w:t>
-      </w:r>
-      <w:proofErr w:type="spellEnd"/>
-      <w:r>
-        <w:rPr>
-          <w:rFonts w:cs="Arial"/>
-          <w:lang w:bidi="ml"/>
-        </w:rPr>
-        <w:t>, hierarchy, or value list</w:t>
+        <w:t>a codelist, hierarchy, or value list</w:t>
       </w:r>
       <w:r>
         <w:rPr>
@@ -22264,7 +22130,6 @@
         <w:t xml:space="preserve">For example, a dimension may inherit its representation for a concept, and the data type of a representation data type may be a String. The simplest solution would be to use the </w:t>
       </w:r>
       <w:proofErr w:type="spellStart"/>
-      <w:proofErr w:type="gramStart"/>
       <w:r>
         <w:rPr>
           <w:rFonts w:cs="Arial"/>
@@ -22273,7 +22138,6 @@
         <w:t>xs:string</w:t>
       </w:r>
       <w:proofErr w:type="spellEnd"/>
-      <w:proofErr w:type="gramEnd"/>
       <w:r>
         <w:rPr>
           <w:rFonts w:cs="Arial"/>
@@ -22282,7 +22146,6 @@
         <w:t xml:space="preserve"> primitive type. However, an implementer may have chosen to generate simple types for all concepts to avoid having to look up the concept core representation for very component. In this case, the type may be given a name based on the concept and be a simple derivation from the </w:t>
       </w:r>
       <w:proofErr w:type="spellStart"/>
-      <w:proofErr w:type="gramStart"/>
       <w:r>
         <w:rPr>
           <w:rFonts w:cs="Arial"/>
@@ -22291,7 +22154,6 @@
         <w:t>xs:string</w:t>
       </w:r>
       <w:proofErr w:type="spellEnd"/>
-      <w:proofErr w:type="gramEnd"/>
       <w:r>
         <w:rPr>
           <w:rFonts w:cs="Arial"/>
@@ -22300,7 +22162,6 @@
         <w:t xml:space="preserve"> type that places no further restrictions. The result would be that the type that is actually used for the dimension, although named after the concept, is effectively the required </w:t>
       </w:r>
       <w:proofErr w:type="spellStart"/>
-      <w:proofErr w:type="gramStart"/>
       <w:r>
         <w:rPr>
           <w:rFonts w:cs="Arial"/>
@@ -22309,7 +22170,6 @@
         <w:t>xs:string</w:t>
       </w:r>
       <w:proofErr w:type="spellEnd"/>
-      <w:proofErr w:type="gramEnd"/>
       <w:r>
         <w:rPr>
           <w:rFonts w:cs="Arial"/>
@@ -22331,21 +22191,14 @@
         <w:rPr>
           <w:lang w:bidi="ml"/>
         </w:rPr>
+        <w:lastRenderedPageBreak/>
         <w:t xml:space="preserve">Representation with </w:t>
       </w:r>
-      <w:proofErr w:type="spellStart"/>
       <w:r>
         <w:rPr>
           <w:lang w:bidi="ml"/>
         </w:rPr>
-        <w:t>Codelist</w:t>
-      </w:r>
-      <w:proofErr w:type="spellEnd"/>
-      <w:r>
-        <w:rPr>
-          <w:lang w:bidi="ml"/>
-        </w:rPr>
-        <w:t xml:space="preserve"> </w:t>
+        <w:t xml:space="preserve">Codelist </w:t>
       </w:r>
       <w:r>
         <w:rPr>
@@ -22376,7 +22229,14 @@
           <w:rFonts w:cs="Arial"/>
           <w:lang w:bidi="ml"/>
         </w:rPr>
-        <w:t xml:space="preserve"> from a </w:t>
+        <w:t xml:space="preserve"> from a codelist or hierarchy</w:t>
+      </w:r>
+      <w:r>
+        <w:rPr>
+          <w:rFonts w:cs="Arial"/>
+          <w:lang w:bidi="ml"/>
+        </w:rPr>
+        <w:t xml:space="preserve"> will result in a simple type that is a restriction of the </w:t>
       </w:r>
       <w:proofErr w:type="spellStart"/>
       <w:r>
@@ -22384,7 +22244,7 @@
           <w:rFonts w:cs="Arial"/>
           <w:lang w:bidi="ml"/>
         </w:rPr>
-        <w:t>codelist</w:t>
+        <w:t>common:IDType</w:t>
       </w:r>
       <w:proofErr w:type="spellEnd"/>
       <w:r>
@@ -22392,62 +22252,21 @@
           <w:rFonts w:cs="Arial"/>
           <w:lang w:bidi="ml"/>
         </w:rPr>
-        <w:t xml:space="preserve"> or hierarchy</w:t>
+        <w:t>.</w:t>
       </w:r>
       <w:r>
         <w:rPr>
           <w:rFonts w:cs="Arial"/>
           <w:lang w:bidi="ml"/>
         </w:rPr>
-        <w:t xml:space="preserve"> will result in a simple type that is a restriction of the </w:t>
-      </w:r>
-      <w:proofErr w:type="spellStart"/>
-      <w:proofErr w:type="gramStart"/>
+        <w:t xml:space="preserve"> The simple type will define enumerations for each </w:t>
+      </w:r>
       <w:r>
         <w:rPr>
           <w:rFonts w:cs="Arial"/>
           <w:lang w:bidi="ml"/>
         </w:rPr>
-        <w:t>common:IDType</w:t>
-      </w:r>
-      <w:proofErr w:type="spellEnd"/>
-      <w:proofErr w:type="gramEnd"/>
-      <w:r>
-        <w:rPr>
-          <w:rFonts w:cs="Arial"/>
-          <w:lang w:bidi="ml"/>
-        </w:rPr>
-        <w:t>.</w:t>
-      </w:r>
-      <w:r>
-        <w:rPr>
-          <w:rFonts w:cs="Arial"/>
-          <w:lang w:bidi="ml"/>
-        </w:rPr>
-        <w:t xml:space="preserve"> The simple type will define enumerations for each </w:t>
-      </w:r>
-      <w:r>
-        <w:rPr>
-          <w:rFonts w:cs="Arial"/>
-          <w:lang w:bidi="ml"/>
-        </w:rPr>
-        <w:t xml:space="preserve">code in the </w:t>
-      </w:r>
-      <w:proofErr w:type="spellStart"/>
-      <w:r>
-        <w:rPr>
-          <w:rFonts w:cs="Arial"/>
-          <w:lang w:bidi="ml"/>
-        </w:rPr>
-        <w:t>codelist</w:t>
-      </w:r>
-      <w:proofErr w:type="spellEnd"/>
-      <w:r>
-        <w:rPr>
-          <w:rFonts w:cs="Arial"/>
-          <w:lang w:bidi="ml"/>
-        </w:rPr>
-        <w:t xml:space="preserve"> or hierarchy, accounting for extensions</w:t>
+        <w:t>code in the codelist or hierarchy, accounting for extensions</w:t>
       </w:r>
       <w:r>
         <w:rPr>
@@ -22483,7 +22302,6 @@
         <w:t>&lt;</w:t>
       </w:r>
       <w:proofErr w:type="spellStart"/>
-      <w:proofErr w:type="gramStart"/>
       <w:r>
         <w:rPr>
           <w:highlight w:val="white"/>
@@ -22492,7 +22310,6 @@
         <w:t>xs:simpleType</w:t>
       </w:r>
       <w:proofErr w:type="spellEnd"/>
-      <w:proofErr w:type="gramEnd"/>
       <w:r>
         <w:rPr>
           <w:color w:val="FF0000"/>
@@ -22545,7 +22362,6 @@
         <w:t>&lt;</w:t>
       </w:r>
       <w:proofErr w:type="spellStart"/>
-      <w:proofErr w:type="gramStart"/>
       <w:r>
         <w:rPr>
           <w:highlight w:val="white"/>
@@ -22554,7 +22370,6 @@
         <w:t>xs:restriction</w:t>
       </w:r>
       <w:proofErr w:type="spellEnd"/>
-      <w:proofErr w:type="gramEnd"/>
       <w:r>
         <w:rPr>
           <w:color w:val="FF0000"/>
@@ -22609,7 +22424,6 @@
         <w:t>&lt;</w:t>
       </w:r>
       <w:proofErr w:type="spellStart"/>
-      <w:proofErr w:type="gramStart"/>
       <w:r>
         <w:rPr>
           <w:highlight w:val="white"/>
@@ -22618,7 +22432,6 @@
         <w:t>xs:enumeration</w:t>
       </w:r>
       <w:proofErr w:type="spellEnd"/>
-      <w:proofErr w:type="gramEnd"/>
       <w:r>
         <w:rPr>
           <w:color w:val="FF0000"/>
@@ -22671,7 +22484,6 @@
         <w:t>&lt;</w:t>
       </w:r>
       <w:proofErr w:type="spellStart"/>
-      <w:proofErr w:type="gramStart"/>
       <w:r>
         <w:rPr>
           <w:highlight w:val="white"/>
@@ -22680,7 +22492,6 @@
         <w:t>xs:annotation</w:t>
       </w:r>
       <w:proofErr w:type="spellEnd"/>
-      <w:proofErr w:type="gramEnd"/>
       <w:r>
         <w:rPr>
           <w:color w:val="0000FF"/>
@@ -22697,33 +22508,31 @@
         <w:rPr>
           <w:color w:val="000000"/>
           <w:highlight w:val="white"/>
-          <w:lang w:val="en-GB"/>
+          <w:lang w:val="fr-FR"/>
         </w:rPr>
       </w:pPr>
       <w:r>
         <w:rPr>
           <w:color w:val="0000FF"/>
           <w:highlight w:val="white"/>
-          <w:lang w:val="en-GB"/>
+          <w:lang w:val="fr-FR"/>
         </w:rPr>
         <w:t>&lt;</w:t>
       </w:r>
       <w:proofErr w:type="spellStart"/>
-      <w:proofErr w:type="gramStart"/>
       <w:r>
         <w:rPr>
           <w:highlight w:val="white"/>
-          <w:lang w:val="en-GB"/>
+          <w:lang w:val="fr-FR"/>
         </w:rPr>
         <w:t>xs:documentation</w:t>
       </w:r>
       <w:proofErr w:type="spellEnd"/>
-      <w:proofErr w:type="gramEnd"/>
       <w:r>
         <w:rPr>
           <w:color w:val="FF0000"/>
           <w:highlight w:val="white"/>
-          <w:lang w:val="en-GB"/>
+          <w:lang w:val="fr-FR"/>
         </w:rPr>
         <w:t xml:space="preserve"> </w:t>
       </w:r>
@@ -22732,7 +22541,7 @@
         <w:rPr>
           <w:color w:val="FF0000"/>
           <w:highlight w:val="white"/>
-          <w:lang w:val="en-GB"/>
+          <w:lang w:val="fr-FR"/>
         </w:rPr>
         <w:t>xml:lang</w:t>
       </w:r>
@@ -22741,25 +22550,23 @@
         <w:rPr>
           <w:color w:val="0000FF"/>
           <w:highlight w:val="white"/>
-          <w:lang w:val="en-GB"/>
+          <w:lang w:val="fr-FR"/>
         </w:rPr>
         <w:t>="</w:t>
       </w:r>
-      <w:proofErr w:type="spellStart"/>
       <w:r>
         <w:rPr>
           <w:color w:val="000000"/>
           <w:highlight w:val="white"/>
-          <w:lang w:val="en-GB"/>
+          <w:lang w:val="fr-FR"/>
         </w:rPr>
         <w:t>en</w:t>
       </w:r>
-      <w:proofErr w:type="spellEnd"/>
       <w:r>
         <w:rPr>
           <w:color w:val="0000FF"/>
           <w:highlight w:val="white"/>
-          <w:lang w:val="en-GB"/>
+          <w:lang w:val="fr-FR"/>
         </w:rPr>
         <w:t>"&gt;</w:t>
       </w:r>
@@ -22767,7 +22574,7 @@
         <w:rPr>
           <w:color w:val="000000"/>
           <w:highlight w:val="white"/>
-          <w:lang w:val="en-GB"/>
+          <w:lang w:val="fr-FR"/>
         </w:rPr>
         <w:t>Belgium</w:t>
       </w:r>
@@ -22775,7 +22582,7 @@
         <w:rPr>
           <w:color w:val="0000FF"/>
           <w:highlight w:val="white"/>
-          <w:lang w:val="en-GB"/>
+          <w:lang w:val="fr-FR"/>
         </w:rPr>
         <w:t>&lt;/</w:t>
       </w:r>
@@ -22783,7 +22590,7 @@
       <w:r>
         <w:rPr>
           <w:highlight w:val="white"/>
-          <w:lang w:val="en-GB"/>
+          <w:lang w:val="fr-FR"/>
         </w:rPr>
         <w:t>xs:documentation</w:t>
       </w:r>
@@ -22792,7 +22599,7 @@
         <w:rPr>
           <w:color w:val="0000FF"/>
           <w:highlight w:val="white"/>
-          <w:lang w:val="en-GB"/>
+          <w:lang w:val="fr-FR"/>
         </w:rPr>
         <w:t>&gt;</w:t>
       </w:r>
@@ -22816,7 +22623,6 @@
         <w:t>&lt;/</w:t>
       </w:r>
       <w:proofErr w:type="spellStart"/>
-      <w:proofErr w:type="gramStart"/>
       <w:r>
         <w:rPr>
           <w:highlight w:val="white"/>
@@ -22825,7 +22631,6 @@
         <w:t>xs:annotation</w:t>
       </w:r>
       <w:proofErr w:type="spellEnd"/>
-      <w:proofErr w:type="gramEnd"/>
       <w:r>
         <w:rPr>
           <w:color w:val="0000FF"/>
@@ -22852,7 +22657,6 @@
         <w:t>&lt;/</w:t>
       </w:r>
       <w:proofErr w:type="spellStart"/>
-      <w:proofErr w:type="gramStart"/>
       <w:r>
         <w:rPr>
           <w:highlight w:val="white"/>
@@ -22861,7 +22665,6 @@
         <w:t>xs:enumeration</w:t>
       </w:r>
       <w:proofErr w:type="spellEnd"/>
-      <w:proofErr w:type="gramEnd"/>
       <w:r>
         <w:rPr>
           <w:color w:val="0000FF"/>
@@ -22887,16 +22690,15 @@
           <w:lang w:bidi="ml"/>
         </w:rPr>
       </w:pPr>
-      <w:bookmarkStart w:id="40" w:name="_Toc290069335"/>
-      <w:bookmarkStart w:id="41" w:name="_Toc197687409"/>
+      <w:bookmarkStart w:id="40" w:name="_Toc197687409"/>
+      <w:bookmarkStart w:id="41" w:name="_Toc290069335"/>
       <w:r>
         <w:rPr>
           <w:lang w:bidi="ml"/>
         </w:rPr>
-        <w:lastRenderedPageBreak/>
         <w:t>Representation with Value List Enumeration</w:t>
       </w:r>
-      <w:bookmarkEnd w:id="41"/>
+      <w:bookmarkEnd w:id="40"/>
     </w:p>
     <w:p>
       <w:pPr>
@@ -22913,7 +22715,6 @@
         <w:t xml:space="preserve">A representation which defines an enumeration from a value list will result in a simple type that is a restriction of the </w:t>
       </w:r>
       <w:proofErr w:type="spellStart"/>
-      <w:proofErr w:type="gramStart"/>
       <w:r>
         <w:rPr>
           <w:rFonts w:cs="Arial"/>
@@ -22922,7 +22723,6 @@
         <w:t>xs:string</w:t>
       </w:r>
       <w:proofErr w:type="spellEnd"/>
-      <w:proofErr w:type="gramEnd"/>
       <w:r>
         <w:rPr>
           <w:rFonts w:cs="Arial"/>
@@ -22957,7 +22757,7 @@
         </w:rPr>
         <w:t>Text Format</w:t>
       </w:r>
-      <w:bookmarkEnd w:id="40"/>
+      <w:bookmarkEnd w:id="41"/>
       <w:bookmarkEnd w:id="42"/>
     </w:p>
     <w:p>
@@ -23213,7 +23013,6 @@
               </w:rPr>
             </w:pPr>
             <w:proofErr w:type="spellStart"/>
-            <w:proofErr w:type="gramStart"/>
             <w:r>
               <w:rPr>
                 <w:rFonts w:cs="Arial"/>
@@ -23222,7 +23021,6 @@
               <w:t>xs:string</w:t>
             </w:r>
             <w:proofErr w:type="spellEnd"/>
-            <w:proofErr w:type="gramEnd"/>
           </w:p>
         </w:tc>
       </w:tr>
@@ -23267,7 +23065,6 @@
               </w:rPr>
             </w:pPr>
             <w:proofErr w:type="spellStart"/>
-            <w:proofErr w:type="gramStart"/>
             <w:r>
               <w:rPr>
                 <w:rFonts w:cs="Arial"/>
@@ -23276,7 +23073,6 @@
               <w:t>common:AlphaNumericType</w:t>
             </w:r>
             <w:proofErr w:type="spellEnd"/>
-            <w:proofErr w:type="gramEnd"/>
           </w:p>
         </w:tc>
       </w:tr>
@@ -23319,7 +23115,6 @@
               </w:rPr>
             </w:pPr>
             <w:proofErr w:type="spellStart"/>
-            <w:proofErr w:type="gramStart"/>
             <w:r>
               <w:rPr>
                 <w:rFonts w:cs="Arial"/>
@@ -23328,7 +23123,6 @@
               <w:t>common:AlphaType</w:t>
             </w:r>
             <w:proofErr w:type="spellEnd"/>
-            <w:proofErr w:type="gramEnd"/>
           </w:p>
         </w:tc>
       </w:tr>
@@ -23371,7 +23165,6 @@
               </w:rPr>
             </w:pPr>
             <w:proofErr w:type="spellStart"/>
-            <w:proofErr w:type="gramStart"/>
             <w:r>
               <w:rPr>
                 <w:rFonts w:cs="Arial"/>
@@ -23380,7 +23173,6 @@
               <w:t>common:NumericType</w:t>
             </w:r>
             <w:proofErr w:type="spellEnd"/>
-            <w:proofErr w:type="gramEnd"/>
           </w:p>
         </w:tc>
       </w:tr>
@@ -23425,7 +23217,6 @@
               </w:rPr>
             </w:pPr>
             <w:proofErr w:type="spellStart"/>
-            <w:proofErr w:type="gramStart"/>
             <w:r>
               <w:rPr>
                 <w:rFonts w:cs="Arial"/>
@@ -23434,7 +23225,6 @@
               <w:t>xs:integer</w:t>
             </w:r>
             <w:proofErr w:type="spellEnd"/>
-            <w:proofErr w:type="gramEnd"/>
           </w:p>
         </w:tc>
       </w:tr>
@@ -23527,7 +23317,6 @@
               </w:rPr>
             </w:pPr>
             <w:proofErr w:type="spellStart"/>
-            <w:proofErr w:type="gramStart"/>
             <w:r>
               <w:rPr>
                 <w:rFonts w:cs="Arial"/>
@@ -23536,7 +23325,6 @@
               <w:t>xs:long</w:t>
             </w:r>
             <w:proofErr w:type="spellEnd"/>
-            <w:proofErr w:type="gramEnd"/>
           </w:p>
         </w:tc>
       </w:tr>
@@ -23560,6 +23348,7 @@
                 <w:rFonts w:cs="Arial"/>
                 <w:lang w:bidi="ml"/>
               </w:rPr>
+              <w:lastRenderedPageBreak/>
               <w:t>Short</w:t>
             </w:r>
           </w:p>
@@ -23579,7 +23368,6 @@
               </w:rPr>
             </w:pPr>
             <w:proofErr w:type="spellStart"/>
-            <w:proofErr w:type="gramStart"/>
             <w:r>
               <w:rPr>
                 <w:rFonts w:cs="Arial"/>
@@ -23588,7 +23376,6 @@
               <w:t>xs:short</w:t>
             </w:r>
             <w:proofErr w:type="spellEnd"/>
-            <w:proofErr w:type="gramEnd"/>
           </w:p>
         </w:tc>
       </w:tr>
@@ -23631,7 +23418,6 @@
               </w:rPr>
             </w:pPr>
             <w:proofErr w:type="spellStart"/>
-            <w:proofErr w:type="gramStart"/>
             <w:r>
               <w:rPr>
                 <w:rFonts w:cs="Arial"/>
@@ -23640,7 +23426,6 @@
               <w:t>xs:decimal</w:t>
             </w:r>
             <w:proofErr w:type="spellEnd"/>
-            <w:proofErr w:type="gramEnd"/>
           </w:p>
         </w:tc>
       </w:tr>
@@ -23683,7 +23468,6 @@
               </w:rPr>
             </w:pPr>
             <w:proofErr w:type="spellStart"/>
-            <w:proofErr w:type="gramStart"/>
             <w:r>
               <w:rPr>
                 <w:rFonts w:cs="Arial"/>
@@ -23692,7 +23476,6 @@
               <w:t>xs:float</w:t>
             </w:r>
             <w:proofErr w:type="spellEnd"/>
-            <w:proofErr w:type="gramEnd"/>
           </w:p>
         </w:tc>
       </w:tr>
@@ -23735,7 +23518,6 @@
               </w:rPr>
             </w:pPr>
             <w:proofErr w:type="spellStart"/>
-            <w:proofErr w:type="gramStart"/>
             <w:r>
               <w:rPr>
                 <w:rFonts w:cs="Arial"/>
@@ -23744,7 +23526,6 @@
               <w:t>xs:double</w:t>
             </w:r>
             <w:proofErr w:type="spellEnd"/>
-            <w:proofErr w:type="gramEnd"/>
           </w:p>
         </w:tc>
       </w:tr>
@@ -23787,7 +23568,6 @@
               </w:rPr>
             </w:pPr>
             <w:proofErr w:type="spellStart"/>
-            <w:proofErr w:type="gramStart"/>
             <w:r>
               <w:rPr>
                 <w:rFonts w:cs="Arial"/>
@@ -23803,7 +23583,6 @@
               <w:t>Boolean</w:t>
             </w:r>
             <w:proofErr w:type="spellEnd"/>
-            <w:proofErr w:type="gramEnd"/>
           </w:p>
         </w:tc>
       </w:tr>
@@ -23846,7 +23625,6 @@
               </w:rPr>
             </w:pPr>
             <w:proofErr w:type="spellStart"/>
-            <w:proofErr w:type="gramStart"/>
             <w:r>
               <w:rPr>
                 <w:rFonts w:cs="Arial"/>
@@ -23855,7 +23633,6 @@
               <w:t>xs:anyURI</w:t>
             </w:r>
             <w:proofErr w:type="spellEnd"/>
-            <w:proofErr w:type="gramEnd"/>
           </w:p>
         </w:tc>
       </w:tr>
@@ -23898,7 +23675,6 @@
               </w:rPr>
             </w:pPr>
             <w:proofErr w:type="spellStart"/>
-            <w:proofErr w:type="gramStart"/>
             <w:r>
               <w:rPr>
                 <w:rFonts w:cs="Arial"/>
@@ -23907,7 +23683,6 @@
               <w:t>xs:integer</w:t>
             </w:r>
             <w:proofErr w:type="spellEnd"/>
-            <w:proofErr w:type="gramEnd"/>
           </w:p>
         </w:tc>
       </w:tr>
@@ -23952,7 +23727,6 @@
               </w:rPr>
             </w:pPr>
             <w:proofErr w:type="spellStart"/>
-            <w:proofErr w:type="gramStart"/>
             <w:r>
               <w:rPr>
                 <w:rFonts w:cs="Arial"/>
@@ -23961,7 +23735,6 @@
               <w:t>xs:decimal</w:t>
             </w:r>
             <w:proofErr w:type="spellEnd"/>
-            <w:proofErr w:type="gramEnd"/>
           </w:p>
         </w:tc>
       </w:tr>
@@ -23986,7 +23759,6 @@
                 <w:rFonts w:cs="Arial"/>
                 <w:lang w:bidi="ml"/>
               </w:rPr>
-              <w:lastRenderedPageBreak/>
               <w:t>ExclusiveValueRange</w:t>
             </w:r>
             <w:proofErr w:type="spellEnd"/>
@@ -24123,7 +23895,6 @@
               </w:rPr>
             </w:pPr>
             <w:proofErr w:type="spellStart"/>
-            <w:proofErr w:type="gramStart"/>
             <w:r>
               <w:rPr>
                 <w:rFonts w:cs="Arial"/>
@@ -24132,7 +23903,6 @@
               <w:t>common:ObservationalTimePeriodType</w:t>
             </w:r>
             <w:proofErr w:type="spellEnd"/>
-            <w:proofErr w:type="gramEnd"/>
           </w:p>
         </w:tc>
       </w:tr>
@@ -24175,7 +23945,6 @@
               </w:rPr>
             </w:pPr>
             <w:proofErr w:type="spellStart"/>
-            <w:proofErr w:type="gramStart"/>
             <w:r>
               <w:rPr>
                 <w:rFonts w:cs="Arial"/>
@@ -24184,7 +23953,6 @@
               <w:t>common:StandardTimePeriodType</w:t>
             </w:r>
             <w:proofErr w:type="spellEnd"/>
-            <w:proofErr w:type="gramEnd"/>
           </w:p>
         </w:tc>
       </w:tr>
@@ -24229,7 +23997,6 @@
               </w:rPr>
             </w:pPr>
             <w:proofErr w:type="spellStart"/>
-            <w:proofErr w:type="gramStart"/>
             <w:r>
               <w:rPr>
                 <w:rFonts w:cs="Arial"/>
@@ -24238,7 +24005,6 @@
               <w:t>common:BasicTimePeriodType</w:t>
             </w:r>
             <w:proofErr w:type="spellEnd"/>
-            <w:proofErr w:type="gramEnd"/>
           </w:p>
         </w:tc>
       </w:tr>
@@ -24283,7 +24049,6 @@
               </w:rPr>
             </w:pPr>
             <w:proofErr w:type="spellStart"/>
-            <w:proofErr w:type="gramStart"/>
             <w:r>
               <w:rPr>
                 <w:rFonts w:cs="Arial"/>
@@ -24292,7 +24057,6 @@
               <w:t>common:GregorianTimePeriodType</w:t>
             </w:r>
             <w:proofErr w:type="spellEnd"/>
-            <w:proofErr w:type="gramEnd"/>
           </w:p>
         </w:tc>
       </w:tr>
@@ -24337,7 +24101,6 @@
               </w:rPr>
             </w:pPr>
             <w:proofErr w:type="spellStart"/>
-            <w:proofErr w:type="gramStart"/>
             <w:r>
               <w:rPr>
                 <w:rFonts w:cs="Arial"/>
@@ -24346,7 +24109,6 @@
               <w:t>xs:gYear</w:t>
             </w:r>
             <w:proofErr w:type="spellEnd"/>
-            <w:proofErr w:type="gramEnd"/>
           </w:p>
         </w:tc>
       </w:tr>
@@ -24391,7 +24153,6 @@
               </w:rPr>
             </w:pPr>
             <w:proofErr w:type="spellStart"/>
-            <w:proofErr w:type="gramStart"/>
             <w:r>
               <w:rPr>
                 <w:rFonts w:cs="Arial"/>
@@ -24400,7 +24161,6 @@
               <w:t>xs:gYearMonth</w:t>
             </w:r>
             <w:proofErr w:type="spellEnd"/>
-            <w:proofErr w:type="gramEnd"/>
           </w:p>
         </w:tc>
       </w:tr>
@@ -24443,7 +24203,6 @@
               </w:rPr>
             </w:pPr>
             <w:proofErr w:type="spellStart"/>
-            <w:proofErr w:type="gramStart"/>
             <w:r>
               <w:rPr>
                 <w:rFonts w:cs="Arial"/>
@@ -24452,7 +24211,6 @@
               <w:t>xs:date</w:t>
             </w:r>
             <w:proofErr w:type="spellEnd"/>
-            <w:proofErr w:type="gramEnd"/>
           </w:p>
         </w:tc>
       </w:tr>
@@ -24497,7 +24255,6 @@
               </w:rPr>
             </w:pPr>
             <w:proofErr w:type="spellStart"/>
-            <w:proofErr w:type="gramStart"/>
             <w:r>
               <w:rPr>
                 <w:rFonts w:cs="Arial"/>
@@ -24506,7 +24263,6 @@
               <w:t>common:ReportingTimePeriodType</w:t>
             </w:r>
             <w:proofErr w:type="spellEnd"/>
-            <w:proofErr w:type="gramEnd"/>
           </w:p>
         </w:tc>
       </w:tr>
@@ -24551,7 +24307,6 @@
               </w:rPr>
             </w:pPr>
             <w:proofErr w:type="spellStart"/>
-            <w:proofErr w:type="gramStart"/>
             <w:r>
               <w:rPr>
                 <w:rFonts w:cs="Arial"/>
@@ -24560,7 +24315,6 @@
               <w:t>common:ReportingYearType</w:t>
             </w:r>
             <w:proofErr w:type="spellEnd"/>
-            <w:proofErr w:type="gramEnd"/>
           </w:p>
         </w:tc>
       </w:tr>
@@ -24605,7 +24359,6 @@
               </w:rPr>
             </w:pPr>
             <w:proofErr w:type="spellStart"/>
-            <w:proofErr w:type="gramStart"/>
             <w:r>
               <w:rPr>
                 <w:rFonts w:cs="Arial"/>
@@ -24614,7 +24367,6 @@
               <w:t>common:ReportingSemesterType</w:t>
             </w:r>
             <w:proofErr w:type="spellEnd"/>
-            <w:proofErr w:type="gramEnd"/>
           </w:p>
         </w:tc>
       </w:tr>
@@ -24659,7 +24411,6 @@
               </w:rPr>
             </w:pPr>
             <w:proofErr w:type="spellStart"/>
-            <w:proofErr w:type="gramStart"/>
             <w:r>
               <w:rPr>
                 <w:rFonts w:cs="Arial"/>
@@ -24668,7 +24419,6 @@
               <w:t>common:ReportingTrimesterType</w:t>
             </w:r>
             <w:proofErr w:type="spellEnd"/>
-            <w:proofErr w:type="gramEnd"/>
           </w:p>
         </w:tc>
       </w:tr>
@@ -24713,7 +24463,6 @@
               </w:rPr>
             </w:pPr>
             <w:proofErr w:type="spellStart"/>
-            <w:proofErr w:type="gramStart"/>
             <w:r>
               <w:rPr>
                 <w:rFonts w:cs="Arial"/>
@@ -24722,7 +24471,6 @@
               <w:t>common:ReportingQuarterType</w:t>
             </w:r>
             <w:proofErr w:type="spellEnd"/>
-            <w:proofErr w:type="gramEnd"/>
           </w:p>
         </w:tc>
       </w:tr>
@@ -24767,7 +24515,6 @@
               </w:rPr>
             </w:pPr>
             <w:proofErr w:type="spellStart"/>
-            <w:proofErr w:type="gramStart"/>
             <w:r>
               <w:rPr>
                 <w:rFonts w:cs="Arial"/>
@@ -24776,7 +24523,6 @@
               <w:t>common:ReportingMonthType</w:t>
             </w:r>
             <w:proofErr w:type="spellEnd"/>
-            <w:proofErr w:type="gramEnd"/>
           </w:p>
         </w:tc>
       </w:tr>
@@ -24821,7 +24567,6 @@
               </w:rPr>
             </w:pPr>
             <w:proofErr w:type="spellStart"/>
-            <w:proofErr w:type="gramStart"/>
             <w:r>
               <w:rPr>
                 <w:rFonts w:cs="Arial"/>
@@ -24830,7 +24575,6 @@
               <w:t>common:ReportingWeekType</w:t>
             </w:r>
             <w:proofErr w:type="spellEnd"/>
-            <w:proofErr w:type="gramEnd"/>
           </w:p>
         </w:tc>
       </w:tr>
@@ -24875,7 +24619,6 @@
               </w:rPr>
             </w:pPr>
             <w:proofErr w:type="spellStart"/>
-            <w:proofErr w:type="gramStart"/>
             <w:r>
               <w:rPr>
                 <w:rFonts w:cs="Arial"/>
@@ -24884,7 +24627,6 @@
               <w:t>common:ReportingDayType</w:t>
             </w:r>
             <w:proofErr w:type="spellEnd"/>
-            <w:proofErr w:type="gramEnd"/>
           </w:p>
         </w:tc>
       </w:tr>
@@ -24929,7 +24671,6 @@
               </w:rPr>
             </w:pPr>
             <w:proofErr w:type="spellStart"/>
-            <w:proofErr w:type="gramStart"/>
             <w:r>
               <w:rPr>
                 <w:rFonts w:cs="Arial"/>
@@ -24938,7 +24679,6 @@
               <w:t>xs:dateTime</w:t>
             </w:r>
             <w:proofErr w:type="spellEnd"/>
-            <w:proofErr w:type="gramEnd"/>
           </w:p>
         </w:tc>
       </w:tr>
@@ -24983,7 +24723,6 @@
               </w:rPr>
             </w:pPr>
             <w:proofErr w:type="spellStart"/>
-            <w:proofErr w:type="gramStart"/>
             <w:r>
               <w:rPr>
                 <w:rFonts w:cs="Arial"/>
@@ -24992,7 +24731,6 @@
               <w:t>common:TimeRangeType</w:t>
             </w:r>
             <w:proofErr w:type="spellEnd"/>
-            <w:proofErr w:type="gramEnd"/>
           </w:p>
         </w:tc>
       </w:tr>
@@ -25016,6 +24754,7 @@
                 <w:rFonts w:cs="Arial"/>
                 <w:lang w:bidi="ml"/>
               </w:rPr>
+              <w:lastRenderedPageBreak/>
               <w:t>Month</w:t>
             </w:r>
           </w:p>
@@ -25035,7 +24774,6 @@
               </w:rPr>
             </w:pPr>
             <w:proofErr w:type="spellStart"/>
-            <w:proofErr w:type="gramStart"/>
             <w:r>
               <w:rPr>
                 <w:rFonts w:cs="Arial"/>
@@ -25044,7 +24782,6 @@
               <w:t>xs:gMonth</w:t>
             </w:r>
             <w:proofErr w:type="spellEnd"/>
-            <w:proofErr w:type="gramEnd"/>
           </w:p>
         </w:tc>
       </w:tr>
@@ -25089,7 +24826,6 @@
               </w:rPr>
             </w:pPr>
             <w:proofErr w:type="spellStart"/>
-            <w:proofErr w:type="gramStart"/>
             <w:r>
               <w:rPr>
                 <w:rFonts w:cs="Arial"/>
@@ -25098,7 +24834,6 @@
               <w:t>xs:gMonthDay</w:t>
             </w:r>
             <w:proofErr w:type="spellEnd"/>
-            <w:proofErr w:type="gramEnd"/>
           </w:p>
         </w:tc>
       </w:tr>
@@ -25141,7 +24876,6 @@
               </w:rPr>
             </w:pPr>
             <w:proofErr w:type="spellStart"/>
-            <w:proofErr w:type="gramStart"/>
             <w:r>
               <w:rPr>
                 <w:rFonts w:cs="Arial"/>
@@ -25150,7 +24884,6 @@
               <w:t>xs:gDay</w:t>
             </w:r>
             <w:proofErr w:type="spellEnd"/>
-            <w:proofErr w:type="gramEnd"/>
           </w:p>
         </w:tc>
       </w:tr>
@@ -25193,7 +24926,6 @@
               </w:rPr>
             </w:pPr>
             <w:proofErr w:type="spellStart"/>
-            <w:proofErr w:type="gramStart"/>
             <w:r>
               <w:rPr>
                 <w:rFonts w:cs="Arial"/>
@@ -25202,7 +24934,6 @@
               <w:t>xs:time</w:t>
             </w:r>
             <w:proofErr w:type="spellEnd"/>
-            <w:proofErr w:type="gramEnd"/>
           </w:p>
         </w:tc>
       </w:tr>
@@ -25245,7 +24976,6 @@
               </w:rPr>
             </w:pPr>
             <w:proofErr w:type="spellStart"/>
-            <w:proofErr w:type="gramStart"/>
             <w:r>
               <w:rPr>
                 <w:rFonts w:cs="Arial"/>
@@ -25254,7 +24984,6 @@
               <w:t>xs:duration</w:t>
             </w:r>
             <w:proofErr w:type="spellEnd"/>
-            <w:proofErr w:type="gramEnd"/>
           </w:p>
         </w:tc>
       </w:tr>
@@ -25299,7 +25028,6 @@
               </w:rPr>
             </w:pPr>
             <w:proofErr w:type="spellStart"/>
-            <w:proofErr w:type="gramStart"/>
             <w:r>
               <w:rPr>
                 <w:rFonts w:cs="Arial"/>
@@ -25308,7 +25036,6 @@
               <w:t>xs:string</w:t>
             </w:r>
             <w:proofErr w:type="spellEnd"/>
-            <w:proofErr w:type="gramEnd"/>
           </w:p>
         </w:tc>
       </w:tr>
@@ -25378,7 +25105,6 @@
           <w:rFonts w:cs="Arial"/>
           <w:lang w:bidi="ml"/>
         </w:rPr>
-        <w:lastRenderedPageBreak/>
         <w:t>If the text format does not specify any further facets, then the determined type is the listed type or a type which derives from the listed type without placing any addition restrictions on it. However, if one or more facets are specified, then a simple type based on the listed type is necessary. The simple type derives via restriction from the listed type and adds facets according to the following table (the values are mapped as is):</w:t>
       </w:r>
     </w:p>
@@ -25499,7 +25225,6 @@
               </w:rPr>
             </w:pPr>
             <w:proofErr w:type="spellStart"/>
-            <w:proofErr w:type="gramStart"/>
             <w:r>
               <w:rPr>
                 <w:rFonts w:cs="Arial"/>
@@ -25508,7 +25233,6 @@
               <w:t>xs:minLength</w:t>
             </w:r>
             <w:proofErr w:type="spellEnd"/>
-            <w:proofErr w:type="gramEnd"/>
           </w:p>
         </w:tc>
       </w:tr>
@@ -25553,7 +25277,6 @@
               </w:rPr>
             </w:pPr>
             <w:proofErr w:type="spellStart"/>
-            <w:proofErr w:type="gramStart"/>
             <w:r>
               <w:rPr>
                 <w:rFonts w:cs="Arial"/>
@@ -25562,7 +25285,6 @@
               <w:t>xs:maxLength</w:t>
             </w:r>
             <w:proofErr w:type="spellEnd"/>
-            <w:proofErr w:type="gramEnd"/>
           </w:p>
         </w:tc>
       </w:tr>
@@ -25639,7 +25361,6 @@
               <w:t xml:space="preserve">: </w:t>
             </w:r>
             <w:proofErr w:type="spellStart"/>
-            <w:proofErr w:type="gramStart"/>
             <w:r>
               <w:rPr>
                 <w:rFonts w:cs="Arial"/>
@@ -25648,7 +25369,6 @@
               <w:t>xs:minExclusives</w:t>
             </w:r>
             <w:proofErr w:type="spellEnd"/>
-            <w:proofErr w:type="gramEnd"/>
             <w:r>
               <w:rPr>
                 <w:rFonts w:cs="Arial"/>
@@ -25777,7 +25497,6 @@
               <w:t xml:space="preserve">: </w:t>
             </w:r>
             <w:proofErr w:type="spellStart"/>
-            <w:proofErr w:type="gramStart"/>
             <w:r>
               <w:rPr>
                 <w:rFonts w:cs="Arial"/>
@@ -25786,7 +25505,6 @@
               <w:t>xs:maxExclusives</w:t>
             </w:r>
             <w:proofErr w:type="spellEnd"/>
-            <w:proofErr w:type="gramEnd"/>
             <w:r>
               <w:rPr>
                 <w:rFonts w:cs="Arial"/>
@@ -25892,7 +25610,6 @@
               </w:rPr>
             </w:pPr>
             <w:proofErr w:type="spellStart"/>
-            <w:proofErr w:type="gramStart"/>
             <w:r>
               <w:rPr>
                 <w:rFonts w:cs="Arial"/>
@@ -25901,7 +25618,6 @@
               <w:t>xs:fractionDigits</w:t>
             </w:r>
             <w:proofErr w:type="spellEnd"/>
-            <w:proofErr w:type="gramEnd"/>
           </w:p>
         </w:tc>
       </w:tr>
@@ -25944,7 +25660,6 @@
               </w:rPr>
             </w:pPr>
             <w:proofErr w:type="spellStart"/>
-            <w:proofErr w:type="gramStart"/>
             <w:r>
               <w:rPr>
                 <w:rFonts w:cs="Arial"/>
@@ -25953,7 +25668,6 @@
               <w:t>xs:pattern</w:t>
             </w:r>
             <w:proofErr w:type="spellEnd"/>
-            <w:proofErr w:type="gramEnd"/>
           </w:p>
         </w:tc>
       </w:tr>
@@ -25971,23 +25685,7 @@
           <w:rFonts w:cs="Arial"/>
           <w:lang w:bidi="ml"/>
         </w:rPr>
-        <w:t xml:space="preserve">Any other facets are informational </w:t>
-      </w:r>
-      <w:proofErr w:type="gramStart"/>
-      <w:r>
-        <w:rPr>
-          <w:rFonts w:cs="Arial"/>
-          <w:lang w:bidi="ml"/>
-        </w:rPr>
-        <w:t>only, and</w:t>
-      </w:r>
-      <w:proofErr w:type="gramEnd"/>
-      <w:r>
-        <w:rPr>
-          <w:rFonts w:cs="Arial"/>
-          <w:lang w:bidi="ml"/>
-        </w:rPr>
-        <w:t xml:space="preserve"> will not affect the determined type.</w:t>
+        <w:t>Any other facets are informational only, and will not affect the determined type.</w:t>
       </w:r>
     </w:p>
     <w:p>
@@ -26002,40 +25700,242 @@
         <w:rPr>
           <w:lang w:bidi="ml"/>
         </w:rPr>
-        <w:t xml:space="preserve">Representation with </w:t>
-      </w:r>
+        <w:t xml:space="preserve">Representation </w:t>
+      </w:r>
+      <w:bookmarkEnd w:id="44"/>
       <w:r>
         <w:rPr>
           <w:lang w:bidi="ml"/>
         </w:rPr>
-        <w:t>Missing Value Support</w:t>
-      </w:r>
-      <w:bookmarkEnd w:id="44"/>
+        <w:t>for Irrelevant Dimensions</w:t>
+      </w:r>
     </w:p>
     <w:p>
       <w:pPr>
         <w:pStyle w:val="ParagraphCharCharChar"/>
-        <w:rPr>
+        <w:spacing w:line="259" w:lineRule="auto"/>
+        <w:rPr>
+          <w:sz w:val="20"/>
           <w:lang w:bidi="ml"/>
         </w:rPr>
       </w:pPr>
       <w:r>
         <w:rPr>
+          <w:sz w:val="20"/>
           <w:lang w:bidi="ml"/>
         </w:rPr>
-        <w:t xml:space="preserve">Missing values are represented using the tilde ‘~’ character.  It is a requirement to support missing values for Dimensions (excluding TIME_PERIOD) if </w:t>
-      </w:r>
-      <w:r>
-        <w:rPr>
+        <w:t>Irrelevant</w:t>
+      </w:r>
+      <w:r>
+        <w:rPr>
+          <w:sz w:val="20"/>
           <w:lang w:bidi="ml"/>
         </w:rPr>
-        <w:t xml:space="preserve">the schema is generated for a Data Structure Definition which has the ‘evolving structure’ property set to true.  </w:t>
+        <w:t xml:space="preserve"> </w:t>
+      </w:r>
+      <w:r>
+        <w:rPr>
+          <w:sz w:val="20"/>
+          <w:lang w:bidi="ml"/>
+        </w:rPr>
+        <w:t>D</w:t>
+      </w:r>
+      <w:r>
+        <w:rPr>
+          <w:sz w:val="20"/>
+          <w:lang w:bidi="ml"/>
+        </w:rPr>
+        <w:t>imension</w:t>
+      </w:r>
+      <w:r>
+        <w:rPr>
+          <w:sz w:val="20"/>
+          <w:lang w:bidi="ml"/>
+        </w:rPr>
+        <w:t>s</w:t>
+      </w:r>
+      <w:r>
+        <w:rPr>
+          <w:sz w:val="20"/>
+          <w:lang w:bidi="ml"/>
+        </w:rPr>
+        <w:t xml:space="preserve">, </w:t>
+      </w:r>
+      <w:r>
+        <w:rPr>
+          <w:sz w:val="20"/>
+          <w:lang w:bidi="ml"/>
+        </w:rPr>
+        <w:t xml:space="preserve">i.e., </w:t>
+      </w:r>
+      <w:r>
+        <w:rPr>
+          <w:sz w:val="20"/>
+          <w:lang w:bidi="ml"/>
+        </w:rPr>
+        <w:t xml:space="preserve">when </w:t>
+      </w:r>
+      <w:r>
+        <w:rPr>
+          <w:sz w:val="20"/>
+          <w:lang w:bidi="ml"/>
+        </w:rPr>
+        <w:t xml:space="preserve">reported </w:t>
+      </w:r>
+      <w:r>
+        <w:rPr>
+          <w:sz w:val="20"/>
+          <w:lang w:bidi="ml"/>
+        </w:rPr>
+        <w:t xml:space="preserve">measures or attributes are not attached to those </w:t>
+      </w:r>
+      <w:r>
+        <w:rPr>
+          <w:sz w:val="20"/>
+          <w:lang w:bidi="ml"/>
+        </w:rPr>
+        <w:t>D</w:t>
+      </w:r>
+      <w:r>
+        <w:rPr>
+          <w:sz w:val="20"/>
+          <w:lang w:bidi="ml"/>
+        </w:rPr>
+        <w:t>imensions</w:t>
+      </w:r>
+      <w:r>
+        <w:rPr>
+          <w:sz w:val="20"/>
+          <w:lang w:bidi="ml"/>
+        </w:rPr>
+        <w:t>,</w:t>
+      </w:r>
+      <w:r>
+        <w:rPr>
+          <w:sz w:val="20"/>
+          <w:lang w:bidi="ml"/>
+        </w:rPr>
+        <w:t xml:space="preserve"> </w:t>
+      </w:r>
+      <w:r>
+        <w:rPr>
+          <w:sz w:val="20"/>
+          <w:lang w:bidi="ml"/>
+        </w:rPr>
+        <w:t>take as value</w:t>
+      </w:r>
+      <w:r>
+        <w:rPr>
+          <w:sz w:val="20"/>
+          <w:lang w:bidi="ml"/>
+        </w:rPr>
+        <w:t xml:space="preserve"> the tilde ‘~’ character. It is a requirement to support </w:t>
+      </w:r>
+      <w:r>
+        <w:rPr>
+          <w:sz w:val="20"/>
+          <w:lang w:bidi="ml"/>
+        </w:rPr>
+        <w:t>irrelevant</w:t>
+      </w:r>
+      <w:r>
+        <w:rPr>
+          <w:sz w:val="20"/>
+          <w:lang w:bidi="ml"/>
+        </w:rPr>
+        <w:t xml:space="preserve"> Dimensions (excluding TIME_PERIOD) if </w:t>
+      </w:r>
+      <w:r>
+        <w:rPr>
+          <w:sz w:val="20"/>
+          <w:lang w:bidi="ml"/>
+        </w:rPr>
+        <w:t xml:space="preserve">the schema is generated for a Data Structure Definition which has the ‘evolving structure’ property set to true. </w:t>
+      </w:r>
+      <w:r>
+        <w:rPr>
+          <w:sz w:val="20"/>
+          <w:lang w:bidi="ml"/>
+        </w:rPr>
+        <w:t xml:space="preserve">Additionally, irrelevant Dimensions </w:t>
+      </w:r>
+      <w:r>
+        <w:rPr>
+          <w:sz w:val="20"/>
+          <w:lang w:bidi="ml"/>
+        </w:rPr>
+        <w:t xml:space="preserve">(including TIME_PERIOD) </w:t>
+      </w:r>
+      <w:r>
+        <w:rPr>
+          <w:sz w:val="20"/>
+          <w:lang w:bidi="ml"/>
+        </w:rPr>
+        <w:t xml:space="preserve">occur for data-related </w:t>
+      </w:r>
+      <w:r>
+        <w:rPr>
+          <w:sz w:val="20"/>
+          <w:lang w:bidi="ml"/>
+        </w:rPr>
+        <w:t xml:space="preserve">higher-level (i.e., attached to dataflow or partial list of Dimensions) </w:t>
+      </w:r>
+      <w:r>
+        <w:rPr>
+          <w:sz w:val="20"/>
+          <w:lang w:bidi="ml"/>
+        </w:rPr>
+        <w:t>reference metadata attributes</w:t>
+      </w:r>
+      <w:r>
+        <w:rPr>
+          <w:sz w:val="20"/>
+          <w:lang w:bidi="ml"/>
+        </w:rPr>
+        <w:t xml:space="preserve"> that</w:t>
+      </w:r>
+      <w:r>
+        <w:rPr>
+          <w:sz w:val="20"/>
+          <w:lang w:bidi="ml"/>
+        </w:rPr>
+        <w:t xml:space="preserve"> don’t have a fixed </w:t>
+      </w:r>
+      <w:r>
+        <w:rPr>
+          <w:sz w:val="20"/>
+          <w:lang w:bidi="ml"/>
+        </w:rPr>
+        <w:t xml:space="preserve">pre-defined </w:t>
+      </w:r>
+      <w:r>
+        <w:rPr>
+          <w:sz w:val="20"/>
+          <w:lang w:bidi="ml"/>
+        </w:rPr>
+        <w:t>attachment</w:t>
+      </w:r>
+      <w:r>
+        <w:rPr>
+          <w:sz w:val="20"/>
+          <w:lang w:bidi="ml"/>
+        </w:rPr>
+        <w:t>.</w:t>
+      </w:r>
+      <w:r>
+        <w:rPr>
+          <w:sz w:val="20"/>
+          <w:lang w:bidi="ml"/>
+        </w:rPr>
+        <w:t xml:space="preserve"> </w:t>
       </w:r>
     </w:p>
     <w:p>
       <w:pPr>
         <w:pStyle w:val="ParagraphCharCharChar"/>
-        <w:rPr>
+        <w:spacing w:line="259" w:lineRule="auto"/>
+        <w:rPr>
+          <w:sz w:val="20"/>
           <w:lang w:bidi="ml"/>
         </w:rPr>
       </w:pPr>
@@ -26043,76 +25943,116 @@
     <w:p>
       <w:pPr>
         <w:pStyle w:val="ParagraphCharCharChar"/>
-        <w:rPr>
+        <w:spacing w:line="259" w:lineRule="auto"/>
+        <w:rPr>
+          <w:sz w:val="20"/>
           <w:lang w:bidi="ml"/>
         </w:rPr>
       </w:pPr>
       <w:r>
         <w:rPr>
+          <w:sz w:val="20"/>
           <w:lang w:bidi="ml"/>
         </w:rPr>
+        <w:lastRenderedPageBreak/>
         <w:t>To support a specific type</w:t>
       </w:r>
       <w:r>
         <w:rPr>
+          <w:sz w:val="20"/>
           <w:lang w:bidi="ml"/>
         </w:rPr>
         <w:t xml:space="preserve"> and allow for </w:t>
       </w:r>
       <w:r>
         <w:rPr>
+          <w:sz w:val="20"/>
           <w:lang w:bidi="ml"/>
         </w:rPr>
-        <w:t xml:space="preserve">a missing value, the schema must union the type with </w:t>
-      </w:r>
-      <w:r>
-        <w:rPr>
+        <w:t>a</w:t>
+      </w:r>
+      <w:r>
+        <w:rPr>
+          <w:sz w:val="20"/>
           <w:lang w:bidi="ml"/>
         </w:rPr>
+        <w:t xml:space="preserve">n irrelevant Dimension </w:t>
+      </w:r>
+      <w:r>
+        <w:rPr>
+          <w:sz w:val="20"/>
+          <w:lang w:bidi="ml"/>
+        </w:rPr>
+        <w:t xml:space="preserve">value, the schema must union the type with </w:t>
+      </w:r>
+      <w:r>
+        <w:rPr>
+          <w:sz w:val="20"/>
+          <w:lang w:bidi="ml"/>
+        </w:rPr>
         <w:t>the</w:t>
       </w:r>
       <w:r>
         <w:rPr>
+          <w:sz w:val="20"/>
           <w:lang w:bidi="ml"/>
         </w:rPr>
         <w:t xml:space="preserve"> </w:t>
       </w:r>
       <w:proofErr w:type="spellStart"/>
-      <w:proofErr w:type="gramStart"/>
-      <w:r>
-        <w:rPr>
+      <w:r>
+        <w:rPr>
+          <w:sz w:val="20"/>
           <w:lang w:bidi="ml"/>
         </w:rPr>
         <w:t>common</w:t>
       </w:r>
       <w:r>
         <w:rPr>
+          <w:sz w:val="20"/>
           <w:lang w:bidi="ml"/>
         </w:rPr>
         <w:t>:</w:t>
       </w:r>
       <w:r>
         <w:rPr>
+          <w:sz w:val="20"/>
           <w:lang w:bidi="ml"/>
         </w:rPr>
         <w:t>MissingType</w:t>
       </w:r>
       <w:proofErr w:type="spellEnd"/>
-      <w:proofErr w:type="gramEnd"/>
-      <w:r>
-        <w:rPr>
+      <w:r>
+        <w:rPr>
+          <w:sz w:val="20"/>
           <w:lang w:bidi="ml"/>
         </w:rPr>
-        <w:t>.  This is</w:t>
-      </w:r>
-      <w:r>
-        <w:rPr>
+        <w:t xml:space="preserve">, which enumerates the </w:t>
+      </w:r>
+      <w:r>
+        <w:rPr>
+          <w:sz w:val="20"/>
           <w:lang w:bidi="ml"/>
         </w:rPr>
+        <w:t>tilde ‘~’ character</w:t>
+      </w:r>
+      <w:r>
+        <w:rPr>
+          <w:sz w:val="20"/>
+          <w:lang w:bidi="ml"/>
+        </w:rPr>
+        <w:t>. This is</w:t>
+      </w:r>
+      <w:r>
+        <w:rPr>
+          <w:sz w:val="20"/>
+          <w:lang w:bidi="ml"/>
+        </w:rPr>
         <w:t xml:space="preserve"> as shown in the following example:</w:t>
       </w:r>
       <w:r>
         <w:rPr>
+          <w:sz w:val="20"/>
           <w:lang w:bidi="ml"/>
         </w:rPr>
         <w:t xml:space="preserve"> </w:t>
@@ -26153,7 +26093,6 @@
         <w:t>&lt;</w:t>
       </w:r>
       <w:proofErr w:type="spellStart"/>
-      <w:proofErr w:type="gramStart"/>
       <w:r>
         <w:rPr>
           <w:rFonts w:ascii="Courier New" w:hAnsi="Courier New" w:cs="Courier New"/>
@@ -26165,7 +26104,6 @@
         <w:t>xs:simpleType</w:t>
       </w:r>
       <w:proofErr w:type="spellEnd"/>
-      <w:proofErr w:type="gramEnd"/>
       <w:r>
         <w:rPr>
           <w:rFonts w:ascii="Courier New" w:hAnsi="Courier New" w:cs="Courier New"/>
@@ -26353,8 +26291,9 @@
           <w:szCs w:val="16"/>
           <w:highlight w:val="white"/>
         </w:rPr>
-        <w:t>common:</w:t>
-      </w:r>
+        <w:t>common:MissingType</w:t>
+      </w:r>
+      <w:proofErr w:type="spellEnd"/>
       <w:r>
         <w:rPr>
           <w:rFonts w:ascii="Courier New" w:hAnsi="Courier New" w:cs="Courier New"/>
@@ -26363,17 +26302,6 @@
           <w:szCs w:val="16"/>
           <w:highlight w:val="white"/>
         </w:rPr>
-        <w:t>MissingType</w:t>
-      </w:r>
-      <w:proofErr w:type="spellEnd"/>
-      <w:r>
-        <w:rPr>
-          <w:rFonts w:ascii="Courier New" w:hAnsi="Courier New" w:cs="Courier New"/>
-          <w:color w:val="993300"/>
-          <w:sz w:val="16"/>
-          <w:szCs w:val="16"/>
-          <w:highlight w:val="white"/>
-        </w:rPr>
         <w:t>"</w:t>
       </w:r>
       <w:r>
@@ -26465,124 +26393,134 @@
         <w:autoSpaceDE w:val="0"/>
         <w:autoSpaceDN w:val="0"/>
         <w:adjustRightInd w:val="0"/>
-        <w:spacing w:after="0"/>
-        <w:rPr>
-          <w:rFonts w:ascii="Times New Roman" w:hAnsi="Times New Roman"/>
+        <w:spacing w:after="0" w:line="259" w:lineRule="auto"/>
+        <w:jc w:val="both"/>
+        <w:rPr>
+          <w:rFonts w:cs="Arial"/>
           <w:color w:val="000000"/>
-          <w:sz w:val="24"/>
-          <w:szCs w:val="24"/>
           <w:highlight w:val="white"/>
         </w:rPr>
       </w:pPr>
       <w:r>
         <w:rPr>
-          <w:rFonts w:ascii="Times New Roman" w:hAnsi="Times New Roman"/>
+          <w:rFonts w:cs="Arial"/>
           <w:color w:val="000000"/>
-          <w:sz w:val="24"/>
-          <w:szCs w:val="24"/>
           <w:highlight w:val="white"/>
         </w:rPr>
         <w:t>F</w:t>
       </w:r>
       <w:r>
         <w:rPr>
-          <w:rFonts w:ascii="Times New Roman" w:hAnsi="Times New Roman"/>
+          <w:rFonts w:cs="Arial"/>
           <w:color w:val="000000"/>
-          <w:sz w:val="24"/>
-          <w:szCs w:val="24"/>
           <w:highlight w:val="white"/>
         </w:rPr>
         <w:t xml:space="preserve">or </w:t>
       </w:r>
       <w:r>
         <w:rPr>
-          <w:rFonts w:ascii="Times New Roman" w:hAnsi="Times New Roman"/>
+          <w:rFonts w:cs="Arial"/>
           <w:color w:val="000000"/>
-          <w:sz w:val="24"/>
-          <w:szCs w:val="24"/>
           <w:highlight w:val="white"/>
         </w:rPr>
         <w:t>enumerated</w:t>
       </w:r>
       <w:r>
         <w:rPr>
-          <w:rFonts w:ascii="Times New Roman" w:hAnsi="Times New Roman"/>
+          <w:rFonts w:cs="Arial"/>
           <w:color w:val="000000"/>
-          <w:sz w:val="24"/>
-          <w:szCs w:val="24"/>
           <w:highlight w:val="white"/>
         </w:rPr>
         <w:t xml:space="preserve"> types, the generated schema </w:t>
       </w:r>
       <w:r>
         <w:rPr>
-          <w:rFonts w:ascii="Times New Roman" w:hAnsi="Times New Roman"/>
+          <w:rFonts w:cs="Arial"/>
           <w:color w:val="000000"/>
-          <w:sz w:val="24"/>
-          <w:szCs w:val="24"/>
           <w:highlight w:val="white"/>
         </w:rPr>
-        <w:t xml:space="preserve">can include the missing value in the </w:t>
-      </w:r>
-      <w:r>
-        <w:rPr>
-          <w:rFonts w:ascii="Times New Roman" w:hAnsi="Times New Roman"/>
+        <w:t xml:space="preserve">can include the </w:t>
+      </w:r>
+      <w:r>
+        <w:rPr>
+          <w:rFonts w:cs="Arial"/>
           <w:color w:val="000000"/>
-          <w:sz w:val="24"/>
-          <w:szCs w:val="24"/>
           <w:highlight w:val="white"/>
         </w:rPr>
+        <w:t>special</w:t>
+      </w:r>
+      <w:r>
+        <w:rPr>
+          <w:rFonts w:cs="Arial"/>
+          <w:color w:val="000000"/>
+          <w:highlight w:val="white"/>
+        </w:rPr>
+        <w:t xml:space="preserve"> value in the </w:t>
+      </w:r>
+      <w:r>
+        <w:rPr>
+          <w:rFonts w:cs="Arial"/>
+          <w:color w:val="000000"/>
+          <w:highlight w:val="white"/>
+        </w:rPr>
         <w:t>enumeration or</w:t>
       </w:r>
       <w:r>
         <w:rPr>
-          <w:rFonts w:ascii="Times New Roman" w:hAnsi="Times New Roman"/>
+          <w:rFonts w:cs="Arial"/>
           <w:color w:val="000000"/>
-          <w:sz w:val="24"/>
-          <w:szCs w:val="24"/>
           <w:highlight w:val="white"/>
         </w:rPr>
         <w:t xml:space="preserve"> </w:t>
       </w:r>
       <w:r>
         <w:rPr>
-          <w:rFonts w:ascii="Times New Roman" w:hAnsi="Times New Roman"/>
+          <w:rFonts w:cs="Arial"/>
           <w:color w:val="000000"/>
-          <w:sz w:val="24"/>
-          <w:szCs w:val="24"/>
           <w:highlight w:val="white"/>
         </w:rPr>
         <w:t xml:space="preserve">create a union between the </w:t>
       </w:r>
       <w:r>
         <w:rPr>
-          <w:rFonts w:ascii="Times New Roman" w:hAnsi="Times New Roman"/>
+          <w:rFonts w:cs="Arial"/>
           <w:color w:val="000000"/>
-          <w:sz w:val="24"/>
-          <w:szCs w:val="24"/>
           <w:highlight w:val="white"/>
         </w:rPr>
         <w:t>enumerat</w:t>
       </w:r>
       <w:r>
         <w:rPr>
-          <w:rFonts w:ascii="Times New Roman" w:hAnsi="Times New Roman"/>
+          <w:rFonts w:cs="Arial"/>
           <w:color w:val="000000"/>
-          <w:sz w:val="24"/>
-          <w:szCs w:val="24"/>
           <w:highlight w:val="white"/>
         </w:rPr>
         <w:t>ed type</w:t>
       </w:r>
       <w:r>
         <w:rPr>
-          <w:rFonts w:ascii="Times New Roman" w:hAnsi="Times New Roman"/>
+          <w:rFonts w:cs="Arial"/>
           <w:color w:val="000000"/>
-          <w:sz w:val="24"/>
-          <w:szCs w:val="24"/>
           <w:highlight w:val="white"/>
         </w:rPr>
-        <w:t xml:space="preserve"> and the missing type.</w:t>
+        <w:t xml:space="preserve"> and the </w:t>
+      </w:r>
+      <w:proofErr w:type="spellStart"/>
+      <w:r>
+        <w:rPr>
+          <w:rFonts w:cs="Arial"/>
+          <w:color w:val="000000"/>
+        </w:rPr>
+        <w:t>common:MissingType</w:t>
+      </w:r>
+      <w:proofErr w:type="spellEnd"/>
+      <w:r>
+        <w:rPr>
+          <w:rFonts w:cs="Arial"/>
+          <w:color w:val="000000"/>
+          <w:highlight w:val="white"/>
+        </w:rPr>
+        <w:t>.</w:t>
       </w:r>
     </w:p>
     <w:p>
@@ -26591,12 +26529,10 @@
         <w:autoSpaceDE w:val="0"/>
         <w:autoSpaceDN w:val="0"/>
         <w:adjustRightInd w:val="0"/>
-        <w:spacing w:after="0"/>
-        <w:rPr>
-          <w:rFonts w:ascii="Times New Roman" w:hAnsi="Times New Roman"/>
+        <w:spacing w:after="0" w:line="259" w:lineRule="auto"/>
+        <w:rPr>
+          <w:rFonts w:cs="Arial"/>
           <w:color w:val="000000"/>
-          <w:sz w:val="24"/>
-          <w:szCs w:val="24"/>
           <w:highlight w:val="white"/>
         </w:rPr>
       </w:pPr>
@@ -26607,64 +26543,36 @@
         <w:autoSpaceDE w:val="0"/>
         <w:autoSpaceDN w:val="0"/>
         <w:adjustRightInd w:val="0"/>
-        <w:spacing w:after="0"/>
-        <w:rPr>
-          <w:rFonts w:ascii="Times New Roman" w:hAnsi="Times New Roman"/>
+        <w:spacing w:after="0" w:line="259" w:lineRule="auto"/>
+        <w:rPr>
+          <w:rFonts w:cs="Arial"/>
           <w:color w:val="000000"/>
-          <w:sz w:val="24"/>
-          <w:szCs w:val="24"/>
           <w:highlight w:val="white"/>
         </w:rPr>
       </w:pPr>
       <w:r>
         <w:rPr>
-          <w:rFonts w:ascii="Times New Roman" w:hAnsi="Times New Roman"/>
+          <w:rFonts w:cs="Arial"/>
           <w:color w:val="000000"/>
-          <w:sz w:val="24"/>
-          <w:szCs w:val="24"/>
           <w:highlight w:val="white"/>
         </w:rPr>
-        <w:t xml:space="preserve">Option </w:t>
-      </w:r>
-      <w:r>
-        <w:rPr>
-          <w:rFonts w:ascii="Times New Roman" w:hAnsi="Times New Roman"/>
+        <w:t xml:space="preserve">Option 1: Augmenting the enumeration with the </w:t>
+      </w:r>
+      <w:r>
+        <w:rPr>
+          <w:rFonts w:cs="Arial"/>
           <w:color w:val="000000"/>
-          <w:sz w:val="24"/>
-          <w:szCs w:val="24"/>
           <w:highlight w:val="white"/>
         </w:rPr>
-        <w:t>1</w:t>
-      </w:r>
-      <w:r>
-        <w:rPr>
-          <w:rFonts w:ascii="Times New Roman" w:hAnsi="Times New Roman"/>
+        <w:t>special</w:t>
+      </w:r>
+      <w:r>
+        <w:rPr>
+          <w:rFonts w:cs="Arial"/>
           <w:color w:val="000000"/>
-          <w:sz w:val="24"/>
-          <w:szCs w:val="24"/>
           <w:highlight w:val="white"/>
         </w:rPr>
-        <w:t xml:space="preserve">: </w:t>
-      </w:r>
-      <w:r>
-        <w:rPr>
-          <w:rFonts w:ascii="Times New Roman" w:hAnsi="Times New Roman"/>
-          <w:color w:val="000000"/>
-          <w:sz w:val="24"/>
-          <w:szCs w:val="24"/>
-          <w:highlight w:val="white"/>
-        </w:rPr>
-        <w:t>Augmenting</w:t>
-      </w:r>
-      <w:r>
-        <w:rPr>
-          <w:rFonts w:ascii="Times New Roman" w:hAnsi="Times New Roman"/>
-          <w:color w:val="000000"/>
-          <w:sz w:val="24"/>
-          <w:szCs w:val="24"/>
-          <w:highlight w:val="white"/>
-        </w:rPr>
-        <w:t xml:space="preserve"> the enumeration with the missing value</w:t>
+        <w:t xml:space="preserve"> value</w:t>
       </w:r>
     </w:p>
     <w:p>
@@ -26676,9 +26584,8 @@
         <w:spacing w:after="0"/>
         <w:ind w:firstLine="720"/>
         <w:rPr>
-          <w:rFonts w:ascii="Courier New" w:hAnsi="Courier New" w:cs="Courier New"/>
-          <w:sz w:val="16"/>
-          <w:szCs w:val="16"/>
+          <w:rFonts w:cs="Arial"/>
+          <w:color w:val="000000"/>
           <w:highlight w:val="white"/>
         </w:rPr>
       </w:pPr>
@@ -26693,7 +26600,6 @@
         <w:t>&lt;</w:t>
       </w:r>
       <w:proofErr w:type="spellStart"/>
-      <w:proofErr w:type="gramStart"/>
       <w:r>
         <w:rPr>
           <w:rFonts w:ascii="Courier New" w:hAnsi="Courier New" w:cs="Courier New"/>
@@ -26705,7 +26611,6 @@
         <w:t>xs:simpleType</w:t>
       </w:r>
       <w:proofErr w:type="spellEnd"/>
-      <w:proofErr w:type="gramEnd"/>
       <w:r>
         <w:rPr>
           <w:rFonts w:ascii="Courier New" w:hAnsi="Courier New" w:cs="Courier New"/>
@@ -26734,7 +26639,102 @@
           <w:szCs w:val="16"/>
           <w:highlight w:val="white"/>
         </w:rPr>
-        <w:t>"CL_</w:t>
+        <w:t>"CL_SUBINDICATOR_OR_MISSING"</w:t>
+      </w:r>
+      <w:r>
+        <w:rPr>
+          <w:rFonts w:ascii="Courier New" w:hAnsi="Courier New" w:cs="Courier New"/>
+          <w:color w:val="000096"/>
+          <w:sz w:val="16"/>
+          <w:szCs w:val="16"/>
+          <w:highlight w:val="white"/>
+        </w:rPr>
+        <w:t>&gt;</w:t>
+      </w:r>
+      <w:r>
+        <w:rPr>
+          <w:rFonts w:ascii="Courier New" w:hAnsi="Courier New" w:cs="Courier New"/>
+          <w:color w:val="000000"/>
+          <w:sz w:val="16"/>
+          <w:szCs w:val="16"/>
+          <w:highlight w:val="white"/>
+        </w:rPr>
+        <w:br/>
+        <w:t xml:space="preserve">       </w:t>
+      </w:r>
+      <w:r>
+        <w:rPr>
+          <w:rFonts w:ascii="Courier New" w:hAnsi="Courier New" w:cs="Courier New"/>
+          <w:color w:val="000000"/>
+          <w:sz w:val="16"/>
+          <w:szCs w:val="16"/>
+          <w:highlight w:val="white"/>
+        </w:rPr>
+        <w:tab/>
+      </w:r>
+      <w:r>
+        <w:rPr>
+          <w:rFonts w:ascii="Courier New" w:hAnsi="Courier New" w:cs="Courier New"/>
+          <w:color w:val="000000"/>
+          <w:sz w:val="16"/>
+          <w:szCs w:val="16"/>
+          <w:highlight w:val="white"/>
+        </w:rPr>
+        <w:tab/>
+      </w:r>
+      <w:r>
+        <w:rPr>
+          <w:rFonts w:ascii="Courier New" w:hAnsi="Courier New" w:cs="Courier New"/>
+          <w:color w:val="003296"/>
+          <w:sz w:val="16"/>
+          <w:szCs w:val="16"/>
+          <w:highlight w:val="white"/>
+        </w:rPr>
+        <w:t>&lt;</w:t>
+      </w:r>
+      <w:proofErr w:type="spellStart"/>
+      <w:r>
+        <w:rPr>
+          <w:rFonts w:ascii="Courier New" w:hAnsi="Courier New" w:cs="Courier New"/>
+          <w:color w:val="003296"/>
+          <w:sz w:val="16"/>
+          <w:szCs w:val="16"/>
+          <w:highlight w:val="white"/>
+        </w:rPr>
+        <w:t>xs:union</w:t>
+      </w:r>
+      <w:proofErr w:type="spellEnd"/>
+      <w:r>
+        <w:rPr>
+          <w:rFonts w:ascii="Courier New" w:hAnsi="Courier New" w:cs="Courier New"/>
+          <w:color w:val="F5844C"/>
+          <w:sz w:val="16"/>
+          <w:szCs w:val="16"/>
+          <w:highlight w:val="white"/>
+        </w:rPr>
+        <w:t xml:space="preserve"> </w:t>
+      </w:r>
+      <w:proofErr w:type="spellStart"/>
+      <w:r>
+        <w:rPr>
+          <w:rFonts w:ascii="Courier New" w:hAnsi="Courier New" w:cs="Courier New"/>
+          <w:color w:val="F5844C"/>
+          <w:sz w:val="16"/>
+          <w:szCs w:val="16"/>
+          <w:highlight w:val="white"/>
+        </w:rPr>
+        <w:t>memberTypes</w:t>
+      </w:r>
+      <w:proofErr w:type="spellEnd"/>
+      <w:r>
+        <w:rPr>
+          <w:rFonts w:ascii="Courier New" w:hAnsi="Courier New" w:cs="Courier New"/>
+          <w:color w:val="FF8040"/>
+          <w:sz w:val="16"/>
+          <w:szCs w:val="16"/>
+          <w:highlight w:val="white"/>
+        </w:rPr>
+        <w:t>=</w:t>
       </w:r>
       <w:r>
         <w:rPr>
@@ -26744,8 +26744,9 @@
           <w:szCs w:val="16"/>
           <w:highlight w:val="white"/>
         </w:rPr>
-        <w:t>SUBINDICATOR</w:t>
-      </w:r>
+        <w:t xml:space="preserve">"CL_SUBINDICATOR </w:t>
+      </w:r>
+      <w:proofErr w:type="spellStart"/>
       <w:r>
         <w:rPr>
           <w:rFonts w:ascii="Courier New" w:hAnsi="Courier New" w:cs="Courier New"/>
@@ -26754,7 +26755,18 @@
           <w:szCs w:val="16"/>
           <w:highlight w:val="white"/>
         </w:rPr>
-        <w:t>_OR_MISSING"</w:t>
+        <w:t>common:MissingType</w:t>
+      </w:r>
+      <w:proofErr w:type="spellEnd"/>
+      <w:r>
+        <w:rPr>
+          <w:rFonts w:ascii="Courier New" w:hAnsi="Courier New" w:cs="Courier New"/>
+          <w:color w:val="993300"/>
+          <w:sz w:val="16"/>
+          <w:szCs w:val="16"/>
+          <w:highlight w:val="white"/>
+        </w:rPr>
+        <w:t>"</w:t>
       </w:r>
       <w:r>
         <w:rPr>
@@ -26764,7 +26776,7 @@
           <w:szCs w:val="16"/>
           <w:highlight w:val="white"/>
         </w:rPr>
-        <w:t>&gt;</w:t>
+        <w:t>/&gt;</w:t>
       </w:r>
       <w:r>
         <w:rPr>
@@ -26775,7 +26787,7 @@
           <w:highlight w:val="white"/>
         </w:rPr>
         <w:br/>
-        <w:t xml:space="preserve">       </w:t>
+        <w:t xml:space="preserve">    </w:t>
       </w:r>
       <w:r>
         <w:rPr>
@@ -26790,13 +26802,14 @@
       <w:r>
         <w:rPr>
           <w:rFonts w:ascii="Courier New" w:hAnsi="Courier New" w:cs="Courier New"/>
-          <w:color w:val="000000"/>
+          <w:color w:val="003296"/>
           <w:sz w:val="16"/>
           <w:szCs w:val="16"/>
           <w:highlight w:val="white"/>
         </w:rPr>
-        <w:tab/>
-      </w:r>
+        <w:t>&lt;/</w:t>
+      </w:r>
+      <w:proofErr w:type="spellStart"/>
       <w:r>
         <w:rPr>
           <w:rFonts w:ascii="Courier New" w:hAnsi="Courier New" w:cs="Courier New"/>
@@ -26805,9 +26818,9 @@
           <w:szCs w:val="16"/>
           <w:highlight w:val="white"/>
         </w:rPr>
-        <w:t>&lt;</w:t>
-      </w:r>
-      <w:proofErr w:type="spellStart"/>
+        <w:t>xs:simpleType</w:t>
+      </w:r>
+      <w:proofErr w:type="spellEnd"/>
       <w:r>
         <w:rPr>
           <w:rFonts w:ascii="Courier New" w:hAnsi="Courier New" w:cs="Courier New"/>
@@ -26816,92 +26829,7 @@
           <w:szCs w:val="16"/>
           <w:highlight w:val="white"/>
         </w:rPr>
-        <w:t>xs:union</w:t>
-      </w:r>
-      <w:proofErr w:type="spellEnd"/>
-      <w:r>
-        <w:rPr>
-          <w:rFonts w:ascii="Courier New" w:hAnsi="Courier New" w:cs="Courier New"/>
-          <w:color w:val="F5844C"/>
-          <w:sz w:val="16"/>
-          <w:szCs w:val="16"/>
-          <w:highlight w:val="white"/>
-        </w:rPr>
-        <w:t xml:space="preserve"> </w:t>
-      </w:r>
-      <w:proofErr w:type="spellStart"/>
-      <w:r>
-        <w:rPr>
-          <w:rFonts w:ascii="Courier New" w:hAnsi="Courier New" w:cs="Courier New"/>
-          <w:color w:val="F5844C"/>
-          <w:sz w:val="16"/>
-          <w:szCs w:val="16"/>
-          <w:highlight w:val="white"/>
-        </w:rPr>
-        <w:t>memberTypes</w:t>
-      </w:r>
-      <w:proofErr w:type="spellEnd"/>
-      <w:r>
-        <w:rPr>
-          <w:rFonts w:ascii="Courier New" w:hAnsi="Courier New" w:cs="Courier New"/>
-          <w:color w:val="FF8040"/>
-          <w:sz w:val="16"/>
-          <w:szCs w:val="16"/>
-          <w:highlight w:val="white"/>
-        </w:rPr>
-        <w:t>=</w:t>
-      </w:r>
-      <w:r>
-        <w:rPr>
-          <w:rFonts w:ascii="Courier New" w:hAnsi="Courier New" w:cs="Courier New"/>
-          <w:color w:val="993300"/>
-          <w:sz w:val="16"/>
-          <w:szCs w:val="16"/>
-          <w:highlight w:val="white"/>
-        </w:rPr>
-        <w:t>"CL_SUBINDICATOR</w:t>
-      </w:r>
-      <w:r>
-        <w:rPr>
-          <w:rFonts w:ascii="Courier New" w:hAnsi="Courier New" w:cs="Courier New"/>
-          <w:color w:val="993300"/>
-          <w:sz w:val="16"/>
-          <w:szCs w:val="16"/>
-          <w:highlight w:val="white"/>
-        </w:rPr>
-        <w:t xml:space="preserve"> </w:t>
-      </w:r>
-      <w:proofErr w:type="spellStart"/>
-      <w:r>
-        <w:rPr>
-          <w:rFonts w:ascii="Courier New" w:hAnsi="Courier New" w:cs="Courier New"/>
-          <w:color w:val="993300"/>
-          <w:sz w:val="16"/>
-          <w:szCs w:val="16"/>
-          <w:highlight w:val="white"/>
-        </w:rPr>
-        <w:t>common:MissingType</w:t>
-      </w:r>
-      <w:proofErr w:type="spellEnd"/>
-      <w:r>
-        <w:rPr>
-          <w:rFonts w:ascii="Courier New" w:hAnsi="Courier New" w:cs="Courier New"/>
-          <w:color w:val="993300"/>
-          <w:sz w:val="16"/>
-          <w:szCs w:val="16"/>
-          <w:highlight w:val="white"/>
-        </w:rPr>
-        <w:t>"</w:t>
-      </w:r>
-      <w:r>
-        <w:rPr>
-          <w:rFonts w:ascii="Courier New" w:hAnsi="Courier New" w:cs="Courier New"/>
-          <w:color w:val="000096"/>
-          <w:sz w:val="16"/>
-          <w:szCs w:val="16"/>
-          <w:highlight w:val="white"/>
-        </w:rPr>
-        <w:t>/&gt;</w:t>
+        <w:t>&gt;</w:t>
       </w:r>
       <w:r>
         <w:rPr>
@@ -26912,659 +26840,14 @@
           <w:highlight w:val="white"/>
         </w:rPr>
         <w:br/>
-        <w:t xml:space="preserve">    </w:t>
-      </w:r>
-      <w:r>
-        <w:rPr>
-          <w:rFonts w:ascii="Courier New" w:hAnsi="Courier New" w:cs="Courier New"/>
+      </w:r>
+      <w:r>
+        <w:rPr>
+          <w:rFonts w:cs="Arial"/>
           <w:color w:val="000000"/>
-          <w:sz w:val="16"/>
-          <w:szCs w:val="16"/>
           <w:highlight w:val="white"/>
         </w:rPr>
-        <w:tab/>
-      </w:r>
-      <w:r>
-        <w:rPr>
-          <w:rFonts w:ascii="Courier New" w:hAnsi="Courier New" w:cs="Courier New"/>
-          <w:color w:val="003296"/>
-          <w:sz w:val="16"/>
-          <w:szCs w:val="16"/>
-          <w:highlight w:val="white"/>
-        </w:rPr>
-        <w:t>&lt;/</w:t>
-      </w:r>
-      <w:proofErr w:type="spellStart"/>
-      <w:r>
-        <w:rPr>
-          <w:rFonts w:ascii="Courier New" w:hAnsi="Courier New" w:cs="Courier New"/>
-          <w:color w:val="003296"/>
-          <w:sz w:val="16"/>
-          <w:szCs w:val="16"/>
-          <w:highlight w:val="white"/>
-        </w:rPr>
-        <w:t>xs:simpleType</w:t>
-      </w:r>
-      <w:proofErr w:type="spellEnd"/>
-      <w:r>
-        <w:rPr>
-          <w:rFonts w:ascii="Courier New" w:hAnsi="Courier New" w:cs="Courier New"/>
-          <w:color w:val="003296"/>
-          <w:sz w:val="16"/>
-          <w:szCs w:val="16"/>
-          <w:highlight w:val="white"/>
-        </w:rPr>
-        <w:t>&gt;</w:t>
-      </w:r>
-      <w:r>
-        <w:rPr>
-          <w:rFonts w:ascii="Courier New" w:hAnsi="Courier New" w:cs="Courier New"/>
-          <w:color w:val="000000"/>
-          <w:sz w:val="16"/>
-          <w:szCs w:val="16"/>
-          <w:highlight w:val="white"/>
-        </w:rPr>
-        <w:br/>
-      </w:r>
-      <w:r>
-        <w:rPr>
-          <w:rFonts w:ascii="Courier New" w:hAnsi="Courier New" w:cs="Courier New"/>
-          <w:color w:val="000000"/>
-          <w:sz w:val="16"/>
-          <w:szCs w:val="16"/>
-          <w:highlight w:val="white"/>
-        </w:rPr>
-        <w:br/>
-        <w:t xml:space="preserve">    </w:t>
-      </w:r>
-      <w:r>
-        <w:rPr>
-          <w:rFonts w:ascii="Courier New" w:hAnsi="Courier New" w:cs="Courier New"/>
-          <w:color w:val="000000"/>
-          <w:sz w:val="16"/>
-          <w:szCs w:val="16"/>
-          <w:highlight w:val="white"/>
-        </w:rPr>
-        <w:tab/>
-      </w:r>
-      <w:r>
-        <w:rPr>
-          <w:rFonts w:ascii="Courier New" w:hAnsi="Courier New" w:cs="Courier New"/>
-          <w:color w:val="003296"/>
-          <w:sz w:val="16"/>
-          <w:szCs w:val="16"/>
-          <w:highlight w:val="white"/>
-        </w:rPr>
-        <w:t>&lt;</w:t>
-      </w:r>
-      <w:proofErr w:type="spellStart"/>
-      <w:r>
-        <w:rPr>
-          <w:rFonts w:ascii="Courier New" w:hAnsi="Courier New" w:cs="Courier New"/>
-          <w:color w:val="003296"/>
-          <w:sz w:val="16"/>
-          <w:szCs w:val="16"/>
-          <w:highlight w:val="white"/>
-        </w:rPr>
-        <w:t>xs:simpleType</w:t>
-      </w:r>
-      <w:proofErr w:type="spellEnd"/>
-      <w:r>
-        <w:rPr>
-          <w:rFonts w:ascii="Courier New" w:hAnsi="Courier New" w:cs="Courier New"/>
-          <w:color w:val="F5844C"/>
-          <w:sz w:val="16"/>
-          <w:szCs w:val="16"/>
-          <w:highlight w:val="white"/>
-        </w:rPr>
-        <w:t xml:space="preserve"> name</w:t>
-      </w:r>
-      <w:r>
-        <w:rPr>
-          <w:rFonts w:ascii="Courier New" w:hAnsi="Courier New" w:cs="Courier New"/>
-          <w:color w:val="FF8040"/>
-          <w:sz w:val="16"/>
-          <w:szCs w:val="16"/>
-          <w:highlight w:val="white"/>
-        </w:rPr>
-        <w:t>=</w:t>
-      </w:r>
-      <w:r>
-        <w:rPr>
-          <w:rFonts w:ascii="Courier New" w:hAnsi="Courier New" w:cs="Courier New"/>
-          <w:color w:val="993300"/>
-          <w:sz w:val="16"/>
-          <w:szCs w:val="16"/>
-          <w:highlight w:val="white"/>
-        </w:rPr>
-        <w:t>"CL_SUBINDICATOR</w:t>
-      </w:r>
-      <w:r>
-        <w:rPr>
-          <w:rFonts w:ascii="Courier New" w:hAnsi="Courier New" w:cs="Courier New"/>
-          <w:color w:val="993300"/>
-          <w:sz w:val="16"/>
-          <w:szCs w:val="16"/>
-          <w:highlight w:val="white"/>
-        </w:rPr>
-        <w:t xml:space="preserve"> </w:t>
-      </w:r>
-      <w:r>
-        <w:rPr>
-          <w:rFonts w:ascii="Courier New" w:hAnsi="Courier New" w:cs="Courier New"/>
-          <w:color w:val="993300"/>
-          <w:sz w:val="16"/>
-          <w:szCs w:val="16"/>
-          <w:highlight w:val="white"/>
-        </w:rPr>
-        <w:t>"</w:t>
-      </w:r>
-      <w:r>
-        <w:rPr>
-          <w:rFonts w:ascii="Courier New" w:hAnsi="Courier New" w:cs="Courier New"/>
-          <w:color w:val="000096"/>
-          <w:sz w:val="16"/>
-          <w:szCs w:val="16"/>
-          <w:highlight w:val="white"/>
-        </w:rPr>
-        <w:t>&gt;</w:t>
-      </w:r>
-      <w:r>
-        <w:rPr>
-          <w:rFonts w:ascii="Courier New" w:hAnsi="Courier New" w:cs="Courier New"/>
-          <w:color w:val="000000"/>
-          <w:sz w:val="16"/>
-          <w:szCs w:val="16"/>
-          <w:highlight w:val="white"/>
-        </w:rPr>
-        <w:br/>
-        <w:t xml:space="preserve">       </w:t>
-      </w:r>
-      <w:r>
-        <w:rPr>
-          <w:rFonts w:ascii="Courier New" w:hAnsi="Courier New" w:cs="Courier New"/>
-          <w:color w:val="000000"/>
-          <w:sz w:val="16"/>
-          <w:szCs w:val="16"/>
-          <w:highlight w:val="white"/>
-        </w:rPr>
-        <w:tab/>
-      </w:r>
-      <w:r>
-        <w:rPr>
-          <w:rFonts w:ascii="Courier New" w:hAnsi="Courier New" w:cs="Courier New"/>
-          <w:color w:val="000000"/>
-          <w:sz w:val="16"/>
-          <w:szCs w:val="16"/>
-          <w:highlight w:val="white"/>
-        </w:rPr>
-        <w:t xml:space="preserve"> </w:t>
-      </w:r>
-      <w:r>
-        <w:rPr>
-          <w:rFonts w:ascii="Courier New" w:hAnsi="Courier New" w:cs="Courier New"/>
-          <w:color w:val="000000"/>
-          <w:sz w:val="16"/>
-          <w:szCs w:val="16"/>
-          <w:highlight w:val="white"/>
-        </w:rPr>
-        <w:tab/>
-      </w:r>
-      <w:r>
-        <w:rPr>
-          <w:rFonts w:ascii="Courier New" w:hAnsi="Courier New" w:cs="Courier New"/>
-          <w:color w:val="003296"/>
-          <w:sz w:val="16"/>
-          <w:szCs w:val="16"/>
-          <w:highlight w:val="white"/>
-        </w:rPr>
-        <w:t>&lt;</w:t>
-      </w:r>
-      <w:proofErr w:type="spellStart"/>
-      <w:r>
-        <w:rPr>
-          <w:rFonts w:ascii="Courier New" w:hAnsi="Courier New" w:cs="Courier New"/>
-          <w:color w:val="003296"/>
-          <w:sz w:val="16"/>
-          <w:szCs w:val="16"/>
-          <w:highlight w:val="white"/>
-        </w:rPr>
-        <w:t>xs:restriction</w:t>
-      </w:r>
-      <w:proofErr w:type="spellEnd"/>
-      <w:r>
-        <w:rPr>
-          <w:rFonts w:ascii="Courier New" w:hAnsi="Courier New" w:cs="Courier New"/>
-          <w:color w:val="F5844C"/>
-          <w:sz w:val="16"/>
-          <w:szCs w:val="16"/>
-          <w:highlight w:val="white"/>
-        </w:rPr>
-        <w:t xml:space="preserve"> base</w:t>
-      </w:r>
-      <w:r>
-        <w:rPr>
-          <w:rFonts w:ascii="Courier New" w:hAnsi="Courier New" w:cs="Courier New"/>
-          <w:color w:val="FF8040"/>
-          <w:sz w:val="16"/>
-          <w:szCs w:val="16"/>
-          <w:highlight w:val="white"/>
-        </w:rPr>
-        <w:t>=</w:t>
-      </w:r>
-      <w:r>
-        <w:rPr>
-          <w:rFonts w:ascii="Courier New" w:hAnsi="Courier New" w:cs="Courier New"/>
-          <w:color w:val="993300"/>
-          <w:sz w:val="16"/>
-          <w:szCs w:val="16"/>
-          <w:highlight w:val="white"/>
-        </w:rPr>
-        <w:t>"</w:t>
-      </w:r>
-      <w:proofErr w:type="spellStart"/>
-      <w:r>
-        <w:rPr>
-          <w:rFonts w:ascii="Courier New" w:hAnsi="Courier New" w:cs="Courier New"/>
-          <w:color w:val="993300"/>
-          <w:sz w:val="16"/>
-          <w:szCs w:val="16"/>
-          <w:highlight w:val="white"/>
-        </w:rPr>
-        <w:t>xs:string</w:t>
-      </w:r>
-      <w:proofErr w:type="spellEnd"/>
-      <w:r>
-        <w:rPr>
-          <w:rFonts w:ascii="Courier New" w:hAnsi="Courier New" w:cs="Courier New"/>
-          <w:color w:val="993300"/>
-          <w:sz w:val="16"/>
-          <w:szCs w:val="16"/>
-          <w:highlight w:val="white"/>
-        </w:rPr>
-        <w:t>"</w:t>
-      </w:r>
-      <w:r>
-        <w:rPr>
-          <w:rFonts w:ascii="Courier New" w:hAnsi="Courier New" w:cs="Courier New"/>
-          <w:color w:val="000096"/>
-          <w:sz w:val="16"/>
-          <w:szCs w:val="16"/>
-          <w:highlight w:val="white"/>
-        </w:rPr>
-        <w:t>&gt;</w:t>
-      </w:r>
-      <w:r>
-        <w:rPr>
-          <w:rFonts w:ascii="Courier New" w:hAnsi="Courier New" w:cs="Courier New"/>
-          <w:color w:val="000000"/>
-          <w:sz w:val="16"/>
-          <w:szCs w:val="16"/>
-          <w:highlight w:val="white"/>
-        </w:rPr>
-        <w:br/>
-        <w:t xml:space="preserve">            </w:t>
-      </w:r>
-      <w:r>
-        <w:rPr>
-          <w:rFonts w:ascii="Courier New" w:hAnsi="Courier New" w:cs="Courier New"/>
-          <w:color w:val="000000"/>
-          <w:sz w:val="16"/>
-          <w:szCs w:val="16"/>
-          <w:highlight w:val="white"/>
-        </w:rPr>
-        <w:tab/>
-      </w:r>
-      <w:r>
-        <w:rPr>
-          <w:rFonts w:ascii="Courier New" w:hAnsi="Courier New" w:cs="Courier New"/>
-          <w:color w:val="000000"/>
-          <w:sz w:val="16"/>
-          <w:szCs w:val="16"/>
-          <w:highlight w:val="white"/>
-        </w:rPr>
-        <w:tab/>
-      </w:r>
-      <w:r>
-        <w:rPr>
-          <w:rFonts w:ascii="Courier New" w:hAnsi="Courier New" w:cs="Courier New"/>
-          <w:color w:val="003296"/>
-          <w:sz w:val="16"/>
-          <w:szCs w:val="16"/>
-          <w:highlight w:val="white"/>
-        </w:rPr>
-        <w:t>&lt;</w:t>
-      </w:r>
-      <w:proofErr w:type="spellStart"/>
-      <w:r>
-        <w:rPr>
-          <w:rFonts w:ascii="Courier New" w:hAnsi="Courier New" w:cs="Courier New"/>
-          <w:color w:val="003296"/>
-          <w:sz w:val="16"/>
-          <w:szCs w:val="16"/>
-          <w:highlight w:val="white"/>
-        </w:rPr>
-        <w:t>xs:enumeration</w:t>
-      </w:r>
-      <w:proofErr w:type="spellEnd"/>
-      <w:r>
-        <w:rPr>
-          <w:rFonts w:ascii="Courier New" w:hAnsi="Courier New" w:cs="Courier New"/>
-          <w:color w:val="F5844C"/>
-          <w:sz w:val="16"/>
-          <w:szCs w:val="16"/>
-          <w:highlight w:val="white"/>
-        </w:rPr>
-        <w:t xml:space="preserve"> value</w:t>
-      </w:r>
-      <w:r>
-        <w:rPr>
-          <w:rFonts w:ascii="Courier New" w:hAnsi="Courier New" w:cs="Courier New"/>
-          <w:color w:val="FF8040"/>
-          <w:sz w:val="16"/>
-          <w:szCs w:val="16"/>
-          <w:highlight w:val="white"/>
-        </w:rPr>
-        <w:t>=</w:t>
-      </w:r>
-      <w:r>
-        <w:rPr>
-          <w:rFonts w:ascii="Courier New" w:hAnsi="Courier New" w:cs="Courier New"/>
-          <w:color w:val="993300"/>
-          <w:sz w:val="16"/>
-          <w:szCs w:val="16"/>
-          <w:highlight w:val="white"/>
-        </w:rPr>
-        <w:t>"</w:t>
-      </w:r>
-      <w:r>
-        <w:rPr>
-          <w:rFonts w:ascii="Courier New" w:hAnsi="Courier New" w:cs="Courier New"/>
-          <w:color w:val="993300"/>
-          <w:sz w:val="16"/>
-          <w:szCs w:val="16"/>
-          <w:highlight w:val="white"/>
-        </w:rPr>
-        <w:t>A</w:t>
-      </w:r>
-      <w:r>
-        <w:rPr>
-          <w:rFonts w:ascii="Courier New" w:hAnsi="Courier New" w:cs="Courier New"/>
-          <w:color w:val="993300"/>
-          <w:sz w:val="16"/>
-          <w:szCs w:val="16"/>
-          <w:highlight w:val="white"/>
-        </w:rPr>
-        <w:t>"</w:t>
-      </w:r>
-      <w:r>
-        <w:rPr>
-          <w:rFonts w:ascii="Courier New" w:hAnsi="Courier New" w:cs="Courier New"/>
-          <w:color w:val="F5844C"/>
-          <w:sz w:val="16"/>
-          <w:szCs w:val="16"/>
-          <w:highlight w:val="white"/>
-        </w:rPr>
-        <w:t xml:space="preserve"> </w:t>
-      </w:r>
-      <w:r>
-        <w:rPr>
-          <w:rFonts w:ascii="Courier New" w:hAnsi="Courier New" w:cs="Courier New"/>
-          <w:color w:val="000096"/>
-          <w:sz w:val="16"/>
-          <w:szCs w:val="16"/>
-          <w:highlight w:val="white"/>
-        </w:rPr>
-        <w:t>/&gt;</w:t>
-      </w:r>
-      <w:r>
-        <w:rPr>
-          <w:rFonts w:ascii="Courier New" w:hAnsi="Courier New" w:cs="Courier New"/>
-          <w:color w:val="000000"/>
-          <w:sz w:val="16"/>
-          <w:szCs w:val="16"/>
-          <w:highlight w:val="white"/>
-        </w:rPr>
-        <w:br/>
-        <w:t xml:space="preserve">            </w:t>
-      </w:r>
-      <w:r>
-        <w:rPr>
-          <w:rFonts w:ascii="Courier New" w:hAnsi="Courier New" w:cs="Courier New"/>
-          <w:color w:val="000000"/>
-          <w:sz w:val="16"/>
-          <w:szCs w:val="16"/>
-          <w:highlight w:val="white"/>
-        </w:rPr>
-        <w:tab/>
-      </w:r>
-      <w:r>
-        <w:rPr>
-          <w:rFonts w:ascii="Courier New" w:hAnsi="Courier New" w:cs="Courier New"/>
-          <w:color w:val="000000"/>
-          <w:sz w:val="16"/>
-          <w:szCs w:val="16"/>
-          <w:highlight w:val="white"/>
-        </w:rPr>
-        <w:tab/>
-      </w:r>
-      <w:r>
-        <w:rPr>
-          <w:rFonts w:ascii="Courier New" w:hAnsi="Courier New" w:cs="Courier New"/>
-          <w:color w:val="003296"/>
-          <w:sz w:val="16"/>
-          <w:szCs w:val="16"/>
-          <w:highlight w:val="white"/>
-        </w:rPr>
-        <w:t>&lt;</w:t>
-      </w:r>
-      <w:proofErr w:type="spellStart"/>
-      <w:r>
-        <w:rPr>
-          <w:rFonts w:ascii="Courier New" w:hAnsi="Courier New" w:cs="Courier New"/>
-          <w:color w:val="003296"/>
-          <w:sz w:val="16"/>
-          <w:szCs w:val="16"/>
-          <w:highlight w:val="white"/>
-        </w:rPr>
-        <w:t>xs:enumeration</w:t>
-      </w:r>
-      <w:proofErr w:type="spellEnd"/>
-      <w:r>
-        <w:rPr>
-          <w:rFonts w:ascii="Courier New" w:hAnsi="Courier New" w:cs="Courier New"/>
-          <w:color w:val="F5844C"/>
-          <w:sz w:val="16"/>
-          <w:szCs w:val="16"/>
-          <w:highlight w:val="white"/>
-        </w:rPr>
-        <w:t xml:space="preserve"> value</w:t>
-      </w:r>
-      <w:r>
-        <w:rPr>
-          <w:rFonts w:ascii="Courier New" w:hAnsi="Courier New" w:cs="Courier New"/>
-          <w:color w:val="FF8040"/>
-          <w:sz w:val="16"/>
-          <w:szCs w:val="16"/>
-          <w:highlight w:val="white"/>
-        </w:rPr>
-        <w:t>=</w:t>
-      </w:r>
-      <w:r>
-        <w:rPr>
-          <w:rFonts w:ascii="Courier New" w:hAnsi="Courier New" w:cs="Courier New"/>
-          <w:color w:val="993300"/>
-          <w:sz w:val="16"/>
-          <w:szCs w:val="16"/>
-          <w:highlight w:val="white"/>
-        </w:rPr>
-        <w:t>"</w:t>
-      </w:r>
-      <w:r>
-        <w:rPr>
-          <w:rFonts w:ascii="Courier New" w:hAnsi="Courier New" w:cs="Courier New"/>
-          <w:color w:val="993300"/>
-          <w:sz w:val="16"/>
-          <w:szCs w:val="16"/>
-          <w:highlight w:val="white"/>
-        </w:rPr>
-        <w:t>B</w:t>
-      </w:r>
-      <w:r>
-        <w:rPr>
-          <w:rFonts w:ascii="Courier New" w:hAnsi="Courier New" w:cs="Courier New"/>
-          <w:color w:val="993300"/>
-          <w:sz w:val="16"/>
-          <w:szCs w:val="16"/>
-          <w:highlight w:val="white"/>
-        </w:rPr>
-        <w:t>"</w:t>
-      </w:r>
-      <w:r>
-        <w:rPr>
-          <w:rFonts w:ascii="Courier New" w:hAnsi="Courier New" w:cs="Courier New"/>
-          <w:color w:val="F5844C"/>
-          <w:sz w:val="16"/>
-          <w:szCs w:val="16"/>
-          <w:highlight w:val="white"/>
-        </w:rPr>
-        <w:t xml:space="preserve"> </w:t>
-      </w:r>
-      <w:r>
-        <w:rPr>
-          <w:rFonts w:ascii="Courier New" w:hAnsi="Courier New" w:cs="Courier New"/>
-          <w:color w:val="000096"/>
-          <w:sz w:val="16"/>
-          <w:szCs w:val="16"/>
-          <w:highlight w:val="white"/>
-        </w:rPr>
-        <w:t>/&gt;</w:t>
-      </w:r>
-      <w:r>
-        <w:rPr>
-          <w:rFonts w:ascii="Courier New" w:hAnsi="Courier New" w:cs="Courier New"/>
-          <w:color w:val="000000"/>
-          <w:sz w:val="16"/>
-          <w:szCs w:val="16"/>
-          <w:highlight w:val="white"/>
-        </w:rPr>
-        <w:br/>
-        <w:t xml:space="preserve">            </w:t>
-      </w:r>
-      <w:r>
-        <w:rPr>
-          <w:rFonts w:ascii="Courier New" w:hAnsi="Courier New" w:cs="Courier New"/>
-          <w:color w:val="000000"/>
-          <w:sz w:val="16"/>
-          <w:szCs w:val="16"/>
-          <w:highlight w:val="white"/>
-        </w:rPr>
-        <w:tab/>
-      </w:r>
-      <w:r>
-        <w:rPr>
-          <w:rFonts w:ascii="Courier New" w:hAnsi="Courier New" w:cs="Courier New"/>
-          <w:color w:val="003296"/>
-          <w:sz w:val="16"/>
-          <w:szCs w:val="16"/>
-          <w:highlight w:val="white"/>
-        </w:rPr>
-        <w:t>&lt;</w:t>
-      </w:r>
-      <w:r>
-        <w:rPr>
-          <w:rFonts w:ascii="Courier New" w:hAnsi="Courier New" w:cs="Courier New"/>
-          <w:color w:val="003296"/>
-          <w:sz w:val="16"/>
-          <w:szCs w:val="16"/>
-          <w:highlight w:val="white"/>
-        </w:rPr>
-        <w:t>/</w:t>
-      </w:r>
-      <w:proofErr w:type="spellStart"/>
-      <w:r>
-        <w:rPr>
-          <w:rFonts w:ascii="Courier New" w:hAnsi="Courier New" w:cs="Courier New"/>
-          <w:color w:val="003296"/>
-          <w:sz w:val="16"/>
-          <w:szCs w:val="16"/>
-          <w:highlight w:val="white"/>
-        </w:rPr>
-        <w:t>xs:</w:t>
-      </w:r>
-      <w:r>
-        <w:rPr>
-          <w:rFonts w:ascii="Courier New" w:hAnsi="Courier New" w:cs="Courier New"/>
-          <w:color w:val="003296"/>
-          <w:sz w:val="16"/>
-          <w:szCs w:val="16"/>
-          <w:highlight w:val="white"/>
-        </w:rPr>
-        <w:t>restriction</w:t>
-      </w:r>
-      <w:proofErr w:type="spellEnd"/>
-      <w:r>
-        <w:rPr>
-          <w:rFonts w:ascii="Courier New" w:hAnsi="Courier New" w:cs="Courier New"/>
-          <w:color w:val="000096"/>
-          <w:sz w:val="16"/>
-          <w:szCs w:val="16"/>
-          <w:highlight w:val="white"/>
-        </w:rPr>
-        <w:t>/&gt;</w:t>
-      </w:r>
-      <w:r>
-        <w:rPr>
-          <w:rFonts w:ascii="Courier New" w:hAnsi="Courier New" w:cs="Courier New"/>
-          <w:color w:val="000000"/>
-          <w:sz w:val="16"/>
-          <w:szCs w:val="16"/>
-          <w:highlight w:val="white"/>
-        </w:rPr>
-        <w:br/>
-        <w:t xml:space="preserve">    </w:t>
-      </w:r>
-      <w:r>
-        <w:rPr>
-          <w:rFonts w:ascii="Courier New" w:hAnsi="Courier New" w:cs="Courier New"/>
-          <w:color w:val="000000"/>
-          <w:sz w:val="16"/>
-          <w:szCs w:val="16"/>
-          <w:highlight w:val="white"/>
-        </w:rPr>
-        <w:tab/>
-      </w:r>
-      <w:r>
-        <w:rPr>
-          <w:rFonts w:ascii="Courier New" w:hAnsi="Courier New" w:cs="Courier New"/>
-          <w:color w:val="003296"/>
-          <w:sz w:val="16"/>
-          <w:szCs w:val="16"/>
-          <w:highlight w:val="white"/>
-        </w:rPr>
-        <w:t>&lt;/</w:t>
-      </w:r>
-      <w:proofErr w:type="spellStart"/>
-      <w:r>
-        <w:rPr>
-          <w:rFonts w:ascii="Courier New" w:hAnsi="Courier New" w:cs="Courier New"/>
-          <w:color w:val="003296"/>
-          <w:sz w:val="16"/>
-          <w:szCs w:val="16"/>
-          <w:highlight w:val="white"/>
-        </w:rPr>
-        <w:t>xs:simpleType</w:t>
-      </w:r>
-      <w:proofErr w:type="spellEnd"/>
-      <w:r>
-        <w:rPr>
-          <w:rFonts w:ascii="Courier New" w:hAnsi="Courier New" w:cs="Courier New"/>
-          <w:color w:val="003296"/>
-          <w:sz w:val="16"/>
-          <w:szCs w:val="16"/>
-          <w:highlight w:val="white"/>
-        </w:rPr>
-        <w:t>&gt;</w:t>
+        <w:t xml:space="preserve">  </w:t>
       </w:r>
     </w:p>
     <w:p>
@@ -27575,64 +26858,34 @@
         <w:adjustRightInd w:val="0"/>
         <w:spacing w:after="0"/>
         <w:rPr>
-          <w:rFonts w:ascii="Times New Roman" w:hAnsi="Times New Roman"/>
+          <w:rFonts w:cs="Arial"/>
           <w:color w:val="000000"/>
-          <w:sz w:val="24"/>
-          <w:szCs w:val="24"/>
           <w:highlight w:val="white"/>
         </w:rPr>
       </w:pPr>
-    </w:p>
-    <w:p>
-      <w:pPr>
-        <w:shd w:val="clear" w:color="auto" w:fill="FFFFFF"/>
-        <w:autoSpaceDE w:val="0"/>
-        <w:autoSpaceDN w:val="0"/>
-        <w:adjustRightInd w:val="0"/>
-        <w:spacing w:after="0"/>
-        <w:rPr>
-          <w:rFonts w:ascii="Courier New" w:hAnsi="Courier New" w:cs="Courier New"/>
+      <w:r>
+        <w:rPr>
+          <w:rFonts w:cs="Arial"/>
           <w:color w:val="000000"/>
-          <w:sz w:val="16"/>
-          <w:szCs w:val="16"/>
           <w:highlight w:val="white"/>
         </w:rPr>
-      </w:pPr>
-      <w:r>
-        <w:rPr>
-          <w:rFonts w:ascii="Courier New" w:hAnsi="Courier New" w:cs="Courier New"/>
+        <w:t xml:space="preserve">Option 2: Extending the enumeration with the </w:t>
+      </w:r>
+      <w:r>
+        <w:rPr>
+          <w:rFonts w:cs="Arial"/>
           <w:color w:val="000000"/>
-          <w:sz w:val="16"/>
-          <w:szCs w:val="16"/>
           <w:highlight w:val="white"/>
         </w:rPr>
-        <w:t xml:space="preserve">   </w:t>
-      </w:r>
-    </w:p>
-    <w:p>
-      <w:pPr>
-        <w:shd w:val="clear" w:color="auto" w:fill="FFFFFF"/>
-        <w:autoSpaceDE w:val="0"/>
-        <w:autoSpaceDN w:val="0"/>
-        <w:adjustRightInd w:val="0"/>
-        <w:spacing w:after="0"/>
-        <w:rPr>
-          <w:rFonts w:ascii="Times New Roman" w:hAnsi="Times New Roman"/>
+        <w:t>special</w:t>
+      </w:r>
+      <w:r>
+        <w:rPr>
+          <w:rFonts w:cs="Arial"/>
           <w:color w:val="000000"/>
-          <w:sz w:val="24"/>
-          <w:szCs w:val="24"/>
           <w:highlight w:val="white"/>
         </w:rPr>
-      </w:pPr>
-      <w:r>
-        <w:rPr>
-          <w:rFonts w:ascii="Times New Roman" w:hAnsi="Times New Roman"/>
-          <w:color w:val="000000"/>
-          <w:sz w:val="24"/>
-          <w:szCs w:val="24"/>
-          <w:highlight w:val="white"/>
-        </w:rPr>
-        <w:t>Option 2: Extending the enumeration with the missing value</w:t>
+        <w:t xml:space="preserve"> value</w:t>
       </w:r>
     </w:p>
     <w:p>
@@ -27662,7 +26915,6 @@
         <w:t>&lt;</w:t>
       </w:r>
       <w:proofErr w:type="spellStart"/>
-      <w:proofErr w:type="gramStart"/>
       <w:r>
         <w:rPr>
           <w:rFonts w:ascii="Courier New" w:hAnsi="Courier New" w:cs="Courier New"/>
@@ -27674,7 +26926,6 @@
         <w:t>xs:simpleType</w:t>
       </w:r>
       <w:proofErr w:type="spellEnd"/>
-      <w:proofErr w:type="gramEnd"/>
       <w:r>
         <w:rPr>
           <w:rFonts w:ascii="Courier New" w:hAnsi="Courier New" w:cs="Courier New"/>
@@ -28004,7 +27255,27 @@
           <w:szCs w:val="16"/>
           <w:highlight w:val="white"/>
         </w:rPr>
-        <w:t>"B"</w:t>
+        <w:t>"</w:t>
+      </w:r>
+      <w:r>
+        <w:rPr>
+          <w:rFonts w:ascii="Courier New" w:hAnsi="Courier New" w:cs="Courier New"/>
+          <w:color w:val="993300"/>
+          <w:sz w:val="16"/>
+          <w:szCs w:val="16"/>
+          <w:highlight w:val="white"/>
+        </w:rPr>
+        <w:t>~</w:t>
+      </w:r>
+      <w:r>
+        <w:rPr>
+          <w:rFonts w:ascii="Courier New" w:hAnsi="Courier New" w:cs="Courier New"/>
+          <w:color w:val="993300"/>
+          <w:sz w:val="16"/>
+          <w:szCs w:val="16"/>
+          <w:highlight w:val="white"/>
+        </w:rPr>
+        <w:t>"</w:t>
       </w:r>
       <w:r>
         <w:rPr>
@@ -28140,10 +27411,8 @@
         <w:adjustRightInd w:val="0"/>
         <w:spacing w:after="0"/>
         <w:rPr>
-          <w:rFonts w:ascii="Times New Roman" w:hAnsi="Times New Roman"/>
+          <w:rFonts w:cs="Arial"/>
           <w:color w:val="000000"/>
-          <w:sz w:val="24"/>
-          <w:szCs w:val="24"/>
           <w:highlight w:val="white"/>
         </w:rPr>
       </w:pPr>
@@ -28156,39 +27425,31 @@
         <w:adjustRightInd w:val="0"/>
         <w:spacing w:after="0"/>
         <w:rPr>
-          <w:rFonts w:ascii="Times New Roman" w:hAnsi="Times New Roman"/>
+          <w:rFonts w:cs="Arial"/>
           <w:color w:val="000000"/>
-          <w:sz w:val="24"/>
-          <w:szCs w:val="24"/>
           <w:highlight w:val="white"/>
         </w:rPr>
       </w:pPr>
       <w:r>
         <w:rPr>
-          <w:rFonts w:ascii="Times New Roman" w:hAnsi="Times New Roman"/>
+          <w:rFonts w:cs="Arial"/>
           <w:color w:val="000000"/>
-          <w:sz w:val="24"/>
-          <w:szCs w:val="24"/>
           <w:highlight w:val="white"/>
         </w:rPr>
         <w:t>For convenience the common schema provides the union types</w:t>
       </w:r>
       <w:r>
         <w:rPr>
-          <w:rFonts w:ascii="Times New Roman" w:hAnsi="Times New Roman"/>
+          <w:rFonts w:cs="Arial"/>
           <w:color w:val="000000"/>
-          <w:sz w:val="24"/>
-          <w:szCs w:val="24"/>
           <w:highlight w:val="white"/>
         </w:rPr>
         <w:t xml:space="preserve"> for the following data types</w:t>
       </w:r>
       <w:r>
         <w:rPr>
-          <w:rFonts w:ascii="Times New Roman" w:hAnsi="Times New Roman"/>
+          <w:rFonts w:cs="Arial"/>
           <w:color w:val="000000"/>
-          <w:sz w:val="24"/>
-          <w:szCs w:val="24"/>
           <w:highlight w:val="white"/>
         </w:rPr>
         <w:t>.</w:t>
@@ -28202,10 +27463,8 @@
         <w:adjustRightInd w:val="0"/>
         <w:spacing w:after="0"/>
         <w:rPr>
-          <w:rFonts w:ascii="Times New Roman" w:hAnsi="Times New Roman"/>
+          <w:rFonts w:cs="Arial"/>
           <w:color w:val="000000"/>
-          <w:sz w:val="24"/>
-          <w:szCs w:val="24"/>
           <w:highlight w:val="white"/>
         </w:rPr>
       </w:pPr>
@@ -28225,13 +27484,13 @@
         <w:tblLook w:val="01E0" w:firstRow="1" w:lastRow="1" w:firstColumn="1" w:lastColumn="1" w:noHBand="0" w:noVBand="0"/>
       </w:tblPr>
       <w:tblGrid>
-        <w:gridCol w:w="3062"/>
-        <w:gridCol w:w="4551"/>
+        <w:gridCol w:w="2738"/>
+        <w:gridCol w:w="4875"/>
       </w:tblGrid>
       <w:tr>
         <w:tc>
           <w:tcPr>
-            <w:tcW w:w="3062" w:type="dxa"/>
+            <w:tcW w:w="2738" w:type="dxa"/>
           </w:tcPr>
           <w:p>
             <w:pPr>
@@ -28259,7 +27518,7 @@
         </w:tc>
         <w:tc>
           <w:tcPr>
-            <w:tcW w:w="4551" w:type="dxa"/>
+            <w:tcW w:w="4875" w:type="dxa"/>
           </w:tcPr>
           <w:p>
             <w:pPr>
@@ -28289,7 +27548,7 @@
       <w:tr>
         <w:tc>
           <w:tcPr>
-            <w:tcW w:w="3062" w:type="dxa"/>
+            <w:tcW w:w="2738" w:type="dxa"/>
           </w:tcPr>
           <w:p>
             <w:pPr>
@@ -28314,7 +27573,7 @@
         </w:tc>
         <w:tc>
           <w:tcPr>
-            <w:tcW w:w="4551" w:type="dxa"/>
+            <w:tcW w:w="4875" w:type="dxa"/>
           </w:tcPr>
           <w:p>
             <w:pPr>
@@ -28327,7 +27586,6 @@
               </w:rPr>
             </w:pPr>
             <w:proofErr w:type="spellStart"/>
-            <w:proofErr w:type="gramStart"/>
             <w:r>
               <w:rPr>
                 <w:rFonts w:cs="Arial"/>
@@ -28344,14 +27602,13 @@
               <w:t>AlphaNumericOrMissingType</w:t>
             </w:r>
             <w:proofErr w:type="spellEnd"/>
-            <w:proofErr w:type="gramEnd"/>
           </w:p>
         </w:tc>
       </w:tr>
       <w:tr>
         <w:tc>
           <w:tcPr>
-            <w:tcW w:w="3062" w:type="dxa"/>
+            <w:tcW w:w="2738" w:type="dxa"/>
           </w:tcPr>
           <w:p>
             <w:pPr>
@@ -28374,7 +27631,7 @@
         </w:tc>
         <w:tc>
           <w:tcPr>
-            <w:tcW w:w="4551" w:type="dxa"/>
+            <w:tcW w:w="4875" w:type="dxa"/>
           </w:tcPr>
           <w:p>
             <w:pPr>
@@ -28387,7 +27644,6 @@
               </w:rPr>
             </w:pPr>
             <w:proofErr w:type="spellStart"/>
-            <w:proofErr w:type="gramStart"/>
             <w:r>
               <w:rPr>
                 <w:rFonts w:cs="Arial"/>
@@ -28404,14 +27660,13 @@
               <w:t>AlphaOrMissingType</w:t>
             </w:r>
             <w:proofErr w:type="spellEnd"/>
-            <w:proofErr w:type="gramEnd"/>
           </w:p>
         </w:tc>
       </w:tr>
       <w:tr>
         <w:tc>
           <w:tcPr>
-            <w:tcW w:w="3062" w:type="dxa"/>
+            <w:tcW w:w="2738" w:type="dxa"/>
           </w:tcPr>
           <w:p>
             <w:pPr>
@@ -28434,7 +27689,7 @@
         </w:tc>
         <w:tc>
           <w:tcPr>
-            <w:tcW w:w="4551" w:type="dxa"/>
+            <w:tcW w:w="4875" w:type="dxa"/>
           </w:tcPr>
           <w:p>
             <w:pPr>
@@ -28447,7 +27702,6 @@
               </w:rPr>
             </w:pPr>
             <w:proofErr w:type="spellStart"/>
-            <w:proofErr w:type="gramStart"/>
             <w:r>
               <w:rPr>
                 <w:rFonts w:cs="Arial"/>
@@ -28464,14 +27718,13 @@
               <w:t>NumericOrMissingType</w:t>
             </w:r>
             <w:proofErr w:type="spellEnd"/>
-            <w:proofErr w:type="gramEnd"/>
           </w:p>
         </w:tc>
       </w:tr>
       <w:tr>
         <w:tc>
           <w:tcPr>
-            <w:tcW w:w="3062" w:type="dxa"/>
+            <w:tcW w:w="2738" w:type="dxa"/>
           </w:tcPr>
           <w:p>
             <w:pPr>
@@ -28496,7 +27749,7 @@
         </w:tc>
         <w:tc>
           <w:tcPr>
-            <w:tcW w:w="4551" w:type="dxa"/>
+            <w:tcW w:w="4875" w:type="dxa"/>
           </w:tcPr>
           <w:p>
             <w:pPr>
@@ -28509,7 +27762,6 @@
               </w:rPr>
             </w:pPr>
             <w:proofErr w:type="spellStart"/>
-            <w:proofErr w:type="gramStart"/>
             <w:r>
               <w:rPr>
                 <w:rFonts w:cs="Arial"/>
@@ -28518,14 +27770,13 @@
               <w:t>common:IntegerOrMissingType</w:t>
             </w:r>
             <w:proofErr w:type="spellEnd"/>
-            <w:proofErr w:type="gramEnd"/>
           </w:p>
         </w:tc>
       </w:tr>
       <w:tr>
         <w:tc>
           <w:tcPr>
-            <w:tcW w:w="3062" w:type="dxa"/>
+            <w:tcW w:w="2738" w:type="dxa"/>
           </w:tcPr>
           <w:p>
             <w:pPr>
@@ -28548,7 +27799,7 @@
         </w:tc>
         <w:tc>
           <w:tcPr>
-            <w:tcW w:w="4551" w:type="dxa"/>
+            <w:tcW w:w="4875" w:type="dxa"/>
           </w:tcPr>
           <w:p>
             <w:pPr>
@@ -28561,7 +27812,6 @@
               </w:rPr>
             </w:pPr>
             <w:proofErr w:type="spellStart"/>
-            <w:proofErr w:type="gramStart"/>
             <w:r>
               <w:rPr>
                 <w:rFonts w:cs="Arial"/>
@@ -28570,14 +27820,13 @@
               <w:t>common:IntOrMissingType</w:t>
             </w:r>
             <w:proofErr w:type="spellEnd"/>
-            <w:proofErr w:type="gramEnd"/>
           </w:p>
         </w:tc>
       </w:tr>
       <w:tr>
         <w:tc>
           <w:tcPr>
-            <w:tcW w:w="3062" w:type="dxa"/>
+            <w:tcW w:w="2738" w:type="dxa"/>
           </w:tcPr>
           <w:p>
             <w:pPr>
@@ -28600,7 +27849,7 @@
         </w:tc>
         <w:tc>
           <w:tcPr>
-            <w:tcW w:w="4551" w:type="dxa"/>
+            <w:tcW w:w="4875" w:type="dxa"/>
           </w:tcPr>
           <w:p>
             <w:pPr>
@@ -28613,37 +27862,21 @@
               </w:rPr>
             </w:pPr>
             <w:proofErr w:type="spellStart"/>
-            <w:proofErr w:type="gramStart"/>
             <w:r>
               <w:rPr>
                 <w:rFonts w:cs="Arial"/>
                 <w:lang w:bidi="ml"/>
               </w:rPr>
-              <w:t>common:</w:t>
-            </w:r>
-            <w:r>
-              <w:rPr>
-                <w:rFonts w:cs="Arial"/>
-                <w:lang w:bidi="ml"/>
-              </w:rPr>
-              <w:t>Long</w:t>
-            </w:r>
-            <w:r>
-              <w:rPr>
-                <w:rFonts w:cs="Arial"/>
-                <w:lang w:bidi="ml"/>
-              </w:rPr>
-              <w:t>OrMissingType</w:t>
+              <w:t>common:LongOrMissingType</w:t>
             </w:r>
             <w:proofErr w:type="spellEnd"/>
-            <w:proofErr w:type="gramEnd"/>
           </w:p>
         </w:tc>
       </w:tr>
       <w:tr>
         <w:tc>
           <w:tcPr>
-            <w:tcW w:w="3062" w:type="dxa"/>
+            <w:tcW w:w="2738" w:type="dxa"/>
           </w:tcPr>
           <w:p>
             <w:pPr>
@@ -28666,7 +27899,7 @@
         </w:tc>
         <w:tc>
           <w:tcPr>
-            <w:tcW w:w="4551" w:type="dxa"/>
+            <w:tcW w:w="4875" w:type="dxa"/>
           </w:tcPr>
           <w:p>
             <w:pPr>
@@ -28679,37 +27912,21 @@
               </w:rPr>
             </w:pPr>
             <w:proofErr w:type="spellStart"/>
-            <w:proofErr w:type="gramStart"/>
             <w:r>
               <w:rPr>
                 <w:rFonts w:cs="Arial"/>
                 <w:lang w:bidi="ml"/>
               </w:rPr>
-              <w:t>common:</w:t>
-            </w:r>
-            <w:r>
-              <w:rPr>
-                <w:rFonts w:cs="Arial"/>
-                <w:lang w:bidi="ml"/>
-              </w:rPr>
-              <w:t>Short</w:t>
-            </w:r>
-            <w:r>
-              <w:rPr>
-                <w:rFonts w:cs="Arial"/>
-                <w:lang w:bidi="ml"/>
-              </w:rPr>
-              <w:t>OrMissingType</w:t>
+              <w:t>common:ShortOrMissingType</w:t>
             </w:r>
             <w:proofErr w:type="spellEnd"/>
-            <w:proofErr w:type="gramEnd"/>
           </w:p>
         </w:tc>
       </w:tr>
       <w:tr>
         <w:tc>
           <w:tcPr>
-            <w:tcW w:w="3062" w:type="dxa"/>
+            <w:tcW w:w="2738" w:type="dxa"/>
           </w:tcPr>
           <w:p>
             <w:pPr>
@@ -28732,7 +27949,7 @@
         </w:tc>
         <w:tc>
           <w:tcPr>
-            <w:tcW w:w="4551" w:type="dxa"/>
+            <w:tcW w:w="4875" w:type="dxa"/>
           </w:tcPr>
           <w:p>
             <w:pPr>
@@ -28745,37 +27962,21 @@
               </w:rPr>
             </w:pPr>
             <w:proofErr w:type="spellStart"/>
-            <w:proofErr w:type="gramStart"/>
             <w:r>
               <w:rPr>
                 <w:rFonts w:cs="Arial"/>
                 <w:lang w:bidi="ml"/>
               </w:rPr>
-              <w:t>common:</w:t>
-            </w:r>
-            <w:r>
-              <w:rPr>
-                <w:rFonts w:cs="Arial"/>
-                <w:lang w:bidi="ml"/>
-              </w:rPr>
-              <w:t>Decimal</w:t>
-            </w:r>
-            <w:r>
-              <w:rPr>
-                <w:rFonts w:cs="Arial"/>
-                <w:lang w:bidi="ml"/>
-              </w:rPr>
-              <w:t>OrMissingType</w:t>
+              <w:t>common:DecimalOrMissingType</w:t>
             </w:r>
             <w:proofErr w:type="spellEnd"/>
-            <w:proofErr w:type="gramEnd"/>
           </w:p>
         </w:tc>
       </w:tr>
       <w:tr>
         <w:tc>
           <w:tcPr>
-            <w:tcW w:w="3062" w:type="dxa"/>
+            <w:tcW w:w="2738" w:type="dxa"/>
           </w:tcPr>
           <w:p>
             <w:pPr>
@@ -28798,7 +27999,7 @@
         </w:tc>
         <w:tc>
           <w:tcPr>
-            <w:tcW w:w="4551" w:type="dxa"/>
+            <w:tcW w:w="4875" w:type="dxa"/>
           </w:tcPr>
           <w:p>
             <w:pPr>
@@ -28811,37 +28012,21 @@
               </w:rPr>
             </w:pPr>
             <w:proofErr w:type="spellStart"/>
-            <w:proofErr w:type="gramStart"/>
             <w:r>
               <w:rPr>
                 <w:rFonts w:cs="Arial"/>
                 <w:lang w:bidi="ml"/>
               </w:rPr>
-              <w:t>common:</w:t>
-            </w:r>
-            <w:r>
-              <w:rPr>
-                <w:rFonts w:cs="Arial"/>
-                <w:lang w:bidi="ml"/>
-              </w:rPr>
-              <w:t>Float</w:t>
-            </w:r>
-            <w:r>
-              <w:rPr>
-                <w:rFonts w:cs="Arial"/>
-                <w:lang w:bidi="ml"/>
-              </w:rPr>
-              <w:t>OrMissingType</w:t>
+              <w:t>common:FloatOrMissingType</w:t>
             </w:r>
             <w:proofErr w:type="spellEnd"/>
-            <w:proofErr w:type="gramEnd"/>
           </w:p>
         </w:tc>
       </w:tr>
       <w:tr>
         <w:tc>
           <w:tcPr>
-            <w:tcW w:w="3062" w:type="dxa"/>
+            <w:tcW w:w="2738" w:type="dxa"/>
           </w:tcPr>
           <w:p>
             <w:pPr>
@@ -28864,7 +28049,7 @@
         </w:tc>
         <w:tc>
           <w:tcPr>
-            <w:tcW w:w="4551" w:type="dxa"/>
+            <w:tcW w:w="4875" w:type="dxa"/>
           </w:tcPr>
           <w:p>
             <w:pPr>
@@ -28877,37 +28062,21 @@
               </w:rPr>
             </w:pPr>
             <w:proofErr w:type="spellStart"/>
-            <w:proofErr w:type="gramStart"/>
             <w:r>
               <w:rPr>
                 <w:rFonts w:cs="Arial"/>
                 <w:lang w:bidi="ml"/>
               </w:rPr>
-              <w:t>common:</w:t>
-            </w:r>
-            <w:r>
-              <w:rPr>
-                <w:rFonts w:cs="Arial"/>
-                <w:lang w:bidi="ml"/>
-              </w:rPr>
-              <w:t>Double</w:t>
-            </w:r>
-            <w:r>
-              <w:rPr>
-                <w:rFonts w:cs="Arial"/>
-                <w:lang w:bidi="ml"/>
-              </w:rPr>
-              <w:t>OrMissingType</w:t>
+              <w:t>common:DoubleOrMissingType</w:t>
             </w:r>
             <w:proofErr w:type="spellEnd"/>
-            <w:proofErr w:type="gramEnd"/>
           </w:p>
         </w:tc>
       </w:tr>
       <w:tr>
         <w:tc>
           <w:tcPr>
-            <w:tcW w:w="3062" w:type="dxa"/>
+            <w:tcW w:w="2738" w:type="dxa"/>
           </w:tcPr>
           <w:p>
             <w:pPr>
@@ -28930,7 +28099,7 @@
         </w:tc>
         <w:tc>
           <w:tcPr>
-            <w:tcW w:w="4551" w:type="dxa"/>
+            <w:tcW w:w="4875" w:type="dxa"/>
           </w:tcPr>
           <w:p>
             <w:pPr>
@@ -28943,37 +28112,21 @@
               </w:rPr>
             </w:pPr>
             <w:proofErr w:type="spellStart"/>
-            <w:proofErr w:type="gramStart"/>
             <w:r>
               <w:rPr>
                 <w:rFonts w:cs="Arial"/>
                 <w:lang w:bidi="ml"/>
               </w:rPr>
-              <w:t>common:</w:t>
-            </w:r>
-            <w:r>
-              <w:rPr>
-                <w:rFonts w:cs="Arial"/>
-                <w:lang w:bidi="ml"/>
-              </w:rPr>
-              <w:t>Boolean</w:t>
-            </w:r>
-            <w:r>
-              <w:rPr>
-                <w:rFonts w:cs="Arial"/>
-                <w:lang w:bidi="ml"/>
-              </w:rPr>
-              <w:t>OrMissingType</w:t>
+              <w:t>common:BooleanOrMissingType</w:t>
             </w:r>
             <w:proofErr w:type="spellEnd"/>
-            <w:proofErr w:type="gramEnd"/>
           </w:p>
         </w:tc>
       </w:tr>
       <w:tr>
         <w:tc>
           <w:tcPr>
-            <w:tcW w:w="3062" w:type="dxa"/>
+            <w:tcW w:w="2738" w:type="dxa"/>
           </w:tcPr>
           <w:p>
             <w:pPr>
@@ -28996,7 +28149,7 @@
         </w:tc>
         <w:tc>
           <w:tcPr>
-            <w:tcW w:w="4551" w:type="dxa"/>
+            <w:tcW w:w="4875" w:type="dxa"/>
           </w:tcPr>
           <w:p>
             <w:pPr>
@@ -29009,7 +28162,6 @@
               </w:rPr>
             </w:pPr>
             <w:proofErr w:type="spellStart"/>
-            <w:proofErr w:type="gramStart"/>
             <w:r>
               <w:rPr>
                 <w:rFonts w:cs="Arial"/>
@@ -29018,14 +28170,13 @@
               <w:t>common:IntegerOrMissingType</w:t>
             </w:r>
             <w:proofErr w:type="spellEnd"/>
-            <w:proofErr w:type="gramEnd"/>
           </w:p>
         </w:tc>
       </w:tr>
       <w:tr>
         <w:tc>
           <w:tcPr>
-            <w:tcW w:w="3062" w:type="dxa"/>
+            <w:tcW w:w="2738" w:type="dxa"/>
           </w:tcPr>
           <w:p>
             <w:pPr>
@@ -29050,7 +28201,7 @@
         </w:tc>
         <w:tc>
           <w:tcPr>
-            <w:tcW w:w="4551" w:type="dxa"/>
+            <w:tcW w:w="4875" w:type="dxa"/>
           </w:tcPr>
           <w:p>
             <w:pPr>
@@ -29063,7 +28214,6 @@
               </w:rPr>
             </w:pPr>
             <w:proofErr w:type="spellStart"/>
-            <w:proofErr w:type="gramStart"/>
             <w:r>
               <w:rPr>
                 <w:rFonts w:cs="Arial"/>
@@ -29080,14 +28230,13 @@
               <w:t>DecimalOrMissingType</w:t>
             </w:r>
             <w:proofErr w:type="spellEnd"/>
-            <w:proofErr w:type="gramEnd"/>
           </w:p>
         </w:tc>
       </w:tr>
       <w:tr>
         <w:tc>
           <w:tcPr>
-            <w:tcW w:w="3062" w:type="dxa"/>
+            <w:tcW w:w="2738" w:type="dxa"/>
           </w:tcPr>
           <w:p>
             <w:pPr>
@@ -29112,7 +28261,7 @@
         </w:tc>
         <w:tc>
           <w:tcPr>
-            <w:tcW w:w="4551" w:type="dxa"/>
+            <w:tcW w:w="4875" w:type="dxa"/>
           </w:tcPr>
           <w:p>
             <w:pPr>
@@ -29125,7 +28274,6 @@
               </w:rPr>
             </w:pPr>
             <w:proofErr w:type="spellStart"/>
-            <w:proofErr w:type="gramStart"/>
             <w:r>
               <w:rPr>
                 <w:rFonts w:cs="Arial"/>
@@ -29142,14 +28290,13 @@
               <w:t>DecimalOrMissingType</w:t>
             </w:r>
             <w:proofErr w:type="spellEnd"/>
-            <w:proofErr w:type="gramEnd"/>
           </w:p>
         </w:tc>
       </w:tr>
       <w:tr>
         <w:tc>
           <w:tcPr>
-            <w:tcW w:w="3062" w:type="dxa"/>
+            <w:tcW w:w="2738" w:type="dxa"/>
           </w:tcPr>
           <w:p>
             <w:pPr>
@@ -29166,13 +28313,14 @@
                 <w:rFonts w:cs="Arial"/>
                 <w:lang w:bidi="ml"/>
               </w:rPr>
+              <w:lastRenderedPageBreak/>
               <w:t>Incremental</w:t>
             </w:r>
           </w:p>
         </w:tc>
         <w:tc>
           <w:tcPr>
-            <w:tcW w:w="4551" w:type="dxa"/>
+            <w:tcW w:w="4875" w:type="dxa"/>
           </w:tcPr>
           <w:p>
             <w:pPr>
@@ -29185,20 +28333,12 @@
               </w:rPr>
             </w:pPr>
             <w:proofErr w:type="spellStart"/>
-            <w:proofErr w:type="gramStart"/>
             <w:r>
               <w:rPr>
                 <w:rFonts w:cs="Arial"/>
                 <w:lang w:bidi="ml"/>
               </w:rPr>
-              <w:t>common</w:t>
-            </w:r>
-            <w:r>
-              <w:rPr>
-                <w:rFonts w:cs="Arial"/>
-                <w:lang w:bidi="ml"/>
-              </w:rPr>
-              <w:t>:</w:t>
+              <w:t>common:</w:t>
             </w:r>
             <w:r>
               <w:rPr>
@@ -29206,25 +28346,16 @@
                 <w:color w:val="000000"/>
                 <w:shd w:val="clear" w:color="auto" w:fill="FFFFFF"/>
               </w:rPr>
-              <w:t>DecimalOrMissing</w:t>
-            </w:r>
-            <w:r>
-              <w:rPr>
-                <w:rFonts w:cs="Arial"/>
-                <w:color w:val="000000"/>
-                <w:shd w:val="clear" w:color="auto" w:fill="FFFFFF"/>
-              </w:rPr>
-              <w:t>Type</w:t>
+              <w:t>DecimalOrMissingType</w:t>
             </w:r>
             <w:proofErr w:type="spellEnd"/>
-            <w:proofErr w:type="gramEnd"/>
           </w:p>
         </w:tc>
       </w:tr>
       <w:tr>
         <w:tc>
           <w:tcPr>
-            <w:tcW w:w="3062" w:type="dxa"/>
+            <w:tcW w:w="2738" w:type="dxa"/>
           </w:tcPr>
           <w:p>
             <w:pPr>
@@ -29249,7 +28380,7 @@
         </w:tc>
         <w:tc>
           <w:tcPr>
-            <w:tcW w:w="4551" w:type="dxa"/>
+            <w:tcW w:w="4875" w:type="dxa"/>
           </w:tcPr>
           <w:p>
             <w:pPr>
@@ -29292,7 +28423,7 @@
       <w:tr>
         <w:tc>
           <w:tcPr>
-            <w:tcW w:w="3062" w:type="dxa"/>
+            <w:tcW w:w="2738" w:type="dxa"/>
           </w:tcPr>
           <w:p>
             <w:pPr>
@@ -29315,7 +28446,7 @@
         </w:tc>
         <w:tc>
           <w:tcPr>
-            <w:tcW w:w="4551" w:type="dxa"/>
+            <w:tcW w:w="4875" w:type="dxa"/>
           </w:tcPr>
           <w:p>
             <w:pPr>
@@ -29358,7 +28489,7 @@
       <w:tr>
         <w:tc>
           <w:tcPr>
-            <w:tcW w:w="3062" w:type="dxa"/>
+            <w:tcW w:w="2738" w:type="dxa"/>
           </w:tcPr>
           <w:p>
             <w:pPr>
@@ -29383,7 +28514,7 @@
         </w:tc>
         <w:tc>
           <w:tcPr>
-            <w:tcW w:w="4551" w:type="dxa"/>
+            <w:tcW w:w="4875" w:type="dxa"/>
           </w:tcPr>
           <w:p>
             <w:pPr>
@@ -29396,7 +28527,6 @@
               </w:rPr>
             </w:pPr>
             <w:proofErr w:type="spellStart"/>
-            <w:proofErr w:type="gramStart"/>
             <w:r>
               <w:rPr>
                 <w:rFonts w:cs="Arial"/>
@@ -29405,14 +28535,13 @@
               <w:t>common:BasicTimePeriodType</w:t>
             </w:r>
             <w:proofErr w:type="spellEnd"/>
-            <w:proofErr w:type="gramEnd"/>
           </w:p>
         </w:tc>
       </w:tr>
       <w:tr>
         <w:tc>
           <w:tcPr>
-            <w:tcW w:w="3062" w:type="dxa"/>
+            <w:tcW w:w="2738" w:type="dxa"/>
           </w:tcPr>
           <w:p>
             <w:pPr>
@@ -29437,7 +28566,7 @@
         </w:tc>
         <w:tc>
           <w:tcPr>
-            <w:tcW w:w="4551" w:type="dxa"/>
+            <w:tcW w:w="4875" w:type="dxa"/>
           </w:tcPr>
           <w:p>
             <w:pPr>
@@ -29480,7 +28609,7 @@
       <w:tr>
         <w:tc>
           <w:tcPr>
-            <w:tcW w:w="3062" w:type="dxa"/>
+            <w:tcW w:w="2738" w:type="dxa"/>
           </w:tcPr>
           <w:p>
             <w:pPr>
@@ -29505,7 +28634,7 @@
         </w:tc>
         <w:tc>
           <w:tcPr>
-            <w:tcW w:w="4551" w:type="dxa"/>
+            <w:tcW w:w="4875" w:type="dxa"/>
           </w:tcPr>
           <w:p>
             <w:pPr>
@@ -29548,7 +28677,7 @@
       <w:tr>
         <w:tc>
           <w:tcPr>
-            <w:tcW w:w="3062" w:type="dxa"/>
+            <w:tcW w:w="2738" w:type="dxa"/>
           </w:tcPr>
           <w:p>
             <w:pPr>
@@ -29566,7 +28695,6 @@
                 <w:rFonts w:cs="Arial"/>
                 <w:lang w:bidi="ml"/>
               </w:rPr>
-              <w:lastRenderedPageBreak/>
               <w:t>ReportingYear</w:t>
             </w:r>
             <w:proofErr w:type="spellEnd"/>
@@ -29574,7 +28702,7 @@
         </w:tc>
         <w:tc>
           <w:tcPr>
-            <w:tcW w:w="4551" w:type="dxa"/>
+            <w:tcW w:w="4875" w:type="dxa"/>
           </w:tcPr>
           <w:p>
             <w:pPr>
@@ -29587,7 +28715,6 @@
               </w:rPr>
             </w:pPr>
             <w:proofErr w:type="spellStart"/>
-            <w:proofErr w:type="gramStart"/>
             <w:r>
               <w:rPr>
                 <w:rFonts w:cs="Arial"/>
@@ -29604,14 +28731,13 @@
               <w:t>ReportingYearOrMissingType</w:t>
             </w:r>
             <w:proofErr w:type="spellEnd"/>
-            <w:proofErr w:type="gramEnd"/>
           </w:p>
         </w:tc>
       </w:tr>
       <w:tr>
         <w:tc>
           <w:tcPr>
-            <w:tcW w:w="3062" w:type="dxa"/>
+            <w:tcW w:w="2738" w:type="dxa"/>
           </w:tcPr>
           <w:p>
             <w:pPr>
@@ -29636,7 +28762,7 @@
         </w:tc>
         <w:tc>
           <w:tcPr>
-            <w:tcW w:w="4551" w:type="dxa"/>
+            <w:tcW w:w="4875" w:type="dxa"/>
           </w:tcPr>
           <w:p>
             <w:pPr>
@@ -29679,7 +28805,7 @@
       <w:tr>
         <w:tc>
           <w:tcPr>
-            <w:tcW w:w="3062" w:type="dxa"/>
+            <w:tcW w:w="2738" w:type="dxa"/>
           </w:tcPr>
           <w:p>
             <w:pPr>
@@ -29704,7 +28830,7 @@
         </w:tc>
         <w:tc>
           <w:tcPr>
-            <w:tcW w:w="4551" w:type="dxa"/>
+            <w:tcW w:w="4875" w:type="dxa"/>
           </w:tcPr>
           <w:p>
             <w:pPr>
@@ -29747,7 +28873,7 @@
       <w:tr>
         <w:tc>
           <w:tcPr>
-            <w:tcW w:w="3062" w:type="dxa"/>
+            <w:tcW w:w="2738" w:type="dxa"/>
           </w:tcPr>
           <w:p>
             <w:pPr>
@@ -29772,7 +28898,7 @@
         </w:tc>
         <w:tc>
           <w:tcPr>
-            <w:tcW w:w="4551" w:type="dxa"/>
+            <w:tcW w:w="4875" w:type="dxa"/>
           </w:tcPr>
           <w:p>
             <w:pPr>
@@ -29815,7 +28941,7 @@
       <w:tr>
         <w:tc>
           <w:tcPr>
-            <w:tcW w:w="3062" w:type="dxa"/>
+            <w:tcW w:w="2738" w:type="dxa"/>
           </w:tcPr>
           <w:p>
             <w:pPr>
@@ -29840,7 +28966,7 @@
         </w:tc>
         <w:tc>
           <w:tcPr>
-            <w:tcW w:w="4551" w:type="dxa"/>
+            <w:tcW w:w="4875" w:type="dxa"/>
           </w:tcPr>
           <w:p>
             <w:pPr>
@@ -29883,7 +29009,7 @@
       <w:tr>
         <w:tc>
           <w:tcPr>
-            <w:tcW w:w="3062" w:type="dxa"/>
+            <w:tcW w:w="2738" w:type="dxa"/>
           </w:tcPr>
           <w:p>
             <w:pPr>
@@ -29908,7 +29034,7 @@
         </w:tc>
         <w:tc>
           <w:tcPr>
-            <w:tcW w:w="4551" w:type="dxa"/>
+            <w:tcW w:w="4875" w:type="dxa"/>
           </w:tcPr>
           <w:p>
             <w:pPr>
@@ -29951,7 +29077,7 @@
       <w:tr>
         <w:tc>
           <w:tcPr>
-            <w:tcW w:w="3062" w:type="dxa"/>
+            <w:tcW w:w="2738" w:type="dxa"/>
           </w:tcPr>
           <w:p>
             <w:pPr>
@@ -29976,7 +29102,7 @@
         </w:tc>
         <w:tc>
           <w:tcPr>
-            <w:tcW w:w="4551" w:type="dxa"/>
+            <w:tcW w:w="4875" w:type="dxa"/>
           </w:tcPr>
           <w:p>
             <w:pPr>
@@ -30019,7 +29145,7 @@
       <w:tr>
         <w:tc>
           <w:tcPr>
-            <w:tcW w:w="3062" w:type="dxa"/>
+            <w:tcW w:w="2738" w:type="dxa"/>
           </w:tcPr>
           <w:p>
             <w:pPr>
@@ -30044,7 +29170,7 @@
         </w:tc>
         <w:tc>
           <w:tcPr>
-            <w:tcW w:w="4551" w:type="dxa"/>
+            <w:tcW w:w="4875" w:type="dxa"/>
           </w:tcPr>
           <w:p>
             <w:pPr>
@@ -30057,7 +29183,6 @@
               </w:rPr>
             </w:pPr>
             <w:proofErr w:type="spellStart"/>
-            <w:proofErr w:type="gramStart"/>
             <w:r>
               <w:rPr>
                 <w:rFonts w:cs="Arial"/>
@@ -30074,7 +29199,6 @@
               <w:t>TimeRangeOrMissingType</w:t>
             </w:r>
             <w:proofErr w:type="spellEnd"/>
-            <w:proofErr w:type="gramEnd"/>
           </w:p>
         </w:tc>
       </w:tr>
@@ -30100,8 +29224,8 @@
         </w:rPr>
       </w:pPr>
       <w:bookmarkStart w:id="45" w:name="_Representation_with_Complex"/>
-      <w:bookmarkStart w:id="46" w:name="_Toc290069336"/>
-      <w:bookmarkStart w:id="47" w:name="_Toc197687412"/>
+      <w:bookmarkStart w:id="46" w:name="_Toc197687412"/>
+      <w:bookmarkStart w:id="47" w:name="_Toc290069336"/>
       <w:bookmarkEnd w:id="45"/>
       <w:r>
         <w:rPr>
@@ -30109,7 +29233,7 @@
         </w:rPr>
         <w:t>Representation with Complex Text Format</w:t>
       </w:r>
-      <w:bookmarkEnd w:id="47"/>
+      <w:bookmarkEnd w:id="46"/>
     </w:p>
     <w:p>
       <w:pPr>
@@ -30200,7 +29324,6 @@
         <w:t xml:space="preserve">The resulting complex type will be derived via restriction of the </w:t>
       </w:r>
       <w:proofErr w:type="spellStart"/>
-      <w:proofErr w:type="gramStart"/>
       <w:r>
         <w:rPr>
           <w:rFonts w:cs="Arial"/>
@@ -30209,7 +29332,6 @@
         <w:t>common:ValueType</w:t>
       </w:r>
       <w:proofErr w:type="spellEnd"/>
-      <w:proofErr w:type="gramEnd"/>
       <w:r>
         <w:rPr>
           <w:rFonts w:cs="Arial"/>
@@ -30238,7 +29360,6 @@
         <w:t xml:space="preserve">if the text format data type is XHTML, </w:t>
       </w:r>
       <w:proofErr w:type="spellStart"/>
-      <w:proofErr w:type="gramStart"/>
       <w:r>
         <w:rPr>
           <w:rFonts w:cs="Arial"/>
@@ -30257,7 +29378,6 @@
         <w:t>StructuredTextValueType</w:t>
       </w:r>
       <w:proofErr w:type="spellEnd"/>
-      <w:proofErr w:type="gramEnd"/>
       <w:r>
         <w:rPr>
           <w:rFonts w:cs="Arial"/>
@@ -30293,7 +29413,6 @@
         <w:t xml:space="preserve">if the text format is multi-lingual, </w:t>
       </w:r>
       <w:proofErr w:type="spellStart"/>
-      <w:proofErr w:type="gramStart"/>
       <w:r>
         <w:rPr>
           <w:rFonts w:cs="Arial"/>
@@ -30302,7 +29421,6 @@
         <w:t>common:TextValueType</w:t>
       </w:r>
       <w:proofErr w:type="spellEnd"/>
-      <w:proofErr w:type="gramEnd"/>
       <w:r>
         <w:rPr>
           <w:rFonts w:cs="Arial"/>
@@ -30376,7 +29494,6 @@
         <w:t xml:space="preserve">Boolean, </w:t>
       </w:r>
       <w:proofErr w:type="spellStart"/>
-      <w:proofErr w:type="gramStart"/>
       <w:r>
         <w:rPr>
           <w:rStyle w:val="Heading4Char"/>
@@ -30390,7 +29507,6 @@
         <w:t>common:BooleanValueType</w:t>
       </w:r>
       <w:proofErr w:type="spellEnd"/>
-      <w:proofErr w:type="gramEnd"/>
       <w:r>
         <w:rPr>
           <w:rStyle w:val="Heading4Char"/>
@@ -30433,7 +29549,6 @@
         <w:t xml:space="preserve">String, </w:t>
       </w:r>
       <w:proofErr w:type="spellStart"/>
-      <w:proofErr w:type="gramStart"/>
       <w:r>
         <w:rPr>
           <w:rStyle w:val="Heading4Char"/>
@@ -30447,7 +29562,6 @@
         <w:t>common:StringValueType</w:t>
       </w:r>
       <w:proofErr w:type="spellEnd"/>
-      <w:proofErr w:type="gramEnd"/>
       <w:r>
         <w:rPr>
           <w:rStyle w:val="Heading4Char"/>
@@ -30487,10 +29601,10 @@
           <w:szCs w:val="20"/>
           <w:lang w:bidi="ml"/>
         </w:rPr>
+        <w:lastRenderedPageBreak/>
         <w:t xml:space="preserve">Integer, </w:t>
       </w:r>
       <w:proofErr w:type="spellStart"/>
-      <w:proofErr w:type="gramStart"/>
       <w:r>
         <w:rPr>
           <w:rStyle w:val="Heading4Char"/>
@@ -30504,7 +29618,6 @@
         <w:t>common:IntValueType</w:t>
       </w:r>
       <w:proofErr w:type="spellEnd"/>
-      <w:proofErr w:type="gramEnd"/>
       <w:r>
         <w:rPr>
           <w:rStyle w:val="Heading4Char"/>
@@ -30559,7 +29672,6 @@
         <w:t xml:space="preserve">, </w:t>
       </w:r>
       <w:proofErr w:type="spellStart"/>
-      <w:proofErr w:type="gramStart"/>
       <w:r>
         <w:rPr>
           <w:rStyle w:val="Heading4Char"/>
@@ -30597,7 +29709,6 @@
         <w:t>ValueType</w:t>
       </w:r>
       <w:proofErr w:type="spellEnd"/>
-      <w:proofErr w:type="gramEnd"/>
       <w:r>
         <w:rPr>
           <w:rStyle w:val="Heading4Char"/>
@@ -30649,7 +29760,6 @@
         <w:t xml:space="preserve">, </w:t>
       </w:r>
       <w:proofErr w:type="spellStart"/>
-      <w:proofErr w:type="gramStart"/>
       <w:r>
         <w:rPr>
           <w:rStyle w:val="Heading4Char"/>
@@ -30675,7 +29785,6 @@
         <w:t>ObservationalTimePeriodValueType</w:t>
       </w:r>
       <w:proofErr w:type="spellEnd"/>
-      <w:proofErr w:type="gramEnd"/>
       <w:r>
         <w:rPr>
           <w:rStyle w:val="Heading4Char"/>
@@ -30727,7 +29836,6 @@
         <w:t xml:space="preserve">If a pre-defined type cannot be used, one will have to be created. The complex type must define a simple content restriction of the </w:t>
       </w:r>
       <w:proofErr w:type="spellStart"/>
-      <w:proofErr w:type="gramStart"/>
       <w:r>
         <w:rPr>
           <w:rStyle w:val="Heading4Char"/>
@@ -30741,7 +29849,6 @@
         <w:t>common:ValueType</w:t>
       </w:r>
       <w:proofErr w:type="spellEnd"/>
-      <w:proofErr w:type="gramEnd"/>
       <w:r>
         <w:rPr>
           <w:rStyle w:val="Heading4Char"/>
@@ -30765,10 +29872,9 @@
           <w:rStyle w:val="Heading4Char"/>
           <w:iCs w:val="0"/>
         </w:rPr>
-        <w:lastRenderedPageBreak/>
         <w:t>Type Names</w:t>
       </w:r>
-      <w:bookmarkEnd w:id="46"/>
+      <w:bookmarkEnd w:id="47"/>
       <w:bookmarkEnd w:id="48"/>
     </w:p>
     <w:p>
@@ -30784,39 +29890,7 @@
           <w:rFonts w:cs="Arial"/>
           <w:lang w:bidi="ml"/>
         </w:rPr>
-        <w:t xml:space="preserve">These rules will only dictate type names where </w:t>
-      </w:r>
-      <w:proofErr w:type="gramStart"/>
-      <w:r>
-        <w:rPr>
-          <w:rFonts w:cs="Arial"/>
-          <w:lang w:bidi="ml"/>
-        </w:rPr>
-        <w:t>absolutely necessary</w:t>
-      </w:r>
-      <w:proofErr w:type="gramEnd"/>
-      <w:r>
-        <w:rPr>
-          <w:rFonts w:cs="Arial"/>
-          <w:lang w:bidi="ml"/>
-        </w:rPr>
-        <w:t xml:space="preserve">. In all other cases, it is the decision of the implementer as to how to name or use the type. It is also the implementer's requirement to ensure that any </w:t>
-      </w:r>
-      <w:proofErr w:type="gramStart"/>
-      <w:r>
-        <w:rPr>
-          <w:rFonts w:cs="Arial"/>
-          <w:lang w:bidi="ml"/>
-        </w:rPr>
-        <w:t>type</w:t>
-      </w:r>
-      <w:proofErr w:type="gramEnd"/>
-      <w:r>
-        <w:rPr>
-          <w:rFonts w:cs="Arial"/>
-          <w:lang w:bidi="ml"/>
-        </w:rPr>
-        <w:t xml:space="preserve"> name is properly unique within its scope. To assist in this, the following recommendations are offered for naming types such that they are unique.</w:t>
+        <w:t>These rules will only dictate type names where absolutely necessary. In all other cases, it is the decision of the implementer as to how to name or use the type. It is also the implementer's requirement to ensure that any type name is properly unique within its scope. To assist in this, the following recommendations are offered for naming types such that they are unique.</w:t>
       </w:r>
     </w:p>
     <w:p>
@@ -30844,23 +29918,7 @@
           <w:rStyle w:val="CodeChar"/>
           <w:rFonts w:eastAsia="Calibri"/>
         </w:rPr>
-        <w:t>[Item Scheme Class</w:t>
-      </w:r>
-      <w:proofErr w:type="gramStart"/>
-      <w:r>
-        <w:rPr>
-          <w:rStyle w:val="CodeChar"/>
-          <w:rFonts w:eastAsia="Calibri"/>
-        </w:rPr>
-        <w:t>].[</w:t>
-      </w:r>
-      <w:proofErr w:type="gramEnd"/>
-      <w:r>
-        <w:rPr>
-          <w:rStyle w:val="CodeChar"/>
-          <w:rFonts w:eastAsia="Calibri"/>
-        </w:rPr>
-        <w:t>Maintenance Agency].[Item Scheme ID].[Item Scheme Version]</w:t>
+        <w:t>[Item Scheme Class].[Maintenance Agency].[Item Scheme ID].[Item Scheme Version]</w:t>
       </w:r>
     </w:p>
     <w:p>
@@ -30883,21 +29941,12 @@
         </w:rPr>
         <w:t xml:space="preserve">If the type is based on a text format of a concept core representation, the recommended name is </w:t>
       </w:r>
-      <w:proofErr w:type="gramStart"/>
       <w:r>
         <w:rPr>
           <w:rStyle w:val="CodeChar"/>
           <w:rFonts w:eastAsia="Calibri"/>
         </w:rPr>
-        <w:t>Concept.[</w:t>
-      </w:r>
-      <w:proofErr w:type="gramEnd"/>
-      <w:r>
-        <w:rPr>
-          <w:rStyle w:val="CodeChar"/>
-          <w:rFonts w:eastAsia="Calibri"/>
-        </w:rPr>
-        <w:t>Maintenance Agency].[Concept Scheme ID].[Concept Scheme Version].[Concept ID]</w:t>
+        <w:t>Concept.[Maintenance Agency].[Concept Scheme ID].[Concept Scheme Version].[Concept ID]</w:t>
       </w:r>
     </w:p>
     <w:p>
@@ -30918,17 +29967,8 @@
           <w:rFonts w:cs="Arial"/>
           <w:lang w:bidi="ml"/>
         </w:rPr>
-        <w:t xml:space="preserve">If the type is based on a text format of a component local representation, </w:t>
-      </w:r>
-      <w:proofErr w:type="gramStart"/>
-      <w:r>
-        <w:rPr>
-          <w:rFonts w:cs="Arial"/>
-          <w:lang w:bidi="ml"/>
-        </w:rPr>
-        <w:t>and;</w:t>
-      </w:r>
-      <w:proofErr w:type="gramEnd"/>
+        <w:t>If the type is based on a text format of a component local representation, and;</w:t>
+      </w:r>
     </w:p>
     <w:p>
       <w:pPr>
@@ -30983,23 +30023,7 @@
           <w:rStyle w:val="CodeChar"/>
           <w:rFonts w:eastAsia="Calibri"/>
         </w:rPr>
-        <w:t>[Component List ID</w:t>
-      </w:r>
-      <w:proofErr w:type="gramStart"/>
-      <w:r>
-        <w:rPr>
-          <w:rStyle w:val="CodeChar"/>
-          <w:rFonts w:eastAsia="Calibri"/>
-        </w:rPr>
-        <w:t>].[</w:t>
-      </w:r>
-      <w:proofErr w:type="gramEnd"/>
-      <w:r>
-        <w:rPr>
-          <w:rStyle w:val="CodeChar"/>
-          <w:rFonts w:eastAsia="Calibri"/>
-        </w:rPr>
-        <w:t>Parent Component ID]*.[Component ID]</w:t>
+        <w:t>[Component List ID].[Parent Component ID]*.[Component ID]</w:t>
       </w:r>
     </w:p>
     <w:p>
@@ -31033,23 +30057,21 @@
           <w:rFonts w:cs="Arial"/>
           <w:lang w:bidi="ml"/>
         </w:rPr>
-        <w:t xml:space="preserve">It is possible that organisations that manage </w:t>
-      </w:r>
-      <w:proofErr w:type="gramStart"/>
+        <w:t xml:space="preserve">It is possible that organisations that manage a large number of </w:t>
+      </w:r>
       <w:r>
         <w:rPr>
           <w:rFonts w:cs="Arial"/>
           <w:lang w:bidi="ml"/>
         </w:rPr>
-        <w:t>a large number of</w:t>
-      </w:r>
-      <w:proofErr w:type="gramEnd"/>
+        <w:t>structure-specific</w:t>
+      </w:r>
       <w:r>
         <w:rPr>
           <w:rFonts w:cs="Arial"/>
           <w:lang w:bidi="ml"/>
         </w:rPr>
-        <w:t xml:space="preserve"> </w:t>
+        <w:t xml:space="preserve"> schemas my wish to take advantage of the reuse of previously defined type in order to simply the </w:t>
       </w:r>
       <w:r>
         <w:rPr>
@@ -31063,7 +30085,7 @@
           <w:rFonts w:cs="Arial"/>
           <w:lang w:bidi="ml"/>
         </w:rPr>
-        <w:t xml:space="preserve"> schemas my wish to take advantage of the reuse of previously defined type in order to simply the </w:t>
+        <w:t xml:space="preserve"> schema creation and lessen the number of schema elements which are created. The </w:t>
       </w:r>
       <w:r>
         <w:rPr>
@@ -31077,40 +30099,17 @@
           <w:rFonts w:cs="Arial"/>
           <w:lang w:bidi="ml"/>
         </w:rPr>
-        <w:t xml:space="preserve"> schema creation and lessen the number of schema elements which are created. The </w:t>
-      </w:r>
+        <w:t xml:space="preserve"> formats are designed in such a way that this would be allowed without any </w:t>
+      </w:r>
+      <w:proofErr w:type="spellStart"/>
       <w:r>
         <w:rPr>
           <w:rFonts w:cs="Arial"/>
           <w:lang w:bidi="ml"/>
         </w:rPr>
-        <w:t>structure-specific</w:t>
-      </w:r>
-      <w:r>
-        <w:rPr>
-          <w:rFonts w:cs="Arial"/>
-          <w:lang w:bidi="ml"/>
-        </w:rPr>
-        <w:t xml:space="preserve"> formats are designed in such a way that this would be allowed without any </w:t>
-      </w:r>
-      <w:proofErr w:type="spellStart"/>
-      <w:r>
-        <w:rPr>
-          <w:rFonts w:cs="Arial"/>
-          <w:lang w:bidi="ml"/>
-        </w:rPr>
-        <w:t xml:space="preserve">adverse </w:t>
-      </w:r>
-      <w:proofErr w:type="gramStart"/>
-      <w:r>
-        <w:rPr>
-          <w:rFonts w:cs="Arial"/>
-          <w:lang w:bidi="ml"/>
-        </w:rPr>
-        <w:t>affects</w:t>
+        <w:t>adverse affects</w:t>
       </w:r>
       <w:proofErr w:type="spellEnd"/>
-      <w:proofErr w:type="gramEnd"/>
       <w:r>
         <w:rPr>
           <w:rFonts w:cs="Arial"/>
@@ -31132,39 +30131,7 @@
           <w:rFonts w:cs="Arial"/>
           <w:lang w:bidi="ml"/>
         </w:rPr>
-        <w:t xml:space="preserve">For example, an organisation my create predefined types for </w:t>
-      </w:r>
-      <w:proofErr w:type="gramStart"/>
-      <w:r>
-        <w:rPr>
-          <w:rFonts w:cs="Arial"/>
-          <w:lang w:bidi="ml"/>
-        </w:rPr>
-        <w:t>all of</w:t>
-      </w:r>
-      <w:proofErr w:type="gramEnd"/>
-      <w:r>
-        <w:rPr>
-          <w:rFonts w:cs="Arial"/>
-          <w:lang w:bidi="ml"/>
-        </w:rPr>
-        <w:t xml:space="preserve"> </w:t>
-      </w:r>
-      <w:proofErr w:type="spellStart"/>
-      <w:r>
-        <w:rPr>
-          <w:rFonts w:cs="Arial"/>
-          <w:lang w:bidi="ml"/>
-        </w:rPr>
-        <w:t>codelists</w:t>
-      </w:r>
-      <w:proofErr w:type="spellEnd"/>
-      <w:r>
-        <w:rPr>
-          <w:rFonts w:cs="Arial"/>
-          <w:lang w:bidi="ml"/>
-        </w:rPr>
-        <w:t xml:space="preserve"> and concept schemes which their structures utilize. These could be contained in a common schema with any namespace deemed appropriate. This would allow the </w:t>
+        <w:t xml:space="preserve">For example, an organisation my create predefined types for all of codelists and concept schemes which their structures utilize. These could be contained in a common schema with any namespace deemed appropriate. This would allow the </w:t>
       </w:r>
       <w:r>
         <w:rPr>
@@ -31229,23 +30196,7 @@
           <w:rFonts w:cs="Arial"/>
           <w:lang w:bidi="ml"/>
         </w:rPr>
-        <w:t xml:space="preserve">Yes: Type is the qualified </w:t>
-      </w:r>
-      <w:proofErr w:type="gramStart"/>
-      <w:r>
-        <w:rPr>
-          <w:rFonts w:cs="Arial"/>
-          <w:lang w:bidi="ml"/>
-        </w:rPr>
-        <w:t>type</w:t>
-      </w:r>
-      <w:proofErr w:type="gramEnd"/>
-      <w:r>
-        <w:rPr>
-          <w:rFonts w:cs="Arial"/>
-          <w:lang w:bidi="ml"/>
-        </w:rPr>
-        <w:t xml:space="preserve"> name for the item scheme</w:t>
+        <w:t>Yes: Type is the qualified type name for the item scheme</w:t>
       </w:r>
     </w:p>
     <w:p>
@@ -31314,6 +30265,7 @@
         <w:rPr>
           <w:lang w:bidi="ml"/>
         </w:rPr>
+        <w:lastRenderedPageBreak/>
         <w:t>Data</w:t>
       </w:r>
       <w:r>
@@ -31363,26 +30315,17 @@
           <w:rStyle w:val="CodeChar"/>
           <w:rFonts w:eastAsia="Calibri"/>
         </w:rPr>
-        <w:t>[Data Structure URN</w:t>
-      </w:r>
-      <w:proofErr w:type="gramStart"/>
+        <w:t>[Data Structure URN]:</w:t>
+      </w:r>
+      <w:proofErr w:type="spellStart"/>
       <w:r>
         <w:rPr>
           <w:rStyle w:val="CodeChar"/>
           <w:rFonts w:eastAsia="Calibri"/>
         </w:rPr>
-        <w:t>]:</w:t>
-      </w:r>
-      <w:proofErr w:type="spellStart"/>
-      <w:r>
-        <w:rPr>
-          <w:rStyle w:val="CodeChar"/>
-          <w:rFonts w:eastAsia="Calibri"/>
-        </w:rPr>
         <w:t>ObsLevelDim</w:t>
       </w:r>
       <w:proofErr w:type="spellEnd"/>
-      <w:proofErr w:type="gramEnd"/>
       <w:r>
         <w:rPr>
           <w:rStyle w:val="CodeChar"/>
@@ -31465,7 +30408,6 @@
       <w:bookmarkStart w:id="55" w:name="_Toc197687416"/>
       <w:proofErr w:type="spellStart"/>
       <w:r>
-        <w:lastRenderedPageBreak/>
         <w:t>DataSetType</w:t>
       </w:r>
       <w:bookmarkEnd w:id="53"/>
@@ -31529,7 +30471,6 @@
         <w:t xml:space="preserve">is </w:t>
       </w:r>
       <w:proofErr w:type="spellStart"/>
-      <w:proofErr w:type="gramStart"/>
       <w:r>
         <w:rPr>
           <w:rStyle w:val="CodeChar"/>
@@ -31540,29 +30481,12 @@
         <w:t>dsd:DataSetType</w:t>
       </w:r>
       <w:proofErr w:type="spellEnd"/>
-      <w:proofErr w:type="gramEnd"/>
       <w:r>
         <w:rPr>
           <w:rFonts w:cs="Arial"/>
           <w:lang w:bidi="ml"/>
         </w:rPr>
-        <w:t xml:space="preserve">. The complex </w:t>
-      </w:r>
-      <w:proofErr w:type="gramStart"/>
-      <w:r>
-        <w:rPr>
-          <w:rFonts w:cs="Arial"/>
-          <w:lang w:bidi="ml"/>
-        </w:rPr>
-        <w:t>type</w:t>
-      </w:r>
-      <w:proofErr w:type="gramEnd"/>
-      <w:r>
-        <w:rPr>
-          <w:rFonts w:cs="Arial"/>
-          <w:lang w:bidi="ml"/>
-        </w:rPr>
-        <w:t xml:space="preserve"> content model will be as follows:</w:t>
+        <w:t>. The complex type content model will be as follows:</w:t>
       </w:r>
     </w:p>
     <w:p>
@@ -31614,7 +30538,6 @@
         <w:t xml:space="preserve">An element reference to </w:t>
       </w:r>
       <w:proofErr w:type="spellStart"/>
-      <w:proofErr w:type="gramStart"/>
       <w:r>
         <w:rPr>
           <w:rStyle w:val="CodeChar"/>
@@ -31624,7 +30547,6 @@
         <w:t>common:Annotations</w:t>
       </w:r>
       <w:proofErr w:type="spellEnd"/>
-      <w:proofErr w:type="gramEnd"/>
       <w:r>
         <w:rPr>
           <w:rFonts w:cs="Arial"/>
@@ -31697,7 +30619,6 @@
         <w:br/>
       </w:r>
       <w:proofErr w:type="spellStart"/>
-      <w:proofErr w:type="gramStart"/>
       <w:r>
         <w:rPr>
           <w:rStyle w:val="CodeChar"/>
@@ -31707,7 +30628,6 @@
         <w:t>common:DataProviderReferenceType</w:t>
       </w:r>
       <w:proofErr w:type="spellEnd"/>
-      <w:proofErr w:type="gramEnd"/>
       <w:r>
         <w:rPr>
           <w:rFonts w:cs="Arial"/>
@@ -32214,7 +31134,6 @@
         <w:t xml:space="preserve"> local element named Metadata with the type </w:t>
       </w:r>
       <w:proofErr w:type="spellStart"/>
-      <w:proofErr w:type="gramStart"/>
       <w:r>
         <w:rPr>
           <w:rFonts w:cs="Arial"/>
@@ -32225,7 +31144,6 @@
         <w:t>metadata:MetadataSetType</w:t>
       </w:r>
       <w:proofErr w:type="spellEnd"/>
-      <w:proofErr w:type="gramEnd"/>
       <w:r>
         <w:rPr>
           <w:rFonts w:cs="Arial"/>
@@ -32318,7 +31236,6 @@
         <w:t xml:space="preserve">. Its content model will be derived via restriction of the </w:t>
       </w:r>
       <w:proofErr w:type="spellStart"/>
-      <w:proofErr w:type="gramStart"/>
       <w:r>
         <w:rPr>
           <w:rStyle w:val="CodeChar"/>
@@ -32328,26 +31245,11 @@
         <w:t>dsd:GroupType</w:t>
       </w:r>
       <w:proofErr w:type="spellEnd"/>
-      <w:proofErr w:type="gramEnd"/>
-      <w:r>
-        <w:rPr>
-          <w:rFonts w:cs="Arial"/>
-        </w:rPr>
-        <w:t xml:space="preserve">. The complex </w:t>
-      </w:r>
-      <w:proofErr w:type="gramStart"/>
-      <w:r>
-        <w:rPr>
-          <w:rFonts w:cs="Arial"/>
-        </w:rPr>
-        <w:t>type</w:t>
-      </w:r>
-      <w:proofErr w:type="gramEnd"/>
-      <w:r>
-        <w:rPr>
-          <w:rFonts w:cs="Arial"/>
-        </w:rPr>
-        <w:t xml:space="preserve"> content model will be as follows:</w:t>
+      <w:r>
+        <w:rPr>
+          <w:rFonts w:cs="Arial"/>
+        </w:rPr>
+        <w:t>. The complex type content model will be as follows:</w:t>
       </w:r>
     </w:p>
     <w:p>
@@ -32400,7 +31302,6 @@
         <w:t xml:space="preserve">An element reference to </w:t>
       </w:r>
       <w:proofErr w:type="spellStart"/>
-      <w:proofErr w:type="gramStart"/>
       <w:r>
         <w:rPr>
           <w:rStyle w:val="CodeChar"/>
@@ -32410,7 +31311,6 @@
         <w:t>common:Annotations</w:t>
       </w:r>
       <w:proofErr w:type="spellEnd"/>
-      <w:proofErr w:type="gramEnd"/>
       <w:r>
         <w:rPr>
           <w:rFonts w:cs="Arial"/>
@@ -32531,7 +31431,6 @@
         <w:t xml:space="preserve">, and a type of </w:t>
       </w:r>
       <w:proofErr w:type="spellStart"/>
-      <w:proofErr w:type="gramStart"/>
       <w:r>
         <w:rPr>
           <w:rStyle w:val="CodeChar"/>
@@ -32541,7 +31440,6 @@
         <w:t>dsd:CompType</w:t>
       </w:r>
       <w:proofErr w:type="spellEnd"/>
-      <w:proofErr w:type="gramEnd"/>
     </w:p>
     <w:p>
       <w:pPr>
@@ -32564,6 +31462,7 @@
           <w:sz w:val="20"/>
           <w:szCs w:val="20"/>
         </w:rPr>
+        <w:lastRenderedPageBreak/>
         <w:t xml:space="preserve">If any metadata attribute usages </w:t>
       </w:r>
       <w:r>
@@ -32576,7 +31475,6 @@
         <w:t xml:space="preserve">defined in the data structure that declares an attribute relationship with the group, a local element named Metadata with the type </w:t>
       </w:r>
       <w:proofErr w:type="spellStart"/>
-      <w:proofErr w:type="gramStart"/>
       <w:r>
         <w:rPr>
           <w:rFonts w:cs="Arial"/>
@@ -32587,7 +31485,6 @@
         <w:t>metadata:MetadataSetType</w:t>
       </w:r>
       <w:proofErr w:type="spellEnd"/>
-      <w:proofErr w:type="gramEnd"/>
       <w:r>
         <w:rPr>
           <w:rFonts w:cs="Arial"/>
@@ -32749,17 +31646,7 @@
           <w:szCs w:val="20"/>
           <w:lang w:val="en-GB"/>
         </w:rPr>
-        <w:t xml:space="preserve"> defined in the data structure that declares an attribute relationship with the group or specifies the group as </w:t>
-      </w:r>
-      <w:r>
-        <w:rPr>
-          <w:rFonts w:cs="Arial"/>
-          <w:sz w:val="20"/>
-          <w:szCs w:val="20"/>
-          <w:lang w:val="en-GB"/>
-        </w:rPr>
-        <w:lastRenderedPageBreak/>
-        <w:t xml:space="preserve">an attachment group. The XML attribute </w:t>
+        <w:t xml:space="preserve"> defined in the data structure that declares an attribute relationship with the group or specifies the group as an attachment group. The XML attribute </w:t>
       </w:r>
       <w:hyperlink w:anchor="_Component_Name_Determination" w:history="1">
         <w:r>
@@ -32837,7 +31724,6 @@
         <w:t xml:space="preserve">An attribute named type with a type of </w:t>
       </w:r>
       <w:proofErr w:type="spellStart"/>
-      <w:proofErr w:type="gramStart"/>
       <w:r>
         <w:rPr>
           <w:rStyle w:val="CodeChar"/>
@@ -32847,7 +31733,6 @@
         <w:t>common:IDType</w:t>
       </w:r>
       <w:proofErr w:type="spellEnd"/>
-      <w:proofErr w:type="gramEnd"/>
       <w:r>
         <w:rPr>
           <w:rFonts w:cs="Arial"/>
@@ -32935,7 +31820,6 @@
         <w:t xml:space="preserve">. Its content model will be derived via restriction of the </w:t>
       </w:r>
       <w:proofErr w:type="spellStart"/>
-      <w:proofErr w:type="gramStart"/>
       <w:r>
         <w:rPr>
           <w:rStyle w:val="CodeChar"/>
@@ -32945,26 +31829,11 @@
         <w:t>dsd:GroupType</w:t>
       </w:r>
       <w:proofErr w:type="spellEnd"/>
-      <w:proofErr w:type="gramEnd"/>
-      <w:r>
-        <w:rPr>
-          <w:rFonts w:cs="Arial"/>
-        </w:rPr>
-        <w:t xml:space="preserve">. The complex </w:t>
-      </w:r>
-      <w:proofErr w:type="gramStart"/>
-      <w:r>
-        <w:rPr>
-          <w:rFonts w:cs="Arial"/>
-        </w:rPr>
-        <w:t>type</w:t>
-      </w:r>
-      <w:proofErr w:type="gramEnd"/>
-      <w:r>
-        <w:rPr>
-          <w:rFonts w:cs="Arial"/>
-        </w:rPr>
-        <w:t xml:space="preserve"> content model will be as follows:</w:t>
+      <w:r>
+        <w:rPr>
+          <w:rFonts w:cs="Arial"/>
+        </w:rPr>
+        <w:t>. The complex type content model will be as follows:</w:t>
       </w:r>
     </w:p>
     <w:p>
@@ -33017,7 +31886,6 @@
         <w:t xml:space="preserve">An element reference to </w:t>
       </w:r>
       <w:proofErr w:type="spellStart"/>
-      <w:proofErr w:type="gramStart"/>
       <w:r>
         <w:rPr>
           <w:rStyle w:val="CodeChar"/>
@@ -33027,7 +31895,6 @@
         <w:t>common:Annotations</w:t>
       </w:r>
       <w:proofErr w:type="spellEnd"/>
-      <w:proofErr w:type="gramEnd"/>
       <w:r>
         <w:rPr>
           <w:rFonts w:cs="Arial"/>
@@ -33130,7 +31997,6 @@
         <w:t xml:space="preserve">, and a type of </w:t>
       </w:r>
       <w:proofErr w:type="spellStart"/>
-      <w:proofErr w:type="gramStart"/>
       <w:r>
         <w:rPr>
           <w:rStyle w:val="CodeChar"/>
@@ -33140,7 +32006,6 @@
         <w:t>dsd:CompType</w:t>
       </w:r>
       <w:proofErr w:type="spellEnd"/>
-      <w:proofErr w:type="gramEnd"/>
     </w:p>
     <w:p>
       <w:pPr>
@@ -33175,7 +32040,6 @@
         <w:t xml:space="preserve">defined in the data structure that declares an attribute relationship with any group, a local element named Metadata with the type </w:t>
       </w:r>
       <w:proofErr w:type="spellStart"/>
-      <w:proofErr w:type="gramStart"/>
       <w:r>
         <w:rPr>
           <w:rFonts w:cs="Arial"/>
@@ -33186,7 +32050,6 @@
         <w:t>metadata:MetadataSetType</w:t>
       </w:r>
       <w:proofErr w:type="spellEnd"/>
-      <w:proofErr w:type="gramEnd"/>
       <w:r>
         <w:rPr>
           <w:rFonts w:cs="Arial"/>
@@ -33344,7 +32207,6 @@
         <w:t xml:space="preserve"> must be created. This should restrict the </w:t>
       </w:r>
       <w:proofErr w:type="spellStart"/>
-      <w:proofErr w:type="gramStart"/>
       <w:r>
         <w:rPr>
           <w:rStyle w:val="CodeChar"/>
@@ -33353,7 +32215,6 @@
         <w:t>common:IDType</w:t>
       </w:r>
       <w:proofErr w:type="spellEnd"/>
-      <w:proofErr w:type="gramEnd"/>
       <w:r>
         <w:rPr>
           <w:rFonts w:cs="Arial"/>
@@ -33387,21 +32248,7 @@
         <w:rPr>
           <w:rFonts w:cs="Arial"/>
         </w:rPr>
-        <w:t xml:space="preserve">. The complex </w:t>
-      </w:r>
-      <w:proofErr w:type="gramStart"/>
-      <w:r>
-        <w:rPr>
-          <w:rFonts w:cs="Arial"/>
-        </w:rPr>
-        <w:t>type</w:t>
-      </w:r>
-      <w:proofErr w:type="gramEnd"/>
-      <w:r>
-        <w:rPr>
-          <w:rFonts w:cs="Arial"/>
-        </w:rPr>
-        <w:t xml:space="preserve"> content model will be as follows:</w:t>
+        <w:t>. The complex type content model will be as follows:</w:t>
       </w:r>
     </w:p>
     <w:p>
@@ -33454,7 +32301,6 @@
         <w:t xml:space="preserve">An element reference to </w:t>
       </w:r>
       <w:proofErr w:type="spellStart"/>
-      <w:proofErr w:type="gramStart"/>
       <w:r>
         <w:rPr>
           <w:rStyle w:val="CodeChar"/>
@@ -33464,7 +32310,6 @@
         <w:t>common:Annotations</w:t>
       </w:r>
       <w:proofErr w:type="spellEnd"/>
-      <w:proofErr w:type="gramEnd"/>
       <w:r>
         <w:rPr>
           <w:rFonts w:cs="Arial"/>
@@ -33583,7 +32428,6 @@
         <w:t xml:space="preserve">, and a type of </w:t>
       </w:r>
       <w:proofErr w:type="spellStart"/>
-      <w:proofErr w:type="gramStart"/>
       <w:r>
         <w:rPr>
           <w:rStyle w:val="CodeChar"/>
@@ -33593,7 +32437,6 @@
         <w:t>dsd:CompType</w:t>
       </w:r>
       <w:proofErr w:type="spellEnd"/>
-      <w:proofErr w:type="gramEnd"/>
     </w:p>
     <w:p>
       <w:pPr>
@@ -33625,10 +32468,19 @@
           <w:szCs w:val="20"/>
           <w:lang w:val="en-GB"/>
         </w:rPr>
-        <w:t xml:space="preserve">defined in the data structure that declares an attribute relationship with the group, a local element named Metadata with the type </w:t>
+        <w:t xml:space="preserve">defined in the data structure that declares an attribute relationship with the group, a local element named Metadata with the </w:t>
+      </w:r>
+      <w:r>
+        <w:rPr>
+          <w:rFonts w:cs="Arial"/>
+          <w:sz w:val="20"/>
+          <w:szCs w:val="20"/>
+          <w:lang w:val="en-GB"/>
+        </w:rPr>
+        <w:lastRenderedPageBreak/>
+        <w:t xml:space="preserve">type </w:t>
       </w:r>
       <w:proofErr w:type="spellStart"/>
-      <w:proofErr w:type="gramStart"/>
       <w:r>
         <w:rPr>
           <w:rFonts w:cs="Arial"/>
@@ -33639,7 +32491,6 @@
         <w:t>metadata:MetadataSetType</w:t>
       </w:r>
       <w:proofErr w:type="spellEnd"/>
-      <w:proofErr w:type="gramEnd"/>
       <w:r>
         <w:rPr>
           <w:rFonts w:cs="Arial"/>
@@ -33875,7 +32726,6 @@
           <w:szCs w:val="20"/>
           <w:lang w:val="en-GB"/>
         </w:rPr>
-        <w:lastRenderedPageBreak/>
         <w:t xml:space="preserve">An attribute named </w:t>
       </w:r>
       <w:r>
@@ -33975,21 +32825,7 @@
         <w:rPr>
           <w:rFonts w:cs="Arial"/>
         </w:rPr>
-        <w:t xml:space="preserve">, a complex </w:t>
-      </w:r>
-      <w:proofErr w:type="gramStart"/>
-      <w:r>
-        <w:rPr>
-          <w:rFonts w:cs="Arial"/>
-        </w:rPr>
-        <w:t>type</w:t>
-      </w:r>
-      <w:proofErr w:type="gramEnd"/>
-      <w:r>
-        <w:rPr>
-          <w:rFonts w:cs="Arial"/>
-        </w:rPr>
-        <w:t xml:space="preserve"> name </w:t>
+        <w:t xml:space="preserve">, a complex type name </w:t>
       </w:r>
       <w:proofErr w:type="spellStart"/>
       <w:r>
@@ -34020,7 +32856,6 @@
         <w:t xml:space="preserve"> </w:t>
       </w:r>
       <w:proofErr w:type="spellStart"/>
-      <w:proofErr w:type="gramStart"/>
       <w:r>
         <w:rPr>
           <w:rStyle w:val="CodeChar"/>
@@ -34030,26 +32865,11 @@
         <w:t>dsd:SeriesType</w:t>
       </w:r>
       <w:proofErr w:type="spellEnd"/>
-      <w:proofErr w:type="gramEnd"/>
-      <w:r>
-        <w:rPr>
-          <w:rFonts w:cs="Arial"/>
-        </w:rPr>
-        <w:t xml:space="preserve">. The complex </w:t>
-      </w:r>
-      <w:proofErr w:type="gramStart"/>
-      <w:r>
-        <w:rPr>
-          <w:rFonts w:cs="Arial"/>
-        </w:rPr>
-        <w:t>type</w:t>
-      </w:r>
-      <w:proofErr w:type="gramEnd"/>
-      <w:r>
-        <w:rPr>
-          <w:rFonts w:cs="Arial"/>
-        </w:rPr>
-        <w:t xml:space="preserve"> content model will be as follows:</w:t>
+      <w:r>
+        <w:rPr>
+          <w:rFonts w:cs="Arial"/>
+        </w:rPr>
+        <w:t>. The complex type content model will be as follows:</w:t>
       </w:r>
     </w:p>
     <w:p>
@@ -34102,7 +32922,6 @@
         <w:t xml:space="preserve">An element reference to </w:t>
       </w:r>
       <w:proofErr w:type="spellStart"/>
-      <w:proofErr w:type="gramStart"/>
       <w:r>
         <w:rPr>
           <w:rStyle w:val="CodeChar"/>
@@ -34112,7 +32931,6 @@
         <w:t>common:Annotations</w:t>
       </w:r>
       <w:proofErr w:type="spellEnd"/>
-      <w:proofErr w:type="gramEnd"/>
       <w:r>
         <w:rPr>
           <w:rFonts w:cs="Arial"/>
@@ -34207,7 +33025,6 @@
         <w:t xml:space="preserve">, and a type of </w:t>
       </w:r>
       <w:proofErr w:type="spellStart"/>
-      <w:proofErr w:type="gramStart"/>
       <w:r>
         <w:rPr>
           <w:rStyle w:val="CodeChar"/>
@@ -34217,7 +33034,6 @@
         <w:t>dsd:CompType</w:t>
       </w:r>
       <w:proofErr w:type="spellEnd"/>
-      <w:proofErr w:type="gramEnd"/>
     </w:p>
     <w:p>
       <w:pPr>
@@ -34430,7 +33246,6 @@
         <w:t xml:space="preserve">defined in the data structure that declares an attribute relationship with the series, a local element named Metadata with the type </w:t>
       </w:r>
       <w:proofErr w:type="spellStart"/>
-      <w:proofErr w:type="gramStart"/>
       <w:r>
         <w:rPr>
           <w:rFonts w:cs="Arial"/>
@@ -34441,7 +33256,6 @@
         <w:t>metadata:MetadataSetType</w:t>
       </w:r>
       <w:proofErr w:type="spellEnd"/>
-      <w:proofErr w:type="gramEnd"/>
       <w:r>
         <w:rPr>
           <w:rFonts w:cs="Arial"/>
@@ -34521,7 +33335,6 @@
         <w:t xml:space="preserve">with a type of </w:t>
       </w:r>
       <w:proofErr w:type="spellStart"/>
-      <w:proofErr w:type="gramStart"/>
       <w:r>
         <w:rPr>
           <w:rStyle w:val="CodeChar"/>
@@ -34531,7 +33344,6 @@
         <w:t>common:ObservationalTimePeriod</w:t>
       </w:r>
       <w:proofErr w:type="spellEnd"/>
-      <w:proofErr w:type="gramEnd"/>
       <w:r>
         <w:rPr>
           <w:rStyle w:val="CodeChar"/>
@@ -34823,15 +33635,15 @@
       <w:pPr>
         <w:pStyle w:val="Heading3"/>
       </w:pPr>
-      <w:bookmarkStart w:id="64" w:name="_Ref276078161"/>
-      <w:bookmarkStart w:id="65" w:name="_Toc276545396"/>
-      <w:bookmarkStart w:id="66" w:name="_Toc290069342"/>
-      <w:bookmarkStart w:id="67" w:name="_Toc197687419"/>
+      <w:bookmarkStart w:id="64" w:name="_Toc197687419"/>
+      <w:bookmarkStart w:id="65" w:name="_Ref276078161"/>
+      <w:bookmarkStart w:id="66" w:name="_Toc276545396"/>
+      <w:bookmarkStart w:id="67" w:name="_Toc290069342"/>
       <w:proofErr w:type="spellStart"/>
       <w:r>
         <w:t>AttsType</w:t>
       </w:r>
-      <w:bookmarkEnd w:id="67"/>
+      <w:bookmarkEnd w:id="64"/>
       <w:proofErr w:type="spellEnd"/>
     </w:p>
     <w:p>
@@ -34894,7 +33706,6 @@
         <w:t xml:space="preserve"> </w:t>
       </w:r>
       <w:proofErr w:type="spellStart"/>
-      <w:proofErr w:type="gramStart"/>
       <w:r>
         <w:rPr>
           <w:rStyle w:val="CodeChar"/>
@@ -34920,26 +33731,11 @@
         <w:t>Type</w:t>
       </w:r>
       <w:proofErr w:type="spellEnd"/>
-      <w:proofErr w:type="gramEnd"/>
-      <w:r>
-        <w:rPr>
-          <w:rFonts w:cs="Arial"/>
-        </w:rPr>
-        <w:t xml:space="preserve">. The complex </w:t>
-      </w:r>
-      <w:proofErr w:type="gramStart"/>
-      <w:r>
-        <w:rPr>
-          <w:rFonts w:cs="Arial"/>
-        </w:rPr>
-        <w:t>type</w:t>
-      </w:r>
-      <w:proofErr w:type="gramEnd"/>
-      <w:r>
-        <w:rPr>
-          <w:rFonts w:cs="Arial"/>
-        </w:rPr>
-        <w:t xml:space="preserve"> content model will be as follows:</w:t>
+      <w:r>
+        <w:rPr>
+          <w:rFonts w:cs="Arial"/>
+        </w:rPr>
+        <w:t>. The complex type content model will be as follows:</w:t>
       </w:r>
     </w:p>
     <w:p>
@@ -34988,10 +33784,10 @@
           <w:szCs w:val="20"/>
           <w:lang w:val="en-GB"/>
         </w:rPr>
+        <w:lastRenderedPageBreak/>
         <w:t xml:space="preserve">An element reference to </w:t>
       </w:r>
       <w:proofErr w:type="spellStart"/>
-      <w:proofErr w:type="gramStart"/>
       <w:r>
         <w:rPr>
           <w:rStyle w:val="CodeChar"/>
@@ -35001,7 +33797,6 @@
         <w:t>common:Annotations</w:t>
       </w:r>
       <w:proofErr w:type="spellEnd"/>
-      <w:proofErr w:type="gramEnd"/>
       <w:r>
         <w:rPr>
           <w:rFonts w:cs="Arial"/>
@@ -35104,7 +33899,6 @@
         <w:t xml:space="preserve">, and a type of </w:t>
       </w:r>
       <w:proofErr w:type="spellStart"/>
-      <w:proofErr w:type="gramStart"/>
       <w:r>
         <w:rPr>
           <w:rStyle w:val="CodeChar"/>
@@ -35114,7 +33908,6 @@
         <w:t>dsd:CompType</w:t>
       </w:r>
       <w:proofErr w:type="spellEnd"/>
-      <w:proofErr w:type="gramEnd"/>
     </w:p>
     <w:p>
       <w:pPr>
@@ -35166,7 +33959,6 @@
         <w:t xml:space="preserve">with a type of </w:t>
       </w:r>
       <w:proofErr w:type="spellStart"/>
-      <w:proofErr w:type="gramStart"/>
       <w:r>
         <w:rPr>
           <w:rStyle w:val="CodeChar"/>
@@ -35176,7 +33968,6 @@
         <w:t>common:ObservationalTimePeriod</w:t>
       </w:r>
       <w:proofErr w:type="spellEnd"/>
-      <w:proofErr w:type="gramEnd"/>
       <w:r>
         <w:rPr>
           <w:rStyle w:val="CodeChar"/>
@@ -35224,7 +34015,6 @@
           <w:szCs w:val="20"/>
           <w:lang w:val="en-GB"/>
         </w:rPr>
-        <w:lastRenderedPageBreak/>
         <w:t xml:space="preserve">An attribute for </w:t>
       </w:r>
       <w:r>
@@ -35399,9 +34189,9 @@
       <w:r>
         <w:t>ObsType</w:t>
       </w:r>
-      <w:bookmarkEnd w:id="64"/>
       <w:bookmarkEnd w:id="65"/>
       <w:bookmarkEnd w:id="66"/>
+      <w:bookmarkEnd w:id="67"/>
       <w:bookmarkEnd w:id="68"/>
       <w:proofErr w:type="spellEnd"/>
     </w:p>
@@ -35416,21 +34206,7 @@
         <w:rPr>
           <w:rFonts w:cs="Arial"/>
         </w:rPr>
-        <w:t xml:space="preserve">A complex </w:t>
-      </w:r>
-      <w:proofErr w:type="gramStart"/>
-      <w:r>
-        <w:rPr>
-          <w:rFonts w:cs="Arial"/>
-        </w:rPr>
-        <w:t>type</w:t>
-      </w:r>
-      <w:proofErr w:type="gramEnd"/>
-      <w:r>
-        <w:rPr>
-          <w:rFonts w:cs="Arial"/>
-        </w:rPr>
-        <w:t xml:space="preserve"> name </w:t>
+        <w:t xml:space="preserve">A complex type name </w:t>
       </w:r>
       <w:proofErr w:type="spellStart"/>
       <w:r>
@@ -35461,7 +34237,6 @@
         <w:t xml:space="preserve">the base type </w:t>
       </w:r>
       <w:proofErr w:type="spellStart"/>
-      <w:proofErr w:type="gramStart"/>
       <w:r>
         <w:rPr>
           <w:rStyle w:val="CodeChar"/>
@@ -35471,26 +34246,11 @@
         <w:t>dsd:ObsType</w:t>
       </w:r>
       <w:proofErr w:type="spellEnd"/>
-      <w:proofErr w:type="gramEnd"/>
-      <w:r>
-        <w:rPr>
-          <w:rFonts w:cs="Arial"/>
-        </w:rPr>
-        <w:t xml:space="preserve">. The complex </w:t>
-      </w:r>
-      <w:proofErr w:type="gramStart"/>
-      <w:r>
-        <w:rPr>
-          <w:rFonts w:cs="Arial"/>
-        </w:rPr>
-        <w:t>type</w:t>
-      </w:r>
-      <w:proofErr w:type="gramEnd"/>
-      <w:r>
-        <w:rPr>
-          <w:rFonts w:cs="Arial"/>
-        </w:rPr>
-        <w:t xml:space="preserve"> content model will be as follows:</w:t>
+      <w:r>
+        <w:rPr>
+          <w:rFonts w:cs="Arial"/>
+        </w:rPr>
+        <w:t>. The complex type content model will be as follows:</w:t>
       </w:r>
     </w:p>
     <w:p>
@@ -35543,7 +34303,6 @@
         <w:t xml:space="preserve">An element reference to </w:t>
       </w:r>
       <w:proofErr w:type="spellStart"/>
-      <w:proofErr w:type="gramStart"/>
       <w:r>
         <w:rPr>
           <w:rStyle w:val="CodeChar"/>
@@ -35553,7 +34312,6 @@
         <w:t>common:Annotations</w:t>
       </w:r>
       <w:proofErr w:type="spellEnd"/>
-      <w:proofErr w:type="gramEnd"/>
       <w:r>
         <w:rPr>
           <w:rFonts w:cs="Arial"/>
@@ -35656,7 +34414,6 @@
         <w:t xml:space="preserve">, and a type of </w:t>
       </w:r>
       <w:proofErr w:type="spellStart"/>
-      <w:proofErr w:type="gramStart"/>
       <w:r>
         <w:rPr>
           <w:rStyle w:val="CodeChar"/>
@@ -35666,7 +34423,6 @@
         <w:t>dsd:CompType</w:t>
       </w:r>
       <w:proofErr w:type="spellEnd"/>
-      <w:proofErr w:type="gramEnd"/>
     </w:p>
     <w:p>
       <w:pPr>
@@ -35701,7 +34457,6 @@
         <w:t xml:space="preserve">defined in the data structure that declares an attribute relationship with the observation, a local element named Metadata with the type </w:t>
       </w:r>
       <w:proofErr w:type="spellStart"/>
-      <w:proofErr w:type="gramStart"/>
       <w:r>
         <w:rPr>
           <w:rFonts w:cs="Arial"/>
@@ -35712,7 +34467,6 @@
         <w:t>metadata:MetadataSetType</w:t>
       </w:r>
       <w:proofErr w:type="spellEnd"/>
-      <w:proofErr w:type="gramEnd"/>
       <w:r>
         <w:rPr>
           <w:rFonts w:cs="Arial"/>
@@ -36347,7 +35101,6 @@
         <w:t xml:space="preserve">attribute with complex representation defined by the data structure definition, a complex type must be derived from the restriction of the </w:t>
       </w:r>
       <w:proofErr w:type="spellStart"/>
-      <w:proofErr w:type="gramStart"/>
       <w:r>
         <w:rPr>
           <w:rFonts w:cs="Arial"/>
@@ -36358,35 +35111,14 @@
         <w:t>dsd:CompType</w:t>
       </w:r>
       <w:proofErr w:type="spellEnd"/>
-      <w:proofErr w:type="gramEnd"/>
-      <w:r>
-        <w:rPr>
-          <w:rFonts w:cs="Arial"/>
-          <w:sz w:val="20"/>
-          <w:szCs w:val="20"/>
-          <w:lang w:val="en-GB"/>
-        </w:rPr>
-        <w:t xml:space="preserve">. The complex </w:t>
-      </w:r>
-      <w:proofErr w:type="gramStart"/>
-      <w:r>
-        <w:rPr>
-          <w:rFonts w:cs="Arial"/>
-          <w:sz w:val="20"/>
-          <w:szCs w:val="20"/>
-          <w:lang w:val="en-GB"/>
-        </w:rPr>
-        <w:t>type</w:t>
-      </w:r>
-      <w:proofErr w:type="gramEnd"/>
-      <w:r>
-        <w:rPr>
-          <w:rFonts w:cs="Arial"/>
-          <w:sz w:val="20"/>
-          <w:szCs w:val="20"/>
-          <w:lang w:val="en-GB"/>
-        </w:rPr>
-        <w:t xml:space="preserve"> content model will be as follows:</w:t>
+      <w:r>
+        <w:rPr>
+          <w:rFonts w:cs="Arial"/>
+          <w:sz w:val="20"/>
+          <w:szCs w:val="20"/>
+          <w:lang w:val="en-GB"/>
+        </w:rPr>
+        <w:t>. The complex type content model will be as follows:</w:t>
       </w:r>
     </w:p>
     <w:p>
@@ -36436,11 +35168,9 @@
           <w:szCs w:val="20"/>
           <w:lang w:val="en-GB"/>
         </w:rPr>
-        <w:lastRenderedPageBreak/>
         <w:t xml:space="preserve">An element reference to </w:t>
       </w:r>
       <w:proofErr w:type="spellStart"/>
-      <w:proofErr w:type="gramStart"/>
       <w:r>
         <w:rPr>
           <w:rStyle w:val="CodeChar"/>
@@ -36450,7 +35180,6 @@
         <w:t>common:Annotations</w:t>
       </w:r>
       <w:proofErr w:type="spellEnd"/>
-      <w:proofErr w:type="gramEnd"/>
       <w:r>
         <w:rPr>
           <w:rFonts w:cs="Arial"/>
@@ -37137,6 +35866,7 @@
       </w:pPr>
       <w:bookmarkStart w:id="74" w:name="_Toc197687425"/>
       <w:r>
+        <w:lastRenderedPageBreak/>
         <w:t>Replace</w:t>
       </w:r>
       <w:r>
@@ -37304,7 +36034,6 @@
         <w:rPr>
           <w:rFonts w:eastAsiaTheme="minorHAnsi" w:cs="Arial"/>
         </w:rPr>
-        <w:lastRenderedPageBreak/>
         <w:t>Dimension values for higher-level (</w:t>
       </w:r>
       <w:r>
@@ -38012,10 +36741,10 @@
       <w:tblGrid>
         <w:gridCol w:w="850"/>
         <w:gridCol w:w="950"/>
-        <w:gridCol w:w="1480"/>
-        <w:gridCol w:w="1855"/>
-        <w:gridCol w:w="1955"/>
-        <w:gridCol w:w="1926"/>
+        <w:gridCol w:w="1370"/>
+        <w:gridCol w:w="2232"/>
+        <w:gridCol w:w="1756"/>
+        <w:gridCol w:w="1858"/>
       </w:tblGrid>
       <w:tr>
         <w:trPr>
@@ -38368,7 +37097,201 @@
                 <w:bCs/>
                 <w:sz w:val="20"/>
               </w:rPr>
-              <w:t>only for higher-level (reference metadata) attributes not attached to this dimension</w:t>
+              <w:t xml:space="preserve">only for </w:t>
+            </w:r>
+            <w:r>
+              <w:rPr>
+                <w:rFonts w:cs="Arial"/>
+                <w:bCs/>
+                <w:sz w:val="20"/>
+              </w:rPr>
+              <w:t>irrelevant dimensions:</w:t>
+            </w:r>
+            <w:r>
+              <w:rPr>
+                <w:rFonts w:cs="Arial"/>
+                <w:bCs/>
+                <w:sz w:val="20"/>
+              </w:rPr>
+              <w:br/>
+              <w:t xml:space="preserve">1) </w:t>
+            </w:r>
+            <w:r>
+              <w:rPr>
+                <w:rFonts w:cs="Arial"/>
+                <w:bCs/>
+                <w:sz w:val="20"/>
+              </w:rPr>
+              <w:t>higher-level (reference metadata) attributes not attached to this dimension</w:t>
+            </w:r>
+            <w:r>
+              <w:rPr>
+                <w:rFonts w:cs="Arial"/>
+                <w:bCs/>
+                <w:sz w:val="20"/>
+              </w:rPr>
+              <w:br/>
+            </w:r>
+            <w:r>
+              <w:rPr>
+                <w:rFonts w:cs="Arial"/>
+                <w:bCs/>
+                <w:sz w:val="20"/>
+              </w:rPr>
+              <w:t>(</w:t>
+            </w:r>
+            <w:r>
+              <w:rPr>
+                <w:rFonts w:cs="Arial"/>
+                <w:bCs/>
+                <w:sz w:val="20"/>
+              </w:rPr>
+              <w:t>in</w:t>
+            </w:r>
+            <w:r>
+              <w:rPr>
+                <w:rFonts w:cs="Arial"/>
+                <w:bCs/>
+                <w:sz w:val="20"/>
+              </w:rPr>
+              <w:t>cl. TIME_PERIOD)</w:t>
+            </w:r>
+            <w:r>
+              <w:rPr>
+                <w:rFonts w:cs="Arial"/>
+                <w:bCs/>
+                <w:sz w:val="20"/>
+              </w:rPr>
+              <w:br/>
+              <w:t>2)</w:t>
+            </w:r>
+            <w:r>
+              <w:rPr>
+                <w:rFonts w:cs="Arial"/>
+                <w:bCs/>
+                <w:sz w:val="20"/>
+              </w:rPr>
+              <w:t xml:space="preserve"> </w:t>
+            </w:r>
+            <w:r>
+              <w:rPr>
+                <w:rFonts w:cs="Arial"/>
+                <w:bCs/>
+                <w:sz w:val="20"/>
+              </w:rPr>
+              <w:t xml:space="preserve">measures and attributes </w:t>
+            </w:r>
+            <w:r>
+              <w:rPr>
+                <w:rFonts w:cs="Arial"/>
+                <w:bCs/>
+                <w:sz w:val="20"/>
+              </w:rPr>
+              <w:t xml:space="preserve">not attached to this dimension </w:t>
+            </w:r>
+            <w:r>
+              <w:rPr>
+                <w:rFonts w:cs="Arial"/>
+                <w:bCs/>
+                <w:sz w:val="20"/>
+              </w:rPr>
+              <w:t>if</w:t>
+            </w:r>
+            <w:r>
+              <w:rPr>
+                <w:rFonts w:cs="Arial"/>
+                <w:bCs/>
+                <w:sz w:val="20"/>
+              </w:rPr>
+              <w:t xml:space="preserve"> </w:t>
+            </w:r>
+            <w:r>
+              <w:rPr>
+                <w:rFonts w:cs="Arial"/>
+                <w:bCs/>
+                <w:sz w:val="20"/>
+              </w:rPr>
+              <w:t>the</w:t>
+            </w:r>
+            <w:r>
+              <w:rPr>
+                <w:rFonts w:cs="Arial"/>
+                <w:bCs/>
+                <w:sz w:val="20"/>
+              </w:rPr>
+              <w:t xml:space="preserve"> D</w:t>
+            </w:r>
+            <w:r>
+              <w:rPr>
+                <w:rFonts w:cs="Arial"/>
+                <w:bCs/>
+                <w:sz w:val="20"/>
+              </w:rPr>
+              <w:t>SD</w:t>
+            </w:r>
+            <w:r>
+              <w:rPr>
+                <w:rFonts w:cs="Arial"/>
+                <w:bCs/>
+                <w:sz w:val="20"/>
+              </w:rPr>
+              <w:t xml:space="preserve"> </w:t>
+            </w:r>
+            <w:r>
+              <w:rPr>
+                <w:rFonts w:cs="Arial"/>
+                <w:bCs/>
+                <w:sz w:val="20"/>
+              </w:rPr>
+              <w:t>allows for an</w:t>
+            </w:r>
+            <w:r>
+              <w:rPr>
+                <w:rFonts w:cs="Arial"/>
+                <w:bCs/>
+                <w:sz w:val="20"/>
+              </w:rPr>
+              <w:t xml:space="preserve"> ‘evolving structure’</w:t>
+            </w:r>
+            <w:r>
+              <w:rPr>
+                <w:rFonts w:cs="Arial"/>
+                <w:bCs/>
+                <w:sz w:val="20"/>
+              </w:rPr>
+              <w:t xml:space="preserve"> </w:t>
+            </w:r>
+            <w:r>
+              <w:rPr>
+                <w:rFonts w:cs="Arial"/>
+                <w:bCs/>
+                <w:sz w:val="20"/>
+              </w:rPr>
+              <w:br/>
+            </w:r>
+            <w:r>
+              <w:rPr>
+                <w:rFonts w:cs="Arial"/>
+                <w:bCs/>
+                <w:sz w:val="20"/>
+              </w:rPr>
+              <w:t>(excl</w:t>
+            </w:r>
+            <w:r>
+              <w:rPr>
+                <w:rFonts w:cs="Arial"/>
+                <w:bCs/>
+                <w:sz w:val="20"/>
+              </w:rPr>
+              <w:t>.</w:t>
+            </w:r>
+            <w:r>
+              <w:rPr>
+                <w:rFonts w:cs="Arial"/>
+                <w:bCs/>
+                <w:sz w:val="20"/>
+              </w:rPr>
+              <w:t xml:space="preserve"> TIME_PERIOD)</w:t>
             </w:r>
           </w:p>
         </w:tc>
@@ -39553,6 +38476,7 @@
           <w:rFonts w:cs="Arial"/>
           <w:sz w:val="20"/>
         </w:rPr>
+        <w:lastRenderedPageBreak/>
         <w:t xml:space="preserve">All datasets – even with varying actions – within a single data message have always to be treated as </w:t>
       </w:r>
       <w:r>
@@ -39568,15 +38492,7 @@
           <w:rFonts w:cs="Arial"/>
           <w:sz w:val="20"/>
         </w:rPr>
-        <w:t xml:space="preserve"> to guarantee “transactional safety” (full data consistency and validity despite errors, power failures, and other mishaps). These datasets are to be processed in the order of appearance in </w:t>
-      </w:r>
-      <w:r>
-        <w:rPr>
-          <w:rFonts w:cs="Arial"/>
-          <w:sz w:val="20"/>
-        </w:rPr>
-        <w:lastRenderedPageBreak/>
-        <w:t xml:space="preserve">the message. The advantage of such data messages is thus the ability to bundle separate </w:t>
+        <w:t xml:space="preserve"> to guarantee “transactional safety” (full data consistency and validity despite errors, power failures, and other mishaps). These datasets are to be processed in the order of appearance in the message. The advantage of such data messages is thus the ability to bundle separate </w:t>
       </w:r>
       <w:r>
         <w:rPr>
@@ -39591,15 +38507,7 @@
           <w:rFonts w:cs="Arial"/>
           <w:sz w:val="20"/>
         </w:rPr>
-        <w:t xml:space="preserve"> </w:t>
-      </w:r>
-      <w:proofErr w:type="gramStart"/>
-      <w:r>
-        <w:rPr>
-          <w:rFonts w:cs="Arial"/>
-          <w:sz w:val="20"/>
-        </w:rPr>
-        <w:t xml:space="preserve">and  </w:t>
+        <w:t xml:space="preserve"> and  </w:t>
       </w:r>
       <w:r>
         <w:rPr>
@@ -39609,7 +38517,6 @@
         </w:rPr>
         <w:t>replace</w:t>
       </w:r>
-      <w:proofErr w:type="gramEnd"/>
       <w:r>
         <w:rPr>
           <w:rFonts w:cs="Arial"/>
@@ -40155,23 +39062,7 @@
           <w:rFonts w:cs="Arial"/>
           <w:sz w:val="20"/>
         </w:rPr>
-        <w:t xml:space="preserve"> </w:t>
-      </w:r>
-      <w:proofErr w:type="gramStart"/>
-      <w:r>
-        <w:rPr>
-          <w:rFonts w:cs="Arial"/>
-          <w:sz w:val="20"/>
-        </w:rPr>
-        <w:t>dataset</w:t>
-      </w:r>
-      <w:proofErr w:type="gramEnd"/>
-      <w:r>
-        <w:rPr>
-          <w:rFonts w:cs="Arial"/>
-          <w:sz w:val="20"/>
-        </w:rPr>
-        <w:t xml:space="preserve"> for all other changed observations and changed attribute and </w:t>
+        <w:t xml:space="preserve"> dataset for all other changed observations and changed attribute and </w:t>
       </w:r>
       <w:r>
         <w:rPr>
@@ -40383,23 +39274,7 @@
           <w:rFonts w:cs="Arial"/>
           <w:sz w:val="20"/>
         </w:rPr>
-        <w:t xml:space="preserve">Using </w:t>
-      </w:r>
-      <w:proofErr w:type="gramStart"/>
-      <w:r>
-        <w:rPr>
-          <w:rFonts w:cs="Arial"/>
-          <w:sz w:val="20"/>
-        </w:rPr>
-        <w:t>a number of</w:t>
-      </w:r>
-      <w:proofErr w:type="gramEnd"/>
-      <w:r>
-        <w:rPr>
-          <w:rFonts w:cs="Arial"/>
-          <w:sz w:val="20"/>
-        </w:rPr>
-        <w:t xml:space="preserve"> datasets with </w:t>
+        <w:t xml:space="preserve">Using a number of datasets with </w:t>
       </w:r>
       <w:bookmarkStart w:id="79" w:name="_Hlk128232238"/>
       <w:r>
@@ -40674,7 +39549,14 @@
           <w:rFonts w:cs="Arial"/>
           <w:sz w:val="20"/>
         </w:rPr>
-        <w:t xml:space="preserve"> intentionally missing observations</w:t>
+        <w:t xml:space="preserve"> intentionally missing </w:t>
+      </w:r>
+      <w:r>
+        <w:rPr>
+          <w:rFonts w:cs="Arial"/>
+          <w:sz w:val="20"/>
+        </w:rPr>
+        <w:t>measure</w:t>
       </w:r>
       <w:r>
         <w:rPr>
@@ -40688,7 +39570,7 @@
           <w:rFonts w:cs="Arial"/>
           <w:sz w:val="20"/>
         </w:rPr>
-        <w:t xml:space="preserve">attributes values, even if mandatory, the following special values </w:t>
+        <w:t xml:space="preserve">attribute values, even if mandatory, the following special values </w:t>
       </w:r>
       <w:r>
         <w:rPr>
@@ -40779,6 +39661,7 @@
       </w:pPr>
       <w:bookmarkStart w:id="81" w:name="_Toc197687429"/>
       <w:r>
+        <w:lastRenderedPageBreak/>
         <w:t xml:space="preserve">Reference </w:t>
       </w:r>
       <w:r>
@@ -40889,15 +39772,7 @@
           <w:rFonts w:cs="Arial"/>
           <w:sz w:val="20"/>
         </w:rPr>
-        <w:t xml:space="preserve"> structural </w:t>
-      </w:r>
-      <w:r>
-        <w:rPr>
-          <w:rFonts w:cs="Arial"/>
-          <w:sz w:val="20"/>
-        </w:rPr>
-        <w:lastRenderedPageBreak/>
-        <w:t>metadata (artefacts)</w:t>
+        <w:t xml:space="preserve"> structural metadata (artefacts)</w:t>
       </w:r>
       <w:r>
         <w:rPr>
@@ -41013,23 +39888,7 @@
           <w:rFonts w:cs="Arial"/>
           <w:sz w:val="20"/>
         </w:rPr>
-        <w:t xml:space="preserve"> partial </w:t>
-      </w:r>
-      <w:proofErr w:type="gramStart"/>
-      <w:r>
-        <w:rPr>
-          <w:rFonts w:cs="Arial"/>
-          <w:sz w:val="20"/>
-        </w:rPr>
-        <w:t>languages, and</w:t>
-      </w:r>
-      <w:proofErr w:type="gramEnd"/>
-      <w:r>
-        <w:rPr>
-          <w:rFonts w:cs="Arial"/>
-          <w:sz w:val="20"/>
-        </w:rPr>
-        <w:t xml:space="preserve"> thus </w:t>
+        <w:t xml:space="preserve"> partial languages, and thus </w:t>
       </w:r>
       <w:r>
         <w:rPr>
@@ -41269,7 +40128,7 @@
 </file>
 
 <file path=word/endnotes.xml><?xml version="1.0" encoding="utf-8"?>
-<w:endnotes xmlns:wpc="http://schemas.microsoft.com/office/word/2010/wordprocessingCanvas" xmlns:cx="http://schemas.microsoft.com/office/drawing/2014/chartex" xmlns:cx1="http://schemas.microsoft.com/office/drawing/2015/9/8/chartex" xmlns:cx2="http://schemas.microsoft.com/office/drawing/2015/10/21/chartex" xmlns:cx3="http://schemas.microsoft.com/office/drawing/2016/5/9/chartex" xmlns:cx4="http://schemas.microsoft.com/office/drawing/2016/5/10/chartex" xmlns:cx5="http://schemas.microsoft.com/office/drawing/2016/5/11/chartex" xmlns:cx6="http://schemas.microsoft.com/office/drawing/2016/5/12/chartex" xmlns:cx7="http://schemas.microsoft.com/office/drawing/2016/5/13/chartex" xmlns:cx8="http://schemas.microsoft.com/office/drawing/2016/5/14/chartex" xmlns:mc="http://schemas.openxmlformats.org/markup-compatibility/2006" xmlns:aink="http://schemas.microsoft.com/office/drawing/2016/ink" xmlns:am3d="http://schemas.microsoft.com/office/drawing/2017/model3d" xmlns:o="urn:schemas-microsoft-com:office:office" xmlns:oel="http://schemas.microsoft.com/office/2019/extlst" xmlns:r="http://schemas.openxmlformats.org/officeDocument/2006/relationships" xmlns:m="http://schemas.openxmlformats.org/officeDocument/2006/math" xmlns:v="urn:schemas-microsoft-com:vml" xmlns:wp14="http://schemas.microsoft.com/office/word/2010/wordprocessingDrawing" xmlns:wp="http://schemas.openxmlformats.org/drawingml/2006/wordprocessingDrawing" xmlns:w10="urn:schemas-microsoft-com:office:word" xmlns:w="http://schemas.openxmlformats.org/wordprocessingml/2006/main" xmlns:w14="http://schemas.microsoft.com/office/word/2010/wordml" xmlns:w15="http://schemas.microsoft.com/office/word/2012/wordml" xmlns:w16cex="http://schemas.microsoft.com/office/word/2018/wordml/cex" xmlns:w16cid="http://schemas.microsoft.com/office/word/2016/wordml/cid" xmlns:w16="http://schemas.microsoft.com/office/word/2018/wordml" xmlns:w16du="http://schemas.microsoft.com/office/word/2023/wordml/word16du" xmlns:w16sdtdh="http://schemas.microsoft.com/office/word/2020/wordml/sdtdatahash" xmlns:w16sdtfl="http://schemas.microsoft.com/office/word/2024/wordml/sdtformatlock" xmlns:w16se="http://schemas.microsoft.com/office/word/2015/wordml/symex" xmlns:wpg="http://schemas.microsoft.com/office/word/2010/wordprocessingGroup" xmlns:wpi="http://schemas.microsoft.com/office/word/2010/wordprocessingInk" xmlns:wne="http://schemas.microsoft.com/office/word/2006/wordml" xmlns:wps="http://schemas.microsoft.com/office/word/2010/wordprocessingShape" mc:Ignorable="w14 w15 w16se w16cid w16 w16cex w16sdtdh w16sdtfl w16du wp14">
+<w:endnotes xmlns:wpc="http://schemas.microsoft.com/office/word/2010/wordprocessingCanvas" xmlns:cx="http://schemas.microsoft.com/office/drawing/2014/chartex" xmlns:cx1="http://schemas.microsoft.com/office/drawing/2015/9/8/chartex" xmlns:cx2="http://schemas.microsoft.com/office/drawing/2015/10/21/chartex" xmlns:cx3="http://schemas.microsoft.com/office/drawing/2016/5/9/chartex" xmlns:cx4="http://schemas.microsoft.com/office/drawing/2016/5/10/chartex" xmlns:cx5="http://schemas.microsoft.com/office/drawing/2016/5/11/chartex" xmlns:cx6="http://schemas.microsoft.com/office/drawing/2016/5/12/chartex" xmlns:cx7="http://schemas.microsoft.com/office/drawing/2016/5/13/chartex" xmlns:cx8="http://schemas.microsoft.com/office/drawing/2016/5/14/chartex" xmlns:mc="http://schemas.openxmlformats.org/markup-compatibility/2006" xmlns:aink="http://schemas.microsoft.com/office/drawing/2016/ink" xmlns:am3d="http://schemas.microsoft.com/office/drawing/2017/model3d" xmlns:o="urn:schemas-microsoft-com:office:office" xmlns:oel="http://schemas.microsoft.com/office/2019/extlst" xmlns:r="http://schemas.openxmlformats.org/officeDocument/2006/relationships" xmlns:m="http://schemas.openxmlformats.org/officeDocument/2006/math" xmlns:v="urn:schemas-microsoft-com:vml" xmlns:wp14="http://schemas.microsoft.com/office/word/2010/wordprocessingDrawing" xmlns:wp="http://schemas.openxmlformats.org/drawingml/2006/wordprocessingDrawing" xmlns:w10="urn:schemas-microsoft-com:office:word" xmlns:w="http://schemas.openxmlformats.org/wordprocessingml/2006/main" xmlns:w14="http://schemas.microsoft.com/office/word/2010/wordml" xmlns:w15="http://schemas.microsoft.com/office/word/2012/wordml" xmlns:w16cex="http://schemas.microsoft.com/office/word/2018/wordml/cex" xmlns:w16cid="http://schemas.microsoft.com/office/word/2016/wordml/cid" xmlns:w16="http://schemas.microsoft.com/office/word/2018/wordml" xmlns:w16sdtdh="http://schemas.microsoft.com/office/word/2020/wordml/sdtdatahash" xmlns:w16se="http://schemas.microsoft.com/office/word/2015/wordml/symex" xmlns:wpg="http://schemas.microsoft.com/office/word/2010/wordprocessingGroup" xmlns:wpi="http://schemas.microsoft.com/office/word/2010/wordprocessingInk" xmlns:wne="http://schemas.microsoft.com/office/word/2006/wordml" xmlns:wps="http://schemas.microsoft.com/office/word/2010/wordprocessingShape" mc:Ignorable="w14 w15 w16se w16cid w16 w16cex w16sdtdh wp14">
   <w:endnote w:type="separator" w:id="-1">
     <w:p>
       <w:pPr>
@@ -41300,7 +40159,7 @@
 </file>
 
 <file path=word/footer1.xml><?xml version="1.0" encoding="utf-8"?>
-<w:ftr xmlns:wpc="http://schemas.microsoft.com/office/word/2010/wordprocessingCanvas" xmlns:cx="http://schemas.microsoft.com/office/drawing/2014/chartex" xmlns:cx1="http://schemas.microsoft.com/office/drawing/2015/9/8/chartex" xmlns:cx2="http://schemas.microsoft.com/office/drawing/2015/10/21/chartex" xmlns:cx3="http://schemas.microsoft.com/office/drawing/2016/5/9/chartex" xmlns:cx4="http://schemas.microsoft.com/office/drawing/2016/5/10/chartex" xmlns:cx5="http://schemas.microsoft.com/office/drawing/2016/5/11/chartex" xmlns:cx6="http://schemas.microsoft.com/office/drawing/2016/5/12/chartex" xmlns:cx7="http://schemas.microsoft.com/office/drawing/2016/5/13/chartex" xmlns:cx8="http://schemas.microsoft.com/office/drawing/2016/5/14/chartex" xmlns:mc="http://schemas.openxmlformats.org/markup-compatibility/2006" xmlns:aink="http://schemas.microsoft.com/office/drawing/2016/ink" xmlns:am3d="http://schemas.microsoft.com/office/drawing/2017/model3d" xmlns:o="urn:schemas-microsoft-com:office:office" xmlns:oel="http://schemas.microsoft.com/office/2019/extlst" xmlns:r="http://schemas.openxmlformats.org/officeDocument/2006/relationships" xmlns:m="http://schemas.openxmlformats.org/officeDocument/2006/math" xmlns:v="urn:schemas-microsoft-com:vml" xmlns:wp14="http://schemas.microsoft.com/office/word/2010/wordprocessingDrawing" xmlns:wp="http://schemas.openxmlformats.org/drawingml/2006/wordprocessingDrawing" xmlns:w10="urn:schemas-microsoft-com:office:word" xmlns:w="http://schemas.openxmlformats.org/wordprocessingml/2006/main" xmlns:w14="http://schemas.microsoft.com/office/word/2010/wordml" xmlns:w15="http://schemas.microsoft.com/office/word/2012/wordml" xmlns:w16cex="http://schemas.microsoft.com/office/word/2018/wordml/cex" xmlns:w16cid="http://schemas.microsoft.com/office/word/2016/wordml/cid" xmlns:w16="http://schemas.microsoft.com/office/word/2018/wordml" xmlns:w16du="http://schemas.microsoft.com/office/word/2023/wordml/word16du" xmlns:w16sdtdh="http://schemas.microsoft.com/office/word/2020/wordml/sdtdatahash" xmlns:w16sdtfl="http://schemas.microsoft.com/office/word/2024/wordml/sdtformatlock" xmlns:w16se="http://schemas.microsoft.com/office/word/2015/wordml/symex" xmlns:wpg="http://schemas.microsoft.com/office/word/2010/wordprocessingGroup" xmlns:wpi="http://schemas.microsoft.com/office/word/2010/wordprocessingInk" xmlns:wne="http://schemas.microsoft.com/office/word/2006/wordml" xmlns:wps="http://schemas.microsoft.com/office/word/2010/wordprocessingShape" mc:Ignorable="w14 w15 w16se w16cid w16 w16cex w16sdtdh w16sdtfl w16du wp14">
+<w:ftr xmlns:wpc="http://schemas.microsoft.com/office/word/2010/wordprocessingCanvas" xmlns:cx="http://schemas.microsoft.com/office/drawing/2014/chartex" xmlns:cx1="http://schemas.microsoft.com/office/drawing/2015/9/8/chartex" xmlns:cx2="http://schemas.microsoft.com/office/drawing/2015/10/21/chartex" xmlns:cx3="http://schemas.microsoft.com/office/drawing/2016/5/9/chartex" xmlns:cx4="http://schemas.microsoft.com/office/drawing/2016/5/10/chartex" xmlns:cx5="http://schemas.microsoft.com/office/drawing/2016/5/11/chartex" xmlns:cx6="http://schemas.microsoft.com/office/drawing/2016/5/12/chartex" xmlns:cx7="http://schemas.microsoft.com/office/drawing/2016/5/13/chartex" xmlns:cx8="http://schemas.microsoft.com/office/drawing/2016/5/14/chartex" xmlns:mc="http://schemas.openxmlformats.org/markup-compatibility/2006" xmlns:aink="http://schemas.microsoft.com/office/drawing/2016/ink" xmlns:am3d="http://schemas.microsoft.com/office/drawing/2017/model3d" xmlns:o="urn:schemas-microsoft-com:office:office" xmlns:oel="http://schemas.microsoft.com/office/2019/extlst" xmlns:r="http://schemas.openxmlformats.org/officeDocument/2006/relationships" xmlns:m="http://schemas.openxmlformats.org/officeDocument/2006/math" xmlns:v="urn:schemas-microsoft-com:vml" xmlns:wp14="http://schemas.microsoft.com/office/word/2010/wordprocessingDrawing" xmlns:wp="http://schemas.openxmlformats.org/drawingml/2006/wordprocessingDrawing" xmlns:w10="urn:schemas-microsoft-com:office:word" xmlns:w="http://schemas.openxmlformats.org/wordprocessingml/2006/main" xmlns:w14="http://schemas.microsoft.com/office/word/2010/wordml" xmlns:w15="http://schemas.microsoft.com/office/word/2012/wordml" xmlns:w16cex="http://schemas.microsoft.com/office/word/2018/wordml/cex" xmlns:w16cid="http://schemas.microsoft.com/office/word/2016/wordml/cid" xmlns:w16="http://schemas.microsoft.com/office/word/2018/wordml" xmlns:w16sdtdh="http://schemas.microsoft.com/office/word/2020/wordml/sdtdatahash" xmlns:w16se="http://schemas.microsoft.com/office/word/2015/wordml/symex" xmlns:wpg="http://schemas.microsoft.com/office/word/2010/wordprocessingGroup" xmlns:wpi="http://schemas.microsoft.com/office/word/2010/wordprocessingInk" xmlns:wne="http://schemas.microsoft.com/office/word/2006/wordml" xmlns:wps="http://schemas.microsoft.com/office/word/2010/wordprocessingShape" mc:Ignorable="w14 w15 w16se w16cid w16 w16cex w16sdtdh wp14">
   <w:p>
     <w:pPr>
       <w:pStyle w:val="Footer"/>
@@ -41382,13 +40241,13 @@
             </wp:anchor>
           </w:drawing>
         </mc:Choice>
-        <mc:Fallback>
+        <mc:Fallback xmlns:w16du="http://schemas.microsoft.com/office/word/2023/wordml/word16du" xmlns:w16sdtfl="http://schemas.microsoft.com/office/word/2024/wordml/sdtformatlock">
           <w:pict>
             <v:shapetype w14:anchorId="78BF6A64" id="_x0000_t202" coordsize="21600,21600" o:spt="202" path="m,l,21600r21600,l21600,xe">
               <v:stroke joinstyle="miter"/>
               <v:path gradientshapeok="t" o:connecttype="rect"/>
             </v:shapetype>
-            <v:shape id="Text Box 2" o:spid="_x0000_s1026" type="#_x0000_t202" alt="Restricted Use - À usage restreint" style="position:absolute;margin-left:0;margin-top:0;width:135.45pt;height:27.2pt;z-index:251659264;visibility:visible;mso-wrap-style:none;mso-wrap-distance-left:0;mso-wrap-distance-top:0;mso-wrap-distance-right:0;mso-wrap-distance-bottom:0;mso-position-horizontal:center;mso-position-horizontal-relative:page;mso-position-vertical:bottom;mso-position-vertical-relative:page;v-text-anchor:bottom" o:gfxdata="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" filled="f" stroked="f">
+            <v:shape id="Text Box 2" o:spid="_x0000_s1026" type="#_x0000_t202" alt="Restricted Use - À usage restreint" style="position:absolute;margin-left:0;margin-top:0;width:135.45pt;height:27.2pt;z-index:251659264;visibility:visible;mso-wrap-style:none;mso-wrap-distance-left:0;mso-wrap-distance-top:0;mso-wrap-distance-right:0;mso-wrap-distance-bottom:0;mso-position-horizontal:center;mso-position-horizontal-relative:page;mso-position-vertical:bottom;mso-position-vertical-relative:page;v-text-anchor:bottom" o:gfxdata="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" filled="f" stroked="f">
               <v:textbox style="mso-fit-shape-to-text:t" inset="0,0,0,15pt">
                 <w:txbxContent>
                   <w:p>
@@ -41422,7 +40281,7 @@
 </file>
 
 <file path=word/footer10.xml><?xml version="1.0" encoding="utf-8"?>
-<w:ftr xmlns:wpc="http://schemas.microsoft.com/office/word/2010/wordprocessingCanvas" xmlns:cx="http://schemas.microsoft.com/office/drawing/2014/chartex" xmlns:cx1="http://schemas.microsoft.com/office/drawing/2015/9/8/chartex" xmlns:cx2="http://schemas.microsoft.com/office/drawing/2015/10/21/chartex" xmlns:cx3="http://schemas.microsoft.com/office/drawing/2016/5/9/chartex" xmlns:cx4="http://schemas.microsoft.com/office/drawing/2016/5/10/chartex" xmlns:cx5="http://schemas.microsoft.com/office/drawing/2016/5/11/chartex" xmlns:cx6="http://schemas.microsoft.com/office/drawing/2016/5/12/chartex" xmlns:cx7="http://schemas.microsoft.com/office/drawing/2016/5/13/chartex" xmlns:cx8="http://schemas.microsoft.com/office/drawing/2016/5/14/chartex" xmlns:mc="http://schemas.openxmlformats.org/markup-compatibility/2006" xmlns:aink="http://schemas.microsoft.com/office/drawing/2016/ink" xmlns:am3d="http://schemas.microsoft.com/office/drawing/2017/model3d" xmlns:o="urn:schemas-microsoft-com:office:office" xmlns:oel="http://schemas.microsoft.com/office/2019/extlst" xmlns:r="http://schemas.openxmlformats.org/officeDocument/2006/relationships" xmlns:m="http://schemas.openxmlformats.org/officeDocument/2006/math" xmlns:v="urn:schemas-microsoft-com:vml" xmlns:wp14="http://schemas.microsoft.com/office/word/2010/wordprocessingDrawing" xmlns:wp="http://schemas.openxmlformats.org/drawingml/2006/wordprocessingDrawing" xmlns:w10="urn:schemas-microsoft-com:office:word" xmlns:w="http://schemas.openxmlformats.org/wordprocessingml/2006/main" xmlns:w14="http://schemas.microsoft.com/office/word/2010/wordml" xmlns:w15="http://schemas.microsoft.com/office/word/2012/wordml" xmlns:w16cex="http://schemas.microsoft.com/office/word/2018/wordml/cex" xmlns:w16cid="http://schemas.microsoft.com/office/word/2016/wordml/cid" xmlns:w16="http://schemas.microsoft.com/office/word/2018/wordml" xmlns:w16du="http://schemas.microsoft.com/office/word/2023/wordml/word16du" xmlns:w16sdtdh="http://schemas.microsoft.com/office/word/2020/wordml/sdtdatahash" xmlns:w16sdtfl="http://schemas.microsoft.com/office/word/2024/wordml/sdtformatlock" xmlns:w16se="http://schemas.microsoft.com/office/word/2015/wordml/symex" xmlns:wpg="http://schemas.microsoft.com/office/word/2010/wordprocessingGroup" xmlns:wpi="http://schemas.microsoft.com/office/word/2010/wordprocessingInk" xmlns:wne="http://schemas.microsoft.com/office/word/2006/wordml" xmlns:wps="http://schemas.microsoft.com/office/word/2010/wordprocessingShape" mc:Ignorable="w14 w15 w16se w16cid w16 w16cex w16sdtdh w16sdtfl w16du wp14">
+<w:ftr xmlns:wpc="http://schemas.microsoft.com/office/word/2010/wordprocessingCanvas" xmlns:cx="http://schemas.microsoft.com/office/drawing/2014/chartex" xmlns:cx1="http://schemas.microsoft.com/office/drawing/2015/9/8/chartex" xmlns:cx2="http://schemas.microsoft.com/office/drawing/2015/10/21/chartex" xmlns:cx3="http://schemas.microsoft.com/office/drawing/2016/5/9/chartex" xmlns:cx4="http://schemas.microsoft.com/office/drawing/2016/5/10/chartex" xmlns:cx5="http://schemas.microsoft.com/office/drawing/2016/5/11/chartex" xmlns:cx6="http://schemas.microsoft.com/office/drawing/2016/5/12/chartex" xmlns:cx7="http://schemas.microsoft.com/office/drawing/2016/5/13/chartex" xmlns:cx8="http://schemas.microsoft.com/office/drawing/2016/5/14/chartex" xmlns:mc="http://schemas.openxmlformats.org/markup-compatibility/2006" xmlns:aink="http://schemas.microsoft.com/office/drawing/2016/ink" xmlns:am3d="http://schemas.microsoft.com/office/drawing/2017/model3d" xmlns:o="urn:schemas-microsoft-com:office:office" xmlns:oel="http://schemas.microsoft.com/office/2019/extlst" xmlns:r="http://schemas.openxmlformats.org/officeDocument/2006/relationships" xmlns:m="http://schemas.openxmlformats.org/officeDocument/2006/math" xmlns:v="urn:schemas-microsoft-com:vml" xmlns:wp14="http://schemas.microsoft.com/office/word/2010/wordprocessingDrawing" xmlns:wp="http://schemas.openxmlformats.org/drawingml/2006/wordprocessingDrawing" xmlns:w10="urn:schemas-microsoft-com:office:word" xmlns:w="http://schemas.openxmlformats.org/wordprocessingml/2006/main" xmlns:w14="http://schemas.microsoft.com/office/word/2010/wordml" xmlns:w15="http://schemas.microsoft.com/office/word/2012/wordml" xmlns:w16cex="http://schemas.microsoft.com/office/word/2018/wordml/cex" xmlns:w16cid="http://schemas.microsoft.com/office/word/2016/wordml/cid" xmlns:w16="http://schemas.microsoft.com/office/word/2018/wordml" xmlns:w16sdtdh="http://schemas.microsoft.com/office/word/2020/wordml/sdtdatahash" xmlns:w16se="http://schemas.microsoft.com/office/word/2015/wordml/symex" xmlns:wpg="http://schemas.microsoft.com/office/word/2010/wordprocessingGroup" xmlns:wpi="http://schemas.microsoft.com/office/word/2010/wordprocessingInk" xmlns:wne="http://schemas.microsoft.com/office/word/2006/wordml" xmlns:wps="http://schemas.microsoft.com/office/word/2010/wordprocessingShape" mc:Ignorable="w14 w15 w16se w16cid w16 w16cex w16sdtdh wp14">
   <w:p>
     <w:pPr>
       <w:pStyle w:val="Footer"/>
@@ -41504,13 +40363,13 @@
             </wp:anchor>
           </w:drawing>
         </mc:Choice>
-        <mc:Fallback>
+        <mc:Fallback xmlns:w16du="http://schemas.microsoft.com/office/word/2023/wordml/word16du" xmlns:w16sdtfl="http://schemas.microsoft.com/office/word/2024/wordml/sdtformatlock">
           <w:pict>
             <v:shapetype w14:anchorId="6A0E0AC6" id="_x0000_t202" coordsize="21600,21600" o:spt="202" path="m,l,21600r21600,l21600,xe">
               <v:stroke joinstyle="miter"/>
               <v:path gradientshapeok="t" o:connecttype="rect"/>
             </v:shapetype>
-            <v:shape id="Text Box 11" o:spid="_x0000_s1035" type="#_x0000_t202" alt="Restricted Use - À usage restreint" style="position:absolute;margin-left:0;margin-top:0;width:135.45pt;height:27.2pt;z-index:251668480;visibility:visible;mso-wrap-style:none;mso-wrap-distance-left:0;mso-wrap-distance-top:0;mso-wrap-distance-right:0;mso-wrap-distance-bottom:0;mso-position-horizontal:center;mso-position-horizontal-relative:page;mso-position-vertical:bottom;mso-position-vertical-relative:page;v-text-anchor:bottom" o:gfxdata="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" filled="f" stroked="f">
+            <v:shape id="Text Box 11" o:spid="_x0000_s1035" type="#_x0000_t202" alt="Restricted Use - À usage restreint" style="position:absolute;margin-left:0;margin-top:0;width:135.45pt;height:27.2pt;z-index:251668480;visibility:visible;mso-wrap-style:none;mso-wrap-distance-left:0;mso-wrap-distance-top:0;mso-wrap-distance-right:0;mso-wrap-distance-bottom:0;mso-position-horizontal:center;mso-position-horizontal-relative:page;mso-position-vertical:bottom;mso-position-vertical-relative:page;v-text-anchor:bottom" o:gfxdata="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" filled="f" stroked="f">
               <v:textbox style="mso-fit-shape-to-text:t" inset="0,0,0,15pt">
                 <w:txbxContent>
                   <w:p>
@@ -41544,7 +40403,7 @@
 </file>
 
 <file path=word/footer11.xml><?xml version="1.0" encoding="utf-8"?>
-<w:ftr xmlns:wpc="http://schemas.microsoft.com/office/word/2010/wordprocessingCanvas" xmlns:cx="http://schemas.microsoft.com/office/drawing/2014/chartex" xmlns:cx1="http://schemas.microsoft.com/office/drawing/2015/9/8/chartex" xmlns:cx2="http://schemas.microsoft.com/office/drawing/2015/10/21/chartex" xmlns:cx3="http://schemas.microsoft.com/office/drawing/2016/5/9/chartex" xmlns:cx4="http://schemas.microsoft.com/office/drawing/2016/5/10/chartex" xmlns:cx5="http://schemas.microsoft.com/office/drawing/2016/5/11/chartex" xmlns:cx6="http://schemas.microsoft.com/office/drawing/2016/5/12/chartex" xmlns:cx7="http://schemas.microsoft.com/office/drawing/2016/5/13/chartex" xmlns:cx8="http://schemas.microsoft.com/office/drawing/2016/5/14/chartex" xmlns:mc="http://schemas.openxmlformats.org/markup-compatibility/2006" xmlns:aink="http://schemas.microsoft.com/office/drawing/2016/ink" xmlns:am3d="http://schemas.microsoft.com/office/drawing/2017/model3d" xmlns:o="urn:schemas-microsoft-com:office:office" xmlns:oel="http://schemas.microsoft.com/office/2019/extlst" xmlns:r="http://schemas.openxmlformats.org/officeDocument/2006/relationships" xmlns:m="http://schemas.openxmlformats.org/officeDocument/2006/math" xmlns:v="urn:schemas-microsoft-com:vml" xmlns:wp14="http://schemas.microsoft.com/office/word/2010/wordprocessingDrawing" xmlns:wp="http://schemas.openxmlformats.org/drawingml/2006/wordprocessingDrawing" xmlns:w10="urn:schemas-microsoft-com:office:word" xmlns:w="http://schemas.openxmlformats.org/wordprocessingml/2006/main" xmlns:w14="http://schemas.microsoft.com/office/word/2010/wordml" xmlns:w15="http://schemas.microsoft.com/office/word/2012/wordml" xmlns:w16cex="http://schemas.microsoft.com/office/word/2018/wordml/cex" xmlns:w16cid="http://schemas.microsoft.com/office/word/2016/wordml/cid" xmlns:w16="http://schemas.microsoft.com/office/word/2018/wordml" xmlns:w16du="http://schemas.microsoft.com/office/word/2023/wordml/word16du" xmlns:w16sdtdh="http://schemas.microsoft.com/office/word/2020/wordml/sdtdatahash" xmlns:w16sdtfl="http://schemas.microsoft.com/office/word/2024/wordml/sdtformatlock" xmlns:w16se="http://schemas.microsoft.com/office/word/2015/wordml/symex" xmlns:wpg="http://schemas.microsoft.com/office/word/2010/wordprocessingGroup" xmlns:wpi="http://schemas.microsoft.com/office/word/2010/wordprocessingInk" xmlns:wne="http://schemas.microsoft.com/office/word/2006/wordml" xmlns:wps="http://schemas.microsoft.com/office/word/2010/wordprocessingShape" mc:Ignorable="w14 w15 w16se w16cid w16 w16cex w16sdtdh w16sdtfl w16du wp14">
+<w:ftr xmlns:wpc="http://schemas.microsoft.com/office/word/2010/wordprocessingCanvas" xmlns:cx="http://schemas.microsoft.com/office/drawing/2014/chartex" xmlns:cx1="http://schemas.microsoft.com/office/drawing/2015/9/8/chartex" xmlns:cx2="http://schemas.microsoft.com/office/drawing/2015/10/21/chartex" xmlns:cx3="http://schemas.microsoft.com/office/drawing/2016/5/9/chartex" xmlns:cx4="http://schemas.microsoft.com/office/drawing/2016/5/10/chartex" xmlns:cx5="http://schemas.microsoft.com/office/drawing/2016/5/11/chartex" xmlns:cx6="http://schemas.microsoft.com/office/drawing/2016/5/12/chartex" xmlns:cx7="http://schemas.microsoft.com/office/drawing/2016/5/13/chartex" xmlns:cx8="http://schemas.microsoft.com/office/drawing/2016/5/14/chartex" xmlns:mc="http://schemas.openxmlformats.org/markup-compatibility/2006" xmlns:aink="http://schemas.microsoft.com/office/drawing/2016/ink" xmlns:am3d="http://schemas.microsoft.com/office/drawing/2017/model3d" xmlns:o="urn:schemas-microsoft-com:office:office" xmlns:oel="http://schemas.microsoft.com/office/2019/extlst" xmlns:r="http://schemas.openxmlformats.org/officeDocument/2006/relationships" xmlns:m="http://schemas.openxmlformats.org/officeDocument/2006/math" xmlns:v="urn:schemas-microsoft-com:vml" xmlns:wp14="http://schemas.microsoft.com/office/word/2010/wordprocessingDrawing" xmlns:wp="http://schemas.openxmlformats.org/drawingml/2006/wordprocessingDrawing" xmlns:w10="urn:schemas-microsoft-com:office:word" xmlns:w="http://schemas.openxmlformats.org/wordprocessingml/2006/main" xmlns:w14="http://schemas.microsoft.com/office/word/2010/wordml" xmlns:w15="http://schemas.microsoft.com/office/word/2012/wordml" xmlns:w16cex="http://schemas.microsoft.com/office/word/2018/wordml/cex" xmlns:w16cid="http://schemas.microsoft.com/office/word/2016/wordml/cid" xmlns:w16="http://schemas.microsoft.com/office/word/2018/wordml" xmlns:w16sdtdh="http://schemas.microsoft.com/office/word/2020/wordml/sdtdatahash" xmlns:w16se="http://schemas.microsoft.com/office/word/2015/wordml/symex" xmlns:wpg="http://schemas.microsoft.com/office/word/2010/wordprocessingGroup" xmlns:wpi="http://schemas.microsoft.com/office/word/2010/wordprocessingInk" xmlns:wne="http://schemas.microsoft.com/office/word/2006/wordml" xmlns:wps="http://schemas.microsoft.com/office/word/2010/wordprocessingShape" mc:Ignorable="w14 w15 w16se w16cid w16 w16cex w16sdtdh wp14">
   <w:p>
     <w:pPr>
       <w:pStyle w:val="Footer"/>
@@ -41627,13 +40486,13 @@
             </wp:anchor>
           </w:drawing>
         </mc:Choice>
-        <mc:Fallback>
+        <mc:Fallback xmlns:w16du="http://schemas.microsoft.com/office/word/2023/wordml/word16du" xmlns:w16sdtfl="http://schemas.microsoft.com/office/word/2024/wordml/sdtformatlock">
           <w:pict>
             <v:shapetype w14:anchorId="15BBF742" id="_x0000_t202" coordsize="21600,21600" o:spt="202" path="m,l,21600r21600,l21600,xe">
               <v:stroke joinstyle="miter"/>
               <v:path gradientshapeok="t" o:connecttype="rect"/>
             </v:shapetype>
-            <v:shape id="Text Box 12" o:spid="_x0000_s1036" type="#_x0000_t202" alt="Restricted Use - À usage restreint" style="position:absolute;left:0;text-align:left;margin-left:0;margin-top:0;width:135.45pt;height:27.2pt;z-index:251669504;visibility:visible;mso-wrap-style:none;mso-wrap-distance-left:0;mso-wrap-distance-top:0;mso-wrap-distance-right:0;mso-wrap-distance-bottom:0;mso-position-horizontal:center;mso-position-horizontal-relative:page;mso-position-vertical:bottom;mso-position-vertical-relative:page;v-text-anchor:bottom" o:gfxdata="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" filled="f" stroked="f">
+            <v:shape id="Text Box 12" o:spid="_x0000_s1036" type="#_x0000_t202" alt="Restricted Use - À usage restreint" style="position:absolute;left:0;text-align:left;margin-left:0;margin-top:0;width:135.45pt;height:27.2pt;z-index:251669504;visibility:visible;mso-wrap-style:none;mso-wrap-distance-left:0;mso-wrap-distance-top:0;mso-wrap-distance-right:0;mso-wrap-distance-bottom:0;mso-position-horizontal:center;mso-position-horizontal-relative:page;mso-position-vertical:bottom;mso-position-vertical-relative:page;v-text-anchor:bottom" o:gfxdata="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" filled="f" stroked="f">
               <v:textbox style="mso-fit-shape-to-text:t" inset="0,0,0,15pt">
                 <w:txbxContent>
                   <w:p>
@@ -41690,7 +40549,7 @@
 </file>
 
 <file path=word/footer12.xml><?xml version="1.0" encoding="utf-8"?>
-<w:ftr xmlns:wpc="http://schemas.microsoft.com/office/word/2010/wordprocessingCanvas" xmlns:cx="http://schemas.microsoft.com/office/drawing/2014/chartex" xmlns:cx1="http://schemas.microsoft.com/office/drawing/2015/9/8/chartex" xmlns:cx2="http://schemas.microsoft.com/office/drawing/2015/10/21/chartex" xmlns:cx3="http://schemas.microsoft.com/office/drawing/2016/5/9/chartex" xmlns:cx4="http://schemas.microsoft.com/office/drawing/2016/5/10/chartex" xmlns:cx5="http://schemas.microsoft.com/office/drawing/2016/5/11/chartex" xmlns:cx6="http://schemas.microsoft.com/office/drawing/2016/5/12/chartex" xmlns:cx7="http://schemas.microsoft.com/office/drawing/2016/5/13/chartex" xmlns:cx8="http://schemas.microsoft.com/office/drawing/2016/5/14/chartex" xmlns:mc="http://schemas.openxmlformats.org/markup-compatibility/2006" xmlns:aink="http://schemas.microsoft.com/office/drawing/2016/ink" xmlns:am3d="http://schemas.microsoft.com/office/drawing/2017/model3d" xmlns:o="urn:schemas-microsoft-com:office:office" xmlns:oel="http://schemas.microsoft.com/office/2019/extlst" xmlns:r="http://schemas.openxmlformats.org/officeDocument/2006/relationships" xmlns:m="http://schemas.openxmlformats.org/officeDocument/2006/math" xmlns:v="urn:schemas-microsoft-com:vml" xmlns:wp14="http://schemas.microsoft.com/office/word/2010/wordprocessingDrawing" xmlns:wp="http://schemas.openxmlformats.org/drawingml/2006/wordprocessingDrawing" xmlns:w10="urn:schemas-microsoft-com:office:word" xmlns:w="http://schemas.openxmlformats.org/wordprocessingml/2006/main" xmlns:w14="http://schemas.microsoft.com/office/word/2010/wordml" xmlns:w15="http://schemas.microsoft.com/office/word/2012/wordml" xmlns:w16cex="http://schemas.microsoft.com/office/word/2018/wordml/cex" xmlns:w16cid="http://schemas.microsoft.com/office/word/2016/wordml/cid" xmlns:w16="http://schemas.microsoft.com/office/word/2018/wordml" xmlns:w16du="http://schemas.microsoft.com/office/word/2023/wordml/word16du" xmlns:w16sdtdh="http://schemas.microsoft.com/office/word/2020/wordml/sdtdatahash" xmlns:w16sdtfl="http://schemas.microsoft.com/office/word/2024/wordml/sdtformatlock" xmlns:w16se="http://schemas.microsoft.com/office/word/2015/wordml/symex" xmlns:wpg="http://schemas.microsoft.com/office/word/2010/wordprocessingGroup" xmlns:wpi="http://schemas.microsoft.com/office/word/2010/wordprocessingInk" xmlns:wne="http://schemas.microsoft.com/office/word/2006/wordml" xmlns:wps="http://schemas.microsoft.com/office/word/2010/wordprocessingShape" mc:Ignorable="w14 w15 w16se w16cid w16 w16cex w16sdtdh w16sdtfl w16du wp14">
+<w:ftr xmlns:wpc="http://schemas.microsoft.com/office/word/2010/wordprocessingCanvas" xmlns:cx="http://schemas.microsoft.com/office/drawing/2014/chartex" xmlns:cx1="http://schemas.microsoft.com/office/drawing/2015/9/8/chartex" xmlns:cx2="http://schemas.microsoft.com/office/drawing/2015/10/21/chartex" xmlns:cx3="http://schemas.microsoft.com/office/drawing/2016/5/9/chartex" xmlns:cx4="http://schemas.microsoft.com/office/drawing/2016/5/10/chartex" xmlns:cx5="http://schemas.microsoft.com/office/drawing/2016/5/11/chartex" xmlns:cx6="http://schemas.microsoft.com/office/drawing/2016/5/12/chartex" xmlns:cx7="http://schemas.microsoft.com/office/drawing/2016/5/13/chartex" xmlns:cx8="http://schemas.microsoft.com/office/drawing/2016/5/14/chartex" xmlns:mc="http://schemas.openxmlformats.org/markup-compatibility/2006" xmlns:aink="http://schemas.microsoft.com/office/drawing/2016/ink" xmlns:am3d="http://schemas.microsoft.com/office/drawing/2017/model3d" xmlns:o="urn:schemas-microsoft-com:office:office" xmlns:oel="http://schemas.microsoft.com/office/2019/extlst" xmlns:r="http://schemas.openxmlformats.org/officeDocument/2006/relationships" xmlns:m="http://schemas.openxmlformats.org/officeDocument/2006/math" xmlns:v="urn:schemas-microsoft-com:vml" xmlns:wp14="http://schemas.microsoft.com/office/word/2010/wordprocessingDrawing" xmlns:wp="http://schemas.openxmlformats.org/drawingml/2006/wordprocessingDrawing" xmlns:w10="urn:schemas-microsoft-com:office:word" xmlns:w="http://schemas.openxmlformats.org/wordprocessingml/2006/main" xmlns:w14="http://schemas.microsoft.com/office/word/2010/wordml" xmlns:w15="http://schemas.microsoft.com/office/word/2012/wordml" xmlns:w16cex="http://schemas.microsoft.com/office/word/2018/wordml/cex" xmlns:w16cid="http://schemas.microsoft.com/office/word/2016/wordml/cid" xmlns:w16="http://schemas.microsoft.com/office/word/2018/wordml" xmlns:w16sdtdh="http://schemas.microsoft.com/office/word/2020/wordml/sdtdatahash" xmlns:w16se="http://schemas.microsoft.com/office/word/2015/wordml/symex" xmlns:wpg="http://schemas.microsoft.com/office/word/2010/wordprocessingGroup" xmlns:wpi="http://schemas.microsoft.com/office/word/2010/wordprocessingInk" xmlns:wne="http://schemas.microsoft.com/office/word/2006/wordml" xmlns:wps="http://schemas.microsoft.com/office/word/2010/wordprocessingShape" mc:Ignorable="w14 w15 w16se w16cid w16 w16cex w16sdtdh wp14">
   <w:p>
     <w:pPr>
       <w:pStyle w:val="Footer"/>
@@ -41772,13 +40631,13 @@
             </wp:anchor>
           </w:drawing>
         </mc:Choice>
-        <mc:Fallback>
+        <mc:Fallback xmlns:w16du="http://schemas.microsoft.com/office/word/2023/wordml/word16du" xmlns:w16sdtfl="http://schemas.microsoft.com/office/word/2024/wordml/sdtformatlock">
           <w:pict>
             <v:shapetype w14:anchorId="4960BE8E" id="_x0000_t202" coordsize="21600,21600" o:spt="202" path="m,l,21600r21600,l21600,xe">
               <v:stroke joinstyle="miter"/>
               <v:path gradientshapeok="t" o:connecttype="rect"/>
             </v:shapetype>
-            <v:shape id="Text Box 10" o:spid="_x0000_s1037" type="#_x0000_t202" alt="Restricted Use - À usage restreint" style="position:absolute;margin-left:0;margin-top:0;width:135.45pt;height:27.2pt;z-index:251667456;visibility:visible;mso-wrap-style:none;mso-wrap-distance-left:0;mso-wrap-distance-top:0;mso-wrap-distance-right:0;mso-wrap-distance-bottom:0;mso-position-horizontal:center;mso-position-horizontal-relative:page;mso-position-vertical:bottom;mso-position-vertical-relative:page;v-text-anchor:bottom" o:gfxdata="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" filled="f" stroked="f">
+            <v:shape id="Text Box 10" o:spid="_x0000_s1037" type="#_x0000_t202" alt="Restricted Use - À usage restreint" style="position:absolute;margin-left:0;margin-top:0;width:135.45pt;height:27.2pt;z-index:251667456;visibility:visible;mso-wrap-style:none;mso-wrap-distance-left:0;mso-wrap-distance-top:0;mso-wrap-distance-right:0;mso-wrap-distance-bottom:0;mso-position-horizontal:center;mso-position-horizontal-relative:page;mso-position-vertical:bottom;mso-position-vertical-relative:page;v-text-anchor:bottom" o:gfxdata="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" filled="f" stroked="f">
               <v:textbox style="mso-fit-shape-to-text:t" inset="0,0,0,15pt">
                 <w:txbxContent>
                   <w:p>
@@ -41812,7 +40671,7 @@
 </file>
 
 <file path=word/footer2.xml><?xml version="1.0" encoding="utf-8"?>
-<w:ftr xmlns:wpc="http://schemas.microsoft.com/office/word/2010/wordprocessingCanvas" xmlns:cx="http://schemas.microsoft.com/office/drawing/2014/chartex" xmlns:cx1="http://schemas.microsoft.com/office/drawing/2015/9/8/chartex" xmlns:cx2="http://schemas.microsoft.com/office/drawing/2015/10/21/chartex" xmlns:cx3="http://schemas.microsoft.com/office/drawing/2016/5/9/chartex" xmlns:cx4="http://schemas.microsoft.com/office/drawing/2016/5/10/chartex" xmlns:cx5="http://schemas.microsoft.com/office/drawing/2016/5/11/chartex" xmlns:cx6="http://schemas.microsoft.com/office/drawing/2016/5/12/chartex" xmlns:cx7="http://schemas.microsoft.com/office/drawing/2016/5/13/chartex" xmlns:cx8="http://schemas.microsoft.com/office/drawing/2016/5/14/chartex" xmlns:mc="http://schemas.openxmlformats.org/markup-compatibility/2006" xmlns:aink="http://schemas.microsoft.com/office/drawing/2016/ink" xmlns:am3d="http://schemas.microsoft.com/office/drawing/2017/model3d" xmlns:o="urn:schemas-microsoft-com:office:office" xmlns:oel="http://schemas.microsoft.com/office/2019/extlst" xmlns:r="http://schemas.openxmlformats.org/officeDocument/2006/relationships" xmlns:m="http://schemas.openxmlformats.org/officeDocument/2006/math" xmlns:v="urn:schemas-microsoft-com:vml" xmlns:wp14="http://schemas.microsoft.com/office/word/2010/wordprocessingDrawing" xmlns:wp="http://schemas.openxmlformats.org/drawingml/2006/wordprocessingDrawing" xmlns:w10="urn:schemas-microsoft-com:office:word" xmlns:w="http://schemas.openxmlformats.org/wordprocessingml/2006/main" xmlns:w14="http://schemas.microsoft.com/office/word/2010/wordml" xmlns:w15="http://schemas.microsoft.com/office/word/2012/wordml" xmlns:w16cex="http://schemas.microsoft.com/office/word/2018/wordml/cex" xmlns:w16cid="http://schemas.microsoft.com/office/word/2016/wordml/cid" xmlns:w16="http://schemas.microsoft.com/office/word/2018/wordml" xmlns:w16du="http://schemas.microsoft.com/office/word/2023/wordml/word16du" xmlns:w16sdtdh="http://schemas.microsoft.com/office/word/2020/wordml/sdtdatahash" xmlns:w16sdtfl="http://schemas.microsoft.com/office/word/2024/wordml/sdtformatlock" xmlns:w16se="http://schemas.microsoft.com/office/word/2015/wordml/symex" xmlns:wpg="http://schemas.microsoft.com/office/word/2010/wordprocessingGroup" xmlns:wpi="http://schemas.microsoft.com/office/word/2010/wordprocessingInk" xmlns:wne="http://schemas.microsoft.com/office/word/2006/wordml" xmlns:wps="http://schemas.microsoft.com/office/word/2010/wordprocessingShape" mc:Ignorable="w14 w15 w16se w16cid w16 w16cex w16sdtdh w16sdtfl w16du wp14">
+<w:ftr xmlns:wpc="http://schemas.microsoft.com/office/word/2010/wordprocessingCanvas" xmlns:cx="http://schemas.microsoft.com/office/drawing/2014/chartex" xmlns:cx1="http://schemas.microsoft.com/office/drawing/2015/9/8/chartex" xmlns:cx2="http://schemas.microsoft.com/office/drawing/2015/10/21/chartex" xmlns:cx3="http://schemas.microsoft.com/office/drawing/2016/5/9/chartex" xmlns:cx4="http://schemas.microsoft.com/office/drawing/2016/5/10/chartex" xmlns:cx5="http://schemas.microsoft.com/office/drawing/2016/5/11/chartex" xmlns:cx6="http://schemas.microsoft.com/office/drawing/2016/5/12/chartex" xmlns:cx7="http://schemas.microsoft.com/office/drawing/2016/5/13/chartex" xmlns:cx8="http://schemas.microsoft.com/office/drawing/2016/5/14/chartex" xmlns:mc="http://schemas.openxmlformats.org/markup-compatibility/2006" xmlns:aink="http://schemas.microsoft.com/office/drawing/2016/ink" xmlns:am3d="http://schemas.microsoft.com/office/drawing/2017/model3d" xmlns:o="urn:schemas-microsoft-com:office:office" xmlns:oel="http://schemas.microsoft.com/office/2019/extlst" xmlns:r="http://schemas.openxmlformats.org/officeDocument/2006/relationships" xmlns:m="http://schemas.openxmlformats.org/officeDocument/2006/math" xmlns:v="urn:schemas-microsoft-com:vml" xmlns:wp14="http://schemas.microsoft.com/office/word/2010/wordprocessingDrawing" xmlns:wp="http://schemas.openxmlformats.org/drawingml/2006/wordprocessingDrawing" xmlns:w10="urn:schemas-microsoft-com:office:word" xmlns:w="http://schemas.openxmlformats.org/wordprocessingml/2006/main" xmlns:w14="http://schemas.microsoft.com/office/word/2010/wordml" xmlns:w15="http://schemas.microsoft.com/office/word/2012/wordml" xmlns:w16cex="http://schemas.microsoft.com/office/word/2018/wordml/cex" xmlns:w16cid="http://schemas.microsoft.com/office/word/2016/wordml/cid" xmlns:w16="http://schemas.microsoft.com/office/word/2018/wordml" xmlns:w16sdtdh="http://schemas.microsoft.com/office/word/2020/wordml/sdtdatahash" xmlns:w16se="http://schemas.microsoft.com/office/word/2015/wordml/symex" xmlns:wpg="http://schemas.microsoft.com/office/word/2010/wordprocessingGroup" xmlns:wpi="http://schemas.microsoft.com/office/word/2010/wordprocessingInk" xmlns:wne="http://schemas.microsoft.com/office/word/2006/wordml" xmlns:wps="http://schemas.microsoft.com/office/word/2010/wordprocessingShape" mc:Ignorable="w14 w15 w16se w16cid w16 w16cex w16sdtdh wp14">
   <w:p>
     <w:pPr>
       <w:pStyle w:val="ParagraphCharCharChar"/>
@@ -41898,13 +40757,13 @@
             </wp:anchor>
           </w:drawing>
         </mc:Choice>
-        <mc:Fallback>
+        <mc:Fallback xmlns:w16du="http://schemas.microsoft.com/office/word/2023/wordml/word16du" xmlns:w16sdtfl="http://schemas.microsoft.com/office/word/2024/wordml/sdtformatlock">
           <w:pict>
             <v:shapetype w14:anchorId="764535F1" id="_x0000_t202" coordsize="21600,21600" o:spt="202" path="m,l,21600r21600,l21600,xe">
               <v:stroke joinstyle="miter"/>
               <v:path gradientshapeok="t" o:connecttype="rect"/>
             </v:shapetype>
-            <v:shape id="Text Box 3" o:spid="_x0000_s1027" type="#_x0000_t202" alt="Restricted Use - À usage restreint" style="position:absolute;left:0;text-align:left;margin-left:0;margin-top:0;width:135.45pt;height:27.2pt;z-index:251660288;visibility:visible;mso-wrap-style:none;mso-wrap-distance-left:0;mso-wrap-distance-top:0;mso-wrap-distance-right:0;mso-wrap-distance-bottom:0;mso-position-horizontal:center;mso-position-horizontal-relative:page;mso-position-vertical:bottom;mso-position-vertical-relative:page;v-text-anchor:bottom" o:gfxdata="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" filled="f" stroked="f">
+            <v:shape id="Text Box 3" o:spid="_x0000_s1027" type="#_x0000_t202" alt="Restricted Use - À usage restreint" style="position:absolute;left:0;text-align:left;margin-left:0;margin-top:0;width:135.45pt;height:27.2pt;z-index:251660288;visibility:visible;mso-wrap-style:none;mso-wrap-distance-left:0;mso-wrap-distance-top:0;mso-wrap-distance-right:0;mso-wrap-distance-bottom:0;mso-position-horizontal:center;mso-position-horizontal-relative:page;mso-position-vertical:bottom;mso-position-vertical-relative:page;v-text-anchor:bottom" o:gfxdata="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" filled="f" stroked="f">
               <v:textbox style="mso-fit-shape-to-text:t" inset="0,0,0,15pt">
                 <w:txbxContent>
                   <w:p>
@@ -41970,7 +40829,7 @@
 </file>
 
 <file path=word/footer3.xml><?xml version="1.0" encoding="utf-8"?>
-<w:ftr xmlns:wpc="http://schemas.microsoft.com/office/word/2010/wordprocessingCanvas" xmlns:cx="http://schemas.microsoft.com/office/drawing/2014/chartex" xmlns:cx1="http://schemas.microsoft.com/office/drawing/2015/9/8/chartex" xmlns:cx2="http://schemas.microsoft.com/office/drawing/2015/10/21/chartex" xmlns:cx3="http://schemas.microsoft.com/office/drawing/2016/5/9/chartex" xmlns:cx4="http://schemas.microsoft.com/office/drawing/2016/5/10/chartex" xmlns:cx5="http://schemas.microsoft.com/office/drawing/2016/5/11/chartex" xmlns:cx6="http://schemas.microsoft.com/office/drawing/2016/5/12/chartex" xmlns:cx7="http://schemas.microsoft.com/office/drawing/2016/5/13/chartex" xmlns:cx8="http://schemas.microsoft.com/office/drawing/2016/5/14/chartex" xmlns:mc="http://schemas.openxmlformats.org/markup-compatibility/2006" xmlns:aink="http://schemas.microsoft.com/office/drawing/2016/ink" xmlns:am3d="http://schemas.microsoft.com/office/drawing/2017/model3d" xmlns:o="urn:schemas-microsoft-com:office:office" xmlns:oel="http://schemas.microsoft.com/office/2019/extlst" xmlns:r="http://schemas.openxmlformats.org/officeDocument/2006/relationships" xmlns:m="http://schemas.openxmlformats.org/officeDocument/2006/math" xmlns:v="urn:schemas-microsoft-com:vml" xmlns:wp14="http://schemas.microsoft.com/office/word/2010/wordprocessingDrawing" xmlns:wp="http://schemas.openxmlformats.org/drawingml/2006/wordprocessingDrawing" xmlns:w10="urn:schemas-microsoft-com:office:word" xmlns:w="http://schemas.openxmlformats.org/wordprocessingml/2006/main" xmlns:w14="http://schemas.microsoft.com/office/word/2010/wordml" xmlns:w15="http://schemas.microsoft.com/office/word/2012/wordml" xmlns:w16cex="http://schemas.microsoft.com/office/word/2018/wordml/cex" xmlns:w16cid="http://schemas.microsoft.com/office/word/2016/wordml/cid" xmlns:w16="http://schemas.microsoft.com/office/word/2018/wordml" xmlns:w16du="http://schemas.microsoft.com/office/word/2023/wordml/word16du" xmlns:w16sdtdh="http://schemas.microsoft.com/office/word/2020/wordml/sdtdatahash" xmlns:w16sdtfl="http://schemas.microsoft.com/office/word/2024/wordml/sdtformatlock" xmlns:w16se="http://schemas.microsoft.com/office/word/2015/wordml/symex" xmlns:wpg="http://schemas.microsoft.com/office/word/2010/wordprocessingGroup" xmlns:wpi="http://schemas.microsoft.com/office/word/2010/wordprocessingInk" xmlns:wne="http://schemas.microsoft.com/office/word/2006/wordml" xmlns:wps="http://schemas.microsoft.com/office/word/2010/wordprocessingShape" mc:Ignorable="w14 w15 w16se w16cid w16 w16cex w16sdtdh w16sdtfl w16du wp14">
+<w:ftr xmlns:wpc="http://schemas.microsoft.com/office/word/2010/wordprocessingCanvas" xmlns:cx="http://schemas.microsoft.com/office/drawing/2014/chartex" xmlns:cx1="http://schemas.microsoft.com/office/drawing/2015/9/8/chartex" xmlns:cx2="http://schemas.microsoft.com/office/drawing/2015/10/21/chartex" xmlns:cx3="http://schemas.microsoft.com/office/drawing/2016/5/9/chartex" xmlns:cx4="http://schemas.microsoft.com/office/drawing/2016/5/10/chartex" xmlns:cx5="http://schemas.microsoft.com/office/drawing/2016/5/11/chartex" xmlns:cx6="http://schemas.microsoft.com/office/drawing/2016/5/12/chartex" xmlns:cx7="http://schemas.microsoft.com/office/drawing/2016/5/13/chartex" xmlns:cx8="http://schemas.microsoft.com/office/drawing/2016/5/14/chartex" xmlns:mc="http://schemas.openxmlformats.org/markup-compatibility/2006" xmlns:aink="http://schemas.microsoft.com/office/drawing/2016/ink" xmlns:am3d="http://schemas.microsoft.com/office/drawing/2017/model3d" xmlns:o="urn:schemas-microsoft-com:office:office" xmlns:oel="http://schemas.microsoft.com/office/2019/extlst" xmlns:r="http://schemas.openxmlformats.org/officeDocument/2006/relationships" xmlns:m="http://schemas.openxmlformats.org/officeDocument/2006/math" xmlns:v="urn:schemas-microsoft-com:vml" xmlns:wp14="http://schemas.microsoft.com/office/word/2010/wordprocessingDrawing" xmlns:wp="http://schemas.openxmlformats.org/drawingml/2006/wordprocessingDrawing" xmlns:w10="urn:schemas-microsoft-com:office:word" xmlns:w="http://schemas.openxmlformats.org/wordprocessingml/2006/main" xmlns:w14="http://schemas.microsoft.com/office/word/2010/wordml" xmlns:w15="http://schemas.microsoft.com/office/word/2012/wordml" xmlns:w16cex="http://schemas.microsoft.com/office/word/2018/wordml/cex" xmlns:w16cid="http://schemas.microsoft.com/office/word/2016/wordml/cid" xmlns:w16="http://schemas.microsoft.com/office/word/2018/wordml" xmlns:w16sdtdh="http://schemas.microsoft.com/office/word/2020/wordml/sdtdatahash" xmlns:w16se="http://schemas.microsoft.com/office/word/2015/wordml/symex" xmlns:wpg="http://schemas.microsoft.com/office/word/2010/wordprocessingGroup" xmlns:wpi="http://schemas.microsoft.com/office/word/2010/wordprocessingInk" xmlns:wne="http://schemas.microsoft.com/office/word/2006/wordml" xmlns:wps="http://schemas.microsoft.com/office/word/2010/wordprocessingShape" mc:Ignorable="w14 w15 w16se w16cid w16 w16cex w16sdtdh wp14">
   <w:p>
     <w:pPr>
       <w:pStyle w:val="Footer"/>
@@ -42052,13 +40911,13 @@
             </wp:anchor>
           </w:drawing>
         </mc:Choice>
-        <mc:Fallback>
+        <mc:Fallback xmlns:w16du="http://schemas.microsoft.com/office/word/2023/wordml/word16du" xmlns:w16sdtfl="http://schemas.microsoft.com/office/word/2024/wordml/sdtformatlock">
           <w:pict>
             <v:shapetype w14:anchorId="3D7EA6D1" id="_x0000_t202" coordsize="21600,21600" o:spt="202" path="m,l,21600r21600,l21600,xe">
               <v:stroke joinstyle="miter"/>
               <v:path gradientshapeok="t" o:connecttype="rect"/>
             </v:shapetype>
-            <v:shape id="Text Box 1" o:spid="_x0000_s1028" type="#_x0000_t202" alt="Restricted Use - À usage restreint" style="position:absolute;margin-left:0;margin-top:0;width:135.45pt;height:27.2pt;z-index:251658240;visibility:visible;mso-wrap-style:none;mso-wrap-distance-left:0;mso-wrap-distance-top:0;mso-wrap-distance-right:0;mso-wrap-distance-bottom:0;mso-position-horizontal:center;mso-position-horizontal-relative:page;mso-position-vertical:bottom;mso-position-vertical-relative:page;v-text-anchor:bottom" o:gfxdata="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" filled="f" stroked="f">
+            <v:shape id="Text Box 1" o:spid="_x0000_s1028" type="#_x0000_t202" alt="Restricted Use - À usage restreint" style="position:absolute;margin-left:0;margin-top:0;width:135.45pt;height:27.2pt;z-index:251658240;visibility:visible;mso-wrap-style:none;mso-wrap-distance-left:0;mso-wrap-distance-top:0;mso-wrap-distance-right:0;mso-wrap-distance-bottom:0;mso-position-horizontal:center;mso-position-horizontal-relative:page;mso-position-vertical:bottom;mso-position-vertical-relative:page;v-text-anchor:bottom" o:gfxdata="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" filled="f" stroked="f">
               <v:textbox style="mso-fit-shape-to-text:t" inset="0,0,0,15pt">
                 <w:txbxContent>
                   <w:p>
@@ -42092,7 +40951,7 @@
 </file>
 
 <file path=word/footer4.xml><?xml version="1.0" encoding="utf-8"?>
-<w:ftr xmlns:wpc="http://schemas.microsoft.com/office/word/2010/wordprocessingCanvas" xmlns:cx="http://schemas.microsoft.com/office/drawing/2014/chartex" xmlns:cx1="http://schemas.microsoft.com/office/drawing/2015/9/8/chartex" xmlns:cx2="http://schemas.microsoft.com/office/drawing/2015/10/21/chartex" xmlns:cx3="http://schemas.microsoft.com/office/drawing/2016/5/9/chartex" xmlns:cx4="http://schemas.microsoft.com/office/drawing/2016/5/10/chartex" xmlns:cx5="http://schemas.microsoft.com/office/drawing/2016/5/11/chartex" xmlns:cx6="http://schemas.microsoft.com/office/drawing/2016/5/12/chartex" xmlns:cx7="http://schemas.microsoft.com/office/drawing/2016/5/13/chartex" xmlns:cx8="http://schemas.microsoft.com/office/drawing/2016/5/14/chartex" xmlns:mc="http://schemas.openxmlformats.org/markup-compatibility/2006" xmlns:aink="http://schemas.microsoft.com/office/drawing/2016/ink" xmlns:am3d="http://schemas.microsoft.com/office/drawing/2017/model3d" xmlns:o="urn:schemas-microsoft-com:office:office" xmlns:oel="http://schemas.microsoft.com/office/2019/extlst" xmlns:r="http://schemas.openxmlformats.org/officeDocument/2006/relationships" xmlns:m="http://schemas.openxmlformats.org/officeDocument/2006/math" xmlns:v="urn:schemas-microsoft-com:vml" xmlns:wp14="http://schemas.microsoft.com/office/word/2010/wordprocessingDrawing" xmlns:wp="http://schemas.openxmlformats.org/drawingml/2006/wordprocessingDrawing" xmlns:w10="urn:schemas-microsoft-com:office:word" xmlns:w="http://schemas.openxmlformats.org/wordprocessingml/2006/main" xmlns:w14="http://schemas.microsoft.com/office/word/2010/wordml" xmlns:w15="http://schemas.microsoft.com/office/word/2012/wordml" xmlns:w16cex="http://schemas.microsoft.com/office/word/2018/wordml/cex" xmlns:w16cid="http://schemas.microsoft.com/office/word/2016/wordml/cid" xmlns:w16="http://schemas.microsoft.com/office/word/2018/wordml" xmlns:w16du="http://schemas.microsoft.com/office/word/2023/wordml/word16du" xmlns:w16sdtdh="http://schemas.microsoft.com/office/word/2020/wordml/sdtdatahash" xmlns:w16sdtfl="http://schemas.microsoft.com/office/word/2024/wordml/sdtformatlock" xmlns:w16se="http://schemas.microsoft.com/office/word/2015/wordml/symex" xmlns:wpg="http://schemas.microsoft.com/office/word/2010/wordprocessingGroup" xmlns:wpi="http://schemas.microsoft.com/office/word/2010/wordprocessingInk" xmlns:wne="http://schemas.microsoft.com/office/word/2006/wordml" xmlns:wps="http://schemas.microsoft.com/office/word/2010/wordprocessingShape" mc:Ignorable="w14 w15 w16se w16cid w16 w16cex w16sdtdh w16sdtfl w16du wp14">
+<w:ftr xmlns:wpc="http://schemas.microsoft.com/office/word/2010/wordprocessingCanvas" xmlns:cx="http://schemas.microsoft.com/office/drawing/2014/chartex" xmlns:cx1="http://schemas.microsoft.com/office/drawing/2015/9/8/chartex" xmlns:cx2="http://schemas.microsoft.com/office/drawing/2015/10/21/chartex" xmlns:cx3="http://schemas.microsoft.com/office/drawing/2016/5/9/chartex" xmlns:cx4="http://schemas.microsoft.com/office/drawing/2016/5/10/chartex" xmlns:cx5="http://schemas.microsoft.com/office/drawing/2016/5/11/chartex" xmlns:cx6="http://schemas.microsoft.com/office/drawing/2016/5/12/chartex" xmlns:cx7="http://schemas.microsoft.com/office/drawing/2016/5/13/chartex" xmlns:cx8="http://schemas.microsoft.com/office/drawing/2016/5/14/chartex" xmlns:mc="http://schemas.openxmlformats.org/markup-compatibility/2006" xmlns:aink="http://schemas.microsoft.com/office/drawing/2016/ink" xmlns:am3d="http://schemas.microsoft.com/office/drawing/2017/model3d" xmlns:o="urn:schemas-microsoft-com:office:office" xmlns:oel="http://schemas.microsoft.com/office/2019/extlst" xmlns:r="http://schemas.openxmlformats.org/officeDocument/2006/relationships" xmlns:m="http://schemas.openxmlformats.org/officeDocument/2006/math" xmlns:v="urn:schemas-microsoft-com:vml" xmlns:wp14="http://schemas.microsoft.com/office/word/2010/wordprocessingDrawing" xmlns:wp="http://schemas.openxmlformats.org/drawingml/2006/wordprocessingDrawing" xmlns:w10="urn:schemas-microsoft-com:office:word" xmlns:w="http://schemas.openxmlformats.org/wordprocessingml/2006/main" xmlns:w14="http://schemas.microsoft.com/office/word/2010/wordml" xmlns:w15="http://schemas.microsoft.com/office/word/2012/wordml" xmlns:w16cex="http://schemas.microsoft.com/office/word/2018/wordml/cex" xmlns:w16cid="http://schemas.microsoft.com/office/word/2016/wordml/cid" xmlns:w16="http://schemas.microsoft.com/office/word/2018/wordml" xmlns:w16sdtdh="http://schemas.microsoft.com/office/word/2020/wordml/sdtdatahash" xmlns:w16se="http://schemas.microsoft.com/office/word/2015/wordml/symex" xmlns:wpg="http://schemas.microsoft.com/office/word/2010/wordprocessingGroup" xmlns:wpi="http://schemas.microsoft.com/office/word/2010/wordprocessingInk" xmlns:wne="http://schemas.microsoft.com/office/word/2006/wordml" xmlns:wps="http://schemas.microsoft.com/office/word/2010/wordprocessingShape" mc:Ignorable="w14 w15 w16se w16cid w16 w16cex w16sdtdh wp14">
   <w:p>
     <w:pPr>
       <w:pStyle w:val="Footer"/>
@@ -42174,13 +41033,13 @@
             </wp:anchor>
           </w:drawing>
         </mc:Choice>
-        <mc:Fallback>
+        <mc:Fallback xmlns:w16du="http://schemas.microsoft.com/office/word/2023/wordml/word16du" xmlns:w16sdtfl="http://schemas.microsoft.com/office/word/2024/wordml/sdtformatlock">
           <w:pict>
             <v:shapetype w14:anchorId="2FDF2459" id="_x0000_t202" coordsize="21600,21600" o:spt="202" path="m,l,21600r21600,l21600,xe">
               <v:stroke joinstyle="miter"/>
               <v:path gradientshapeok="t" o:connecttype="rect"/>
             </v:shapetype>
-            <v:shape id="Text Box 5" o:spid="_x0000_s1029" type="#_x0000_t202" alt="Restricted Use - À usage restreint" style="position:absolute;margin-left:0;margin-top:0;width:135.45pt;height:27.2pt;z-index:251662336;visibility:visible;mso-wrap-style:none;mso-wrap-distance-left:0;mso-wrap-distance-top:0;mso-wrap-distance-right:0;mso-wrap-distance-bottom:0;mso-position-horizontal:center;mso-position-horizontal-relative:page;mso-position-vertical:bottom;mso-position-vertical-relative:page;v-text-anchor:bottom" o:gfxdata="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" filled="f" stroked="f">
+            <v:shape id="Text Box 5" o:spid="_x0000_s1029" type="#_x0000_t202" alt="Restricted Use - À usage restreint" style="position:absolute;margin-left:0;margin-top:0;width:135.45pt;height:27.2pt;z-index:251662336;visibility:visible;mso-wrap-style:none;mso-wrap-distance-left:0;mso-wrap-distance-top:0;mso-wrap-distance-right:0;mso-wrap-distance-bottom:0;mso-position-horizontal:center;mso-position-horizontal-relative:page;mso-position-vertical:bottom;mso-position-vertical-relative:page;v-text-anchor:bottom" o:gfxdata="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" filled="f" stroked="f">
               <v:textbox style="mso-fit-shape-to-text:t" inset="0,0,0,15pt">
                 <w:txbxContent>
                   <w:p>
@@ -42214,7 +41073,7 @@
 </file>
 
 <file path=word/footer5.xml><?xml version="1.0" encoding="utf-8"?>
-<w:ftr xmlns:wpc="http://schemas.microsoft.com/office/word/2010/wordprocessingCanvas" xmlns:cx="http://schemas.microsoft.com/office/drawing/2014/chartex" xmlns:cx1="http://schemas.microsoft.com/office/drawing/2015/9/8/chartex" xmlns:cx2="http://schemas.microsoft.com/office/drawing/2015/10/21/chartex" xmlns:cx3="http://schemas.microsoft.com/office/drawing/2016/5/9/chartex" xmlns:cx4="http://schemas.microsoft.com/office/drawing/2016/5/10/chartex" xmlns:cx5="http://schemas.microsoft.com/office/drawing/2016/5/11/chartex" xmlns:cx6="http://schemas.microsoft.com/office/drawing/2016/5/12/chartex" xmlns:cx7="http://schemas.microsoft.com/office/drawing/2016/5/13/chartex" xmlns:cx8="http://schemas.microsoft.com/office/drawing/2016/5/14/chartex" xmlns:mc="http://schemas.openxmlformats.org/markup-compatibility/2006" xmlns:aink="http://schemas.microsoft.com/office/drawing/2016/ink" xmlns:am3d="http://schemas.microsoft.com/office/drawing/2017/model3d" xmlns:o="urn:schemas-microsoft-com:office:office" xmlns:oel="http://schemas.microsoft.com/office/2019/extlst" xmlns:r="http://schemas.openxmlformats.org/officeDocument/2006/relationships" xmlns:m="http://schemas.openxmlformats.org/officeDocument/2006/math" xmlns:v="urn:schemas-microsoft-com:vml" xmlns:wp14="http://schemas.microsoft.com/office/word/2010/wordprocessingDrawing" xmlns:wp="http://schemas.openxmlformats.org/drawingml/2006/wordprocessingDrawing" xmlns:w10="urn:schemas-microsoft-com:office:word" xmlns:w="http://schemas.openxmlformats.org/wordprocessingml/2006/main" xmlns:w14="http://schemas.microsoft.com/office/word/2010/wordml" xmlns:w15="http://schemas.microsoft.com/office/word/2012/wordml" xmlns:w16cex="http://schemas.microsoft.com/office/word/2018/wordml/cex" xmlns:w16cid="http://schemas.microsoft.com/office/word/2016/wordml/cid" xmlns:w16="http://schemas.microsoft.com/office/word/2018/wordml" xmlns:w16du="http://schemas.microsoft.com/office/word/2023/wordml/word16du" xmlns:w16sdtdh="http://schemas.microsoft.com/office/word/2020/wordml/sdtdatahash" xmlns:w16sdtfl="http://schemas.microsoft.com/office/word/2024/wordml/sdtformatlock" xmlns:w16se="http://schemas.microsoft.com/office/word/2015/wordml/symex" xmlns:wpg="http://schemas.microsoft.com/office/word/2010/wordprocessingGroup" xmlns:wpi="http://schemas.microsoft.com/office/word/2010/wordprocessingInk" xmlns:wne="http://schemas.microsoft.com/office/word/2006/wordml" xmlns:wps="http://schemas.microsoft.com/office/word/2010/wordprocessingShape" mc:Ignorable="w14 w15 w16se w16cid w16 w16cex w16sdtdh w16sdtfl w16du wp14">
+<w:ftr xmlns:wpc="http://schemas.microsoft.com/office/word/2010/wordprocessingCanvas" xmlns:cx="http://schemas.microsoft.com/office/drawing/2014/chartex" xmlns:cx1="http://schemas.microsoft.com/office/drawing/2015/9/8/chartex" xmlns:cx2="http://schemas.microsoft.com/office/drawing/2015/10/21/chartex" xmlns:cx3="http://schemas.microsoft.com/office/drawing/2016/5/9/chartex" xmlns:cx4="http://schemas.microsoft.com/office/drawing/2016/5/10/chartex" xmlns:cx5="http://schemas.microsoft.com/office/drawing/2016/5/11/chartex" xmlns:cx6="http://schemas.microsoft.com/office/drawing/2016/5/12/chartex" xmlns:cx7="http://schemas.microsoft.com/office/drawing/2016/5/13/chartex" xmlns:cx8="http://schemas.microsoft.com/office/drawing/2016/5/14/chartex" xmlns:mc="http://schemas.openxmlformats.org/markup-compatibility/2006" xmlns:aink="http://schemas.microsoft.com/office/drawing/2016/ink" xmlns:am3d="http://schemas.microsoft.com/office/drawing/2017/model3d" xmlns:o="urn:schemas-microsoft-com:office:office" xmlns:oel="http://schemas.microsoft.com/office/2019/extlst" xmlns:r="http://schemas.openxmlformats.org/officeDocument/2006/relationships" xmlns:m="http://schemas.openxmlformats.org/officeDocument/2006/math" xmlns:v="urn:schemas-microsoft-com:vml" xmlns:wp14="http://schemas.microsoft.com/office/word/2010/wordprocessingDrawing" xmlns:wp="http://schemas.openxmlformats.org/drawingml/2006/wordprocessingDrawing" xmlns:w10="urn:schemas-microsoft-com:office:word" xmlns:w="http://schemas.openxmlformats.org/wordprocessingml/2006/main" xmlns:w14="http://schemas.microsoft.com/office/word/2010/wordml" xmlns:w15="http://schemas.microsoft.com/office/word/2012/wordml" xmlns:w16cex="http://schemas.microsoft.com/office/word/2018/wordml/cex" xmlns:w16cid="http://schemas.microsoft.com/office/word/2016/wordml/cid" xmlns:w16="http://schemas.microsoft.com/office/word/2018/wordml" xmlns:w16sdtdh="http://schemas.microsoft.com/office/word/2020/wordml/sdtdatahash" xmlns:w16se="http://schemas.microsoft.com/office/word/2015/wordml/symex" xmlns:wpg="http://schemas.microsoft.com/office/word/2010/wordprocessingGroup" xmlns:wpi="http://schemas.microsoft.com/office/word/2010/wordprocessingInk" xmlns:wne="http://schemas.microsoft.com/office/word/2006/wordml" xmlns:wps="http://schemas.microsoft.com/office/word/2010/wordprocessingShape" mc:Ignorable="w14 w15 w16se w16cid w16 w16cex w16sdtdh wp14">
   <w:p>
     <w:pPr>
       <w:pStyle w:val="Footer"/>
@@ -42296,13 +41155,13 @@
             </wp:anchor>
           </w:drawing>
         </mc:Choice>
-        <mc:Fallback>
+        <mc:Fallback xmlns:w16du="http://schemas.microsoft.com/office/word/2023/wordml/word16du" xmlns:w16sdtfl="http://schemas.microsoft.com/office/word/2024/wordml/sdtformatlock">
           <w:pict>
             <v:shapetype w14:anchorId="35716F28" id="_x0000_t202" coordsize="21600,21600" o:spt="202" path="m,l,21600r21600,l21600,xe">
               <v:stroke joinstyle="miter"/>
               <v:path gradientshapeok="t" o:connecttype="rect"/>
             </v:shapetype>
-            <v:shape id="Text Box 6" o:spid="_x0000_s1030" type="#_x0000_t202" alt="Restricted Use - À usage restreint" style="position:absolute;margin-left:0;margin-top:0;width:135.45pt;height:27.2pt;z-index:251663360;visibility:visible;mso-wrap-style:none;mso-wrap-distance-left:0;mso-wrap-distance-top:0;mso-wrap-distance-right:0;mso-wrap-distance-bottom:0;mso-position-horizontal:center;mso-position-horizontal-relative:page;mso-position-vertical:bottom;mso-position-vertical-relative:page;v-text-anchor:bottom" o:gfxdata="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" filled="f" stroked="f">
+            <v:shape id="Text Box 6" o:spid="_x0000_s1030" type="#_x0000_t202" alt="Restricted Use - À usage restreint" style="position:absolute;margin-left:0;margin-top:0;width:135.45pt;height:27.2pt;z-index:251663360;visibility:visible;mso-wrap-style:none;mso-wrap-distance-left:0;mso-wrap-distance-top:0;mso-wrap-distance-right:0;mso-wrap-distance-bottom:0;mso-position-horizontal:center;mso-position-horizontal-relative:page;mso-position-vertical:bottom;mso-position-vertical-relative:page;v-text-anchor:bottom" o:gfxdata="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" filled="f" stroked="f">
               <v:textbox style="mso-fit-shape-to-text:t" inset="0,0,0,15pt">
                 <w:txbxContent>
                   <w:p>
@@ -42336,7 +41195,7 @@
 </file>
 
 <file path=word/footer6.xml><?xml version="1.0" encoding="utf-8"?>
-<w:ftr xmlns:wpc="http://schemas.microsoft.com/office/word/2010/wordprocessingCanvas" xmlns:cx="http://schemas.microsoft.com/office/drawing/2014/chartex" xmlns:cx1="http://schemas.microsoft.com/office/drawing/2015/9/8/chartex" xmlns:cx2="http://schemas.microsoft.com/office/drawing/2015/10/21/chartex" xmlns:cx3="http://schemas.microsoft.com/office/drawing/2016/5/9/chartex" xmlns:cx4="http://schemas.microsoft.com/office/drawing/2016/5/10/chartex" xmlns:cx5="http://schemas.microsoft.com/office/drawing/2016/5/11/chartex" xmlns:cx6="http://schemas.microsoft.com/office/drawing/2016/5/12/chartex" xmlns:cx7="http://schemas.microsoft.com/office/drawing/2016/5/13/chartex" xmlns:cx8="http://schemas.microsoft.com/office/drawing/2016/5/14/chartex" xmlns:mc="http://schemas.openxmlformats.org/markup-compatibility/2006" xmlns:aink="http://schemas.microsoft.com/office/drawing/2016/ink" xmlns:am3d="http://schemas.microsoft.com/office/drawing/2017/model3d" xmlns:o="urn:schemas-microsoft-com:office:office" xmlns:oel="http://schemas.microsoft.com/office/2019/extlst" xmlns:r="http://schemas.openxmlformats.org/officeDocument/2006/relationships" xmlns:m="http://schemas.openxmlformats.org/officeDocument/2006/math" xmlns:v="urn:schemas-microsoft-com:vml" xmlns:wp14="http://schemas.microsoft.com/office/word/2010/wordprocessingDrawing" xmlns:wp="http://schemas.openxmlformats.org/drawingml/2006/wordprocessingDrawing" xmlns:w10="urn:schemas-microsoft-com:office:word" xmlns:w="http://schemas.openxmlformats.org/wordprocessingml/2006/main" xmlns:w14="http://schemas.microsoft.com/office/word/2010/wordml" xmlns:w15="http://schemas.microsoft.com/office/word/2012/wordml" xmlns:w16cex="http://schemas.microsoft.com/office/word/2018/wordml/cex" xmlns:w16cid="http://schemas.microsoft.com/office/word/2016/wordml/cid" xmlns:w16="http://schemas.microsoft.com/office/word/2018/wordml" xmlns:w16du="http://schemas.microsoft.com/office/word/2023/wordml/word16du" xmlns:w16sdtdh="http://schemas.microsoft.com/office/word/2020/wordml/sdtdatahash" xmlns:w16sdtfl="http://schemas.microsoft.com/office/word/2024/wordml/sdtformatlock" xmlns:w16se="http://schemas.microsoft.com/office/word/2015/wordml/symex" xmlns:wpg="http://schemas.microsoft.com/office/word/2010/wordprocessingGroup" xmlns:wpi="http://schemas.microsoft.com/office/word/2010/wordprocessingInk" xmlns:wne="http://schemas.microsoft.com/office/word/2006/wordml" xmlns:wps="http://schemas.microsoft.com/office/word/2010/wordprocessingShape" mc:Ignorable="w14 w15 w16se w16cid w16 w16cex w16sdtdh w16sdtfl w16du wp14">
+<w:ftr xmlns:wpc="http://schemas.microsoft.com/office/word/2010/wordprocessingCanvas" xmlns:cx="http://schemas.microsoft.com/office/drawing/2014/chartex" xmlns:cx1="http://schemas.microsoft.com/office/drawing/2015/9/8/chartex" xmlns:cx2="http://schemas.microsoft.com/office/drawing/2015/10/21/chartex" xmlns:cx3="http://schemas.microsoft.com/office/drawing/2016/5/9/chartex" xmlns:cx4="http://schemas.microsoft.com/office/drawing/2016/5/10/chartex" xmlns:cx5="http://schemas.microsoft.com/office/drawing/2016/5/11/chartex" xmlns:cx6="http://schemas.microsoft.com/office/drawing/2016/5/12/chartex" xmlns:cx7="http://schemas.microsoft.com/office/drawing/2016/5/13/chartex" xmlns:cx8="http://schemas.microsoft.com/office/drawing/2016/5/14/chartex" xmlns:mc="http://schemas.openxmlformats.org/markup-compatibility/2006" xmlns:aink="http://schemas.microsoft.com/office/drawing/2016/ink" xmlns:am3d="http://schemas.microsoft.com/office/drawing/2017/model3d" xmlns:o="urn:schemas-microsoft-com:office:office" xmlns:oel="http://schemas.microsoft.com/office/2019/extlst" xmlns:r="http://schemas.openxmlformats.org/officeDocument/2006/relationships" xmlns:m="http://schemas.openxmlformats.org/officeDocument/2006/math" xmlns:v="urn:schemas-microsoft-com:vml" xmlns:wp14="http://schemas.microsoft.com/office/word/2010/wordprocessingDrawing" xmlns:wp="http://schemas.openxmlformats.org/drawingml/2006/wordprocessingDrawing" xmlns:w10="urn:schemas-microsoft-com:office:word" xmlns:w="http://schemas.openxmlformats.org/wordprocessingml/2006/main" xmlns:w14="http://schemas.microsoft.com/office/word/2010/wordml" xmlns:w15="http://schemas.microsoft.com/office/word/2012/wordml" xmlns:w16cex="http://schemas.microsoft.com/office/word/2018/wordml/cex" xmlns:w16cid="http://schemas.microsoft.com/office/word/2016/wordml/cid" xmlns:w16="http://schemas.microsoft.com/office/word/2018/wordml" xmlns:w16sdtdh="http://schemas.microsoft.com/office/word/2020/wordml/sdtdatahash" xmlns:w16se="http://schemas.microsoft.com/office/word/2015/wordml/symex" xmlns:wpg="http://schemas.microsoft.com/office/word/2010/wordprocessingGroup" xmlns:wpi="http://schemas.microsoft.com/office/word/2010/wordprocessingInk" xmlns:wne="http://schemas.microsoft.com/office/word/2006/wordml" xmlns:wps="http://schemas.microsoft.com/office/word/2010/wordprocessingShape" mc:Ignorable="w14 w15 w16se w16cid w16 w16cex w16sdtdh wp14">
   <w:p>
     <w:pPr>
       <w:pStyle w:val="Footer"/>
@@ -42418,13 +41277,13 @@
             </wp:anchor>
           </w:drawing>
         </mc:Choice>
-        <mc:Fallback>
+        <mc:Fallback xmlns:w16du="http://schemas.microsoft.com/office/word/2023/wordml/word16du" xmlns:w16sdtfl="http://schemas.microsoft.com/office/word/2024/wordml/sdtformatlock">
           <w:pict>
             <v:shapetype w14:anchorId="2A574EB6" id="_x0000_t202" coordsize="21600,21600" o:spt="202" path="m,l,21600r21600,l21600,xe">
               <v:stroke joinstyle="miter"/>
               <v:path gradientshapeok="t" o:connecttype="rect"/>
             </v:shapetype>
-            <v:shape id="Text Box 4" o:spid="_x0000_s1031" type="#_x0000_t202" alt="Restricted Use - À usage restreint" style="position:absolute;margin-left:0;margin-top:0;width:135.45pt;height:27.2pt;z-index:251661312;visibility:visible;mso-wrap-style:none;mso-wrap-distance-left:0;mso-wrap-distance-top:0;mso-wrap-distance-right:0;mso-wrap-distance-bottom:0;mso-position-horizontal:center;mso-position-horizontal-relative:page;mso-position-vertical:bottom;mso-position-vertical-relative:page;v-text-anchor:bottom" o:gfxdata="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" filled="f" stroked="f">
+            <v:shape id="Text Box 4" o:spid="_x0000_s1031" type="#_x0000_t202" alt="Restricted Use - À usage restreint" style="position:absolute;margin-left:0;margin-top:0;width:135.45pt;height:27.2pt;z-index:251661312;visibility:visible;mso-wrap-style:none;mso-wrap-distance-left:0;mso-wrap-distance-top:0;mso-wrap-distance-right:0;mso-wrap-distance-bottom:0;mso-position-horizontal:center;mso-position-horizontal-relative:page;mso-position-vertical:bottom;mso-position-vertical-relative:page;v-text-anchor:bottom" o:gfxdata="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" filled="f" stroked="f">
               <v:textbox style="mso-fit-shape-to-text:t" inset="0,0,0,15pt">
                 <w:txbxContent>
                   <w:p>
@@ -42458,7 +41317,7 @@
 </file>
 
 <file path=word/footer7.xml><?xml version="1.0" encoding="utf-8"?>
-<w:ftr xmlns:wpc="http://schemas.microsoft.com/office/word/2010/wordprocessingCanvas" xmlns:cx="http://schemas.microsoft.com/office/drawing/2014/chartex" xmlns:cx1="http://schemas.microsoft.com/office/drawing/2015/9/8/chartex" xmlns:cx2="http://schemas.microsoft.com/office/drawing/2015/10/21/chartex" xmlns:cx3="http://schemas.microsoft.com/office/drawing/2016/5/9/chartex" xmlns:cx4="http://schemas.microsoft.com/office/drawing/2016/5/10/chartex" xmlns:cx5="http://schemas.microsoft.com/office/drawing/2016/5/11/chartex" xmlns:cx6="http://schemas.microsoft.com/office/drawing/2016/5/12/chartex" xmlns:cx7="http://schemas.microsoft.com/office/drawing/2016/5/13/chartex" xmlns:cx8="http://schemas.microsoft.com/office/drawing/2016/5/14/chartex" xmlns:mc="http://schemas.openxmlformats.org/markup-compatibility/2006" xmlns:aink="http://schemas.microsoft.com/office/drawing/2016/ink" xmlns:am3d="http://schemas.microsoft.com/office/drawing/2017/model3d" xmlns:o="urn:schemas-microsoft-com:office:office" xmlns:oel="http://schemas.microsoft.com/office/2019/extlst" xmlns:r="http://schemas.openxmlformats.org/officeDocument/2006/relationships" xmlns:m="http://schemas.openxmlformats.org/officeDocument/2006/math" xmlns:v="urn:schemas-microsoft-com:vml" xmlns:wp14="http://schemas.microsoft.com/office/word/2010/wordprocessingDrawing" xmlns:wp="http://schemas.openxmlformats.org/drawingml/2006/wordprocessingDrawing" xmlns:w10="urn:schemas-microsoft-com:office:word" xmlns:w="http://schemas.openxmlformats.org/wordprocessingml/2006/main" xmlns:w14="http://schemas.microsoft.com/office/word/2010/wordml" xmlns:w15="http://schemas.microsoft.com/office/word/2012/wordml" xmlns:w16cex="http://schemas.microsoft.com/office/word/2018/wordml/cex" xmlns:w16cid="http://schemas.microsoft.com/office/word/2016/wordml/cid" xmlns:w16="http://schemas.microsoft.com/office/word/2018/wordml" xmlns:w16du="http://schemas.microsoft.com/office/word/2023/wordml/word16du" xmlns:w16sdtdh="http://schemas.microsoft.com/office/word/2020/wordml/sdtdatahash" xmlns:w16sdtfl="http://schemas.microsoft.com/office/word/2024/wordml/sdtformatlock" xmlns:w16se="http://schemas.microsoft.com/office/word/2015/wordml/symex" xmlns:wpg="http://schemas.microsoft.com/office/word/2010/wordprocessingGroup" xmlns:wpi="http://schemas.microsoft.com/office/word/2010/wordprocessingInk" xmlns:wne="http://schemas.microsoft.com/office/word/2006/wordml" xmlns:wps="http://schemas.microsoft.com/office/word/2010/wordprocessingShape" mc:Ignorable="w14 w15 w16se w16cid w16 w16cex w16sdtdh w16sdtfl w16du wp14">
+<w:ftr xmlns:wpc="http://schemas.microsoft.com/office/word/2010/wordprocessingCanvas" xmlns:cx="http://schemas.microsoft.com/office/drawing/2014/chartex" xmlns:cx1="http://schemas.microsoft.com/office/drawing/2015/9/8/chartex" xmlns:cx2="http://schemas.microsoft.com/office/drawing/2015/10/21/chartex" xmlns:cx3="http://schemas.microsoft.com/office/drawing/2016/5/9/chartex" xmlns:cx4="http://schemas.microsoft.com/office/drawing/2016/5/10/chartex" xmlns:cx5="http://schemas.microsoft.com/office/drawing/2016/5/11/chartex" xmlns:cx6="http://schemas.microsoft.com/office/drawing/2016/5/12/chartex" xmlns:cx7="http://schemas.microsoft.com/office/drawing/2016/5/13/chartex" xmlns:cx8="http://schemas.microsoft.com/office/drawing/2016/5/14/chartex" xmlns:mc="http://schemas.openxmlformats.org/markup-compatibility/2006" xmlns:aink="http://schemas.microsoft.com/office/drawing/2016/ink" xmlns:am3d="http://schemas.microsoft.com/office/drawing/2017/model3d" xmlns:o="urn:schemas-microsoft-com:office:office" xmlns:oel="http://schemas.microsoft.com/office/2019/extlst" xmlns:r="http://schemas.openxmlformats.org/officeDocument/2006/relationships" xmlns:m="http://schemas.openxmlformats.org/officeDocument/2006/math" xmlns:v="urn:schemas-microsoft-com:vml" xmlns:wp14="http://schemas.microsoft.com/office/word/2010/wordprocessingDrawing" xmlns:wp="http://schemas.openxmlformats.org/drawingml/2006/wordprocessingDrawing" xmlns:w10="urn:schemas-microsoft-com:office:word" xmlns:w="http://schemas.openxmlformats.org/wordprocessingml/2006/main" xmlns:w14="http://schemas.microsoft.com/office/word/2010/wordml" xmlns:w15="http://schemas.microsoft.com/office/word/2012/wordml" xmlns:w16cex="http://schemas.microsoft.com/office/word/2018/wordml/cex" xmlns:w16cid="http://schemas.microsoft.com/office/word/2016/wordml/cid" xmlns:w16="http://schemas.microsoft.com/office/word/2018/wordml" xmlns:w16sdtdh="http://schemas.microsoft.com/office/word/2020/wordml/sdtdatahash" xmlns:w16se="http://schemas.microsoft.com/office/word/2015/wordml/symex" xmlns:wpg="http://schemas.microsoft.com/office/word/2010/wordprocessingGroup" xmlns:wpi="http://schemas.microsoft.com/office/word/2010/wordprocessingInk" xmlns:wne="http://schemas.microsoft.com/office/word/2006/wordml" xmlns:wps="http://schemas.microsoft.com/office/word/2010/wordprocessingShape" mc:Ignorable="w14 w15 w16se w16cid w16 w16cex w16sdtdh wp14">
   <w:p>
     <w:pPr>
       <w:pStyle w:val="Footer"/>
@@ -42540,13 +41399,13 @@
             </wp:anchor>
           </w:drawing>
         </mc:Choice>
-        <mc:Fallback>
+        <mc:Fallback xmlns:w16du="http://schemas.microsoft.com/office/word/2023/wordml/word16du" xmlns:w16sdtfl="http://schemas.microsoft.com/office/word/2024/wordml/sdtformatlock">
           <w:pict>
             <v:shapetype w14:anchorId="69CD0040" id="_x0000_t202" coordsize="21600,21600" o:spt="202" path="m,l,21600r21600,l21600,xe">
               <v:stroke joinstyle="miter"/>
               <v:path gradientshapeok="t" o:connecttype="rect"/>
             </v:shapetype>
-            <v:shape id="Text Box 8" o:spid="_x0000_s1032" type="#_x0000_t202" alt="Restricted Use - À usage restreint" style="position:absolute;margin-left:0;margin-top:0;width:135.45pt;height:27.2pt;z-index:251665408;visibility:visible;mso-wrap-style:none;mso-wrap-distance-left:0;mso-wrap-distance-top:0;mso-wrap-distance-right:0;mso-wrap-distance-bottom:0;mso-position-horizontal:center;mso-position-horizontal-relative:page;mso-position-vertical:bottom;mso-position-vertical-relative:page;v-text-anchor:bottom" o:gfxdata="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" filled="f" stroked="f">
+            <v:shape id="Text Box 8" o:spid="_x0000_s1032" type="#_x0000_t202" alt="Restricted Use - À usage restreint" style="position:absolute;margin-left:0;margin-top:0;width:135.45pt;height:27.2pt;z-index:251665408;visibility:visible;mso-wrap-style:none;mso-wrap-distance-left:0;mso-wrap-distance-top:0;mso-wrap-distance-right:0;mso-wrap-distance-bottom:0;mso-position-horizontal:center;mso-position-horizontal-relative:page;mso-position-vertical:bottom;mso-position-vertical-relative:page;v-text-anchor:bottom" o:gfxdata="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" filled="f" stroked="f">
               <v:textbox style="mso-fit-shape-to-text:t" inset="0,0,0,15pt">
                 <w:txbxContent>
                   <w:p>
@@ -42580,7 +41439,7 @@
 </file>
 
 <file path=word/footer8.xml><?xml version="1.0" encoding="utf-8"?>
-<w:ftr xmlns:wpc="http://schemas.microsoft.com/office/word/2010/wordprocessingCanvas" xmlns:cx="http://schemas.microsoft.com/office/drawing/2014/chartex" xmlns:cx1="http://schemas.microsoft.com/office/drawing/2015/9/8/chartex" xmlns:cx2="http://schemas.microsoft.com/office/drawing/2015/10/21/chartex" xmlns:cx3="http://schemas.microsoft.com/office/drawing/2016/5/9/chartex" xmlns:cx4="http://schemas.microsoft.com/office/drawing/2016/5/10/chartex" xmlns:cx5="http://schemas.microsoft.com/office/drawing/2016/5/11/chartex" xmlns:cx6="http://schemas.microsoft.com/office/drawing/2016/5/12/chartex" xmlns:cx7="http://schemas.microsoft.com/office/drawing/2016/5/13/chartex" xmlns:cx8="http://schemas.microsoft.com/office/drawing/2016/5/14/chartex" xmlns:mc="http://schemas.openxmlformats.org/markup-compatibility/2006" xmlns:aink="http://schemas.microsoft.com/office/drawing/2016/ink" xmlns:am3d="http://schemas.microsoft.com/office/drawing/2017/model3d" xmlns:o="urn:schemas-microsoft-com:office:office" xmlns:oel="http://schemas.microsoft.com/office/2019/extlst" xmlns:r="http://schemas.openxmlformats.org/officeDocument/2006/relationships" xmlns:m="http://schemas.openxmlformats.org/officeDocument/2006/math" xmlns:v="urn:schemas-microsoft-com:vml" xmlns:wp14="http://schemas.microsoft.com/office/word/2010/wordprocessingDrawing" xmlns:wp="http://schemas.openxmlformats.org/drawingml/2006/wordprocessingDrawing" xmlns:w10="urn:schemas-microsoft-com:office:word" xmlns:w="http://schemas.openxmlformats.org/wordprocessingml/2006/main" xmlns:w14="http://schemas.microsoft.com/office/word/2010/wordml" xmlns:w15="http://schemas.microsoft.com/office/word/2012/wordml" xmlns:w16cex="http://schemas.microsoft.com/office/word/2018/wordml/cex" xmlns:w16cid="http://schemas.microsoft.com/office/word/2016/wordml/cid" xmlns:w16="http://schemas.microsoft.com/office/word/2018/wordml" xmlns:w16du="http://schemas.microsoft.com/office/word/2023/wordml/word16du" xmlns:w16sdtdh="http://schemas.microsoft.com/office/word/2020/wordml/sdtdatahash" xmlns:w16sdtfl="http://schemas.microsoft.com/office/word/2024/wordml/sdtformatlock" xmlns:w16se="http://schemas.microsoft.com/office/word/2015/wordml/symex" xmlns:wpg="http://schemas.microsoft.com/office/word/2010/wordprocessingGroup" xmlns:wpi="http://schemas.microsoft.com/office/word/2010/wordprocessingInk" xmlns:wne="http://schemas.microsoft.com/office/word/2006/wordml" xmlns:wps="http://schemas.microsoft.com/office/word/2010/wordprocessingShape" mc:Ignorable="w14 w15 w16se w16cid w16 w16cex w16sdtdh w16sdtfl w16du wp14">
+<w:ftr xmlns:wpc="http://schemas.microsoft.com/office/word/2010/wordprocessingCanvas" xmlns:cx="http://schemas.microsoft.com/office/drawing/2014/chartex" xmlns:cx1="http://schemas.microsoft.com/office/drawing/2015/9/8/chartex" xmlns:cx2="http://schemas.microsoft.com/office/drawing/2015/10/21/chartex" xmlns:cx3="http://schemas.microsoft.com/office/drawing/2016/5/9/chartex" xmlns:cx4="http://schemas.microsoft.com/office/drawing/2016/5/10/chartex" xmlns:cx5="http://schemas.microsoft.com/office/drawing/2016/5/11/chartex" xmlns:cx6="http://schemas.microsoft.com/office/drawing/2016/5/12/chartex" xmlns:cx7="http://schemas.microsoft.com/office/drawing/2016/5/13/chartex" xmlns:cx8="http://schemas.microsoft.com/office/drawing/2016/5/14/chartex" xmlns:mc="http://schemas.openxmlformats.org/markup-compatibility/2006" xmlns:aink="http://schemas.microsoft.com/office/drawing/2016/ink" xmlns:am3d="http://schemas.microsoft.com/office/drawing/2017/model3d" xmlns:o="urn:schemas-microsoft-com:office:office" xmlns:oel="http://schemas.microsoft.com/office/2019/extlst" xmlns:r="http://schemas.openxmlformats.org/officeDocument/2006/relationships" xmlns:m="http://schemas.openxmlformats.org/officeDocument/2006/math" xmlns:v="urn:schemas-microsoft-com:vml" xmlns:wp14="http://schemas.microsoft.com/office/word/2010/wordprocessingDrawing" xmlns:wp="http://schemas.openxmlformats.org/drawingml/2006/wordprocessingDrawing" xmlns:w10="urn:schemas-microsoft-com:office:word" xmlns:w="http://schemas.openxmlformats.org/wordprocessingml/2006/main" xmlns:w14="http://schemas.microsoft.com/office/word/2010/wordml" xmlns:w15="http://schemas.microsoft.com/office/word/2012/wordml" xmlns:w16cex="http://schemas.microsoft.com/office/word/2018/wordml/cex" xmlns:w16cid="http://schemas.microsoft.com/office/word/2016/wordml/cid" xmlns:w16="http://schemas.microsoft.com/office/word/2018/wordml" xmlns:w16sdtdh="http://schemas.microsoft.com/office/word/2020/wordml/sdtdatahash" xmlns:w16se="http://schemas.microsoft.com/office/word/2015/wordml/symex" xmlns:wpg="http://schemas.microsoft.com/office/word/2010/wordprocessingGroup" xmlns:wpi="http://schemas.microsoft.com/office/word/2010/wordprocessingInk" xmlns:wne="http://schemas.microsoft.com/office/word/2006/wordml" xmlns:wps="http://schemas.microsoft.com/office/word/2010/wordprocessingShape" mc:Ignorable="w14 w15 w16se w16cid w16 w16cex w16sdtdh wp14">
   <w:p>
     <w:pPr>
       <w:pStyle w:val="Footer"/>
@@ -42663,13 +41522,13 @@
             </wp:anchor>
           </w:drawing>
         </mc:Choice>
-        <mc:Fallback>
+        <mc:Fallback xmlns:w16du="http://schemas.microsoft.com/office/word/2023/wordml/word16du" xmlns:w16sdtfl="http://schemas.microsoft.com/office/word/2024/wordml/sdtformatlock">
           <w:pict>
             <v:shapetype w14:anchorId="621B0A9E" id="_x0000_t202" coordsize="21600,21600" o:spt="202" path="m,l,21600r21600,l21600,xe">
               <v:stroke joinstyle="miter"/>
               <v:path gradientshapeok="t" o:connecttype="rect"/>
             </v:shapetype>
-            <v:shape id="Text Box 9" o:spid="_x0000_s1033" type="#_x0000_t202" alt="Restricted Use - À usage restreint" style="position:absolute;left:0;text-align:left;margin-left:0;margin-top:0;width:135.45pt;height:27.2pt;z-index:251666432;visibility:visible;mso-wrap-style:none;mso-wrap-distance-left:0;mso-wrap-distance-top:0;mso-wrap-distance-right:0;mso-wrap-distance-bottom:0;mso-position-horizontal:center;mso-position-horizontal-relative:page;mso-position-vertical:bottom;mso-position-vertical-relative:page;v-text-anchor:bottom" o:gfxdata="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" filled="f" stroked="f">
+            <v:shape id="Text Box 9" o:spid="_x0000_s1033" type="#_x0000_t202" alt="Restricted Use - À usage restreint" style="position:absolute;left:0;text-align:left;margin-left:0;margin-top:0;width:135.45pt;height:27.2pt;z-index:251666432;visibility:visible;mso-wrap-style:none;mso-wrap-distance-left:0;mso-wrap-distance-top:0;mso-wrap-distance-right:0;mso-wrap-distance-bottom:0;mso-position-horizontal:center;mso-position-horizontal-relative:page;mso-position-vertical:bottom;mso-position-vertical-relative:page;v-text-anchor:bottom" o:gfxdata="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" filled="f" stroked="f">
               <v:textbox style="mso-fit-shape-to-text:t" inset="0,0,0,15pt">
                 <w:txbxContent>
                   <w:p>
@@ -42703,7 +41562,7 @@
 </file>
 
 <file path=word/footer9.xml><?xml version="1.0" encoding="utf-8"?>
-<w:ftr xmlns:wpc="http://schemas.microsoft.com/office/word/2010/wordprocessingCanvas" xmlns:cx="http://schemas.microsoft.com/office/drawing/2014/chartex" xmlns:cx1="http://schemas.microsoft.com/office/drawing/2015/9/8/chartex" xmlns:cx2="http://schemas.microsoft.com/office/drawing/2015/10/21/chartex" xmlns:cx3="http://schemas.microsoft.com/office/drawing/2016/5/9/chartex" xmlns:cx4="http://schemas.microsoft.com/office/drawing/2016/5/10/chartex" xmlns:cx5="http://schemas.microsoft.com/office/drawing/2016/5/11/chartex" xmlns:cx6="http://schemas.microsoft.com/office/drawing/2016/5/12/chartex" xmlns:cx7="http://schemas.microsoft.com/office/drawing/2016/5/13/chartex" xmlns:cx8="http://schemas.microsoft.com/office/drawing/2016/5/14/chartex" xmlns:mc="http://schemas.openxmlformats.org/markup-compatibility/2006" xmlns:aink="http://schemas.microsoft.com/office/drawing/2016/ink" xmlns:am3d="http://schemas.microsoft.com/office/drawing/2017/model3d" xmlns:o="urn:schemas-microsoft-com:office:office" xmlns:oel="http://schemas.microsoft.com/office/2019/extlst" xmlns:r="http://schemas.openxmlformats.org/officeDocument/2006/relationships" xmlns:m="http://schemas.openxmlformats.org/officeDocument/2006/math" xmlns:v="urn:schemas-microsoft-com:vml" xmlns:wp14="http://schemas.microsoft.com/office/word/2010/wordprocessingDrawing" xmlns:wp="http://schemas.openxmlformats.org/drawingml/2006/wordprocessingDrawing" xmlns:w10="urn:schemas-microsoft-com:office:word" xmlns:w="http://schemas.openxmlformats.org/wordprocessingml/2006/main" xmlns:w14="http://schemas.microsoft.com/office/word/2010/wordml" xmlns:w15="http://schemas.microsoft.com/office/word/2012/wordml" xmlns:w16cex="http://schemas.microsoft.com/office/word/2018/wordml/cex" xmlns:w16cid="http://schemas.microsoft.com/office/word/2016/wordml/cid" xmlns:w16="http://schemas.microsoft.com/office/word/2018/wordml" xmlns:w16du="http://schemas.microsoft.com/office/word/2023/wordml/word16du" xmlns:w16sdtdh="http://schemas.microsoft.com/office/word/2020/wordml/sdtdatahash" xmlns:w16sdtfl="http://schemas.microsoft.com/office/word/2024/wordml/sdtformatlock" xmlns:w16se="http://schemas.microsoft.com/office/word/2015/wordml/symex" xmlns:wpg="http://schemas.microsoft.com/office/word/2010/wordprocessingGroup" xmlns:wpi="http://schemas.microsoft.com/office/word/2010/wordprocessingInk" xmlns:wne="http://schemas.microsoft.com/office/word/2006/wordml" xmlns:wps="http://schemas.microsoft.com/office/word/2010/wordprocessingShape" mc:Ignorable="w14 w15 w16se w16cid w16 w16cex w16sdtdh w16sdtfl w16du wp14">
+<w:ftr xmlns:wpc="http://schemas.microsoft.com/office/word/2010/wordprocessingCanvas" xmlns:cx="http://schemas.microsoft.com/office/drawing/2014/chartex" xmlns:cx1="http://schemas.microsoft.com/office/drawing/2015/9/8/chartex" xmlns:cx2="http://schemas.microsoft.com/office/drawing/2015/10/21/chartex" xmlns:cx3="http://schemas.microsoft.com/office/drawing/2016/5/9/chartex" xmlns:cx4="http://schemas.microsoft.com/office/drawing/2016/5/10/chartex" xmlns:cx5="http://schemas.microsoft.com/office/drawing/2016/5/11/chartex" xmlns:cx6="http://schemas.microsoft.com/office/drawing/2016/5/12/chartex" xmlns:cx7="http://schemas.microsoft.com/office/drawing/2016/5/13/chartex" xmlns:cx8="http://schemas.microsoft.com/office/drawing/2016/5/14/chartex" xmlns:mc="http://schemas.openxmlformats.org/markup-compatibility/2006" xmlns:aink="http://schemas.microsoft.com/office/drawing/2016/ink" xmlns:am3d="http://schemas.microsoft.com/office/drawing/2017/model3d" xmlns:o="urn:schemas-microsoft-com:office:office" xmlns:oel="http://schemas.microsoft.com/office/2019/extlst" xmlns:r="http://schemas.openxmlformats.org/officeDocument/2006/relationships" xmlns:m="http://schemas.openxmlformats.org/officeDocument/2006/math" xmlns:v="urn:schemas-microsoft-com:vml" xmlns:wp14="http://schemas.microsoft.com/office/word/2010/wordprocessingDrawing" xmlns:wp="http://schemas.openxmlformats.org/drawingml/2006/wordprocessingDrawing" xmlns:w10="urn:schemas-microsoft-com:office:word" xmlns:w="http://schemas.openxmlformats.org/wordprocessingml/2006/main" xmlns:w14="http://schemas.microsoft.com/office/word/2010/wordml" xmlns:w15="http://schemas.microsoft.com/office/word/2012/wordml" xmlns:w16cex="http://schemas.microsoft.com/office/word/2018/wordml/cex" xmlns:w16cid="http://schemas.microsoft.com/office/word/2016/wordml/cid" xmlns:w16="http://schemas.microsoft.com/office/word/2018/wordml" xmlns:w16sdtdh="http://schemas.microsoft.com/office/word/2020/wordml/sdtdatahash" xmlns:w16se="http://schemas.microsoft.com/office/word/2015/wordml/symex" xmlns:wpg="http://schemas.microsoft.com/office/word/2010/wordprocessingGroup" xmlns:wpi="http://schemas.microsoft.com/office/word/2010/wordprocessingInk" xmlns:wne="http://schemas.microsoft.com/office/word/2006/wordml" xmlns:wps="http://schemas.microsoft.com/office/word/2010/wordprocessingShape" mc:Ignorable="w14 w15 w16se w16cid w16 w16cex w16sdtdh wp14">
   <w:p>
     <w:pPr>
       <w:pStyle w:val="Footer"/>
@@ -42785,13 +41644,13 @@
             </wp:anchor>
           </w:drawing>
         </mc:Choice>
-        <mc:Fallback>
+        <mc:Fallback xmlns:w16du="http://schemas.microsoft.com/office/word/2023/wordml/word16du" xmlns:w16sdtfl="http://schemas.microsoft.com/office/word/2024/wordml/sdtformatlock">
           <w:pict>
             <v:shapetype w14:anchorId="484C45B0" id="_x0000_t202" coordsize="21600,21600" o:spt="202" path="m,l,21600r21600,l21600,xe">
               <v:stroke joinstyle="miter"/>
               <v:path gradientshapeok="t" o:connecttype="rect"/>
             </v:shapetype>
-            <v:shape id="Text Box 7" o:spid="_x0000_s1034" type="#_x0000_t202" alt="Restricted Use - À usage restreint" style="position:absolute;margin-left:0;margin-top:0;width:135.45pt;height:27.2pt;z-index:251664384;visibility:visible;mso-wrap-style:none;mso-wrap-distance-left:0;mso-wrap-distance-top:0;mso-wrap-distance-right:0;mso-wrap-distance-bottom:0;mso-position-horizontal:center;mso-position-horizontal-relative:page;mso-position-vertical:bottom;mso-position-vertical-relative:page;v-text-anchor:bottom" o:gfxdata="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" filled="f" stroked="f">
+            <v:shape id="Text Box 7" o:spid="_x0000_s1034" type="#_x0000_t202" alt="Restricted Use - À usage restreint" style="position:absolute;margin-left:0;margin-top:0;width:135.45pt;height:27.2pt;z-index:251664384;visibility:visible;mso-wrap-style:none;mso-wrap-distance-left:0;mso-wrap-distance-top:0;mso-wrap-distance-right:0;mso-wrap-distance-bottom:0;mso-position-horizontal:center;mso-position-horizontal-relative:page;mso-position-vertical:bottom;mso-position-vertical-relative:page;v-text-anchor:bottom" o:gfxdata="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" filled="f" stroked="f">
               <v:textbox style="mso-fit-shape-to-text:t" inset="0,0,0,15pt">
                 <w:txbxContent>
                   <w:p>
@@ -42825,7 +41684,7 @@
 </file>
 
 <file path=word/footnotes.xml><?xml version="1.0" encoding="utf-8"?>
-<w:footnotes xmlns:wpc="http://schemas.microsoft.com/office/word/2010/wordprocessingCanvas" xmlns:cx="http://schemas.microsoft.com/office/drawing/2014/chartex" xmlns:cx1="http://schemas.microsoft.com/office/drawing/2015/9/8/chartex" xmlns:cx2="http://schemas.microsoft.com/office/drawing/2015/10/21/chartex" xmlns:cx3="http://schemas.microsoft.com/office/drawing/2016/5/9/chartex" xmlns:cx4="http://schemas.microsoft.com/office/drawing/2016/5/10/chartex" xmlns:cx5="http://schemas.microsoft.com/office/drawing/2016/5/11/chartex" xmlns:cx6="http://schemas.microsoft.com/office/drawing/2016/5/12/chartex" xmlns:cx7="http://schemas.microsoft.com/office/drawing/2016/5/13/chartex" xmlns:cx8="http://schemas.microsoft.com/office/drawing/2016/5/14/chartex" xmlns:mc="http://schemas.openxmlformats.org/markup-compatibility/2006" xmlns:aink="http://schemas.microsoft.com/office/drawing/2016/ink" xmlns:am3d="http://schemas.microsoft.com/office/drawing/2017/model3d" xmlns:o="urn:schemas-microsoft-com:office:office" xmlns:oel="http://schemas.microsoft.com/office/2019/extlst" xmlns:r="http://schemas.openxmlformats.org/officeDocument/2006/relationships" xmlns:m="http://schemas.openxmlformats.org/officeDocument/2006/math" xmlns:v="urn:schemas-microsoft-com:vml" xmlns:wp14="http://schemas.microsoft.com/office/word/2010/wordprocessingDrawing" xmlns:wp="http://schemas.openxmlformats.org/drawingml/2006/wordprocessingDrawing" xmlns:w10="urn:schemas-microsoft-com:office:word" xmlns:w="http://schemas.openxmlformats.org/wordprocessingml/2006/main" xmlns:w14="http://schemas.microsoft.com/office/word/2010/wordml" xmlns:w15="http://schemas.microsoft.com/office/word/2012/wordml" xmlns:w16cex="http://schemas.microsoft.com/office/word/2018/wordml/cex" xmlns:w16cid="http://schemas.microsoft.com/office/word/2016/wordml/cid" xmlns:w16="http://schemas.microsoft.com/office/word/2018/wordml" xmlns:w16du="http://schemas.microsoft.com/office/word/2023/wordml/word16du" xmlns:w16sdtdh="http://schemas.microsoft.com/office/word/2020/wordml/sdtdatahash" xmlns:w16sdtfl="http://schemas.microsoft.com/office/word/2024/wordml/sdtformatlock" xmlns:w16se="http://schemas.microsoft.com/office/word/2015/wordml/symex" xmlns:wpg="http://schemas.microsoft.com/office/word/2010/wordprocessingGroup" xmlns:wpi="http://schemas.microsoft.com/office/word/2010/wordprocessingInk" xmlns:wne="http://schemas.microsoft.com/office/word/2006/wordml" xmlns:wps="http://schemas.microsoft.com/office/word/2010/wordprocessingShape" mc:Ignorable="w14 w15 w16se w16cid w16 w16cex w16sdtdh w16sdtfl w16du wp14">
+<w:footnotes xmlns:wpc="http://schemas.microsoft.com/office/word/2010/wordprocessingCanvas" xmlns:cx="http://schemas.microsoft.com/office/drawing/2014/chartex" xmlns:cx1="http://schemas.microsoft.com/office/drawing/2015/9/8/chartex" xmlns:cx2="http://schemas.microsoft.com/office/drawing/2015/10/21/chartex" xmlns:cx3="http://schemas.microsoft.com/office/drawing/2016/5/9/chartex" xmlns:cx4="http://schemas.microsoft.com/office/drawing/2016/5/10/chartex" xmlns:cx5="http://schemas.microsoft.com/office/drawing/2016/5/11/chartex" xmlns:cx6="http://schemas.microsoft.com/office/drawing/2016/5/12/chartex" xmlns:cx7="http://schemas.microsoft.com/office/drawing/2016/5/13/chartex" xmlns:cx8="http://schemas.microsoft.com/office/drawing/2016/5/14/chartex" xmlns:mc="http://schemas.openxmlformats.org/markup-compatibility/2006" xmlns:aink="http://schemas.microsoft.com/office/drawing/2016/ink" xmlns:am3d="http://schemas.microsoft.com/office/drawing/2017/model3d" xmlns:o="urn:schemas-microsoft-com:office:office" xmlns:oel="http://schemas.microsoft.com/office/2019/extlst" xmlns:r="http://schemas.openxmlformats.org/officeDocument/2006/relationships" xmlns:m="http://schemas.openxmlformats.org/officeDocument/2006/math" xmlns:v="urn:schemas-microsoft-com:vml" xmlns:wp14="http://schemas.microsoft.com/office/word/2010/wordprocessingDrawing" xmlns:wp="http://schemas.openxmlformats.org/drawingml/2006/wordprocessingDrawing" xmlns:w10="urn:schemas-microsoft-com:office:word" xmlns:w="http://schemas.openxmlformats.org/wordprocessingml/2006/main" xmlns:w14="http://schemas.microsoft.com/office/word/2010/wordml" xmlns:w15="http://schemas.microsoft.com/office/word/2012/wordml" xmlns:w16cex="http://schemas.microsoft.com/office/word/2018/wordml/cex" xmlns:w16cid="http://schemas.microsoft.com/office/word/2016/wordml/cid" xmlns:w16="http://schemas.microsoft.com/office/word/2018/wordml" xmlns:w16sdtdh="http://schemas.microsoft.com/office/word/2020/wordml/sdtdatahash" xmlns:w16se="http://schemas.microsoft.com/office/word/2015/wordml/symex" xmlns:wpg="http://schemas.microsoft.com/office/word/2010/wordprocessingGroup" xmlns:wpi="http://schemas.microsoft.com/office/word/2010/wordprocessingInk" xmlns:wne="http://schemas.microsoft.com/office/word/2006/wordml" xmlns:wps="http://schemas.microsoft.com/office/word/2010/wordprocessingShape" mc:Ignorable="w14 w15 w16se w16cid w16 w16cex w16sdtdh wp14">
   <w:footnote w:type="separator" w:id="-1">
     <w:p>
       <w:pPr>
@@ -42937,7 +41796,7 @@
 </file>
 
 <file path=word/header1.xml><?xml version="1.0" encoding="utf-8"?>
-<w:hdr xmlns:wpc="http://schemas.microsoft.com/office/word/2010/wordprocessingCanvas" xmlns:cx="http://schemas.microsoft.com/office/drawing/2014/chartex" xmlns:cx1="http://schemas.microsoft.com/office/drawing/2015/9/8/chartex" xmlns:cx2="http://schemas.microsoft.com/office/drawing/2015/10/21/chartex" xmlns:cx3="http://schemas.microsoft.com/office/drawing/2016/5/9/chartex" xmlns:cx4="http://schemas.microsoft.com/office/drawing/2016/5/10/chartex" xmlns:cx5="http://schemas.microsoft.com/office/drawing/2016/5/11/chartex" xmlns:cx6="http://schemas.microsoft.com/office/drawing/2016/5/12/chartex" xmlns:cx7="http://schemas.microsoft.com/office/drawing/2016/5/13/chartex" xmlns:cx8="http://schemas.microsoft.com/office/drawing/2016/5/14/chartex" xmlns:mc="http://schemas.openxmlformats.org/markup-compatibility/2006" xmlns:aink="http://schemas.microsoft.com/office/drawing/2016/ink" xmlns:am3d="http://schemas.microsoft.com/office/drawing/2017/model3d" xmlns:o="urn:schemas-microsoft-com:office:office" xmlns:oel="http://schemas.microsoft.com/office/2019/extlst" xmlns:r="http://schemas.openxmlformats.org/officeDocument/2006/relationships" xmlns:m="http://schemas.openxmlformats.org/officeDocument/2006/math" xmlns:v="urn:schemas-microsoft-com:vml" xmlns:wp14="http://schemas.microsoft.com/office/word/2010/wordprocessingDrawing" xmlns:wp="http://schemas.openxmlformats.org/drawingml/2006/wordprocessingDrawing" xmlns:w10="urn:schemas-microsoft-com:office:word" xmlns:w="http://schemas.openxmlformats.org/wordprocessingml/2006/main" xmlns:w14="http://schemas.microsoft.com/office/word/2010/wordml" xmlns:w15="http://schemas.microsoft.com/office/word/2012/wordml" xmlns:w16cex="http://schemas.microsoft.com/office/word/2018/wordml/cex" xmlns:w16cid="http://schemas.microsoft.com/office/word/2016/wordml/cid" xmlns:w16="http://schemas.microsoft.com/office/word/2018/wordml" xmlns:w16du="http://schemas.microsoft.com/office/word/2023/wordml/word16du" xmlns:w16sdtdh="http://schemas.microsoft.com/office/word/2020/wordml/sdtdatahash" xmlns:w16sdtfl="http://schemas.microsoft.com/office/word/2024/wordml/sdtformatlock" xmlns:w16se="http://schemas.microsoft.com/office/word/2015/wordml/symex" xmlns:wpg="http://schemas.microsoft.com/office/word/2010/wordprocessingGroup" xmlns:wpi="http://schemas.microsoft.com/office/word/2010/wordprocessingInk" xmlns:wne="http://schemas.microsoft.com/office/word/2006/wordml" xmlns:wps="http://schemas.microsoft.com/office/word/2010/wordprocessingShape" mc:Ignorable="w14 w15 w16se w16cid w16 w16cex w16sdtdh w16sdtfl w16du wp14">
+<w:hdr xmlns:wpc="http://schemas.microsoft.com/office/word/2010/wordprocessingCanvas" xmlns:cx="http://schemas.microsoft.com/office/drawing/2014/chartex" xmlns:cx1="http://schemas.microsoft.com/office/drawing/2015/9/8/chartex" xmlns:cx2="http://schemas.microsoft.com/office/drawing/2015/10/21/chartex" xmlns:cx3="http://schemas.microsoft.com/office/drawing/2016/5/9/chartex" xmlns:cx4="http://schemas.microsoft.com/office/drawing/2016/5/10/chartex" xmlns:cx5="http://schemas.microsoft.com/office/drawing/2016/5/11/chartex" xmlns:cx6="http://schemas.microsoft.com/office/drawing/2016/5/12/chartex" xmlns:cx7="http://schemas.microsoft.com/office/drawing/2016/5/13/chartex" xmlns:cx8="http://schemas.microsoft.com/office/drawing/2016/5/14/chartex" xmlns:mc="http://schemas.openxmlformats.org/markup-compatibility/2006" xmlns:aink="http://schemas.microsoft.com/office/drawing/2016/ink" xmlns:am3d="http://schemas.microsoft.com/office/drawing/2017/model3d" xmlns:o="urn:schemas-microsoft-com:office:office" xmlns:oel="http://schemas.microsoft.com/office/2019/extlst" xmlns:r="http://schemas.openxmlformats.org/officeDocument/2006/relationships" xmlns:m="http://schemas.openxmlformats.org/officeDocument/2006/math" xmlns:v="urn:schemas-microsoft-com:vml" xmlns:wp14="http://schemas.microsoft.com/office/word/2010/wordprocessingDrawing" xmlns:wp="http://schemas.openxmlformats.org/drawingml/2006/wordprocessingDrawing" xmlns:w10="urn:schemas-microsoft-com:office:word" xmlns:w="http://schemas.openxmlformats.org/wordprocessingml/2006/main" xmlns:w14="http://schemas.microsoft.com/office/word/2010/wordml" xmlns:w15="http://schemas.microsoft.com/office/word/2012/wordml" xmlns:w16cex="http://schemas.microsoft.com/office/word/2018/wordml/cex" xmlns:w16cid="http://schemas.microsoft.com/office/word/2016/wordml/cid" xmlns:w16="http://schemas.microsoft.com/office/word/2018/wordml" xmlns:w16sdtdh="http://schemas.microsoft.com/office/word/2020/wordml/sdtdatahash" xmlns:w16se="http://schemas.microsoft.com/office/word/2015/wordml/symex" xmlns:wpg="http://schemas.microsoft.com/office/word/2010/wordprocessingGroup" xmlns:wpi="http://schemas.microsoft.com/office/word/2010/wordprocessingInk" xmlns:wne="http://schemas.microsoft.com/office/word/2006/wordml" xmlns:wps="http://schemas.microsoft.com/office/word/2010/wordprocessingShape" mc:Ignorable="w14 w15 w16se w16cid w16 w16cex w16sdtdh wp14">
   <w:p>
     <w:pPr>
       <w:pStyle w:val="Footerempty"/>
@@ -42972,7 +41831,7 @@
           <v:path o:extrusionok="f" gradientshapeok="t" o:connecttype="rect"/>
           <o:lock v:ext="edit" aspectratio="t"/>
         </v:shapetype>
-        <v:shape id="Picture 1" o:spid="_x0000_i1025" type="#_x0000_t75" alt="sdmx2" style="width:103.05pt;height:31pt;visibility:visible;mso-wrap-style:square;mso-width-percent:0;mso-height-percent:0;mso-width-percent:0;mso-height-percent:0">
+        <v:shape id="Picture 1" o:spid="_x0000_i1025" type="#_x0000_t75" alt="sdmx2" style="width:103pt;height:31pt;visibility:visible;mso-wrap-style:square;mso-width-percent:0;mso-height-percent:0;mso-width-percent:0;mso-height-percent:0">
           <v:imagedata r:id="rId1" o:title="sdmx2"/>
           <o:lock v:ext="edit" rotation="t" cropping="t" verticies="t"/>
         </v:shape>
@@ -42991,7 +41850,6 @@
       </w:rPr>
       <w:t xml:space="preserve"> </w:t>
     </w:r>
-    <w:proofErr w:type="gramStart"/>
     <w:r>
       <w:rPr>
         <w:rFonts w:cs="Arial"/>
@@ -43000,18 +41858,7 @@
         <w:spacing w:val="20"/>
         <w:sz w:val="22"/>
       </w:rPr>
-      <w:t>Statistical  Data</w:t>
-    </w:r>
-    <w:proofErr w:type="gramEnd"/>
-    <w:r>
-      <w:rPr>
-        <w:rFonts w:cs="Arial"/>
-        <w:smallCaps/>
-        <w:color w:val="000080"/>
-        <w:spacing w:val="20"/>
-        <w:sz w:val="22"/>
-      </w:rPr>
-      <w:t xml:space="preserve">  and  Metadata  Exchange  Initiative</w:t>
+      <w:t>Statistical  Data  and  Metadata  Exchange  Initiative</w:t>
     </w:r>
     <w:r>
       <w:rPr>
@@ -43070,7 +41917,7 @@
 </file>
 
 <file path=word/numbering.xml><?xml version="1.0" encoding="utf-8"?>
-<w:numbering xmlns:wpc="http://schemas.microsoft.com/office/word/2010/wordprocessingCanvas" xmlns:cx="http://schemas.microsoft.com/office/drawing/2014/chartex" xmlns:cx1="http://schemas.microsoft.com/office/drawing/2015/9/8/chartex" xmlns:cx2="http://schemas.microsoft.com/office/drawing/2015/10/21/chartex" xmlns:cx3="http://schemas.microsoft.com/office/drawing/2016/5/9/chartex" xmlns:cx4="http://schemas.microsoft.com/office/drawing/2016/5/10/chartex" xmlns:cx5="http://schemas.microsoft.com/office/drawing/2016/5/11/chartex" xmlns:cx6="http://schemas.microsoft.com/office/drawing/2016/5/12/chartex" xmlns:cx7="http://schemas.microsoft.com/office/drawing/2016/5/13/chartex" xmlns:cx8="http://schemas.microsoft.com/office/drawing/2016/5/14/chartex" xmlns:mc="http://schemas.openxmlformats.org/markup-compatibility/2006" xmlns:aink="http://schemas.microsoft.com/office/drawing/2016/ink" xmlns:am3d="http://schemas.microsoft.com/office/drawing/2017/model3d" xmlns:o="urn:schemas-microsoft-com:office:office" xmlns:oel="http://schemas.microsoft.com/office/2019/extlst" xmlns:r="http://schemas.openxmlformats.org/officeDocument/2006/relationships" xmlns:m="http://schemas.openxmlformats.org/officeDocument/2006/math" xmlns:v="urn:schemas-microsoft-com:vml" xmlns:wp14="http://schemas.microsoft.com/office/word/2010/wordprocessingDrawing" xmlns:wp="http://schemas.openxmlformats.org/drawingml/2006/wordprocessingDrawing" xmlns:w10="urn:schemas-microsoft-com:office:word" xmlns:w="http://schemas.openxmlformats.org/wordprocessingml/2006/main" xmlns:w14="http://schemas.microsoft.com/office/word/2010/wordml" xmlns:w15="http://schemas.microsoft.com/office/word/2012/wordml" xmlns:w16cex="http://schemas.microsoft.com/office/word/2018/wordml/cex" xmlns:w16cid="http://schemas.microsoft.com/office/word/2016/wordml/cid" xmlns:w16="http://schemas.microsoft.com/office/word/2018/wordml" xmlns:w16du="http://schemas.microsoft.com/office/word/2023/wordml/word16du" xmlns:w16sdtdh="http://schemas.microsoft.com/office/word/2020/wordml/sdtdatahash" xmlns:w16sdtfl="http://schemas.microsoft.com/office/word/2024/wordml/sdtformatlock" xmlns:w16se="http://schemas.microsoft.com/office/word/2015/wordml/symex" xmlns:wpg="http://schemas.microsoft.com/office/word/2010/wordprocessingGroup" xmlns:wpi="http://schemas.microsoft.com/office/word/2010/wordprocessingInk" xmlns:wne="http://schemas.microsoft.com/office/word/2006/wordml" xmlns:wps="http://schemas.microsoft.com/office/word/2010/wordprocessingShape" mc:Ignorable="w14 w15 w16se w16cid w16 w16cex w16sdtdh w16sdtfl w16du wp14">
+<w:numbering xmlns:wpc="http://schemas.microsoft.com/office/word/2010/wordprocessingCanvas" xmlns:cx="http://schemas.microsoft.com/office/drawing/2014/chartex" xmlns:cx1="http://schemas.microsoft.com/office/drawing/2015/9/8/chartex" xmlns:cx2="http://schemas.microsoft.com/office/drawing/2015/10/21/chartex" xmlns:cx3="http://schemas.microsoft.com/office/drawing/2016/5/9/chartex" xmlns:cx4="http://schemas.microsoft.com/office/drawing/2016/5/10/chartex" xmlns:cx5="http://schemas.microsoft.com/office/drawing/2016/5/11/chartex" xmlns:cx6="http://schemas.microsoft.com/office/drawing/2016/5/12/chartex" xmlns:cx7="http://schemas.microsoft.com/office/drawing/2016/5/13/chartex" xmlns:cx8="http://schemas.microsoft.com/office/drawing/2016/5/14/chartex" xmlns:mc="http://schemas.openxmlformats.org/markup-compatibility/2006" xmlns:aink="http://schemas.microsoft.com/office/drawing/2016/ink" xmlns:am3d="http://schemas.microsoft.com/office/drawing/2017/model3d" xmlns:o="urn:schemas-microsoft-com:office:office" xmlns:oel="http://schemas.microsoft.com/office/2019/extlst" xmlns:r="http://schemas.openxmlformats.org/officeDocument/2006/relationships" xmlns:m="http://schemas.openxmlformats.org/officeDocument/2006/math" xmlns:v="urn:schemas-microsoft-com:vml" xmlns:wp14="http://schemas.microsoft.com/office/word/2010/wordprocessingDrawing" xmlns:wp="http://schemas.openxmlformats.org/drawingml/2006/wordprocessingDrawing" xmlns:w10="urn:schemas-microsoft-com:office:word" xmlns:w="http://schemas.openxmlformats.org/wordprocessingml/2006/main" xmlns:w14="http://schemas.microsoft.com/office/word/2010/wordml" xmlns:w15="http://schemas.microsoft.com/office/word/2012/wordml" xmlns:w16cex="http://schemas.microsoft.com/office/word/2018/wordml/cex" xmlns:w16cid="http://schemas.microsoft.com/office/word/2016/wordml/cid" xmlns:w16="http://schemas.microsoft.com/office/word/2018/wordml" xmlns:w16sdtdh="http://schemas.microsoft.com/office/word/2020/wordml/sdtdatahash" xmlns:w16se="http://schemas.microsoft.com/office/word/2015/wordml/symex" xmlns:wpg="http://schemas.microsoft.com/office/word/2010/wordprocessingGroup" xmlns:wpi="http://schemas.microsoft.com/office/word/2010/wordprocessingInk" xmlns:wne="http://schemas.microsoft.com/office/word/2006/wordml" xmlns:wps="http://schemas.microsoft.com/office/word/2010/wordprocessingShape" mc:Ignorable="w14 w15 w16se w16cid w16 w16cex w16sdtdh wp14">
   <w:abstractNum w:abstractNumId="0" w15:restartNumberingAfterBreak="0">
     <w:nsid w:val="01DD3658"/>
     <w:multiLevelType w:val="hybridMultilevel"/>
@@ -47445,7 +46292,7 @@
 </file>
 
 <file path=word/styles.xml><?xml version="1.0" encoding="utf-8"?>
-<w:styles xmlns:mc="http://schemas.openxmlformats.org/markup-compatibility/2006" xmlns:r="http://schemas.openxmlformats.org/officeDocument/2006/relationships" xmlns:w="http://schemas.openxmlformats.org/wordprocessingml/2006/main" xmlns:w14="http://schemas.microsoft.com/office/word/2010/wordml" xmlns:w15="http://schemas.microsoft.com/office/word/2012/wordml" xmlns:w16cex="http://schemas.microsoft.com/office/word/2018/wordml/cex" xmlns:w16cid="http://schemas.microsoft.com/office/word/2016/wordml/cid" xmlns:w16="http://schemas.microsoft.com/office/word/2018/wordml" xmlns:w16du="http://schemas.microsoft.com/office/word/2023/wordml/word16du" xmlns:w16sdtdh="http://schemas.microsoft.com/office/word/2020/wordml/sdtdatahash" xmlns:w16sdtfl="http://schemas.microsoft.com/office/word/2024/wordml/sdtformatlock" xmlns:w16se="http://schemas.microsoft.com/office/word/2015/wordml/symex" mc:Ignorable="w14 w15 w16se w16cid w16 w16cex w16sdtdh w16sdtfl w16du">
+<w:styles xmlns:mc="http://schemas.openxmlformats.org/markup-compatibility/2006" xmlns:r="http://schemas.openxmlformats.org/officeDocument/2006/relationships" xmlns:w="http://schemas.openxmlformats.org/wordprocessingml/2006/main" xmlns:w14="http://schemas.microsoft.com/office/word/2010/wordml" xmlns:w15="http://schemas.microsoft.com/office/word/2012/wordml" xmlns:w16cex="http://schemas.microsoft.com/office/word/2018/wordml/cex" xmlns:w16cid="http://schemas.microsoft.com/office/word/2016/wordml/cid" xmlns:w16="http://schemas.microsoft.com/office/word/2018/wordml" xmlns:w16sdtdh="http://schemas.microsoft.com/office/word/2020/wordml/sdtdatahash" xmlns:w16se="http://schemas.microsoft.com/office/word/2015/wordml/symex" mc:Ignorable="w14 w15 w16se w16cid w16 w16cex w16sdtdh">
   <w:docDefaults>
     <w:rPrDefault>
       <w:rPr>

--- a/documentation/SDMX_3-1_SECTION_3A_PART_IV_DATA.docx
+++ b/documentation/SDMX_3-1_SECTION_3A_PART_IV_DATA.docx
@@ -655,7 +655,7 @@
       <w:r>
         <w:fldChar w:fldCharType="separate"/>
       </w:r>
-      <w:hyperlink w:anchor="_Toc197687391" w:history="1">
+      <w:hyperlink w:anchor="_Toc198041980" w:history="1">
         <w:r>
           <w:rPr>
             <w:rStyle w:val="Hyperlink"/>
@@ -701,7 +701,7 @@
             <w:noProof/>
             <w:webHidden/>
           </w:rPr>
-          <w:instrText xml:space="preserve"> PAGEREF _Toc197687391 \h </w:instrText>
+          <w:instrText xml:space="preserve"> PAGEREF _Toc198041980 \h </w:instrText>
         </w:r>
         <w:r>
           <w:rPr>
@@ -749,7 +749,7 @@
           <w14:ligatures w14:val="standardContextual"/>
         </w:rPr>
       </w:pPr>
-      <w:hyperlink w:anchor="_Toc197687392" w:history="1">
+      <w:hyperlink w:anchor="_Toc198041981" w:history="1">
         <w:r>
           <w:rPr>
             <w:rStyle w:val="Hyperlink"/>
@@ -795,7 +795,7 @@
             <w:noProof/>
             <w:webHidden/>
           </w:rPr>
-          <w:instrText xml:space="preserve"> PAGEREF _Toc197687392 \h </w:instrText>
+          <w:instrText xml:space="preserve"> PAGEREF _Toc198041981 \h </w:instrText>
         </w:r>
         <w:r>
           <w:rPr>
@@ -843,7 +843,7 @@
           <w14:ligatures w14:val="standardContextual"/>
         </w:rPr>
       </w:pPr>
-      <w:hyperlink w:anchor="_Toc197687393" w:history="1">
+      <w:hyperlink w:anchor="_Toc198041982" w:history="1">
         <w:r>
           <w:rPr>
             <w:rStyle w:val="Hyperlink"/>
@@ -889,7 +889,7 @@
             <w:noProof/>
             <w:webHidden/>
           </w:rPr>
-          <w:instrText xml:space="preserve"> PAGEREF _Toc197687393 \h </w:instrText>
+          <w:instrText xml:space="preserve"> PAGEREF _Toc198041982 \h </w:instrText>
         </w:r>
         <w:r>
           <w:rPr>
@@ -937,7 +937,7 @@
           <w14:ligatures w14:val="standardContextual"/>
         </w:rPr>
       </w:pPr>
-      <w:hyperlink w:anchor="_Toc197687394" w:history="1">
+      <w:hyperlink w:anchor="_Toc198041983" w:history="1">
         <w:r>
           <w:rPr>
             <w:rStyle w:val="Hyperlink"/>
@@ -983,7 +983,7 @@
             <w:noProof/>
             <w:webHidden/>
           </w:rPr>
-          <w:instrText xml:space="preserve"> PAGEREF _Toc197687394 \h </w:instrText>
+          <w:instrText xml:space="preserve"> PAGEREF _Toc198041983 \h </w:instrText>
         </w:r>
         <w:r>
           <w:rPr>
@@ -1031,7 +1031,7 @@
           <w14:ligatures w14:val="standardContextual"/>
         </w:rPr>
       </w:pPr>
-      <w:hyperlink w:anchor="_Toc197687395" w:history="1">
+      <w:hyperlink w:anchor="_Toc198041984" w:history="1">
         <w:r>
           <w:rPr>
             <w:rStyle w:val="Hyperlink"/>
@@ -1077,7 +1077,7 @@
             <w:noProof/>
             <w:webHidden/>
           </w:rPr>
-          <w:instrText xml:space="preserve"> PAGEREF _Toc197687395 \h </w:instrText>
+          <w:instrText xml:space="preserve"> PAGEREF _Toc198041984 \h </w:instrText>
         </w:r>
         <w:r>
           <w:rPr>
@@ -1125,7 +1125,7 @@
           <w14:ligatures w14:val="standardContextual"/>
         </w:rPr>
       </w:pPr>
-      <w:hyperlink w:anchor="_Toc197687396" w:history="1">
+      <w:hyperlink w:anchor="_Toc198041985" w:history="1">
         <w:r>
           <w:rPr>
             <w:rStyle w:val="Hyperlink"/>
@@ -1171,7 +1171,7 @@
             <w:noProof/>
             <w:webHidden/>
           </w:rPr>
-          <w:instrText xml:space="preserve"> PAGEREF _Toc197687396 \h </w:instrText>
+          <w:instrText xml:space="preserve"> PAGEREF _Toc198041985 \h </w:instrText>
         </w:r>
         <w:r>
           <w:rPr>
@@ -1219,7 +1219,7 @@
           <w14:ligatures w14:val="standardContextual"/>
         </w:rPr>
       </w:pPr>
-      <w:hyperlink w:anchor="_Toc197687397" w:history="1">
+      <w:hyperlink w:anchor="_Toc198041986" w:history="1">
         <w:r>
           <w:rPr>
             <w:rStyle w:val="Hyperlink"/>
@@ -1265,7 +1265,7 @@
             <w:noProof/>
             <w:webHidden/>
           </w:rPr>
-          <w:instrText xml:space="preserve"> PAGEREF _Toc197687397 \h </w:instrText>
+          <w:instrText xml:space="preserve"> PAGEREF _Toc198041986 \h </w:instrText>
         </w:r>
         <w:r>
           <w:rPr>
@@ -1313,7 +1313,7 @@
           <w14:ligatures w14:val="standardContextual"/>
         </w:rPr>
       </w:pPr>
-      <w:hyperlink w:anchor="_Toc197687398" w:history="1">
+      <w:hyperlink w:anchor="_Toc198041987" w:history="1">
         <w:r>
           <w:rPr>
             <w:rStyle w:val="Hyperlink"/>
@@ -1359,7 +1359,7 @@
             <w:noProof/>
             <w:webHidden/>
           </w:rPr>
-          <w:instrText xml:space="preserve"> PAGEREF _Toc197687398 \h </w:instrText>
+          <w:instrText xml:space="preserve"> PAGEREF _Toc198041987 \h </w:instrText>
         </w:r>
         <w:r>
           <w:rPr>
@@ -1407,7 +1407,7 @@
           <w14:ligatures w14:val="standardContextual"/>
         </w:rPr>
       </w:pPr>
-      <w:hyperlink w:anchor="_Toc197687399" w:history="1">
+      <w:hyperlink w:anchor="_Toc198041988" w:history="1">
         <w:r>
           <w:rPr>
             <w:rStyle w:val="Hyperlink"/>
@@ -1453,7 +1453,7 @@
             <w:noProof/>
             <w:webHidden/>
           </w:rPr>
-          <w:instrText xml:space="preserve"> PAGEREF _Toc197687399 \h </w:instrText>
+          <w:instrText xml:space="preserve"> PAGEREF _Toc198041988 \h </w:instrText>
         </w:r>
         <w:r>
           <w:rPr>
@@ -1501,7 +1501,7 @@
           <w14:ligatures w14:val="standardContextual"/>
         </w:rPr>
       </w:pPr>
-      <w:hyperlink w:anchor="_Toc197687400" w:history="1">
+      <w:hyperlink w:anchor="_Toc198041989" w:history="1">
         <w:r>
           <w:rPr>
             <w:rStyle w:val="Hyperlink"/>
@@ -1547,7 +1547,7 @@
             <w:noProof/>
             <w:webHidden/>
           </w:rPr>
-          <w:instrText xml:space="preserve"> PAGEREF _Toc197687400 \h </w:instrText>
+          <w:instrText xml:space="preserve"> PAGEREF _Toc198041989 \h </w:instrText>
         </w:r>
         <w:r>
           <w:rPr>
@@ -1595,7 +1595,7 @@
           <w14:ligatures w14:val="standardContextual"/>
         </w:rPr>
       </w:pPr>
-      <w:hyperlink w:anchor="_Toc197687401" w:history="1">
+      <w:hyperlink w:anchor="_Toc198041990" w:history="1">
         <w:r>
           <w:rPr>
             <w:rStyle w:val="Hyperlink"/>
@@ -1641,7 +1641,7 @@
             <w:noProof/>
             <w:webHidden/>
           </w:rPr>
-          <w:instrText xml:space="preserve"> PAGEREF _Toc197687401 \h </w:instrText>
+          <w:instrText xml:space="preserve"> PAGEREF _Toc198041990 \h </w:instrText>
         </w:r>
         <w:r>
           <w:rPr>
@@ -1689,7 +1689,7 @@
           <w14:ligatures w14:val="standardContextual"/>
         </w:rPr>
       </w:pPr>
-      <w:hyperlink w:anchor="_Toc197687402" w:history="1">
+      <w:hyperlink w:anchor="_Toc198041991" w:history="1">
         <w:r>
           <w:rPr>
             <w:rStyle w:val="Hyperlink"/>
@@ -1735,7 +1735,7 @@
             <w:noProof/>
             <w:webHidden/>
           </w:rPr>
-          <w:instrText xml:space="preserve"> PAGEREF _Toc197687402 \h </w:instrText>
+          <w:instrText xml:space="preserve"> PAGEREF _Toc198041991 \h </w:instrText>
         </w:r>
         <w:r>
           <w:rPr>
@@ -1783,7 +1783,7 @@
           <w14:ligatures w14:val="standardContextual"/>
         </w:rPr>
       </w:pPr>
-      <w:hyperlink w:anchor="_Toc197687403" w:history="1">
+      <w:hyperlink w:anchor="_Toc198041992" w:history="1">
         <w:r>
           <w:rPr>
             <w:rStyle w:val="Hyperlink"/>
@@ -1829,7 +1829,7 @@
             <w:noProof/>
             <w:webHidden/>
           </w:rPr>
-          <w:instrText xml:space="preserve"> PAGEREF _Toc197687403 \h </w:instrText>
+          <w:instrText xml:space="preserve"> PAGEREF _Toc198041992 \h </w:instrText>
         </w:r>
         <w:r>
           <w:rPr>
@@ -1877,7 +1877,7 @@
           <w14:ligatures w14:val="standardContextual"/>
         </w:rPr>
       </w:pPr>
-      <w:hyperlink w:anchor="_Toc197687404" w:history="1">
+      <w:hyperlink w:anchor="_Toc198041993" w:history="1">
         <w:r>
           <w:rPr>
             <w:rStyle w:val="Hyperlink"/>
@@ -1923,7 +1923,7 @@
             <w:noProof/>
             <w:webHidden/>
           </w:rPr>
-          <w:instrText xml:space="preserve"> PAGEREF _Toc197687404 \h </w:instrText>
+          <w:instrText xml:space="preserve"> PAGEREF _Toc198041993 \h </w:instrText>
         </w:r>
         <w:r>
           <w:rPr>
@@ -1971,7 +1971,7 @@
           <w14:ligatures w14:val="standardContextual"/>
         </w:rPr>
       </w:pPr>
-      <w:hyperlink w:anchor="_Toc197687405" w:history="1">
+      <w:hyperlink w:anchor="_Toc198041994" w:history="1">
         <w:r>
           <w:rPr>
             <w:rStyle w:val="Hyperlink"/>
@@ -2017,7 +2017,7 @@
             <w:noProof/>
             <w:webHidden/>
           </w:rPr>
-          <w:instrText xml:space="preserve"> PAGEREF _Toc197687405 \h </w:instrText>
+          <w:instrText xml:space="preserve"> PAGEREF _Toc198041994 \h </w:instrText>
         </w:r>
         <w:r>
           <w:rPr>
@@ -2065,7 +2065,7 @@
           <w14:ligatures w14:val="standardContextual"/>
         </w:rPr>
       </w:pPr>
-      <w:hyperlink w:anchor="_Toc197687406" w:history="1">
+      <w:hyperlink w:anchor="_Toc198041995" w:history="1">
         <w:r>
           <w:rPr>
             <w:rStyle w:val="Hyperlink"/>
@@ -2111,7 +2111,7 @@
             <w:noProof/>
             <w:webHidden/>
           </w:rPr>
-          <w:instrText xml:space="preserve"> PAGEREF _Toc197687406 \h </w:instrText>
+          <w:instrText xml:space="preserve"> PAGEREF _Toc198041995 \h </w:instrText>
         </w:r>
         <w:r>
           <w:rPr>
@@ -2159,7 +2159,7 @@
           <w14:ligatures w14:val="standardContextual"/>
         </w:rPr>
       </w:pPr>
-      <w:hyperlink w:anchor="_Toc197687407" w:history="1">
+      <w:hyperlink w:anchor="_Toc198041996" w:history="1">
         <w:r>
           <w:rPr>
             <w:rStyle w:val="Hyperlink"/>
@@ -2207,7 +2207,7 @@
             <w:noProof/>
             <w:webHidden/>
           </w:rPr>
-          <w:instrText xml:space="preserve"> PAGEREF _Toc197687407 \h </w:instrText>
+          <w:instrText xml:space="preserve"> PAGEREF _Toc198041996 \h </w:instrText>
         </w:r>
         <w:r>
           <w:rPr>
@@ -2255,7 +2255,7 @@
           <w14:ligatures w14:val="standardContextual"/>
         </w:rPr>
       </w:pPr>
-      <w:hyperlink w:anchor="_Toc197687408" w:history="1">
+      <w:hyperlink w:anchor="_Toc198041997" w:history="1">
         <w:r>
           <w:rPr>
             <w:rStyle w:val="Hyperlink"/>
@@ -2303,7 +2303,7 @@
             <w:noProof/>
             <w:webHidden/>
           </w:rPr>
-          <w:instrText xml:space="preserve"> PAGEREF _Toc197687408 \h </w:instrText>
+          <w:instrText xml:space="preserve"> PAGEREF _Toc198041997 \h </w:instrText>
         </w:r>
         <w:r>
           <w:rPr>
@@ -2351,7 +2351,7 @@
           <w14:ligatures w14:val="standardContextual"/>
         </w:rPr>
       </w:pPr>
-      <w:hyperlink w:anchor="_Toc197687409" w:history="1">
+      <w:hyperlink w:anchor="_Toc198041998" w:history="1">
         <w:r>
           <w:rPr>
             <w:rStyle w:val="Hyperlink"/>
@@ -2399,7 +2399,7 @@
             <w:noProof/>
             <w:webHidden/>
           </w:rPr>
-          <w:instrText xml:space="preserve"> PAGEREF _Toc197687409 \h </w:instrText>
+          <w:instrText xml:space="preserve"> PAGEREF _Toc198041998 \h </w:instrText>
         </w:r>
         <w:r>
           <w:rPr>
@@ -2447,7 +2447,7 @@
           <w14:ligatures w14:val="standardContextual"/>
         </w:rPr>
       </w:pPr>
-      <w:hyperlink w:anchor="_Toc197687410" w:history="1">
+      <w:hyperlink w:anchor="_Toc198041999" w:history="1">
         <w:r>
           <w:rPr>
             <w:rStyle w:val="Hyperlink"/>
@@ -2495,7 +2495,7 @@
             <w:noProof/>
             <w:webHidden/>
           </w:rPr>
-          <w:instrText xml:space="preserve"> PAGEREF _Toc197687410 \h </w:instrText>
+          <w:instrText xml:space="preserve"> PAGEREF _Toc198041999 \h </w:instrText>
         </w:r>
         <w:r>
           <w:rPr>
@@ -2543,7 +2543,7 @@
           <w14:ligatures w14:val="standardContextual"/>
         </w:rPr>
       </w:pPr>
-      <w:hyperlink w:anchor="_Toc197687411" w:history="1">
+      <w:hyperlink w:anchor="_Toc198042000" w:history="1">
         <w:r>
           <w:rPr>
             <w:rStyle w:val="Hyperlink"/>
@@ -2570,7 +2570,23 @@
             <w:noProof/>
             <w:lang w:bidi="ml"/>
           </w:rPr>
-          <w:t>Representation with Missing Value Support</w:t>
+          <w:t>Representation with M</w:t>
+        </w:r>
+        <w:r>
+          <w:rPr>
+            <w:rStyle w:val="Hyperlink"/>
+            <w:noProof/>
+            <w:lang w:bidi="ml"/>
+          </w:rPr>
+          <w:t>i</w:t>
+        </w:r>
+        <w:r>
+          <w:rPr>
+            <w:rStyle w:val="Hyperlink"/>
+            <w:noProof/>
+            <w:lang w:bidi="ml"/>
+          </w:rPr>
+          <w:t>ssing Value Support</w:t>
         </w:r>
         <w:r>
           <w:rPr>
@@ -2591,7 +2607,7 @@
             <w:noProof/>
             <w:webHidden/>
           </w:rPr>
-          <w:instrText xml:space="preserve"> PAGEREF _Toc197687411 \h </w:instrText>
+          <w:instrText xml:space="preserve"> PAGEREF _Toc198042000 \h </w:instrText>
         </w:r>
         <w:r>
           <w:rPr>
@@ -2639,7 +2655,7 @@
           <w14:ligatures w14:val="standardContextual"/>
         </w:rPr>
       </w:pPr>
-      <w:hyperlink w:anchor="_Toc197687412" w:history="1">
+      <w:hyperlink w:anchor="_Toc198042001" w:history="1">
         <w:r>
           <w:rPr>
             <w:rStyle w:val="Hyperlink"/>
@@ -2647,6 +2663,102 @@
             <w:lang w:bidi="ml"/>
           </w:rPr>
           <w:t>3.3.8</w:t>
+        </w:r>
+        <w:r>
+          <w:rPr>
+            <w:rFonts w:asciiTheme="minorHAnsi" w:eastAsiaTheme="minorEastAsia" w:hAnsiTheme="minorHAnsi" w:cstheme="minorBidi"/>
+            <w:noProof/>
+            <w:kern w:val="2"/>
+            <w:sz w:val="24"/>
+            <w:szCs w:val="24"/>
+            <w:lang w:eastAsia="en-GB"/>
+            <w14:ligatures w14:val="standardContextual"/>
+          </w:rPr>
+          <w:tab/>
+        </w:r>
+        <w:r>
+          <w:rPr>
+            <w:rStyle w:val="Hyperlink"/>
+            <w:noProof/>
+            <w:lang w:bidi="ml"/>
+          </w:rPr>
+          <w:t>Representation with Not Applicable Value</w:t>
+        </w:r>
+        <w:r>
+          <w:rPr>
+            <w:noProof/>
+            <w:webHidden/>
+          </w:rPr>
+          <w:tab/>
+        </w:r>
+        <w:r>
+          <w:rPr>
+            <w:noProof/>
+            <w:webHidden/>
+          </w:rPr>
+          <w:fldChar w:fldCharType="begin"/>
+        </w:r>
+        <w:r>
+          <w:rPr>
+            <w:noProof/>
+            <w:webHidden/>
+          </w:rPr>
+          <w:instrText xml:space="preserve"> PAGEREF _Toc198042001 \h </w:instrText>
+        </w:r>
+        <w:r>
+          <w:rPr>
+            <w:noProof/>
+            <w:webHidden/>
+          </w:rPr>
+        </w:r>
+        <w:r>
+          <w:rPr>
+            <w:noProof/>
+            <w:webHidden/>
+          </w:rPr>
+          <w:fldChar w:fldCharType="separate"/>
+        </w:r>
+        <w:r>
+          <w:rPr>
+            <w:noProof/>
+            <w:webHidden/>
+          </w:rPr>
+          <w:t>26</w:t>
+        </w:r>
+        <w:r>
+          <w:rPr>
+            <w:noProof/>
+            <w:webHidden/>
+          </w:rPr>
+          <w:fldChar w:fldCharType="end"/>
+        </w:r>
+      </w:hyperlink>
+    </w:p>
+    <w:p>
+      <w:pPr>
+        <w:pStyle w:val="TOC3"/>
+        <w:tabs>
+          <w:tab w:val="left" w:pos="720"/>
+          <w:tab w:val="right" w:leader="dot" w:pos="8302"/>
+        </w:tabs>
+        <w:rPr>
+          <w:rFonts w:asciiTheme="minorHAnsi" w:eastAsiaTheme="minorEastAsia" w:hAnsiTheme="minorHAnsi" w:cstheme="minorBidi"/>
+          <w:noProof/>
+          <w:kern w:val="2"/>
+          <w:sz w:val="24"/>
+          <w:szCs w:val="24"/>
+          <w:lang w:eastAsia="en-GB"/>
+          <w14:ligatures w14:val="standardContextual"/>
+        </w:rPr>
+      </w:pPr>
+      <w:hyperlink w:anchor="_Toc198042002" w:history="1">
+        <w:r>
+          <w:rPr>
+            <w:rStyle w:val="Hyperlink"/>
+            <w:noProof/>
+            <w:lang w:bidi="ml"/>
+          </w:rPr>
+          <w:t>3.3.9</w:t>
         </w:r>
         <w:r>
           <w:rPr>
@@ -2687,7 +2799,7 @@
             <w:noProof/>
             <w:webHidden/>
           </w:rPr>
-          <w:instrText xml:space="preserve"> PAGEREF _Toc197687412 \h </w:instrText>
+          <w:instrText xml:space="preserve"> PAGEREF _Toc198042002 \h </w:instrText>
         </w:r>
         <w:r>
           <w:rPr>
@@ -2707,7 +2819,7 @@
             <w:noProof/>
             <w:webHidden/>
           </w:rPr>
-          <w:t>26</w:t>
+          <w:t>27</w:t>
         </w:r>
         <w:r>
           <w:rPr>
@@ -2722,7 +2834,7 @@
       <w:pPr>
         <w:pStyle w:val="TOC3"/>
         <w:tabs>
-          <w:tab w:val="left" w:pos="720"/>
+          <w:tab w:val="left" w:pos="960"/>
           <w:tab w:val="right" w:leader="dot" w:pos="8302"/>
         </w:tabs>
         <w:rPr>
@@ -2735,13 +2847,13 @@
           <w14:ligatures w14:val="standardContextual"/>
         </w:rPr>
       </w:pPr>
-      <w:hyperlink w:anchor="_Toc197687413" w:history="1">
+      <w:hyperlink w:anchor="_Toc198042003" w:history="1">
         <w:r>
           <w:rPr>
             <w:rStyle w:val="Hyperlink"/>
             <w:noProof/>
           </w:rPr>
-          <w:t>3.3.9</w:t>
+          <w:t>3.3.10</w:t>
         </w:r>
         <w:r>
           <w:rPr>
@@ -2781,7 +2893,7 @@
             <w:noProof/>
             <w:webHidden/>
           </w:rPr>
-          <w:instrText xml:space="preserve"> PAGEREF _Toc197687413 \h </w:instrText>
+          <w:instrText xml:space="preserve"> PAGEREF _Toc198042003 \h </w:instrText>
         </w:r>
         <w:r>
           <w:rPr>
@@ -2801,7 +2913,7 @@
             <w:noProof/>
             <w:webHidden/>
           </w:rPr>
-          <w:t>27</w:t>
+          <w:t>28</w:t>
         </w:r>
         <w:r>
           <w:rPr>
@@ -2829,13 +2941,13 @@
           <w14:ligatures w14:val="standardContextual"/>
         </w:rPr>
       </w:pPr>
-      <w:hyperlink w:anchor="_Toc197687414" w:history="1">
+      <w:hyperlink w:anchor="_Toc198042004" w:history="1">
         <w:r>
           <w:rPr>
             <w:rStyle w:val="Hyperlink"/>
             <w:noProof/>
           </w:rPr>
-          <w:t>3.3.10</w:t>
+          <w:t>3.3.11</w:t>
         </w:r>
         <w:r>
           <w:rPr>
@@ -2883,7 +2995,7 @@
             <w:noProof/>
             <w:webHidden/>
           </w:rPr>
-          <w:instrText xml:space="preserve"> PAGEREF _Toc197687414 \h </w:instrText>
+          <w:instrText xml:space="preserve"> PAGEREF _Toc198042004 \h </w:instrText>
         </w:r>
         <w:r>
           <w:rPr>
@@ -2903,7 +3015,7 @@
             <w:noProof/>
             <w:webHidden/>
           </w:rPr>
-          <w:t>27</w:t>
+          <w:t>28</w:t>
         </w:r>
         <w:r>
           <w:rPr>
@@ -2931,7 +3043,7 @@
           <w14:ligatures w14:val="standardContextual"/>
         </w:rPr>
       </w:pPr>
-      <w:hyperlink w:anchor="_Toc197687415" w:history="1">
+      <w:hyperlink w:anchor="_Toc198042005" w:history="1">
         <w:r>
           <w:rPr>
             <w:rStyle w:val="Hyperlink"/>
@@ -2979,7 +3091,7 @@
             <w:noProof/>
             <w:webHidden/>
           </w:rPr>
-          <w:instrText xml:space="preserve"> PAGEREF _Toc197687415 \h </w:instrText>
+          <w:instrText xml:space="preserve"> PAGEREF _Toc198042005 \h </w:instrText>
         </w:r>
         <w:r>
           <w:rPr>
@@ -2999,7 +3111,7 @@
             <w:noProof/>
             <w:webHidden/>
           </w:rPr>
-          <w:t>27</w:t>
+          <w:t>29</w:t>
         </w:r>
         <w:r>
           <w:rPr>
@@ -3027,7 +3139,7 @@
           <w14:ligatures w14:val="standardContextual"/>
         </w:rPr>
       </w:pPr>
-      <w:hyperlink w:anchor="_Toc197687416" w:history="1">
+      <w:hyperlink w:anchor="_Toc198042006" w:history="1">
         <w:r>
           <w:rPr>
             <w:rStyle w:val="Hyperlink"/>
@@ -3073,7 +3185,7 @@
             <w:noProof/>
             <w:webHidden/>
           </w:rPr>
-          <w:instrText xml:space="preserve"> PAGEREF _Toc197687416 \h </w:instrText>
+          <w:instrText xml:space="preserve"> PAGEREF _Toc198042006 \h </w:instrText>
         </w:r>
         <w:r>
           <w:rPr>
@@ -3093,7 +3205,7 @@
             <w:noProof/>
             <w:webHidden/>
           </w:rPr>
-          <w:t>28</w:t>
+          <w:t>29</w:t>
         </w:r>
         <w:r>
           <w:rPr>
@@ -3121,7 +3233,7 @@
           <w14:ligatures w14:val="standardContextual"/>
         </w:rPr>
       </w:pPr>
-      <w:hyperlink w:anchor="_Toc197687417" w:history="1">
+      <w:hyperlink w:anchor="_Toc198042007" w:history="1">
         <w:r>
           <w:rPr>
             <w:rStyle w:val="Hyperlink"/>
@@ -3167,7 +3279,7 @@
             <w:noProof/>
             <w:webHidden/>
           </w:rPr>
-          <w:instrText xml:space="preserve"> PAGEREF _Toc197687417 \h </w:instrText>
+          <w:instrText xml:space="preserve"> PAGEREF _Toc198042007 \h </w:instrText>
         </w:r>
         <w:r>
           <w:rPr>
@@ -3187,7 +3299,7 @@
             <w:noProof/>
             <w:webHidden/>
           </w:rPr>
-          <w:t>28</w:t>
+          <w:t>29</w:t>
         </w:r>
         <w:r>
           <w:rPr>
@@ -3215,7 +3327,7 @@
           <w14:ligatures w14:val="standardContextual"/>
         </w:rPr>
       </w:pPr>
-      <w:hyperlink w:anchor="_Toc197687418" w:history="1">
+      <w:hyperlink w:anchor="_Toc198042008" w:history="1">
         <w:r>
           <w:rPr>
             <w:rStyle w:val="Hyperlink"/>
@@ -3261,7 +3373,7 @@
             <w:noProof/>
             <w:webHidden/>
           </w:rPr>
-          <w:instrText xml:space="preserve"> PAGEREF _Toc197687418 \h </w:instrText>
+          <w:instrText xml:space="preserve"> PAGEREF _Toc198042008 \h </w:instrText>
         </w:r>
         <w:r>
           <w:rPr>
@@ -3281,7 +3393,7 @@
             <w:noProof/>
             <w:webHidden/>
           </w:rPr>
-          <w:t>30</w:t>
+          <w:t>31</w:t>
         </w:r>
         <w:r>
           <w:rPr>
@@ -3309,7 +3421,7 @@
           <w14:ligatures w14:val="standardContextual"/>
         </w:rPr>
       </w:pPr>
-      <w:hyperlink w:anchor="_Toc197687419" w:history="1">
+      <w:hyperlink w:anchor="_Toc198042009" w:history="1">
         <w:r>
           <w:rPr>
             <w:rStyle w:val="Hyperlink"/>
@@ -3355,7 +3467,7 @@
             <w:noProof/>
             <w:webHidden/>
           </w:rPr>
-          <w:instrText xml:space="preserve"> PAGEREF _Toc197687419 \h </w:instrText>
+          <w:instrText xml:space="preserve"> PAGEREF _Toc198042009 \h </w:instrText>
         </w:r>
         <w:r>
           <w:rPr>
@@ -3375,7 +3487,7 @@
             <w:noProof/>
             <w:webHidden/>
           </w:rPr>
-          <w:t>30</w:t>
+          <w:t>31</w:t>
         </w:r>
         <w:r>
           <w:rPr>
@@ -3403,7 +3515,7 @@
           <w14:ligatures w14:val="standardContextual"/>
         </w:rPr>
       </w:pPr>
-      <w:hyperlink w:anchor="_Toc197687420" w:history="1">
+      <w:hyperlink w:anchor="_Toc198042010" w:history="1">
         <w:r>
           <w:rPr>
             <w:rStyle w:val="Hyperlink"/>
@@ -3449,7 +3561,7 @@
             <w:noProof/>
             <w:webHidden/>
           </w:rPr>
-          <w:instrText xml:space="preserve"> PAGEREF _Toc197687420 \h </w:instrText>
+          <w:instrText xml:space="preserve"> PAGEREF _Toc198042010 \h </w:instrText>
         </w:r>
         <w:r>
           <w:rPr>
@@ -3469,7 +3581,7 @@
             <w:noProof/>
             <w:webHidden/>
           </w:rPr>
-          <w:t>31</w:t>
+          <w:t>32</w:t>
         </w:r>
         <w:r>
           <w:rPr>
@@ -3497,7 +3609,7 @@
           <w14:ligatures w14:val="standardContextual"/>
         </w:rPr>
       </w:pPr>
-      <w:hyperlink w:anchor="_Toc197687421" w:history="1">
+      <w:hyperlink w:anchor="_Toc198042011" w:history="1">
         <w:r>
           <w:rPr>
             <w:rStyle w:val="Hyperlink"/>
@@ -3543,7 +3655,7 @@
             <w:noProof/>
             <w:webHidden/>
           </w:rPr>
-          <w:instrText xml:space="preserve"> PAGEREF _Toc197687421 \h </w:instrText>
+          <w:instrText xml:space="preserve"> PAGEREF _Toc198042011 \h </w:instrText>
         </w:r>
         <w:r>
           <w:rPr>
@@ -3563,7 +3675,7 @@
             <w:noProof/>
             <w:webHidden/>
           </w:rPr>
-          <w:t>31</w:t>
+          <w:t>33</w:t>
         </w:r>
         <w:r>
           <w:rPr>
@@ -3591,7 +3703,7 @@
           <w14:ligatures w14:val="standardContextual"/>
         </w:rPr>
       </w:pPr>
-      <w:hyperlink w:anchor="_Toc197687422" w:history="1">
+      <w:hyperlink w:anchor="_Toc198042012" w:history="1">
         <w:r>
           <w:rPr>
             <w:rStyle w:val="Hyperlink"/>
@@ -3637,7 +3749,7 @@
             <w:noProof/>
             <w:webHidden/>
           </w:rPr>
-          <w:instrText xml:space="preserve"> PAGEREF _Toc197687422 \h </w:instrText>
+          <w:instrText xml:space="preserve"> PAGEREF _Toc198042012 \h </w:instrText>
         </w:r>
         <w:r>
           <w:rPr>
@@ -3657,7 +3769,7 @@
             <w:noProof/>
             <w:webHidden/>
           </w:rPr>
-          <w:t>32</w:t>
+          <w:t>33</w:t>
         </w:r>
         <w:r>
           <w:rPr>
@@ -3685,7 +3797,7 @@
           <w14:ligatures w14:val="standardContextual"/>
         </w:rPr>
       </w:pPr>
-      <w:hyperlink w:anchor="_Toc197687423" w:history="1">
+      <w:hyperlink w:anchor="_Toc198042013" w:history="1">
         <w:r>
           <w:rPr>
             <w:rStyle w:val="Hyperlink"/>
@@ -3731,7 +3843,7 @@
             <w:noProof/>
             <w:webHidden/>
           </w:rPr>
-          <w:instrText xml:space="preserve"> PAGEREF _Toc197687423 \h </w:instrText>
+          <w:instrText xml:space="preserve"> PAGEREF _Toc198042013 \h </w:instrText>
         </w:r>
         <w:r>
           <w:rPr>
@@ -3751,7 +3863,7 @@
             <w:noProof/>
             <w:webHidden/>
           </w:rPr>
-          <w:t>32</w:t>
+          <w:t>33</w:t>
         </w:r>
         <w:r>
           <w:rPr>
@@ -3779,7 +3891,7 @@
           <w14:ligatures w14:val="standardContextual"/>
         </w:rPr>
       </w:pPr>
-      <w:hyperlink w:anchor="_Toc197687424" w:history="1">
+      <w:hyperlink w:anchor="_Toc198042014" w:history="1">
         <w:r>
           <w:rPr>
             <w:rStyle w:val="Hyperlink"/>
@@ -3825,7 +3937,7 @@
             <w:noProof/>
             <w:webHidden/>
           </w:rPr>
-          <w:instrText xml:space="preserve"> PAGEREF _Toc197687424 \h </w:instrText>
+          <w:instrText xml:space="preserve"> PAGEREF _Toc198042014 \h </w:instrText>
         </w:r>
         <w:r>
           <w:rPr>
@@ -3845,7 +3957,7 @@
             <w:noProof/>
             <w:webHidden/>
           </w:rPr>
-          <w:t>32</w:t>
+          <w:t>33</w:t>
         </w:r>
         <w:r>
           <w:rPr>
@@ -3873,7 +3985,7 @@
           <w14:ligatures w14:val="standardContextual"/>
         </w:rPr>
       </w:pPr>
-      <w:hyperlink w:anchor="_Toc197687425" w:history="1">
+      <w:hyperlink w:anchor="_Toc198042015" w:history="1">
         <w:r>
           <w:rPr>
             <w:rStyle w:val="Hyperlink"/>
@@ -3919,7 +4031,7 @@
             <w:noProof/>
             <w:webHidden/>
           </w:rPr>
-          <w:instrText xml:space="preserve"> PAGEREF _Toc197687425 \h </w:instrText>
+          <w:instrText xml:space="preserve"> PAGEREF _Toc198042015 \h </w:instrText>
         </w:r>
         <w:r>
           <w:rPr>
@@ -3939,7 +4051,7 @@
             <w:noProof/>
             <w:webHidden/>
           </w:rPr>
-          <w:t>32</w:t>
+          <w:t>34</w:t>
         </w:r>
         <w:r>
           <w:rPr>
@@ -3967,7 +4079,7 @@
           <w14:ligatures w14:val="standardContextual"/>
         </w:rPr>
       </w:pPr>
-      <w:hyperlink w:anchor="_Toc197687426" w:history="1">
+      <w:hyperlink w:anchor="_Toc198042016" w:history="1">
         <w:r>
           <w:rPr>
             <w:rStyle w:val="Hyperlink"/>
@@ -4013,7 +4125,7 @@
             <w:noProof/>
             <w:webHidden/>
           </w:rPr>
-          <w:instrText xml:space="preserve"> PAGEREF _Toc197687426 \h </w:instrText>
+          <w:instrText xml:space="preserve"> PAGEREF _Toc198042016 \h </w:instrText>
         </w:r>
         <w:r>
           <w:rPr>
@@ -4033,7 +4145,7 @@
             <w:noProof/>
             <w:webHidden/>
           </w:rPr>
-          <w:t>33</w:t>
+          <w:t>34</w:t>
         </w:r>
         <w:r>
           <w:rPr>
@@ -4061,7 +4173,7 @@
           <w14:ligatures w14:val="standardContextual"/>
         </w:rPr>
       </w:pPr>
-      <w:hyperlink w:anchor="_Toc197687427" w:history="1">
+      <w:hyperlink w:anchor="_Toc198042017" w:history="1">
         <w:r>
           <w:rPr>
             <w:rStyle w:val="Hyperlink"/>
@@ -4107,7 +4219,7 @@
             <w:noProof/>
             <w:webHidden/>
           </w:rPr>
-          <w:instrText xml:space="preserve"> PAGEREF _Toc197687427 \h </w:instrText>
+          <w:instrText xml:space="preserve"> PAGEREF _Toc198042017 \h </w:instrText>
         </w:r>
         <w:r>
           <w:rPr>
@@ -4127,7 +4239,7 @@
             <w:noProof/>
             <w:webHidden/>
           </w:rPr>
-          <w:t>34</w:t>
+          <w:t>35</w:t>
         </w:r>
         <w:r>
           <w:rPr>
@@ -4155,7 +4267,7 @@
           <w14:ligatures w14:val="standardContextual"/>
         </w:rPr>
       </w:pPr>
-      <w:hyperlink w:anchor="_Toc197687428" w:history="1">
+      <w:hyperlink w:anchor="_Toc198042018" w:history="1">
         <w:r>
           <w:rPr>
             <w:rStyle w:val="Hyperlink"/>
@@ -4201,7 +4313,7 @@
             <w:noProof/>
             <w:webHidden/>
           </w:rPr>
-          <w:instrText xml:space="preserve"> PAGEREF _Toc197687428 \h </w:instrText>
+          <w:instrText xml:space="preserve"> PAGEREF _Toc198042018 \h </w:instrText>
         </w:r>
         <w:r>
           <w:rPr>
@@ -4221,7 +4333,7 @@
             <w:noProof/>
             <w:webHidden/>
           </w:rPr>
-          <w:t>35</w:t>
+          <w:t>36</w:t>
         </w:r>
         <w:r>
           <w:rPr>
@@ -4249,7 +4361,7 @@
           <w14:ligatures w14:val="standardContextual"/>
         </w:rPr>
       </w:pPr>
-      <w:hyperlink w:anchor="_Toc197687429" w:history="1">
+      <w:hyperlink w:anchor="_Toc198042019" w:history="1">
         <w:r>
           <w:rPr>
             <w:rStyle w:val="Hyperlink"/>
@@ -4295,7 +4407,7 @@
             <w:noProof/>
             <w:webHidden/>
           </w:rPr>
-          <w:instrText xml:space="preserve"> PAGEREF _Toc197687429 \h </w:instrText>
+          <w:instrText xml:space="preserve"> PAGEREF _Toc198042019 \h </w:instrText>
         </w:r>
         <w:r>
           <w:rPr>
@@ -4315,7 +4427,7 @@
             <w:noProof/>
             <w:webHidden/>
           </w:rPr>
-          <w:t>35</w:t>
+          <w:t>36</w:t>
         </w:r>
         <w:r>
           <w:rPr>
@@ -4352,7 +4464,7 @@
       </w:pPr>
       <w:bookmarkStart w:id="0" w:name="_Toc278497173"/>
       <w:bookmarkStart w:id="1" w:name="_Toc290069311"/>
-      <w:bookmarkStart w:id="2" w:name="_Toc197687391"/>
+      <w:bookmarkStart w:id="2" w:name="_Toc198041980"/>
       <w:r>
         <w:lastRenderedPageBreak/>
         <w:t>Introduction</w:t>
@@ -4500,7 +4612,7 @@
       </w:pPr>
       <w:bookmarkStart w:id="3" w:name="_Toc278497174"/>
       <w:bookmarkStart w:id="4" w:name="_Toc290069312"/>
-      <w:bookmarkStart w:id="5" w:name="_Toc197687392"/>
+      <w:bookmarkStart w:id="5" w:name="_Toc198041981"/>
       <w:r>
         <w:t>Schema Documentation</w:t>
       </w:r>
@@ -4513,7 +4625,7 @@
         <w:pStyle w:val="Heading2"/>
       </w:pPr>
       <w:bookmarkStart w:id="6" w:name="_Toc290069316"/>
-      <w:bookmarkStart w:id="7" w:name="_Toc197687393"/>
+      <w:bookmarkStart w:id="7" w:name="_Toc198041982"/>
       <w:r>
         <w:t>Structure</w:t>
       </w:r>
@@ -4597,7 +4709,7 @@
         <w:pStyle w:val="Heading3"/>
       </w:pPr>
       <w:bookmarkStart w:id="8" w:name="_Toc290069317"/>
-      <w:bookmarkStart w:id="9" w:name="_Toc197687394"/>
+      <w:bookmarkStart w:id="9" w:name="_Toc198041983"/>
       <w:r>
         <w:t>Summary</w:t>
       </w:r>
@@ -4973,7 +5085,7 @@
       <w:pPr>
         <w:pStyle w:val="Heading3"/>
       </w:pPr>
-      <w:bookmarkStart w:id="11" w:name="_Toc197687395"/>
+      <w:bookmarkStart w:id="11" w:name="_Toc198041984"/>
       <w:r>
         <w:t>Complex Types</w:t>
       </w:r>
@@ -12037,7 +12149,7 @@
         <w:pStyle w:val="Heading2"/>
       </w:pPr>
       <w:bookmarkStart w:id="12" w:name="_Toc290069320"/>
-      <w:bookmarkStart w:id="13" w:name="_Toc197687396"/>
+      <w:bookmarkStart w:id="13" w:name="_Toc198041985"/>
       <w:r>
         <w:lastRenderedPageBreak/>
         <w:t xml:space="preserve">Generic </w:t>
@@ -12122,7 +12234,7 @@
         <w:pStyle w:val="Heading3"/>
       </w:pPr>
       <w:bookmarkStart w:id="14" w:name="_Toc290069321"/>
-      <w:bookmarkStart w:id="15" w:name="_Toc197687397"/>
+      <w:bookmarkStart w:id="15" w:name="_Toc198041986"/>
       <w:r>
         <w:t>Summary</w:t>
       </w:r>
@@ -12402,7 +12514,7 @@
       <w:pPr>
         <w:pStyle w:val="Heading3"/>
       </w:pPr>
-      <w:bookmarkStart w:id="17" w:name="_Toc197687398"/>
+      <w:bookmarkStart w:id="17" w:name="_Toc198041987"/>
       <w:r>
         <w:t>Global Elements</w:t>
       </w:r>
@@ -12467,7 +12579,7 @@
       <w:pPr>
         <w:pStyle w:val="Heading3"/>
       </w:pPr>
-      <w:bookmarkStart w:id="18" w:name="_Toc197687399"/>
+      <w:bookmarkStart w:id="18" w:name="_Toc198041988"/>
       <w:r>
         <w:t>Complex Types</w:t>
       </w:r>
@@ -19851,7 +19963,7 @@
         <w:pStyle w:val="Heading1"/>
       </w:pPr>
       <w:bookmarkStart w:id="19" w:name="_Toc290069326"/>
-      <w:bookmarkStart w:id="20" w:name="_Toc197687400"/>
+      <w:bookmarkStart w:id="20" w:name="_Toc198041989"/>
       <w:r>
         <w:t>Mapping to Structure-Specific Schemas</w:t>
       </w:r>
@@ -19863,7 +19975,7 @@
         <w:pStyle w:val="Heading2"/>
       </w:pPr>
       <w:bookmarkStart w:id="21" w:name="_Toc290069327"/>
-      <w:bookmarkStart w:id="22" w:name="_Toc197687401"/>
+      <w:bookmarkStart w:id="22" w:name="_Toc198041990"/>
       <w:r>
         <w:t>General</w:t>
       </w:r>
@@ -19967,7 +20079,7 @@
         <w:pStyle w:val="Heading3"/>
       </w:pPr>
       <w:bookmarkStart w:id="23" w:name="_Toc290069328"/>
-      <w:bookmarkStart w:id="24" w:name="_Toc197687402"/>
+      <w:bookmarkStart w:id="24" w:name="_Toc198041991"/>
       <w:r>
         <w:t>Basic Terminology</w:t>
       </w:r>
@@ -21718,7 +21830,7 @@
         <w:pStyle w:val="Heading2"/>
       </w:pPr>
       <w:bookmarkStart w:id="25" w:name="_Toc290069329"/>
-      <w:bookmarkStart w:id="26" w:name="_Toc197687403"/>
+      <w:bookmarkStart w:id="26" w:name="_Toc198041992"/>
       <w:r>
         <w:t>Namespace Rules</w:t>
       </w:r>
@@ -21893,7 +22005,7 @@
       </w:pPr>
       <w:bookmarkStart w:id="27" w:name="_Representation_Determination:"/>
       <w:bookmarkStart w:id="28" w:name="_Toc290069330"/>
-      <w:bookmarkStart w:id="29" w:name="_Toc197687404"/>
+      <w:bookmarkStart w:id="29" w:name="_Toc198041993"/>
       <w:bookmarkEnd w:id="27"/>
       <w:r>
         <w:t>General Rules</w:t>
@@ -21932,7 +22044,7 @@
       </w:pPr>
       <w:bookmarkStart w:id="30" w:name="_Component_Name_Determination"/>
       <w:bookmarkStart w:id="31" w:name="_Toc290069331"/>
-      <w:bookmarkStart w:id="32" w:name="_Toc197687405"/>
+      <w:bookmarkStart w:id="32" w:name="_Toc198041994"/>
       <w:bookmarkEnd w:id="30"/>
       <w:r>
         <w:t>Component Name Determination</w:t>
@@ -22027,7 +22139,7 @@
         <w:pStyle w:val="Heading3"/>
       </w:pPr>
       <w:bookmarkStart w:id="33" w:name="_Toc290069332"/>
-      <w:bookmarkStart w:id="34" w:name="_Toc197687406"/>
+      <w:bookmarkStart w:id="34" w:name="_Toc198041995"/>
       <w:r>
         <w:lastRenderedPageBreak/>
         <w:t>Representation Determination</w:t>
@@ -22204,7 +22316,7 @@
       </w:pPr>
       <w:bookmarkStart w:id="35" w:name="_Simple_/_Primitive"/>
       <w:bookmarkStart w:id="36" w:name="_Toc290069333"/>
-      <w:bookmarkStart w:id="37" w:name="_Toc197687407"/>
+      <w:bookmarkStart w:id="37" w:name="_Toc198041996"/>
       <w:bookmarkEnd w:id="35"/>
       <w:r>
         <w:rPr>
@@ -22326,7 +22438,7 @@
         </w:rPr>
       </w:pPr>
       <w:bookmarkStart w:id="38" w:name="_Toc290069334"/>
-      <w:bookmarkStart w:id="39" w:name="_Toc197687408"/>
+      <w:bookmarkStart w:id="39" w:name="_Toc198041997"/>
       <w:r>
         <w:rPr>
           <w:lang w:bidi="ml"/>
@@ -22888,7 +23000,7 @@
         </w:rPr>
       </w:pPr>
       <w:bookmarkStart w:id="40" w:name="_Toc290069335"/>
-      <w:bookmarkStart w:id="41" w:name="_Toc197687409"/>
+      <w:bookmarkStart w:id="41" w:name="_Toc198041998"/>
       <w:r>
         <w:rPr>
           <w:lang w:bidi="ml"/>
@@ -22938,7 +23050,7 @@
           <w:lang w:bidi="ml"/>
         </w:rPr>
       </w:pPr>
-      <w:bookmarkStart w:id="42" w:name="_Toc197687410"/>
+      <w:bookmarkStart w:id="42" w:name="_Toc198041999"/>
       <w:r>
         <w:rPr>
           <w:lang w:bidi="ml"/>
@@ -25997,7 +26109,8 @@
           <w:lang w:bidi="ml"/>
         </w:rPr>
       </w:pPr>
-      <w:bookmarkStart w:id="44" w:name="_Toc197687411"/>
+      <w:bookmarkStart w:id="44" w:name="_Ref198039633"/>
+      <w:bookmarkStart w:id="45" w:name="_Toc198042000"/>
       <w:r>
         <w:rPr>
           <w:lang w:bidi="ml"/>
@@ -26011,6 +26124,7 @@
         <w:t>Missing Value Support</w:t>
       </w:r>
       <w:bookmarkEnd w:id="44"/>
+      <w:bookmarkEnd w:id="45"/>
     </w:p>
     <w:p>
       <w:pPr>
@@ -26023,47 +26137,103 @@
         <w:rPr>
           <w:lang w:bidi="ml"/>
         </w:rPr>
-        <w:t xml:space="preserve">Missing values are represented using the tilde ‘~’ character.  It is a requirement to support missing values for Dimensions (excluding TIME_PERIOD) if </w:t>
+        <w:t>Intentionally m</w:t>
       </w:r>
       <w:r>
         <w:rPr>
           <w:lang w:bidi="ml"/>
         </w:rPr>
-        <w:t xml:space="preserve">the schema is generated for a Data Structure Definition which has the ‘evolving structure’ property set to true.  </w:t>
-      </w:r>
-    </w:p>
-    <w:p>
-      <w:pPr>
-        <w:pStyle w:val="ParagraphCharCharChar"/>
+        <w:t>issing values are represented</w:t>
+      </w:r>
+      <w:r>
         <w:rPr>
           <w:lang w:bidi="ml"/>
         </w:rPr>
-      </w:pPr>
-    </w:p>
-    <w:p>
-      <w:pPr>
-        <w:pStyle w:val="ParagraphCharCharChar"/>
+        <w:t xml:space="preserve"> in double or float data types as </w:t>
+      </w:r>
+      <w:proofErr w:type="spellStart"/>
+      <w:r>
         <w:rPr>
           <w:lang w:bidi="ml"/>
         </w:rPr>
-      </w:pPr>
+        <w:t>NaN</w:t>
+      </w:r>
+      <w:proofErr w:type="spellEnd"/>
       <w:r>
         <w:rPr>
           <w:lang w:bidi="ml"/>
         </w:rPr>
-        <w:t>To support a specific type</w:t>
-      </w:r>
+        <w:t xml:space="preserve">.  </w:t>
+      </w:r>
+      <w:proofErr w:type="spellStart"/>
       <w:r>
         <w:rPr>
           <w:lang w:bidi="ml"/>
         </w:rPr>
-        <w:t xml:space="preserve"> and allow for </w:t>
-      </w:r>
+        <w:t>NaN</w:t>
+      </w:r>
+      <w:proofErr w:type="spellEnd"/>
       <w:r>
         <w:rPr>
           <w:lang w:bidi="ml"/>
         </w:rPr>
-        <w:t xml:space="preserve">a missing value, the schema must union the type with </w:t>
+        <w:t xml:space="preserve"> is a </w:t>
+      </w:r>
+      <w:r>
+        <w:rPr>
+          <w:lang w:bidi="ml"/>
+        </w:rPr>
+        <w:t>built-in</w:t>
+      </w:r>
+      <w:r>
+        <w:rPr>
+          <w:lang w:bidi="ml"/>
+        </w:rPr>
+        <w:t xml:space="preserve"> representation of the double and float type and as such no special provision needs to be taken for supporting missing values for these types.  For other data </w:t>
+      </w:r>
+      <w:proofErr w:type="gramStart"/>
+      <w:r>
+        <w:rPr>
+          <w:lang w:bidi="ml"/>
+        </w:rPr>
+        <w:t>types</w:t>
+      </w:r>
+      <w:proofErr w:type="gramEnd"/>
+      <w:r>
+        <w:rPr>
+          <w:lang w:bidi="ml"/>
+        </w:rPr>
+        <w:t xml:space="preserve"> the value '#N/A</w:t>
+      </w:r>
+      <w:r>
+        <w:rPr>
+          <w:lang w:bidi="ml"/>
+        </w:rPr>
+        <w:t>'</w:t>
+      </w:r>
+      <w:r>
+        <w:rPr>
+          <w:lang w:bidi="ml"/>
+        </w:rPr>
+        <w:t xml:space="preserve"> is used to represent a missing value.</w:t>
+      </w:r>
+      <w:r>
+        <w:rPr>
+          <w:lang w:bidi="ml"/>
+        </w:rPr>
+        <w:t xml:space="preserve">  All attributes and measures must support missing values</w:t>
+      </w:r>
+      <w:r>
+        <w:rPr>
+          <w:lang w:bidi="ml"/>
+        </w:rPr>
+        <w:t xml:space="preserve">, as such the SDMX Schema must </w:t>
+      </w:r>
+      <w:r>
+        <w:rPr>
+          <w:lang w:bidi="ml"/>
+        </w:rPr>
+        <w:t xml:space="preserve">union the type with </w:t>
       </w:r>
       <w:r>
         <w:rPr>
@@ -26353,8 +26523,9 @@
           <w:szCs w:val="16"/>
           <w:highlight w:val="white"/>
         </w:rPr>
-        <w:t>common:</w:t>
-      </w:r>
+        <w:t>common:MissingType</w:t>
+      </w:r>
+      <w:proofErr w:type="spellEnd"/>
       <w:r>
         <w:rPr>
           <w:rFonts w:ascii="Courier New" w:hAnsi="Courier New" w:cs="Courier New"/>
@@ -26363,17 +26534,6 @@
           <w:szCs w:val="16"/>
           <w:highlight w:val="white"/>
         </w:rPr>
-        <w:t>MissingType</w:t>
-      </w:r>
-      <w:proofErr w:type="spellEnd"/>
-      <w:r>
-        <w:rPr>
-          <w:rFonts w:ascii="Courier New" w:hAnsi="Courier New" w:cs="Courier New"/>
-          <w:color w:val="993300"/>
-          <w:sz w:val="16"/>
-          <w:szCs w:val="16"/>
-          <w:highlight w:val="white"/>
-        </w:rPr>
         <w:t>"</w:t>
       </w:r>
       <w:r>
@@ -26624,47 +26784,7 @@
           <w:szCs w:val="24"/>
           <w:highlight w:val="white"/>
         </w:rPr>
-        <w:t xml:space="preserve">Option </w:t>
-      </w:r>
-      <w:r>
-        <w:rPr>
-          <w:rFonts w:ascii="Times New Roman" w:hAnsi="Times New Roman"/>
-          <w:color w:val="000000"/>
-          <w:sz w:val="24"/>
-          <w:szCs w:val="24"/>
-          <w:highlight w:val="white"/>
-        </w:rPr>
-        <w:t>1</w:t>
-      </w:r>
-      <w:r>
-        <w:rPr>
-          <w:rFonts w:ascii="Times New Roman" w:hAnsi="Times New Roman"/>
-          <w:color w:val="000000"/>
-          <w:sz w:val="24"/>
-          <w:szCs w:val="24"/>
-          <w:highlight w:val="white"/>
-        </w:rPr>
-        <w:t xml:space="preserve">: </w:t>
-      </w:r>
-      <w:r>
-        <w:rPr>
-          <w:rFonts w:ascii="Times New Roman" w:hAnsi="Times New Roman"/>
-          <w:color w:val="000000"/>
-          <w:sz w:val="24"/>
-          <w:szCs w:val="24"/>
-          <w:highlight w:val="white"/>
-        </w:rPr>
-        <w:t>Augmenting</w:t>
-      </w:r>
-      <w:r>
-        <w:rPr>
-          <w:rFonts w:ascii="Times New Roman" w:hAnsi="Times New Roman"/>
-          <w:color w:val="000000"/>
-          <w:sz w:val="24"/>
-          <w:szCs w:val="24"/>
-          <w:highlight w:val="white"/>
-        </w:rPr>
-        <w:t xml:space="preserve"> the enumeration with the missing value</w:t>
+        <w:t>Option 1: Augmenting the enumeration with the missing value</w:t>
       </w:r>
     </w:p>
     <w:p>
@@ -26734,7 +26854,102 @@
           <w:szCs w:val="16"/>
           <w:highlight w:val="white"/>
         </w:rPr>
-        <w:t>"CL_</w:t>
+        <w:t>"CL_SUBINDICATOR_OR_MISSING"</w:t>
+      </w:r>
+      <w:r>
+        <w:rPr>
+          <w:rFonts w:ascii="Courier New" w:hAnsi="Courier New" w:cs="Courier New"/>
+          <w:color w:val="000096"/>
+          <w:sz w:val="16"/>
+          <w:szCs w:val="16"/>
+          <w:highlight w:val="white"/>
+        </w:rPr>
+        <w:t>&gt;</w:t>
+      </w:r>
+      <w:r>
+        <w:rPr>
+          <w:rFonts w:ascii="Courier New" w:hAnsi="Courier New" w:cs="Courier New"/>
+          <w:color w:val="000000"/>
+          <w:sz w:val="16"/>
+          <w:szCs w:val="16"/>
+          <w:highlight w:val="white"/>
+        </w:rPr>
+        <w:br/>
+        <w:t xml:space="preserve">       </w:t>
+      </w:r>
+      <w:r>
+        <w:rPr>
+          <w:rFonts w:ascii="Courier New" w:hAnsi="Courier New" w:cs="Courier New"/>
+          <w:color w:val="000000"/>
+          <w:sz w:val="16"/>
+          <w:szCs w:val="16"/>
+          <w:highlight w:val="white"/>
+        </w:rPr>
+        <w:tab/>
+      </w:r>
+      <w:r>
+        <w:rPr>
+          <w:rFonts w:ascii="Courier New" w:hAnsi="Courier New" w:cs="Courier New"/>
+          <w:color w:val="000000"/>
+          <w:sz w:val="16"/>
+          <w:szCs w:val="16"/>
+          <w:highlight w:val="white"/>
+        </w:rPr>
+        <w:tab/>
+      </w:r>
+      <w:r>
+        <w:rPr>
+          <w:rFonts w:ascii="Courier New" w:hAnsi="Courier New" w:cs="Courier New"/>
+          <w:color w:val="003296"/>
+          <w:sz w:val="16"/>
+          <w:szCs w:val="16"/>
+          <w:highlight w:val="white"/>
+        </w:rPr>
+        <w:t>&lt;</w:t>
+      </w:r>
+      <w:proofErr w:type="spellStart"/>
+      <w:r>
+        <w:rPr>
+          <w:rFonts w:ascii="Courier New" w:hAnsi="Courier New" w:cs="Courier New"/>
+          <w:color w:val="003296"/>
+          <w:sz w:val="16"/>
+          <w:szCs w:val="16"/>
+          <w:highlight w:val="white"/>
+        </w:rPr>
+        <w:t>xs:union</w:t>
+      </w:r>
+      <w:proofErr w:type="spellEnd"/>
+      <w:r>
+        <w:rPr>
+          <w:rFonts w:ascii="Courier New" w:hAnsi="Courier New" w:cs="Courier New"/>
+          <w:color w:val="F5844C"/>
+          <w:sz w:val="16"/>
+          <w:szCs w:val="16"/>
+          <w:highlight w:val="white"/>
+        </w:rPr>
+        <w:t xml:space="preserve"> </w:t>
+      </w:r>
+      <w:proofErr w:type="spellStart"/>
+      <w:r>
+        <w:rPr>
+          <w:rFonts w:ascii="Courier New" w:hAnsi="Courier New" w:cs="Courier New"/>
+          <w:color w:val="F5844C"/>
+          <w:sz w:val="16"/>
+          <w:szCs w:val="16"/>
+          <w:highlight w:val="white"/>
+        </w:rPr>
+        <w:t>memberTypes</w:t>
+      </w:r>
+      <w:proofErr w:type="spellEnd"/>
+      <w:r>
+        <w:rPr>
+          <w:rFonts w:ascii="Courier New" w:hAnsi="Courier New" w:cs="Courier New"/>
+          <w:color w:val="FF8040"/>
+          <w:sz w:val="16"/>
+          <w:szCs w:val="16"/>
+          <w:highlight w:val="white"/>
+        </w:rPr>
+        <w:t>=</w:t>
       </w:r>
       <w:r>
         <w:rPr>
@@ -26744,8 +26959,9 @@
           <w:szCs w:val="16"/>
           <w:highlight w:val="white"/>
         </w:rPr>
-        <w:t>SUBINDICATOR</w:t>
-      </w:r>
+        <w:t xml:space="preserve">"CL_SUBINDICATOR </w:t>
+      </w:r>
+      <w:proofErr w:type="spellStart"/>
       <w:r>
         <w:rPr>
           <w:rFonts w:ascii="Courier New" w:hAnsi="Courier New" w:cs="Courier New"/>
@@ -26754,7 +26970,18 @@
           <w:szCs w:val="16"/>
           <w:highlight w:val="white"/>
         </w:rPr>
-        <w:t>_OR_MISSING"</w:t>
+        <w:t>common:MissingType</w:t>
+      </w:r>
+      <w:proofErr w:type="spellEnd"/>
+      <w:r>
+        <w:rPr>
+          <w:rFonts w:ascii="Courier New" w:hAnsi="Courier New" w:cs="Courier New"/>
+          <w:color w:val="993300"/>
+          <w:sz w:val="16"/>
+          <w:szCs w:val="16"/>
+          <w:highlight w:val="white"/>
+        </w:rPr>
+        <w:t>"</w:t>
       </w:r>
       <w:r>
         <w:rPr>
@@ -26764,7 +26991,7 @@
           <w:szCs w:val="16"/>
           <w:highlight w:val="white"/>
         </w:rPr>
-        <w:t>&gt;</w:t>
+        <w:t>/&gt;</w:t>
       </w:r>
       <w:r>
         <w:rPr>
@@ -26775,7 +27002,7 @@
           <w:highlight w:val="white"/>
         </w:rPr>
         <w:br/>
-        <w:t xml:space="preserve">       </w:t>
+        <w:t xml:space="preserve">    </w:t>
       </w:r>
       <w:r>
         <w:rPr>
@@ -26790,13 +27017,14 @@
       <w:r>
         <w:rPr>
           <w:rFonts w:ascii="Courier New" w:hAnsi="Courier New" w:cs="Courier New"/>
-          <w:color w:val="000000"/>
+          <w:color w:val="003296"/>
           <w:sz w:val="16"/>
           <w:szCs w:val="16"/>
           <w:highlight w:val="white"/>
         </w:rPr>
-        <w:tab/>
-      </w:r>
+        <w:t>&lt;/</w:t>
+      </w:r>
+      <w:proofErr w:type="spellStart"/>
       <w:r>
         <w:rPr>
           <w:rFonts w:ascii="Courier New" w:hAnsi="Courier New" w:cs="Courier New"/>
@@ -26805,9 +27033,9 @@
           <w:szCs w:val="16"/>
           <w:highlight w:val="white"/>
         </w:rPr>
-        <w:t>&lt;</w:t>
-      </w:r>
-      <w:proofErr w:type="spellStart"/>
+        <w:t>xs:simpleType</w:t>
+      </w:r>
+      <w:proofErr w:type="spellEnd"/>
       <w:r>
         <w:rPr>
           <w:rFonts w:ascii="Courier New" w:hAnsi="Courier New" w:cs="Courier New"/>
@@ -26816,7 +27044,59 @@
           <w:szCs w:val="16"/>
           <w:highlight w:val="white"/>
         </w:rPr>
-        <w:t>xs:union</w:t>
+        <w:t>&gt;</w:t>
+      </w:r>
+      <w:r>
+        <w:rPr>
+          <w:rFonts w:ascii="Courier New" w:hAnsi="Courier New" w:cs="Courier New"/>
+          <w:color w:val="000000"/>
+          <w:sz w:val="16"/>
+          <w:szCs w:val="16"/>
+          <w:highlight w:val="white"/>
+        </w:rPr>
+        <w:br/>
+      </w:r>
+      <w:r>
+        <w:rPr>
+          <w:rFonts w:ascii="Courier New" w:hAnsi="Courier New" w:cs="Courier New"/>
+          <w:color w:val="000000"/>
+          <w:sz w:val="16"/>
+          <w:szCs w:val="16"/>
+          <w:highlight w:val="white"/>
+        </w:rPr>
+        <w:br/>
+        <w:t xml:space="preserve">    </w:t>
+      </w:r>
+      <w:r>
+        <w:rPr>
+          <w:rFonts w:ascii="Courier New" w:hAnsi="Courier New" w:cs="Courier New"/>
+          <w:color w:val="000000"/>
+          <w:sz w:val="16"/>
+          <w:szCs w:val="16"/>
+          <w:highlight w:val="white"/>
+        </w:rPr>
+        <w:tab/>
+      </w:r>
+      <w:r>
+        <w:rPr>
+          <w:rFonts w:ascii="Courier New" w:hAnsi="Courier New" w:cs="Courier New"/>
+          <w:color w:val="003296"/>
+          <w:sz w:val="16"/>
+          <w:szCs w:val="16"/>
+          <w:highlight w:val="white"/>
+        </w:rPr>
+        <w:t>&lt;</w:t>
+      </w:r>
+      <w:proofErr w:type="spellStart"/>
+      <w:r>
+        <w:rPr>
+          <w:rFonts w:ascii="Courier New" w:hAnsi="Courier New" w:cs="Courier New"/>
+          <w:color w:val="003296"/>
+          <w:sz w:val="16"/>
+          <w:szCs w:val="16"/>
+          <w:highlight w:val="white"/>
+        </w:rPr>
+        <w:t>xs:simpleType</w:t>
       </w:r>
       <w:proofErr w:type="spellEnd"/>
       <w:r>
@@ -26827,9 +27107,101 @@
           <w:szCs w:val="16"/>
           <w:highlight w:val="white"/>
         </w:rPr>
+        <w:t xml:space="preserve"> name</w:t>
+      </w:r>
+      <w:r>
+        <w:rPr>
+          <w:rFonts w:ascii="Courier New" w:hAnsi="Courier New" w:cs="Courier New"/>
+          <w:color w:val="FF8040"/>
+          <w:sz w:val="16"/>
+          <w:szCs w:val="16"/>
+          <w:highlight w:val="white"/>
+        </w:rPr>
+        <w:t>=</w:t>
+      </w:r>
+      <w:r>
+        <w:rPr>
+          <w:rFonts w:ascii="Courier New" w:hAnsi="Courier New" w:cs="Courier New"/>
+          <w:color w:val="993300"/>
+          <w:sz w:val="16"/>
+          <w:szCs w:val="16"/>
+          <w:highlight w:val="white"/>
+        </w:rPr>
+        <w:t>"CL_SUBINDICATOR "</w:t>
+      </w:r>
+      <w:r>
+        <w:rPr>
+          <w:rFonts w:ascii="Courier New" w:hAnsi="Courier New" w:cs="Courier New"/>
+          <w:color w:val="000096"/>
+          <w:sz w:val="16"/>
+          <w:szCs w:val="16"/>
+          <w:highlight w:val="white"/>
+        </w:rPr>
+        <w:t>&gt;</w:t>
+      </w:r>
+      <w:r>
+        <w:rPr>
+          <w:rFonts w:ascii="Courier New" w:hAnsi="Courier New" w:cs="Courier New"/>
+          <w:color w:val="000000"/>
+          <w:sz w:val="16"/>
+          <w:szCs w:val="16"/>
+          <w:highlight w:val="white"/>
+        </w:rPr>
+        <w:br/>
+        <w:t xml:space="preserve">       </w:t>
+      </w:r>
+      <w:r>
+        <w:rPr>
+          <w:rFonts w:ascii="Courier New" w:hAnsi="Courier New" w:cs="Courier New"/>
+          <w:color w:val="000000"/>
+          <w:sz w:val="16"/>
+          <w:szCs w:val="16"/>
+          <w:highlight w:val="white"/>
+        </w:rPr>
+        <w:tab/>
+      </w:r>
+      <w:r>
+        <w:rPr>
+          <w:rFonts w:ascii="Courier New" w:hAnsi="Courier New" w:cs="Courier New"/>
+          <w:color w:val="000000"/>
+          <w:sz w:val="16"/>
+          <w:szCs w:val="16"/>
+          <w:highlight w:val="white"/>
+        </w:rPr>
         <w:t xml:space="preserve"> </w:t>
       </w:r>
+      <w:r>
+        <w:rPr>
+          <w:rFonts w:ascii="Courier New" w:hAnsi="Courier New" w:cs="Courier New"/>
+          <w:color w:val="000000"/>
+          <w:sz w:val="16"/>
+          <w:szCs w:val="16"/>
+          <w:highlight w:val="white"/>
+        </w:rPr>
+        <w:tab/>
+      </w:r>
+      <w:r>
+        <w:rPr>
+          <w:rFonts w:ascii="Courier New" w:hAnsi="Courier New" w:cs="Courier New"/>
+          <w:color w:val="003296"/>
+          <w:sz w:val="16"/>
+          <w:szCs w:val="16"/>
+          <w:highlight w:val="white"/>
+        </w:rPr>
+        <w:t>&lt;</w:t>
+      </w:r>
       <w:proofErr w:type="spellStart"/>
+      <w:r>
+        <w:rPr>
+          <w:rFonts w:ascii="Courier New" w:hAnsi="Courier New" w:cs="Courier New"/>
+          <w:color w:val="003296"/>
+          <w:sz w:val="16"/>
+          <w:szCs w:val="16"/>
+          <w:highlight w:val="white"/>
+        </w:rPr>
+        <w:t>xs:restriction</w:t>
+      </w:r>
+      <w:proofErr w:type="spellEnd"/>
       <w:r>
         <w:rPr>
           <w:rFonts w:ascii="Courier New" w:hAnsi="Courier New" w:cs="Courier New"/>
@@ -26838,9 +27210,8 @@
           <w:szCs w:val="16"/>
           <w:highlight w:val="white"/>
         </w:rPr>
-        <w:t>memberTypes</w:t>
-      </w:r>
-      <w:proofErr w:type="spellEnd"/>
+        <w:t xml:space="preserve"> base</w:t>
+      </w:r>
       <w:r>
         <w:rPr>
           <w:rFonts w:ascii="Courier New" w:hAnsi="Courier New" w:cs="Courier New"/>
@@ -26859,8 +27230,9 @@
           <w:szCs w:val="16"/>
           <w:highlight w:val="white"/>
         </w:rPr>
-        <w:t>"CL_SUBINDICATOR</w:t>
-      </w:r>
+        <w:t>"</w:t>
+      </w:r>
+      <w:proofErr w:type="spellStart"/>
       <w:r>
         <w:rPr>
           <w:rFonts w:ascii="Courier New" w:hAnsi="Courier New" w:cs="Courier New"/>
@@ -26869,9 +27241,9 @@
           <w:szCs w:val="16"/>
           <w:highlight w:val="white"/>
         </w:rPr>
-        <w:t xml:space="preserve"> </w:t>
-      </w:r>
-      <w:proofErr w:type="spellStart"/>
+        <w:t>xs:string</w:t>
+      </w:r>
+      <w:proofErr w:type="spellEnd"/>
       <w:r>
         <w:rPr>
           <w:rFonts w:ascii="Courier New" w:hAnsi="Courier New" w:cs="Courier New"/>
@@ -26880,9 +27252,91 @@
           <w:szCs w:val="16"/>
           <w:highlight w:val="white"/>
         </w:rPr>
-        <w:t>common:MissingType</w:t>
+        <w:t>"</w:t>
+      </w:r>
+      <w:r>
+        <w:rPr>
+          <w:rFonts w:ascii="Courier New" w:hAnsi="Courier New" w:cs="Courier New"/>
+          <w:color w:val="000096"/>
+          <w:sz w:val="16"/>
+          <w:szCs w:val="16"/>
+          <w:highlight w:val="white"/>
+        </w:rPr>
+        <w:t>&gt;</w:t>
+      </w:r>
+      <w:r>
+        <w:rPr>
+          <w:rFonts w:ascii="Courier New" w:hAnsi="Courier New" w:cs="Courier New"/>
+          <w:color w:val="000000"/>
+          <w:sz w:val="16"/>
+          <w:szCs w:val="16"/>
+          <w:highlight w:val="white"/>
+        </w:rPr>
+        <w:br/>
+        <w:t xml:space="preserve">            </w:t>
+      </w:r>
+      <w:r>
+        <w:rPr>
+          <w:rFonts w:ascii="Courier New" w:hAnsi="Courier New" w:cs="Courier New"/>
+          <w:color w:val="000000"/>
+          <w:sz w:val="16"/>
+          <w:szCs w:val="16"/>
+          <w:highlight w:val="white"/>
+        </w:rPr>
+        <w:tab/>
+      </w:r>
+      <w:r>
+        <w:rPr>
+          <w:rFonts w:ascii="Courier New" w:hAnsi="Courier New" w:cs="Courier New"/>
+          <w:color w:val="000000"/>
+          <w:sz w:val="16"/>
+          <w:szCs w:val="16"/>
+          <w:highlight w:val="white"/>
+        </w:rPr>
+        <w:tab/>
+      </w:r>
+      <w:r>
+        <w:rPr>
+          <w:rFonts w:ascii="Courier New" w:hAnsi="Courier New" w:cs="Courier New"/>
+          <w:color w:val="003296"/>
+          <w:sz w:val="16"/>
+          <w:szCs w:val="16"/>
+          <w:highlight w:val="white"/>
+        </w:rPr>
+        <w:t>&lt;</w:t>
+      </w:r>
+      <w:proofErr w:type="spellStart"/>
+      <w:r>
+        <w:rPr>
+          <w:rFonts w:ascii="Courier New" w:hAnsi="Courier New" w:cs="Courier New"/>
+          <w:color w:val="003296"/>
+          <w:sz w:val="16"/>
+          <w:szCs w:val="16"/>
+          <w:highlight w:val="white"/>
+        </w:rPr>
+        <w:t>xs:enumeration</w:t>
       </w:r>
       <w:proofErr w:type="spellEnd"/>
+      <w:r>
+        <w:rPr>
+          <w:rFonts w:ascii="Courier New" w:hAnsi="Courier New" w:cs="Courier New"/>
+          <w:color w:val="F5844C"/>
+          <w:sz w:val="16"/>
+          <w:szCs w:val="16"/>
+          <w:highlight w:val="white"/>
+        </w:rPr>
+        <w:t xml:space="preserve"> value</w:t>
+      </w:r>
+      <w:r>
+        <w:rPr>
+          <w:rFonts w:ascii="Courier New" w:hAnsi="Courier New" w:cs="Courier New"/>
+          <w:color w:val="FF8040"/>
+          <w:sz w:val="16"/>
+          <w:szCs w:val="16"/>
+          <w:highlight w:val="white"/>
+        </w:rPr>
+        <w:t>=</w:t>
+      </w:r>
       <w:r>
         <w:rPr>
           <w:rFonts w:ascii="Courier New" w:hAnsi="Courier New" w:cs="Courier New"/>
@@ -26891,7 +27345,17 @@
           <w:szCs w:val="16"/>
           <w:highlight w:val="white"/>
         </w:rPr>
-        <w:t>"</w:t>
+        <w:t>"A"</w:t>
+      </w:r>
+      <w:r>
+        <w:rPr>
+          <w:rFonts w:ascii="Courier New" w:hAnsi="Courier New" w:cs="Courier New"/>
+          <w:color w:val="F5844C"/>
+          <w:sz w:val="16"/>
+          <w:szCs w:val="16"/>
+          <w:highlight w:val="white"/>
+        </w:rPr>
+        <w:t xml:space="preserve"> </w:t>
       </w:r>
       <w:r>
         <w:rPr>
@@ -26912,7 +27376,7 @@
           <w:highlight w:val="white"/>
         </w:rPr>
         <w:br/>
-        <w:t xml:space="preserve">    </w:t>
+        <w:t xml:space="preserve">            </w:t>
       </w:r>
       <w:r>
         <w:rPr>
@@ -26927,14 +27391,13 @@
       <w:r>
         <w:rPr>
           <w:rFonts w:ascii="Courier New" w:hAnsi="Courier New" w:cs="Courier New"/>
-          <w:color w:val="003296"/>
+          <w:color w:val="000000"/>
           <w:sz w:val="16"/>
           <w:szCs w:val="16"/>
           <w:highlight w:val="white"/>
         </w:rPr>
-        <w:t>&lt;/</w:t>
-      </w:r>
-      <w:proofErr w:type="spellStart"/>
+        <w:tab/>
+      </w:r>
       <w:r>
         <w:rPr>
           <w:rFonts w:ascii="Courier New" w:hAnsi="Courier New" w:cs="Courier New"/>
@@ -26943,9 +27406,9 @@
           <w:szCs w:val="16"/>
           <w:highlight w:val="white"/>
         </w:rPr>
-        <w:t>xs:simpleType</w:t>
-      </w:r>
-      <w:proofErr w:type="spellEnd"/>
+        <w:t>&lt;</w:t>
+      </w:r>
+      <w:proofErr w:type="spellStart"/>
       <w:r>
         <w:rPr>
           <w:rFonts w:ascii="Courier New" w:hAnsi="Courier New" w:cs="Courier New"/>
@@ -26954,59 +27417,7 @@
           <w:szCs w:val="16"/>
           <w:highlight w:val="white"/>
         </w:rPr>
-        <w:t>&gt;</w:t>
-      </w:r>
-      <w:r>
-        <w:rPr>
-          <w:rFonts w:ascii="Courier New" w:hAnsi="Courier New" w:cs="Courier New"/>
-          <w:color w:val="000000"/>
-          <w:sz w:val="16"/>
-          <w:szCs w:val="16"/>
-          <w:highlight w:val="white"/>
-        </w:rPr>
-        <w:br/>
-      </w:r>
-      <w:r>
-        <w:rPr>
-          <w:rFonts w:ascii="Courier New" w:hAnsi="Courier New" w:cs="Courier New"/>
-          <w:color w:val="000000"/>
-          <w:sz w:val="16"/>
-          <w:szCs w:val="16"/>
-          <w:highlight w:val="white"/>
-        </w:rPr>
-        <w:br/>
-        <w:t xml:space="preserve">    </w:t>
-      </w:r>
-      <w:r>
-        <w:rPr>
-          <w:rFonts w:ascii="Courier New" w:hAnsi="Courier New" w:cs="Courier New"/>
-          <w:color w:val="000000"/>
-          <w:sz w:val="16"/>
-          <w:szCs w:val="16"/>
-          <w:highlight w:val="white"/>
-        </w:rPr>
-        <w:tab/>
-      </w:r>
-      <w:r>
-        <w:rPr>
-          <w:rFonts w:ascii="Courier New" w:hAnsi="Courier New" w:cs="Courier New"/>
-          <w:color w:val="003296"/>
-          <w:sz w:val="16"/>
-          <w:szCs w:val="16"/>
-          <w:highlight w:val="white"/>
-        </w:rPr>
-        <w:t>&lt;</w:t>
-      </w:r>
-      <w:proofErr w:type="spellStart"/>
-      <w:r>
-        <w:rPr>
-          <w:rFonts w:ascii="Courier New" w:hAnsi="Courier New" w:cs="Courier New"/>
-          <w:color w:val="003296"/>
-          <w:sz w:val="16"/>
-          <w:szCs w:val="16"/>
-          <w:highlight w:val="white"/>
-        </w:rPr>
-        <w:t>xs:simpleType</w:t>
+        <w:t>xs:enumeration</w:t>
       </w:r>
       <w:proofErr w:type="spellEnd"/>
       <w:r>
@@ -27017,7 +27428,7 @@
           <w:szCs w:val="16"/>
           <w:highlight w:val="white"/>
         </w:rPr>
-        <w:t xml:space="preserve"> name</w:t>
+        <w:t xml:space="preserve"> value</w:t>
       </w:r>
       <w:r>
         <w:rPr>
@@ -27037,388 +27448,7 @@
           <w:szCs w:val="16"/>
           <w:highlight w:val="white"/>
         </w:rPr>
-        <w:t>"CL_SUBINDICATOR</w:t>
-      </w:r>
-      <w:r>
-        <w:rPr>
-          <w:rFonts w:ascii="Courier New" w:hAnsi="Courier New" w:cs="Courier New"/>
-          <w:color w:val="993300"/>
-          <w:sz w:val="16"/>
-          <w:szCs w:val="16"/>
-          <w:highlight w:val="white"/>
-        </w:rPr>
-        <w:t xml:space="preserve"> </w:t>
-      </w:r>
-      <w:r>
-        <w:rPr>
-          <w:rFonts w:ascii="Courier New" w:hAnsi="Courier New" w:cs="Courier New"/>
-          <w:color w:val="993300"/>
-          <w:sz w:val="16"/>
-          <w:szCs w:val="16"/>
-          <w:highlight w:val="white"/>
-        </w:rPr>
-        <w:t>"</w:t>
-      </w:r>
-      <w:r>
-        <w:rPr>
-          <w:rFonts w:ascii="Courier New" w:hAnsi="Courier New" w:cs="Courier New"/>
-          <w:color w:val="000096"/>
-          <w:sz w:val="16"/>
-          <w:szCs w:val="16"/>
-          <w:highlight w:val="white"/>
-        </w:rPr>
-        <w:t>&gt;</w:t>
-      </w:r>
-      <w:r>
-        <w:rPr>
-          <w:rFonts w:ascii="Courier New" w:hAnsi="Courier New" w:cs="Courier New"/>
-          <w:color w:val="000000"/>
-          <w:sz w:val="16"/>
-          <w:szCs w:val="16"/>
-          <w:highlight w:val="white"/>
-        </w:rPr>
-        <w:br/>
-        <w:t xml:space="preserve">       </w:t>
-      </w:r>
-      <w:r>
-        <w:rPr>
-          <w:rFonts w:ascii="Courier New" w:hAnsi="Courier New" w:cs="Courier New"/>
-          <w:color w:val="000000"/>
-          <w:sz w:val="16"/>
-          <w:szCs w:val="16"/>
-          <w:highlight w:val="white"/>
-        </w:rPr>
-        <w:tab/>
-      </w:r>
-      <w:r>
-        <w:rPr>
-          <w:rFonts w:ascii="Courier New" w:hAnsi="Courier New" w:cs="Courier New"/>
-          <w:color w:val="000000"/>
-          <w:sz w:val="16"/>
-          <w:szCs w:val="16"/>
-          <w:highlight w:val="white"/>
-        </w:rPr>
-        <w:t xml:space="preserve"> </w:t>
-      </w:r>
-      <w:r>
-        <w:rPr>
-          <w:rFonts w:ascii="Courier New" w:hAnsi="Courier New" w:cs="Courier New"/>
-          <w:color w:val="000000"/>
-          <w:sz w:val="16"/>
-          <w:szCs w:val="16"/>
-          <w:highlight w:val="white"/>
-        </w:rPr>
-        <w:tab/>
-      </w:r>
-      <w:r>
-        <w:rPr>
-          <w:rFonts w:ascii="Courier New" w:hAnsi="Courier New" w:cs="Courier New"/>
-          <w:color w:val="003296"/>
-          <w:sz w:val="16"/>
-          <w:szCs w:val="16"/>
-          <w:highlight w:val="white"/>
-        </w:rPr>
-        <w:t>&lt;</w:t>
-      </w:r>
-      <w:proofErr w:type="spellStart"/>
-      <w:r>
-        <w:rPr>
-          <w:rFonts w:ascii="Courier New" w:hAnsi="Courier New" w:cs="Courier New"/>
-          <w:color w:val="003296"/>
-          <w:sz w:val="16"/>
-          <w:szCs w:val="16"/>
-          <w:highlight w:val="white"/>
-        </w:rPr>
-        <w:t>xs:restriction</w:t>
-      </w:r>
-      <w:proofErr w:type="spellEnd"/>
-      <w:r>
-        <w:rPr>
-          <w:rFonts w:ascii="Courier New" w:hAnsi="Courier New" w:cs="Courier New"/>
-          <w:color w:val="F5844C"/>
-          <w:sz w:val="16"/>
-          <w:szCs w:val="16"/>
-          <w:highlight w:val="white"/>
-        </w:rPr>
-        <w:t xml:space="preserve"> base</w:t>
-      </w:r>
-      <w:r>
-        <w:rPr>
-          <w:rFonts w:ascii="Courier New" w:hAnsi="Courier New" w:cs="Courier New"/>
-          <w:color w:val="FF8040"/>
-          <w:sz w:val="16"/>
-          <w:szCs w:val="16"/>
-          <w:highlight w:val="white"/>
-        </w:rPr>
-        <w:t>=</w:t>
-      </w:r>
-      <w:r>
-        <w:rPr>
-          <w:rFonts w:ascii="Courier New" w:hAnsi="Courier New" w:cs="Courier New"/>
-          <w:color w:val="993300"/>
-          <w:sz w:val="16"/>
-          <w:szCs w:val="16"/>
-          <w:highlight w:val="white"/>
-        </w:rPr>
-        <w:t>"</w:t>
-      </w:r>
-      <w:proofErr w:type="spellStart"/>
-      <w:r>
-        <w:rPr>
-          <w:rFonts w:ascii="Courier New" w:hAnsi="Courier New" w:cs="Courier New"/>
-          <w:color w:val="993300"/>
-          <w:sz w:val="16"/>
-          <w:szCs w:val="16"/>
-          <w:highlight w:val="white"/>
-        </w:rPr>
-        <w:t>xs:string</w:t>
-      </w:r>
-      <w:proofErr w:type="spellEnd"/>
-      <w:r>
-        <w:rPr>
-          <w:rFonts w:ascii="Courier New" w:hAnsi="Courier New" w:cs="Courier New"/>
-          <w:color w:val="993300"/>
-          <w:sz w:val="16"/>
-          <w:szCs w:val="16"/>
-          <w:highlight w:val="white"/>
-        </w:rPr>
-        <w:t>"</w:t>
-      </w:r>
-      <w:r>
-        <w:rPr>
-          <w:rFonts w:ascii="Courier New" w:hAnsi="Courier New" w:cs="Courier New"/>
-          <w:color w:val="000096"/>
-          <w:sz w:val="16"/>
-          <w:szCs w:val="16"/>
-          <w:highlight w:val="white"/>
-        </w:rPr>
-        <w:t>&gt;</w:t>
-      </w:r>
-      <w:r>
-        <w:rPr>
-          <w:rFonts w:ascii="Courier New" w:hAnsi="Courier New" w:cs="Courier New"/>
-          <w:color w:val="000000"/>
-          <w:sz w:val="16"/>
-          <w:szCs w:val="16"/>
-          <w:highlight w:val="white"/>
-        </w:rPr>
-        <w:br/>
-        <w:t xml:space="preserve">            </w:t>
-      </w:r>
-      <w:r>
-        <w:rPr>
-          <w:rFonts w:ascii="Courier New" w:hAnsi="Courier New" w:cs="Courier New"/>
-          <w:color w:val="000000"/>
-          <w:sz w:val="16"/>
-          <w:szCs w:val="16"/>
-          <w:highlight w:val="white"/>
-        </w:rPr>
-        <w:tab/>
-      </w:r>
-      <w:r>
-        <w:rPr>
-          <w:rFonts w:ascii="Courier New" w:hAnsi="Courier New" w:cs="Courier New"/>
-          <w:color w:val="000000"/>
-          <w:sz w:val="16"/>
-          <w:szCs w:val="16"/>
-          <w:highlight w:val="white"/>
-        </w:rPr>
-        <w:tab/>
-      </w:r>
-      <w:r>
-        <w:rPr>
-          <w:rFonts w:ascii="Courier New" w:hAnsi="Courier New" w:cs="Courier New"/>
-          <w:color w:val="003296"/>
-          <w:sz w:val="16"/>
-          <w:szCs w:val="16"/>
-          <w:highlight w:val="white"/>
-        </w:rPr>
-        <w:t>&lt;</w:t>
-      </w:r>
-      <w:proofErr w:type="spellStart"/>
-      <w:r>
-        <w:rPr>
-          <w:rFonts w:ascii="Courier New" w:hAnsi="Courier New" w:cs="Courier New"/>
-          <w:color w:val="003296"/>
-          <w:sz w:val="16"/>
-          <w:szCs w:val="16"/>
-          <w:highlight w:val="white"/>
-        </w:rPr>
-        <w:t>xs:enumeration</w:t>
-      </w:r>
-      <w:proofErr w:type="spellEnd"/>
-      <w:r>
-        <w:rPr>
-          <w:rFonts w:ascii="Courier New" w:hAnsi="Courier New" w:cs="Courier New"/>
-          <w:color w:val="F5844C"/>
-          <w:sz w:val="16"/>
-          <w:szCs w:val="16"/>
-          <w:highlight w:val="white"/>
-        </w:rPr>
-        <w:t xml:space="preserve"> value</w:t>
-      </w:r>
-      <w:r>
-        <w:rPr>
-          <w:rFonts w:ascii="Courier New" w:hAnsi="Courier New" w:cs="Courier New"/>
-          <w:color w:val="FF8040"/>
-          <w:sz w:val="16"/>
-          <w:szCs w:val="16"/>
-          <w:highlight w:val="white"/>
-        </w:rPr>
-        <w:t>=</w:t>
-      </w:r>
-      <w:r>
-        <w:rPr>
-          <w:rFonts w:ascii="Courier New" w:hAnsi="Courier New" w:cs="Courier New"/>
-          <w:color w:val="993300"/>
-          <w:sz w:val="16"/>
-          <w:szCs w:val="16"/>
-          <w:highlight w:val="white"/>
-        </w:rPr>
-        <w:t>"</w:t>
-      </w:r>
-      <w:r>
-        <w:rPr>
-          <w:rFonts w:ascii="Courier New" w:hAnsi="Courier New" w:cs="Courier New"/>
-          <w:color w:val="993300"/>
-          <w:sz w:val="16"/>
-          <w:szCs w:val="16"/>
-          <w:highlight w:val="white"/>
-        </w:rPr>
-        <w:t>A</w:t>
-      </w:r>
-      <w:r>
-        <w:rPr>
-          <w:rFonts w:ascii="Courier New" w:hAnsi="Courier New" w:cs="Courier New"/>
-          <w:color w:val="993300"/>
-          <w:sz w:val="16"/>
-          <w:szCs w:val="16"/>
-          <w:highlight w:val="white"/>
-        </w:rPr>
-        <w:t>"</w:t>
-      </w:r>
-      <w:r>
-        <w:rPr>
-          <w:rFonts w:ascii="Courier New" w:hAnsi="Courier New" w:cs="Courier New"/>
-          <w:color w:val="F5844C"/>
-          <w:sz w:val="16"/>
-          <w:szCs w:val="16"/>
-          <w:highlight w:val="white"/>
-        </w:rPr>
-        <w:t xml:space="preserve"> </w:t>
-      </w:r>
-      <w:r>
-        <w:rPr>
-          <w:rFonts w:ascii="Courier New" w:hAnsi="Courier New" w:cs="Courier New"/>
-          <w:color w:val="000096"/>
-          <w:sz w:val="16"/>
-          <w:szCs w:val="16"/>
-          <w:highlight w:val="white"/>
-        </w:rPr>
-        <w:t>/&gt;</w:t>
-      </w:r>
-      <w:r>
-        <w:rPr>
-          <w:rFonts w:ascii="Courier New" w:hAnsi="Courier New" w:cs="Courier New"/>
-          <w:color w:val="000000"/>
-          <w:sz w:val="16"/>
-          <w:szCs w:val="16"/>
-          <w:highlight w:val="white"/>
-        </w:rPr>
-        <w:br/>
-        <w:t xml:space="preserve">            </w:t>
-      </w:r>
-      <w:r>
-        <w:rPr>
-          <w:rFonts w:ascii="Courier New" w:hAnsi="Courier New" w:cs="Courier New"/>
-          <w:color w:val="000000"/>
-          <w:sz w:val="16"/>
-          <w:szCs w:val="16"/>
-          <w:highlight w:val="white"/>
-        </w:rPr>
-        <w:tab/>
-      </w:r>
-      <w:r>
-        <w:rPr>
-          <w:rFonts w:ascii="Courier New" w:hAnsi="Courier New" w:cs="Courier New"/>
-          <w:color w:val="000000"/>
-          <w:sz w:val="16"/>
-          <w:szCs w:val="16"/>
-          <w:highlight w:val="white"/>
-        </w:rPr>
-        <w:tab/>
-      </w:r>
-      <w:r>
-        <w:rPr>
-          <w:rFonts w:ascii="Courier New" w:hAnsi="Courier New" w:cs="Courier New"/>
-          <w:color w:val="003296"/>
-          <w:sz w:val="16"/>
-          <w:szCs w:val="16"/>
-          <w:highlight w:val="white"/>
-        </w:rPr>
-        <w:t>&lt;</w:t>
-      </w:r>
-      <w:proofErr w:type="spellStart"/>
-      <w:r>
-        <w:rPr>
-          <w:rFonts w:ascii="Courier New" w:hAnsi="Courier New" w:cs="Courier New"/>
-          <w:color w:val="003296"/>
-          <w:sz w:val="16"/>
-          <w:szCs w:val="16"/>
-          <w:highlight w:val="white"/>
-        </w:rPr>
-        <w:t>xs:enumeration</w:t>
-      </w:r>
-      <w:proofErr w:type="spellEnd"/>
-      <w:r>
-        <w:rPr>
-          <w:rFonts w:ascii="Courier New" w:hAnsi="Courier New" w:cs="Courier New"/>
-          <w:color w:val="F5844C"/>
-          <w:sz w:val="16"/>
-          <w:szCs w:val="16"/>
-          <w:highlight w:val="white"/>
-        </w:rPr>
-        <w:t xml:space="preserve"> value</w:t>
-      </w:r>
-      <w:r>
-        <w:rPr>
-          <w:rFonts w:ascii="Courier New" w:hAnsi="Courier New" w:cs="Courier New"/>
-          <w:color w:val="FF8040"/>
-          <w:sz w:val="16"/>
-          <w:szCs w:val="16"/>
-          <w:highlight w:val="white"/>
-        </w:rPr>
-        <w:t>=</w:t>
-      </w:r>
-      <w:r>
-        <w:rPr>
-          <w:rFonts w:ascii="Courier New" w:hAnsi="Courier New" w:cs="Courier New"/>
-          <w:color w:val="993300"/>
-          <w:sz w:val="16"/>
-          <w:szCs w:val="16"/>
-          <w:highlight w:val="white"/>
-        </w:rPr>
-        <w:t>"</w:t>
-      </w:r>
-      <w:r>
-        <w:rPr>
-          <w:rFonts w:ascii="Courier New" w:hAnsi="Courier New" w:cs="Courier New"/>
-          <w:color w:val="993300"/>
-          <w:sz w:val="16"/>
-          <w:szCs w:val="16"/>
-          <w:highlight w:val="white"/>
-        </w:rPr>
-        <w:t>B</w:t>
-      </w:r>
-      <w:r>
-        <w:rPr>
-          <w:rFonts w:ascii="Courier New" w:hAnsi="Courier New" w:cs="Courier New"/>
-          <w:color w:val="993300"/>
-          <w:sz w:val="16"/>
-          <w:szCs w:val="16"/>
-          <w:highlight w:val="white"/>
-        </w:rPr>
-        <w:t>"</w:t>
+        <w:t>"B"</w:t>
       </w:r>
       <w:r>
         <w:rPr>
@@ -28243,6 +28273,8 @@
                 <w:rFonts w:cs="Arial"/>
                 <w:b/>
                 <w:bCs/>
+                <w:sz w:val="18"/>
+                <w:szCs w:val="18"/>
                 <w:lang w:bidi="ml"/>
               </w:rPr>
             </w:pPr>
@@ -28251,6 +28283,8 @@
                 <w:rFonts w:cs="Arial"/>
                 <w:b/>
                 <w:bCs/>
+                <w:sz w:val="18"/>
+                <w:szCs w:val="18"/>
                 <w:lang w:bidi="ml"/>
               </w:rPr>
               <w:t>SDMX Data Type</w:t>
@@ -28271,6 +28305,8 @@
                 <w:rFonts w:cs="Arial"/>
                 <w:b/>
                 <w:bCs/>
+                <w:sz w:val="18"/>
+                <w:szCs w:val="18"/>
                 <w:lang w:bidi="ml"/>
               </w:rPr>
             </w:pPr>
@@ -28279,6 +28315,8 @@
                 <w:rFonts w:cs="Arial"/>
                 <w:b/>
                 <w:bCs/>
+                <w:sz w:val="18"/>
+                <w:szCs w:val="18"/>
                 <w:lang w:bidi="ml"/>
               </w:rPr>
               <w:t>XML Schema Data Type</w:t>
@@ -28298,6 +28336,8 @@
               <w:adjustRightInd w:val="0"/>
               <w:rPr>
                 <w:rFonts w:cs="Arial"/>
+                <w:sz w:val="16"/>
+                <w:szCs w:val="16"/>
                 <w:lang w:bidi="ml"/>
               </w:rPr>
             </w:pPr>
@@ -28305,6 +28345,8 @@
             <w:r>
               <w:rPr>
                 <w:rFonts w:cs="Arial"/>
+                <w:sz w:val="16"/>
+                <w:szCs w:val="16"/>
                 <w:lang w:bidi="ml"/>
               </w:rPr>
               <w:t>AlphaNumeric</w:t>
@@ -28323,6 +28365,8 @@
               <w:adjustRightInd w:val="0"/>
               <w:rPr>
                 <w:rFonts w:cs="Arial"/>
+                <w:sz w:val="16"/>
+                <w:szCs w:val="16"/>
                 <w:lang w:bidi="ml"/>
               </w:rPr>
             </w:pPr>
@@ -28331,6 +28375,8 @@
             <w:r>
               <w:rPr>
                 <w:rFonts w:cs="Arial"/>
+                <w:sz w:val="16"/>
+                <w:szCs w:val="16"/>
                 <w:lang w:bidi="ml"/>
               </w:rPr>
               <w:t>common:</w:t>
@@ -28339,6 +28385,8 @@
               <w:rPr>
                 <w:rFonts w:cs="Arial"/>
                 <w:color w:val="000000"/>
+                <w:sz w:val="16"/>
+                <w:szCs w:val="16"/>
                 <w:shd w:val="clear" w:color="auto" w:fill="FFFFFF"/>
               </w:rPr>
               <w:t>AlphaNumericOrMissingType</w:t>
@@ -28360,12 +28408,16 @@
               <w:adjustRightInd w:val="0"/>
               <w:rPr>
                 <w:rFonts w:cs="Arial"/>
+                <w:sz w:val="16"/>
+                <w:szCs w:val="16"/>
                 <w:lang w:bidi="ml"/>
               </w:rPr>
             </w:pPr>
             <w:r>
               <w:rPr>
                 <w:rFonts w:cs="Arial"/>
+                <w:sz w:val="16"/>
+                <w:szCs w:val="16"/>
                 <w:lang w:bidi="ml"/>
               </w:rPr>
               <w:t>Alpha</w:t>
@@ -28383,6 +28435,8 @@
               <w:adjustRightInd w:val="0"/>
               <w:rPr>
                 <w:rFonts w:cs="Arial"/>
+                <w:sz w:val="16"/>
+                <w:szCs w:val="16"/>
                 <w:lang w:bidi="ml"/>
               </w:rPr>
             </w:pPr>
@@ -28391,6 +28445,8 @@
             <w:r>
               <w:rPr>
                 <w:rFonts w:cs="Arial"/>
+                <w:sz w:val="16"/>
+                <w:szCs w:val="16"/>
                 <w:lang w:bidi="ml"/>
               </w:rPr>
               <w:t>common:</w:t>
@@ -28399,6 +28455,8 @@
               <w:rPr>
                 <w:rFonts w:cs="Arial"/>
                 <w:color w:val="000000"/>
+                <w:sz w:val="16"/>
+                <w:szCs w:val="16"/>
                 <w:shd w:val="clear" w:color="auto" w:fill="FFFFFF"/>
               </w:rPr>
               <w:t>AlphaOrMissingType</w:t>
@@ -28420,12 +28478,16 @@
               <w:adjustRightInd w:val="0"/>
               <w:rPr>
                 <w:rFonts w:cs="Arial"/>
+                <w:sz w:val="16"/>
+                <w:szCs w:val="16"/>
                 <w:lang w:bidi="ml"/>
               </w:rPr>
             </w:pPr>
             <w:r>
               <w:rPr>
                 <w:rFonts w:cs="Arial"/>
+                <w:sz w:val="16"/>
+                <w:szCs w:val="16"/>
                 <w:lang w:bidi="ml"/>
               </w:rPr>
               <w:t>Numeric</w:t>
@@ -28443,6 +28505,8 @@
               <w:adjustRightInd w:val="0"/>
               <w:rPr>
                 <w:rFonts w:cs="Arial"/>
+                <w:sz w:val="16"/>
+                <w:szCs w:val="16"/>
                 <w:lang w:bidi="ml"/>
               </w:rPr>
             </w:pPr>
@@ -28451,6 +28515,8 @@
             <w:r>
               <w:rPr>
                 <w:rFonts w:cs="Arial"/>
+                <w:sz w:val="16"/>
+                <w:szCs w:val="16"/>
                 <w:lang w:bidi="ml"/>
               </w:rPr>
               <w:t>common:</w:t>
@@ -28459,6 +28525,8 @@
               <w:rPr>
                 <w:rFonts w:cs="Arial"/>
                 <w:color w:val="000000"/>
+                <w:sz w:val="16"/>
+                <w:szCs w:val="16"/>
                 <w:shd w:val="clear" w:color="auto" w:fill="FFFFFF"/>
               </w:rPr>
               <w:t>NumericOrMissingType</w:t>
@@ -28480,6 +28548,8 @@
               <w:adjustRightInd w:val="0"/>
               <w:rPr>
                 <w:rFonts w:cs="Arial"/>
+                <w:sz w:val="16"/>
+                <w:szCs w:val="16"/>
                 <w:lang w:bidi="ml"/>
               </w:rPr>
             </w:pPr>
@@ -28487,6 +28557,8 @@
             <w:r>
               <w:rPr>
                 <w:rFonts w:cs="Arial"/>
+                <w:sz w:val="16"/>
+                <w:szCs w:val="16"/>
                 <w:lang w:bidi="ml"/>
               </w:rPr>
               <w:t>BigInteger</w:t>
@@ -28505,6 +28577,8 @@
               <w:adjustRightInd w:val="0"/>
               <w:rPr>
                 <w:rFonts w:cs="Arial"/>
+                <w:sz w:val="16"/>
+                <w:szCs w:val="16"/>
                 <w:lang w:bidi="ml"/>
               </w:rPr>
             </w:pPr>
@@ -28513,6 +28587,8 @@
             <w:r>
               <w:rPr>
                 <w:rFonts w:cs="Arial"/>
+                <w:sz w:val="16"/>
+                <w:szCs w:val="16"/>
                 <w:lang w:bidi="ml"/>
               </w:rPr>
               <w:t>common:IntegerOrMissingType</w:t>
@@ -28534,12 +28610,16 @@
               <w:adjustRightInd w:val="0"/>
               <w:rPr>
                 <w:rFonts w:cs="Arial"/>
+                <w:sz w:val="16"/>
+                <w:szCs w:val="16"/>
                 <w:lang w:bidi="ml"/>
               </w:rPr>
             </w:pPr>
             <w:r>
               <w:rPr>
                 <w:rFonts w:cs="Arial"/>
+                <w:sz w:val="16"/>
+                <w:szCs w:val="16"/>
                 <w:lang w:bidi="ml"/>
               </w:rPr>
               <w:t>Integer</w:t>
@@ -28557,6 +28637,8 @@
               <w:adjustRightInd w:val="0"/>
               <w:rPr>
                 <w:rFonts w:cs="Arial"/>
+                <w:sz w:val="16"/>
+                <w:szCs w:val="16"/>
                 <w:lang w:bidi="ml"/>
               </w:rPr>
             </w:pPr>
@@ -28565,6 +28647,8 @@
             <w:r>
               <w:rPr>
                 <w:rFonts w:cs="Arial"/>
+                <w:sz w:val="16"/>
+                <w:szCs w:val="16"/>
                 <w:lang w:bidi="ml"/>
               </w:rPr>
               <w:t>common:IntOrMissingType</w:t>
@@ -28586,12 +28670,16 @@
               <w:adjustRightInd w:val="0"/>
               <w:rPr>
                 <w:rFonts w:cs="Arial"/>
+                <w:sz w:val="16"/>
+                <w:szCs w:val="16"/>
                 <w:lang w:bidi="ml"/>
               </w:rPr>
             </w:pPr>
             <w:r>
               <w:rPr>
                 <w:rFonts w:cs="Arial"/>
+                <w:sz w:val="16"/>
+                <w:szCs w:val="16"/>
                 <w:lang w:bidi="ml"/>
               </w:rPr>
               <w:t>Long</w:t>
@@ -28609,6 +28697,8 @@
               <w:adjustRightInd w:val="0"/>
               <w:rPr>
                 <w:rFonts w:cs="Arial"/>
+                <w:sz w:val="16"/>
+                <w:szCs w:val="16"/>
                 <w:lang w:bidi="ml"/>
               </w:rPr>
             </w:pPr>
@@ -28617,23 +28707,11 @@
             <w:r>
               <w:rPr>
                 <w:rFonts w:cs="Arial"/>
+                <w:sz w:val="16"/>
+                <w:szCs w:val="16"/>
                 <w:lang w:bidi="ml"/>
               </w:rPr>
-              <w:t>common:</w:t>
-            </w:r>
-            <w:r>
-              <w:rPr>
-                <w:rFonts w:cs="Arial"/>
-                <w:lang w:bidi="ml"/>
-              </w:rPr>
-              <w:t>Long</w:t>
-            </w:r>
-            <w:r>
-              <w:rPr>
-                <w:rFonts w:cs="Arial"/>
-                <w:lang w:bidi="ml"/>
-              </w:rPr>
-              <w:t>OrMissingType</w:t>
+              <w:t>common:LongOrMissingType</w:t>
             </w:r>
             <w:proofErr w:type="spellEnd"/>
             <w:proofErr w:type="gramEnd"/>
@@ -28652,12 +28730,16 @@
               <w:adjustRightInd w:val="0"/>
               <w:rPr>
                 <w:rFonts w:cs="Arial"/>
+                <w:sz w:val="16"/>
+                <w:szCs w:val="16"/>
                 <w:lang w:bidi="ml"/>
               </w:rPr>
             </w:pPr>
             <w:r>
               <w:rPr>
                 <w:rFonts w:cs="Arial"/>
+                <w:sz w:val="16"/>
+                <w:szCs w:val="16"/>
                 <w:lang w:bidi="ml"/>
               </w:rPr>
               <w:t>Short</w:t>
@@ -28675,6 +28757,8 @@
               <w:adjustRightInd w:val="0"/>
               <w:rPr>
                 <w:rFonts w:cs="Arial"/>
+                <w:sz w:val="16"/>
+                <w:szCs w:val="16"/>
                 <w:lang w:bidi="ml"/>
               </w:rPr>
             </w:pPr>
@@ -28683,23 +28767,11 @@
             <w:r>
               <w:rPr>
                 <w:rFonts w:cs="Arial"/>
+                <w:sz w:val="16"/>
+                <w:szCs w:val="16"/>
                 <w:lang w:bidi="ml"/>
               </w:rPr>
-              <w:t>common:</w:t>
-            </w:r>
-            <w:r>
-              <w:rPr>
-                <w:rFonts w:cs="Arial"/>
-                <w:lang w:bidi="ml"/>
-              </w:rPr>
-              <w:t>Short</w:t>
-            </w:r>
-            <w:r>
-              <w:rPr>
-                <w:rFonts w:cs="Arial"/>
-                <w:lang w:bidi="ml"/>
-              </w:rPr>
-              <w:t>OrMissingType</w:t>
+              <w:t>common:ShortOrMissingType</w:t>
             </w:r>
             <w:proofErr w:type="spellEnd"/>
             <w:proofErr w:type="gramEnd"/>
@@ -28718,12 +28790,16 @@
               <w:adjustRightInd w:val="0"/>
               <w:rPr>
                 <w:rFonts w:cs="Arial"/>
+                <w:sz w:val="16"/>
+                <w:szCs w:val="16"/>
                 <w:lang w:bidi="ml"/>
               </w:rPr>
             </w:pPr>
             <w:r>
               <w:rPr>
                 <w:rFonts w:cs="Arial"/>
+                <w:sz w:val="16"/>
+                <w:szCs w:val="16"/>
                 <w:lang w:bidi="ml"/>
               </w:rPr>
               <w:t>Decimal</w:t>
@@ -28741,6 +28817,8 @@
               <w:adjustRightInd w:val="0"/>
               <w:rPr>
                 <w:rFonts w:cs="Arial"/>
+                <w:sz w:val="16"/>
+                <w:szCs w:val="16"/>
                 <w:lang w:bidi="ml"/>
               </w:rPr>
             </w:pPr>
@@ -28749,23 +28827,11 @@
             <w:r>
               <w:rPr>
                 <w:rFonts w:cs="Arial"/>
+                <w:sz w:val="16"/>
+                <w:szCs w:val="16"/>
                 <w:lang w:bidi="ml"/>
               </w:rPr>
-              <w:t>common:</w:t>
-            </w:r>
-            <w:r>
-              <w:rPr>
-                <w:rFonts w:cs="Arial"/>
-                <w:lang w:bidi="ml"/>
-              </w:rPr>
-              <w:t>Decimal</w:t>
-            </w:r>
-            <w:r>
-              <w:rPr>
-                <w:rFonts w:cs="Arial"/>
-                <w:lang w:bidi="ml"/>
-              </w:rPr>
-              <w:t>OrMissingType</w:t>
+              <w:t>common:DecimalOrMissingType</w:t>
             </w:r>
             <w:proofErr w:type="spellEnd"/>
             <w:proofErr w:type="gramEnd"/>
@@ -28784,12 +28850,16 @@
               <w:adjustRightInd w:val="0"/>
               <w:rPr>
                 <w:rFonts w:cs="Arial"/>
+                <w:sz w:val="16"/>
+                <w:szCs w:val="16"/>
                 <w:lang w:bidi="ml"/>
               </w:rPr>
             </w:pPr>
             <w:r>
               <w:rPr>
                 <w:rFonts w:cs="Arial"/>
+                <w:sz w:val="16"/>
+                <w:szCs w:val="16"/>
                 <w:lang w:bidi="ml"/>
               </w:rPr>
               <w:t>Float</w:t>
@@ -28807,6 +28877,8 @@
               <w:adjustRightInd w:val="0"/>
               <w:rPr>
                 <w:rFonts w:cs="Arial"/>
+                <w:sz w:val="16"/>
+                <w:szCs w:val="16"/>
                 <w:lang w:bidi="ml"/>
               </w:rPr>
             </w:pPr>
@@ -28815,23 +28887,11 @@
             <w:r>
               <w:rPr>
                 <w:rFonts w:cs="Arial"/>
+                <w:sz w:val="16"/>
+                <w:szCs w:val="16"/>
                 <w:lang w:bidi="ml"/>
               </w:rPr>
-              <w:t>common:</w:t>
-            </w:r>
-            <w:r>
-              <w:rPr>
-                <w:rFonts w:cs="Arial"/>
-                <w:lang w:bidi="ml"/>
-              </w:rPr>
-              <w:t>Float</w:t>
-            </w:r>
-            <w:r>
-              <w:rPr>
-                <w:rFonts w:cs="Arial"/>
-                <w:lang w:bidi="ml"/>
-              </w:rPr>
-              <w:t>OrMissingType</w:t>
+              <w:t>common:FloatOrMissingType</w:t>
             </w:r>
             <w:proofErr w:type="spellEnd"/>
             <w:proofErr w:type="gramEnd"/>
@@ -28850,12 +28910,16 @@
               <w:adjustRightInd w:val="0"/>
               <w:rPr>
                 <w:rFonts w:cs="Arial"/>
+                <w:sz w:val="16"/>
+                <w:szCs w:val="16"/>
                 <w:lang w:bidi="ml"/>
               </w:rPr>
             </w:pPr>
             <w:r>
               <w:rPr>
                 <w:rFonts w:cs="Arial"/>
+                <w:sz w:val="16"/>
+                <w:szCs w:val="16"/>
                 <w:lang w:bidi="ml"/>
               </w:rPr>
               <w:t>Double</w:t>
@@ -28873,6 +28937,8 @@
               <w:adjustRightInd w:val="0"/>
               <w:rPr>
                 <w:rFonts w:cs="Arial"/>
+                <w:sz w:val="16"/>
+                <w:szCs w:val="16"/>
                 <w:lang w:bidi="ml"/>
               </w:rPr>
             </w:pPr>
@@ -28881,23 +28947,11 @@
             <w:r>
               <w:rPr>
                 <w:rFonts w:cs="Arial"/>
+                <w:sz w:val="16"/>
+                <w:szCs w:val="16"/>
                 <w:lang w:bidi="ml"/>
               </w:rPr>
-              <w:t>common:</w:t>
-            </w:r>
-            <w:r>
-              <w:rPr>
-                <w:rFonts w:cs="Arial"/>
-                <w:lang w:bidi="ml"/>
-              </w:rPr>
-              <w:t>Double</w:t>
-            </w:r>
-            <w:r>
-              <w:rPr>
-                <w:rFonts w:cs="Arial"/>
-                <w:lang w:bidi="ml"/>
-              </w:rPr>
-              <w:t>OrMissingType</w:t>
+              <w:t>common:DoubleOrMissingType</w:t>
             </w:r>
             <w:proofErr w:type="spellEnd"/>
             <w:proofErr w:type="gramEnd"/>
@@ -28916,12 +28970,16 @@
               <w:adjustRightInd w:val="0"/>
               <w:rPr>
                 <w:rFonts w:cs="Arial"/>
+                <w:sz w:val="16"/>
+                <w:szCs w:val="16"/>
                 <w:lang w:bidi="ml"/>
               </w:rPr>
             </w:pPr>
             <w:r>
               <w:rPr>
                 <w:rFonts w:cs="Arial"/>
+                <w:sz w:val="16"/>
+                <w:szCs w:val="16"/>
                 <w:lang w:bidi="ml"/>
               </w:rPr>
               <w:t>Boolean</w:t>
@@ -28939,6 +28997,8 @@
               <w:adjustRightInd w:val="0"/>
               <w:rPr>
                 <w:rFonts w:cs="Arial"/>
+                <w:sz w:val="16"/>
+                <w:szCs w:val="16"/>
                 <w:lang w:bidi="ml"/>
               </w:rPr>
             </w:pPr>
@@ -28947,23 +29007,11 @@
             <w:r>
               <w:rPr>
                 <w:rFonts w:cs="Arial"/>
+                <w:sz w:val="16"/>
+                <w:szCs w:val="16"/>
                 <w:lang w:bidi="ml"/>
               </w:rPr>
-              <w:t>common:</w:t>
-            </w:r>
-            <w:r>
-              <w:rPr>
-                <w:rFonts w:cs="Arial"/>
-                <w:lang w:bidi="ml"/>
-              </w:rPr>
-              <w:t>Boolean</w:t>
-            </w:r>
-            <w:r>
-              <w:rPr>
-                <w:rFonts w:cs="Arial"/>
-                <w:lang w:bidi="ml"/>
-              </w:rPr>
-              <w:t>OrMissingType</w:t>
+              <w:t>common:BooleanOrMissingType</w:t>
             </w:r>
             <w:proofErr w:type="spellEnd"/>
             <w:proofErr w:type="gramEnd"/>
@@ -28982,12 +29030,16 @@
               <w:adjustRightInd w:val="0"/>
               <w:rPr>
                 <w:rFonts w:cs="Arial"/>
+                <w:sz w:val="16"/>
+                <w:szCs w:val="16"/>
                 <w:lang w:bidi="ml"/>
               </w:rPr>
             </w:pPr>
             <w:r>
               <w:rPr>
                 <w:rFonts w:cs="Arial"/>
+                <w:sz w:val="16"/>
+                <w:szCs w:val="16"/>
                 <w:lang w:bidi="ml"/>
               </w:rPr>
               <w:t>Count</w:t>
@@ -29005,6 +29057,8 @@
               <w:adjustRightInd w:val="0"/>
               <w:rPr>
                 <w:rFonts w:cs="Arial"/>
+                <w:sz w:val="16"/>
+                <w:szCs w:val="16"/>
                 <w:lang w:bidi="ml"/>
               </w:rPr>
             </w:pPr>
@@ -29013,6 +29067,8 @@
             <w:r>
               <w:rPr>
                 <w:rFonts w:cs="Arial"/>
+                <w:sz w:val="16"/>
+                <w:szCs w:val="16"/>
                 <w:lang w:bidi="ml"/>
               </w:rPr>
               <w:t>common:IntegerOrMissingType</w:t>
@@ -29034,6 +29090,8 @@
               <w:adjustRightInd w:val="0"/>
               <w:rPr>
                 <w:rFonts w:cs="Arial"/>
+                <w:sz w:val="16"/>
+                <w:szCs w:val="16"/>
                 <w:lang w:bidi="ml"/>
               </w:rPr>
             </w:pPr>
@@ -29041,6 +29099,8 @@
             <w:r>
               <w:rPr>
                 <w:rFonts w:cs="Arial"/>
+                <w:sz w:val="16"/>
+                <w:szCs w:val="16"/>
                 <w:lang w:bidi="ml"/>
               </w:rPr>
               <w:t>InclusiveValueRange</w:t>
@@ -29059,6 +29119,8 @@
               <w:adjustRightInd w:val="0"/>
               <w:rPr>
                 <w:rFonts w:cs="Arial"/>
+                <w:sz w:val="16"/>
+                <w:szCs w:val="16"/>
                 <w:lang w:bidi="ml"/>
               </w:rPr>
             </w:pPr>
@@ -29067,6 +29129,8 @@
             <w:r>
               <w:rPr>
                 <w:rFonts w:cs="Arial"/>
+                <w:sz w:val="16"/>
+                <w:szCs w:val="16"/>
                 <w:lang w:bidi="ml"/>
               </w:rPr>
               <w:t>common:</w:t>
@@ -29075,6 +29139,8 @@
               <w:rPr>
                 <w:rFonts w:cs="Arial"/>
                 <w:color w:val="000000"/>
+                <w:sz w:val="16"/>
+                <w:szCs w:val="16"/>
                 <w:shd w:val="clear" w:color="auto" w:fill="FFFFFF"/>
               </w:rPr>
               <w:t>DecimalOrMissingType</w:t>
@@ -29096,6 +29162,8 @@
               <w:adjustRightInd w:val="0"/>
               <w:rPr>
                 <w:rFonts w:cs="Arial"/>
+                <w:sz w:val="16"/>
+                <w:szCs w:val="16"/>
                 <w:lang w:bidi="ml"/>
               </w:rPr>
             </w:pPr>
@@ -29103,6 +29171,8 @@
             <w:r>
               <w:rPr>
                 <w:rFonts w:cs="Arial"/>
+                <w:sz w:val="16"/>
+                <w:szCs w:val="16"/>
                 <w:lang w:bidi="ml"/>
               </w:rPr>
               <w:t>ExclusiveValueRange</w:t>
@@ -29121,6 +29191,8 @@
               <w:adjustRightInd w:val="0"/>
               <w:rPr>
                 <w:rFonts w:cs="Arial"/>
+                <w:sz w:val="16"/>
+                <w:szCs w:val="16"/>
                 <w:lang w:bidi="ml"/>
               </w:rPr>
             </w:pPr>
@@ -29129,6 +29201,8 @@
             <w:r>
               <w:rPr>
                 <w:rFonts w:cs="Arial"/>
+                <w:sz w:val="16"/>
+                <w:szCs w:val="16"/>
                 <w:lang w:bidi="ml"/>
               </w:rPr>
               <w:t>common:</w:t>
@@ -29137,6 +29211,8 @@
               <w:rPr>
                 <w:rFonts w:cs="Arial"/>
                 <w:color w:val="000000"/>
+                <w:sz w:val="16"/>
+                <w:szCs w:val="16"/>
                 <w:shd w:val="clear" w:color="auto" w:fill="FFFFFF"/>
               </w:rPr>
               <w:t>DecimalOrMissingType</w:t>
@@ -29158,12 +29234,16 @@
               <w:adjustRightInd w:val="0"/>
               <w:rPr>
                 <w:rFonts w:cs="Arial"/>
+                <w:sz w:val="16"/>
+                <w:szCs w:val="16"/>
                 <w:lang w:bidi="ml"/>
               </w:rPr>
             </w:pPr>
             <w:r>
               <w:rPr>
                 <w:rFonts w:cs="Arial"/>
+                <w:sz w:val="16"/>
+                <w:szCs w:val="16"/>
                 <w:lang w:bidi="ml"/>
               </w:rPr>
               <w:t>Incremental</w:t>
@@ -29181,6 +29261,8 @@
               <w:adjustRightInd w:val="0"/>
               <w:rPr>
                 <w:rFonts w:cs="Arial"/>
+                <w:sz w:val="16"/>
+                <w:szCs w:val="16"/>
                 <w:lang w:bidi="ml"/>
               </w:rPr>
             </w:pPr>
@@ -29189,32 +29271,21 @@
             <w:r>
               <w:rPr>
                 <w:rFonts w:cs="Arial"/>
+                <w:sz w:val="16"/>
+                <w:szCs w:val="16"/>
                 <w:lang w:bidi="ml"/>
               </w:rPr>
-              <w:t>common</w:t>
-            </w:r>
-            <w:r>
-              <w:rPr>
-                <w:rFonts w:cs="Arial"/>
-                <w:lang w:bidi="ml"/>
-              </w:rPr>
-              <w:t>:</w:t>
+              <w:t>common:</w:t>
             </w:r>
             <w:r>
               <w:rPr>
                 <w:rFonts w:cs="Arial"/>
                 <w:color w:val="000000"/>
+                <w:sz w:val="16"/>
+                <w:szCs w:val="16"/>
                 <w:shd w:val="clear" w:color="auto" w:fill="FFFFFF"/>
               </w:rPr>
-              <w:t>DecimalOrMissing</w:t>
-            </w:r>
-            <w:r>
-              <w:rPr>
-                <w:rFonts w:cs="Arial"/>
-                <w:color w:val="000000"/>
-                <w:shd w:val="clear" w:color="auto" w:fill="FFFFFF"/>
-              </w:rPr>
-              <w:t>Type</w:t>
+              <w:t>DecimalOrMissingType</w:t>
             </w:r>
             <w:proofErr w:type="spellEnd"/>
             <w:proofErr w:type="gramEnd"/>
@@ -29233,6 +29304,8 @@
               <w:adjustRightInd w:val="0"/>
               <w:rPr>
                 <w:rFonts w:cs="Arial"/>
+                <w:sz w:val="16"/>
+                <w:szCs w:val="16"/>
                 <w:lang w:bidi="ml"/>
               </w:rPr>
             </w:pPr>
@@ -29240,6 +29313,8 @@
             <w:r>
               <w:rPr>
                 <w:rFonts w:cs="Arial"/>
+                <w:sz w:val="16"/>
+                <w:szCs w:val="16"/>
                 <w:lang w:bidi="ml"/>
               </w:rPr>
               <w:t>ObservationalTimePeriod</w:t>
@@ -29258,12 +29333,16 @@
               <w:adjustRightInd w:val="0"/>
               <w:rPr>
                 <w:rFonts w:cs="Arial"/>
+                <w:sz w:val="16"/>
+                <w:szCs w:val="16"/>
                 <w:lang w:bidi="ml"/>
               </w:rPr>
             </w:pPr>
             <w:r>
               <w:rPr>
                 <w:rFonts w:cs="Arial"/>
+                <w:sz w:val="16"/>
+                <w:szCs w:val="16"/>
                 <w:lang w:bidi="ml"/>
               </w:rPr>
               <w:t>common:</w:t>
@@ -29272,6 +29351,8 @@
               <w:rPr>
                 <w:rFonts w:cs="Arial"/>
                 <w:color w:val="000000"/>
+                <w:sz w:val="16"/>
+                <w:szCs w:val="16"/>
                 <w:shd w:val="clear" w:color="auto" w:fill="FFFFFF"/>
               </w:rPr>
               <w:t xml:space="preserve"> </w:t>
@@ -29281,6 +29362,8 @@
               <w:rPr>
                 <w:rFonts w:cs="Arial"/>
                 <w:color w:val="000000"/>
+                <w:sz w:val="16"/>
+                <w:szCs w:val="16"/>
                 <w:shd w:val="clear" w:color="auto" w:fill="FFFFFF"/>
               </w:rPr>
               <w:t>ObservationalTimePeriodOrMissingType</w:t>
@@ -29301,12 +29384,16 @@
               <w:adjustRightInd w:val="0"/>
               <w:rPr>
                 <w:rFonts w:cs="Arial"/>
+                <w:sz w:val="16"/>
+                <w:szCs w:val="16"/>
                 <w:lang w:bidi="ml"/>
               </w:rPr>
             </w:pPr>
             <w:r>
               <w:rPr>
                 <w:rFonts w:cs="Arial"/>
+                <w:sz w:val="16"/>
+                <w:szCs w:val="16"/>
                 <w:lang w:bidi="ml"/>
               </w:rPr>
               <w:t>StandardTimePeriod</w:t>
@@ -29324,12 +29411,16 @@
               <w:adjustRightInd w:val="0"/>
               <w:rPr>
                 <w:rFonts w:cs="Arial"/>
+                <w:sz w:val="16"/>
+                <w:szCs w:val="16"/>
                 <w:lang w:bidi="ml"/>
               </w:rPr>
             </w:pPr>
             <w:r>
               <w:rPr>
                 <w:rFonts w:cs="Arial"/>
+                <w:sz w:val="16"/>
+                <w:szCs w:val="16"/>
                 <w:lang w:bidi="ml"/>
               </w:rPr>
               <w:t>common:</w:t>
@@ -29338,6 +29429,8 @@
               <w:rPr>
                 <w:rFonts w:cs="Arial"/>
                 <w:color w:val="000000"/>
+                <w:sz w:val="16"/>
+                <w:szCs w:val="16"/>
                 <w:shd w:val="clear" w:color="auto" w:fill="FFFFFF"/>
               </w:rPr>
               <w:t xml:space="preserve"> </w:t>
@@ -29347,6 +29440,8 @@
               <w:rPr>
                 <w:rFonts w:cs="Arial"/>
                 <w:color w:val="000000"/>
+                <w:sz w:val="16"/>
+                <w:szCs w:val="16"/>
                 <w:shd w:val="clear" w:color="auto" w:fill="FFFFFF"/>
               </w:rPr>
               <w:t>StandardTimePeriodOrMissingType</w:t>
@@ -29367,6 +29462,8 @@
               <w:adjustRightInd w:val="0"/>
               <w:rPr>
                 <w:rFonts w:cs="Arial"/>
+                <w:sz w:val="16"/>
+                <w:szCs w:val="16"/>
                 <w:lang w:bidi="ml"/>
               </w:rPr>
             </w:pPr>
@@ -29374,6 +29471,8 @@
             <w:r>
               <w:rPr>
                 <w:rFonts w:cs="Arial"/>
+                <w:sz w:val="16"/>
+                <w:szCs w:val="16"/>
                 <w:lang w:bidi="ml"/>
               </w:rPr>
               <w:t>BasicTimePeriod</w:t>
@@ -29392,6 +29491,8 @@
               <w:adjustRightInd w:val="0"/>
               <w:rPr>
                 <w:rFonts w:cs="Arial"/>
+                <w:sz w:val="16"/>
+                <w:szCs w:val="16"/>
                 <w:lang w:bidi="ml"/>
               </w:rPr>
             </w:pPr>
@@ -29400,6 +29501,8 @@
             <w:r>
               <w:rPr>
                 <w:rFonts w:cs="Arial"/>
+                <w:sz w:val="16"/>
+                <w:szCs w:val="16"/>
                 <w:lang w:bidi="ml"/>
               </w:rPr>
               <w:t>common:BasicTimePeriodType</w:t>
@@ -29421,6 +29524,8 @@
               <w:adjustRightInd w:val="0"/>
               <w:rPr>
                 <w:rFonts w:cs="Arial"/>
+                <w:sz w:val="16"/>
+                <w:szCs w:val="16"/>
                 <w:lang w:bidi="ml"/>
               </w:rPr>
             </w:pPr>
@@ -29428,6 +29533,8 @@
             <w:r>
               <w:rPr>
                 <w:rFonts w:cs="Arial"/>
+                <w:sz w:val="16"/>
+                <w:szCs w:val="16"/>
                 <w:lang w:bidi="ml"/>
               </w:rPr>
               <w:t>GregorianTimePeriod</w:t>
@@ -29446,12 +29553,16 @@
               <w:adjustRightInd w:val="0"/>
               <w:rPr>
                 <w:rFonts w:cs="Arial"/>
+                <w:sz w:val="16"/>
+                <w:szCs w:val="16"/>
                 <w:lang w:bidi="ml"/>
               </w:rPr>
             </w:pPr>
             <w:r>
               <w:rPr>
                 <w:rFonts w:cs="Arial"/>
+                <w:sz w:val="16"/>
+                <w:szCs w:val="16"/>
                 <w:lang w:bidi="ml"/>
               </w:rPr>
               <w:t>common:</w:t>
@@ -29460,6 +29571,8 @@
               <w:rPr>
                 <w:rFonts w:cs="Arial"/>
                 <w:color w:val="000000"/>
+                <w:sz w:val="16"/>
+                <w:szCs w:val="16"/>
                 <w:shd w:val="clear" w:color="auto" w:fill="FFFFFF"/>
               </w:rPr>
               <w:t xml:space="preserve"> </w:t>
@@ -29469,6 +29582,8 @@
               <w:rPr>
                 <w:rFonts w:cs="Arial"/>
                 <w:color w:val="000000"/>
+                <w:sz w:val="16"/>
+                <w:szCs w:val="16"/>
                 <w:shd w:val="clear" w:color="auto" w:fill="FFFFFF"/>
               </w:rPr>
               <w:t>GregorianTimePeriodOrMissingType</w:t>
@@ -29489,6 +29604,8 @@
               <w:adjustRightInd w:val="0"/>
               <w:rPr>
                 <w:rFonts w:cs="Arial"/>
+                <w:sz w:val="16"/>
+                <w:szCs w:val="16"/>
                 <w:lang w:bidi="ml"/>
               </w:rPr>
             </w:pPr>
@@ -29496,6 +29613,8 @@
             <w:r>
               <w:rPr>
                 <w:rFonts w:cs="Arial"/>
+                <w:sz w:val="16"/>
+                <w:szCs w:val="16"/>
                 <w:lang w:bidi="ml"/>
               </w:rPr>
               <w:t>ReportingTimePeriod</w:t>
@@ -29514,12 +29633,16 @@
               <w:adjustRightInd w:val="0"/>
               <w:rPr>
                 <w:rFonts w:cs="Arial"/>
+                <w:sz w:val="16"/>
+                <w:szCs w:val="16"/>
                 <w:lang w:bidi="ml"/>
               </w:rPr>
             </w:pPr>
             <w:r>
               <w:rPr>
                 <w:rFonts w:cs="Arial"/>
+                <w:sz w:val="16"/>
+                <w:szCs w:val="16"/>
                 <w:lang w:bidi="ml"/>
               </w:rPr>
               <w:t>common:</w:t>
@@ -29528,6 +29651,8 @@
               <w:rPr>
                 <w:rFonts w:cs="Arial"/>
                 <w:color w:val="000000"/>
+                <w:sz w:val="16"/>
+                <w:szCs w:val="16"/>
                 <w:shd w:val="clear" w:color="auto" w:fill="FFFFFF"/>
               </w:rPr>
               <w:t xml:space="preserve"> </w:t>
@@ -29537,6 +29662,8 @@
               <w:rPr>
                 <w:rFonts w:cs="Arial"/>
                 <w:color w:val="000000"/>
+                <w:sz w:val="16"/>
+                <w:szCs w:val="16"/>
                 <w:shd w:val="clear" w:color="auto" w:fill="FFFFFF"/>
               </w:rPr>
               <w:t>ReportingTimePeriodOrMissingType</w:t>
@@ -29557,6 +29684,8 @@
               <w:adjustRightInd w:val="0"/>
               <w:rPr>
                 <w:rFonts w:cs="Arial"/>
+                <w:sz w:val="16"/>
+                <w:szCs w:val="16"/>
                 <w:lang w:bidi="ml"/>
               </w:rPr>
             </w:pPr>
@@ -29564,9 +29693,10 @@
             <w:r>
               <w:rPr>
                 <w:rFonts w:cs="Arial"/>
+                <w:sz w:val="16"/>
+                <w:szCs w:val="16"/>
                 <w:lang w:bidi="ml"/>
               </w:rPr>
-              <w:lastRenderedPageBreak/>
               <w:t>ReportingYear</w:t>
             </w:r>
             <w:proofErr w:type="spellEnd"/>
@@ -29583,6 +29713,8 @@
               <w:adjustRightInd w:val="0"/>
               <w:rPr>
                 <w:rFonts w:cs="Arial"/>
+                <w:sz w:val="16"/>
+                <w:szCs w:val="16"/>
                 <w:lang w:bidi="ml"/>
               </w:rPr>
             </w:pPr>
@@ -29591,6 +29723,8 @@
             <w:r>
               <w:rPr>
                 <w:rFonts w:cs="Arial"/>
+                <w:sz w:val="16"/>
+                <w:szCs w:val="16"/>
                 <w:lang w:bidi="ml"/>
               </w:rPr>
               <w:t>common:</w:t>
@@ -29599,6 +29733,8 @@
               <w:rPr>
                 <w:rFonts w:cs="Arial"/>
                 <w:color w:val="000000"/>
+                <w:sz w:val="16"/>
+                <w:szCs w:val="16"/>
                 <w:shd w:val="clear" w:color="auto" w:fill="FFFFFF"/>
               </w:rPr>
               <w:t>ReportingYearOrMissingType</w:t>
@@ -29620,6 +29756,8 @@
               <w:adjustRightInd w:val="0"/>
               <w:rPr>
                 <w:rFonts w:cs="Arial"/>
+                <w:sz w:val="16"/>
+                <w:szCs w:val="16"/>
                 <w:lang w:bidi="ml"/>
               </w:rPr>
             </w:pPr>
@@ -29627,6 +29765,8 @@
             <w:r>
               <w:rPr>
                 <w:rFonts w:cs="Arial"/>
+                <w:sz w:val="16"/>
+                <w:szCs w:val="16"/>
                 <w:lang w:bidi="ml"/>
               </w:rPr>
               <w:t>ReportingSemester</w:t>
@@ -29645,12 +29785,16 @@
               <w:adjustRightInd w:val="0"/>
               <w:rPr>
                 <w:rFonts w:cs="Arial"/>
+                <w:sz w:val="16"/>
+                <w:szCs w:val="16"/>
                 <w:lang w:bidi="ml"/>
               </w:rPr>
             </w:pPr>
             <w:r>
               <w:rPr>
                 <w:rFonts w:cs="Arial"/>
+                <w:sz w:val="16"/>
+                <w:szCs w:val="16"/>
                 <w:lang w:bidi="ml"/>
               </w:rPr>
               <w:t>common:</w:t>
@@ -29659,6 +29803,8 @@
               <w:rPr>
                 <w:rFonts w:cs="Arial"/>
                 <w:color w:val="000000"/>
+                <w:sz w:val="16"/>
+                <w:szCs w:val="16"/>
                 <w:shd w:val="clear" w:color="auto" w:fill="FFFFFF"/>
               </w:rPr>
               <w:t xml:space="preserve"> </w:t>
@@ -29668,6 +29814,8 @@
               <w:rPr>
                 <w:rFonts w:cs="Arial"/>
                 <w:color w:val="000000"/>
+                <w:sz w:val="16"/>
+                <w:szCs w:val="16"/>
                 <w:shd w:val="clear" w:color="auto" w:fill="FFFFFF"/>
               </w:rPr>
               <w:t>ReportingSemesterOrMissingType</w:t>
@@ -29688,6 +29836,8 @@
               <w:adjustRightInd w:val="0"/>
               <w:rPr>
                 <w:rFonts w:cs="Arial"/>
+                <w:sz w:val="16"/>
+                <w:szCs w:val="16"/>
                 <w:lang w:bidi="ml"/>
               </w:rPr>
             </w:pPr>
@@ -29695,8 +29845,11 @@
             <w:r>
               <w:rPr>
                 <w:rFonts w:cs="Arial"/>
+                <w:sz w:val="16"/>
+                <w:szCs w:val="16"/>
                 <w:lang w:bidi="ml"/>
               </w:rPr>
+              <w:lastRenderedPageBreak/>
               <w:t>ReportingTrimester</w:t>
             </w:r>
             <w:proofErr w:type="spellEnd"/>
@@ -29713,12 +29866,16 @@
               <w:adjustRightInd w:val="0"/>
               <w:rPr>
                 <w:rFonts w:cs="Arial"/>
+                <w:sz w:val="16"/>
+                <w:szCs w:val="16"/>
                 <w:lang w:bidi="ml"/>
               </w:rPr>
             </w:pPr>
             <w:r>
               <w:rPr>
                 <w:rFonts w:cs="Arial"/>
+                <w:sz w:val="16"/>
+                <w:szCs w:val="16"/>
                 <w:lang w:bidi="ml"/>
               </w:rPr>
               <w:t>common:</w:t>
@@ -29727,6 +29884,8 @@
               <w:rPr>
                 <w:rFonts w:cs="Arial"/>
                 <w:color w:val="000000"/>
+                <w:sz w:val="16"/>
+                <w:szCs w:val="16"/>
                 <w:shd w:val="clear" w:color="auto" w:fill="FFFFFF"/>
               </w:rPr>
               <w:t xml:space="preserve"> </w:t>
@@ -29736,6 +29895,8 @@
               <w:rPr>
                 <w:rFonts w:cs="Arial"/>
                 <w:color w:val="000000"/>
+                <w:sz w:val="16"/>
+                <w:szCs w:val="16"/>
                 <w:shd w:val="clear" w:color="auto" w:fill="FFFFFF"/>
               </w:rPr>
               <w:t>ReportingTrimesterOrMissingType</w:t>
@@ -29756,6 +29917,8 @@
               <w:adjustRightInd w:val="0"/>
               <w:rPr>
                 <w:rFonts w:cs="Arial"/>
+                <w:sz w:val="16"/>
+                <w:szCs w:val="16"/>
                 <w:lang w:bidi="ml"/>
               </w:rPr>
             </w:pPr>
@@ -29763,6 +29926,8 @@
             <w:r>
               <w:rPr>
                 <w:rFonts w:cs="Arial"/>
+                <w:sz w:val="16"/>
+                <w:szCs w:val="16"/>
                 <w:lang w:bidi="ml"/>
               </w:rPr>
               <w:t>ReportingQuarter</w:t>
@@ -29781,12 +29946,16 @@
               <w:adjustRightInd w:val="0"/>
               <w:rPr>
                 <w:rFonts w:cs="Arial"/>
+                <w:sz w:val="16"/>
+                <w:szCs w:val="16"/>
                 <w:lang w:bidi="ml"/>
               </w:rPr>
             </w:pPr>
             <w:r>
               <w:rPr>
                 <w:rFonts w:cs="Arial"/>
+                <w:sz w:val="16"/>
+                <w:szCs w:val="16"/>
                 <w:lang w:bidi="ml"/>
               </w:rPr>
               <w:t>common:</w:t>
@@ -29795,6 +29964,8 @@
               <w:rPr>
                 <w:rFonts w:cs="Arial"/>
                 <w:color w:val="000000"/>
+                <w:sz w:val="16"/>
+                <w:szCs w:val="16"/>
                 <w:shd w:val="clear" w:color="auto" w:fill="FFFFFF"/>
               </w:rPr>
               <w:t xml:space="preserve"> </w:t>
@@ -29804,6 +29975,8 @@
               <w:rPr>
                 <w:rFonts w:cs="Arial"/>
                 <w:color w:val="000000"/>
+                <w:sz w:val="16"/>
+                <w:szCs w:val="16"/>
                 <w:shd w:val="clear" w:color="auto" w:fill="FFFFFF"/>
               </w:rPr>
               <w:t>ReportingQuarterOrMissingType</w:t>
@@ -29824,6 +29997,8 @@
               <w:adjustRightInd w:val="0"/>
               <w:rPr>
                 <w:rFonts w:cs="Arial"/>
+                <w:sz w:val="16"/>
+                <w:szCs w:val="16"/>
                 <w:lang w:bidi="ml"/>
               </w:rPr>
             </w:pPr>
@@ -29831,6 +30006,8 @@
             <w:r>
               <w:rPr>
                 <w:rFonts w:cs="Arial"/>
+                <w:sz w:val="16"/>
+                <w:szCs w:val="16"/>
                 <w:lang w:bidi="ml"/>
               </w:rPr>
               <w:t>ReportingMonth</w:t>
@@ -29849,12 +30026,16 @@
               <w:adjustRightInd w:val="0"/>
               <w:rPr>
                 <w:rFonts w:cs="Arial"/>
+                <w:sz w:val="16"/>
+                <w:szCs w:val="16"/>
                 <w:lang w:bidi="ml"/>
               </w:rPr>
             </w:pPr>
             <w:r>
               <w:rPr>
                 <w:rFonts w:cs="Arial"/>
+                <w:sz w:val="16"/>
+                <w:szCs w:val="16"/>
                 <w:lang w:bidi="ml"/>
               </w:rPr>
               <w:t>common:</w:t>
@@ -29863,6 +30044,8 @@
               <w:rPr>
                 <w:rFonts w:cs="Arial"/>
                 <w:color w:val="000000"/>
+                <w:sz w:val="16"/>
+                <w:szCs w:val="16"/>
                 <w:shd w:val="clear" w:color="auto" w:fill="FFFFFF"/>
               </w:rPr>
               <w:t xml:space="preserve"> </w:t>
@@ -29872,6 +30055,8 @@
               <w:rPr>
                 <w:rFonts w:cs="Arial"/>
                 <w:color w:val="000000"/>
+                <w:sz w:val="16"/>
+                <w:szCs w:val="16"/>
                 <w:shd w:val="clear" w:color="auto" w:fill="FFFFFF"/>
               </w:rPr>
               <w:t>ReportingMonthOrMissingType</w:t>
@@ -29892,6 +30077,8 @@
               <w:adjustRightInd w:val="0"/>
               <w:rPr>
                 <w:rFonts w:cs="Arial"/>
+                <w:sz w:val="16"/>
+                <w:szCs w:val="16"/>
                 <w:lang w:bidi="ml"/>
               </w:rPr>
             </w:pPr>
@@ -29899,6 +30086,8 @@
             <w:r>
               <w:rPr>
                 <w:rFonts w:cs="Arial"/>
+                <w:sz w:val="16"/>
+                <w:szCs w:val="16"/>
                 <w:lang w:bidi="ml"/>
               </w:rPr>
               <w:t>ReportingWeek</w:t>
@@ -29917,12 +30106,16 @@
               <w:adjustRightInd w:val="0"/>
               <w:rPr>
                 <w:rFonts w:cs="Arial"/>
+                <w:sz w:val="16"/>
+                <w:szCs w:val="16"/>
                 <w:lang w:bidi="ml"/>
               </w:rPr>
             </w:pPr>
             <w:r>
               <w:rPr>
                 <w:rFonts w:cs="Arial"/>
+                <w:sz w:val="16"/>
+                <w:szCs w:val="16"/>
                 <w:lang w:bidi="ml"/>
               </w:rPr>
               <w:t>common:</w:t>
@@ -29931,6 +30124,8 @@
               <w:rPr>
                 <w:rFonts w:cs="Arial"/>
                 <w:color w:val="000000"/>
+                <w:sz w:val="16"/>
+                <w:szCs w:val="16"/>
                 <w:shd w:val="clear" w:color="auto" w:fill="FFFFFF"/>
               </w:rPr>
               <w:t xml:space="preserve"> </w:t>
@@ -29940,6 +30135,8 @@
               <w:rPr>
                 <w:rFonts w:cs="Arial"/>
                 <w:color w:val="000000"/>
+                <w:sz w:val="16"/>
+                <w:szCs w:val="16"/>
                 <w:shd w:val="clear" w:color="auto" w:fill="FFFFFF"/>
               </w:rPr>
               <w:t>ReportingWeekOrMissingType</w:t>
@@ -29960,6 +30157,8 @@
               <w:adjustRightInd w:val="0"/>
               <w:rPr>
                 <w:rFonts w:cs="Arial"/>
+                <w:sz w:val="16"/>
+                <w:szCs w:val="16"/>
                 <w:lang w:bidi="ml"/>
               </w:rPr>
             </w:pPr>
@@ -29967,6 +30166,8 @@
             <w:r>
               <w:rPr>
                 <w:rFonts w:cs="Arial"/>
+                <w:sz w:val="16"/>
+                <w:szCs w:val="16"/>
                 <w:lang w:bidi="ml"/>
               </w:rPr>
               <w:t>ReportingDay</w:t>
@@ -29985,12 +30186,16 @@
               <w:adjustRightInd w:val="0"/>
               <w:rPr>
                 <w:rFonts w:cs="Arial"/>
+                <w:sz w:val="16"/>
+                <w:szCs w:val="16"/>
                 <w:lang w:bidi="ml"/>
               </w:rPr>
             </w:pPr>
             <w:r>
               <w:rPr>
                 <w:rFonts w:cs="Arial"/>
+                <w:sz w:val="16"/>
+                <w:szCs w:val="16"/>
                 <w:lang w:bidi="ml"/>
               </w:rPr>
               <w:t>common:</w:t>
@@ -29999,6 +30204,8 @@
               <w:rPr>
                 <w:rFonts w:cs="Arial"/>
                 <w:color w:val="000000"/>
+                <w:sz w:val="16"/>
+                <w:szCs w:val="16"/>
                 <w:shd w:val="clear" w:color="auto" w:fill="FFFFFF"/>
               </w:rPr>
               <w:t xml:space="preserve"> </w:t>
@@ -30008,6 +30215,8 @@
               <w:rPr>
                 <w:rFonts w:cs="Arial"/>
                 <w:color w:val="000000"/>
+                <w:sz w:val="16"/>
+                <w:szCs w:val="16"/>
                 <w:shd w:val="clear" w:color="auto" w:fill="FFFFFF"/>
               </w:rPr>
               <w:t>ReportingDayOrMissingType</w:t>
@@ -30028,6 +30237,8 @@
               <w:adjustRightInd w:val="0"/>
               <w:rPr>
                 <w:rFonts w:cs="Arial"/>
+                <w:sz w:val="16"/>
+                <w:szCs w:val="16"/>
                 <w:lang w:bidi="ml"/>
               </w:rPr>
             </w:pPr>
@@ -30035,6 +30246,8 @@
             <w:r>
               <w:rPr>
                 <w:rFonts w:cs="Arial"/>
+                <w:sz w:val="16"/>
+                <w:szCs w:val="16"/>
                 <w:lang w:bidi="ml"/>
               </w:rPr>
               <w:t>TimeRange</w:t>
@@ -30053,6 +30266,8 @@
               <w:adjustRightInd w:val="0"/>
               <w:rPr>
                 <w:rFonts w:cs="Arial"/>
+                <w:sz w:val="16"/>
+                <w:szCs w:val="16"/>
                 <w:lang w:bidi="ml"/>
               </w:rPr>
             </w:pPr>
@@ -30061,6 +30276,8 @@
             <w:r>
               <w:rPr>
                 <w:rFonts w:cs="Arial"/>
+                <w:sz w:val="16"/>
+                <w:szCs w:val="16"/>
                 <w:lang w:bidi="ml"/>
               </w:rPr>
               <w:t>common:</w:t>
@@ -30069,6 +30286,8 @@
               <w:rPr>
                 <w:rFonts w:cs="Arial"/>
                 <w:color w:val="000000"/>
+                <w:sz w:val="16"/>
+                <w:szCs w:val="16"/>
                 <w:shd w:val="clear" w:color="auto" w:fill="FFFFFF"/>
               </w:rPr>
               <w:t>TimeRangeOrMissingType</w:t>
@@ -30094,22 +30313,2890 @@
     </w:p>
     <w:p>
       <w:pPr>
+        <w:shd w:val="clear" w:color="auto" w:fill="FFFFFF"/>
+        <w:autoSpaceDE w:val="0"/>
+        <w:autoSpaceDN w:val="0"/>
+        <w:adjustRightInd w:val="0"/>
+        <w:spacing w:after="0"/>
+        <w:rPr>
+          <w:rFonts w:cs="Arial"/>
+          <w:highlight w:val="white"/>
+        </w:rPr>
+      </w:pPr>
+    </w:p>
+    <w:p>
+      <w:pPr>
         <w:pStyle w:val="Heading3"/>
         <w:rPr>
           <w:lang w:bidi="ml"/>
         </w:rPr>
       </w:pPr>
-      <w:bookmarkStart w:id="45" w:name="_Representation_with_Complex"/>
-      <w:bookmarkStart w:id="46" w:name="_Toc290069336"/>
-      <w:bookmarkStart w:id="47" w:name="_Toc197687412"/>
-      <w:bookmarkEnd w:id="45"/>
+      <w:bookmarkStart w:id="46" w:name="_Toc198042001"/>
       <w:r>
         <w:rPr>
           <w:lang w:bidi="ml"/>
         </w:rPr>
+        <w:t xml:space="preserve">Representation with </w:t>
+      </w:r>
+      <w:r>
+        <w:rPr>
+          <w:lang w:bidi="ml"/>
+        </w:rPr>
+        <w:t>Not Applicable</w:t>
+      </w:r>
+      <w:r>
+        <w:rPr>
+          <w:lang w:bidi="ml"/>
+        </w:rPr>
+        <w:t xml:space="preserve"> Value</w:t>
+      </w:r>
+      <w:bookmarkEnd w:id="46"/>
+    </w:p>
+    <w:p>
+      <w:pPr>
+        <w:pStyle w:val="ParagraphCharCharChar"/>
+        <w:rPr>
+          <w:lang w:bidi="ml"/>
+        </w:rPr>
+      </w:pPr>
+      <w:r>
+        <w:rPr>
+          <w:lang w:bidi="ml"/>
+        </w:rPr>
+        <w:t xml:space="preserve">Not applicable values are </w:t>
+      </w:r>
+      <w:r>
+        <w:rPr>
+          <w:lang w:bidi="ml"/>
+        </w:rPr>
+        <w:t xml:space="preserve">represented using the tilde ‘~’ character.  It is a requirement to support </w:t>
+      </w:r>
+      <w:r>
+        <w:rPr>
+          <w:lang w:bidi="ml"/>
+        </w:rPr>
+        <w:t>not applicable</w:t>
+      </w:r>
+      <w:r>
+        <w:rPr>
+          <w:lang w:bidi="ml"/>
+        </w:rPr>
+        <w:t xml:space="preserve"> values for Dimensions (excluding TIME_PERIOD) </w:t>
+      </w:r>
+      <w:r>
+        <w:rPr>
+          <w:lang w:bidi="ml"/>
+        </w:rPr>
+        <w:t>when</w:t>
+      </w:r>
+      <w:r>
+        <w:rPr>
+          <w:lang w:bidi="ml"/>
+        </w:rPr>
+        <w:t xml:space="preserve"> the schema is generated for a Data Structure Definition which has the ‘evolving structure’ property set to true.  </w:t>
+      </w:r>
+    </w:p>
+    <w:p>
+      <w:pPr>
+        <w:pStyle w:val="ParagraphCharCharChar"/>
+        <w:rPr>
+          <w:lang w:bidi="ml"/>
+        </w:rPr>
+      </w:pPr>
+    </w:p>
+    <w:p>
+      <w:pPr>
+        <w:pStyle w:val="ParagraphCharCharChar"/>
+        <w:rPr>
+          <w:lang w:bidi="ml"/>
+        </w:rPr>
+      </w:pPr>
+      <w:r>
+        <w:rPr>
+          <w:lang w:bidi="ml"/>
+        </w:rPr>
+        <w:t xml:space="preserve">To support a specific type and allow for a missing value, the schema must union the type with the </w:t>
+      </w:r>
+      <w:proofErr w:type="spellStart"/>
+      <w:proofErr w:type="gramStart"/>
+      <w:r>
+        <w:rPr>
+          <w:lang w:bidi="ml"/>
+        </w:rPr>
+        <w:t>common:</w:t>
+      </w:r>
+      <w:r>
+        <w:rPr>
+          <w:lang w:bidi="ml"/>
+        </w:rPr>
+        <w:t>NotApplicable</w:t>
+      </w:r>
+      <w:r>
+        <w:rPr>
+          <w:lang w:bidi="ml"/>
+        </w:rPr>
+        <w:t>Type</w:t>
+      </w:r>
+      <w:proofErr w:type="spellEnd"/>
+      <w:proofErr w:type="gramEnd"/>
+      <w:r>
+        <w:rPr>
+          <w:lang w:bidi="ml"/>
+        </w:rPr>
+        <w:t xml:space="preserve">.  </w:t>
+      </w:r>
+      <w:r>
+        <w:rPr>
+          <w:lang w:bidi="ml"/>
+        </w:rPr>
+        <w:t>The previous section ‘</w:t>
+      </w:r>
+      <w:r>
+        <w:rPr>
+          <w:lang w:bidi="ml"/>
+        </w:rPr>
+        <w:fldChar w:fldCharType="begin"/>
+      </w:r>
+      <w:r>
+        <w:rPr>
+          <w:lang w:bidi="ml"/>
+        </w:rPr>
+        <w:instrText xml:space="preserve"> REF _Ref198039633 \h </w:instrText>
+      </w:r>
+      <w:r>
+        <w:rPr>
+          <w:lang w:bidi="ml"/>
+        </w:rPr>
+      </w:r>
+      <w:r>
+        <w:rPr>
+          <w:lang w:bidi="ml"/>
+        </w:rPr>
+        <w:fldChar w:fldCharType="separate"/>
+      </w:r>
+      <w:r>
+        <w:rPr>
+          <w:lang w:bidi="ml"/>
+        </w:rPr>
+        <w:t xml:space="preserve">Representation with </w:t>
+      </w:r>
+      <w:r>
+        <w:rPr>
+          <w:lang w:bidi="ml"/>
+        </w:rPr>
+        <w:t>Missing Value Support</w:t>
+      </w:r>
+      <w:r>
+        <w:rPr>
+          <w:lang w:bidi="ml"/>
+        </w:rPr>
+        <w:fldChar w:fldCharType="end"/>
+      </w:r>
+      <w:r>
+        <w:rPr>
+          <w:lang w:bidi="ml"/>
+        </w:rPr>
+        <w:t xml:space="preserve">’ describes how to create a union type for base types and enumerated types. </w:t>
+      </w:r>
+    </w:p>
+    <w:p>
+      <w:pPr>
+        <w:shd w:val="clear" w:color="auto" w:fill="FFFFFF"/>
+        <w:autoSpaceDE w:val="0"/>
+        <w:autoSpaceDN w:val="0"/>
+        <w:adjustRightInd w:val="0"/>
+        <w:spacing w:after="0"/>
+        <w:rPr>
+          <w:rFonts w:ascii="Courier New" w:hAnsi="Courier New" w:cs="Courier New"/>
+          <w:color w:val="003296"/>
+          <w:sz w:val="16"/>
+          <w:szCs w:val="16"/>
+          <w:highlight w:val="white"/>
+        </w:rPr>
+      </w:pPr>
+    </w:p>
+    <w:p>
+      <w:pPr>
+        <w:shd w:val="clear" w:color="auto" w:fill="FFFFFF"/>
+        <w:autoSpaceDE w:val="0"/>
+        <w:autoSpaceDN w:val="0"/>
+        <w:adjustRightInd w:val="0"/>
+        <w:spacing w:after="0"/>
+        <w:rPr>
+          <w:rFonts w:ascii="Times New Roman" w:hAnsi="Times New Roman"/>
+          <w:color w:val="000000"/>
+          <w:sz w:val="24"/>
+          <w:szCs w:val="24"/>
+          <w:highlight w:val="white"/>
+        </w:rPr>
+      </w:pPr>
+    </w:p>
+    <w:p>
+      <w:pPr>
+        <w:shd w:val="clear" w:color="auto" w:fill="FFFFFF"/>
+        <w:autoSpaceDE w:val="0"/>
+        <w:autoSpaceDN w:val="0"/>
+        <w:adjustRightInd w:val="0"/>
+        <w:spacing w:after="0"/>
+        <w:rPr>
+          <w:rFonts w:ascii="Times New Roman" w:hAnsi="Times New Roman"/>
+          <w:color w:val="000000"/>
+          <w:sz w:val="24"/>
+          <w:szCs w:val="24"/>
+          <w:highlight w:val="white"/>
+        </w:rPr>
+      </w:pPr>
+      <w:r>
+        <w:rPr>
+          <w:rFonts w:ascii="Times New Roman" w:hAnsi="Times New Roman"/>
+          <w:color w:val="000000"/>
+          <w:sz w:val="24"/>
+          <w:szCs w:val="24"/>
+          <w:highlight w:val="white"/>
+        </w:rPr>
+        <w:t>For convenience the common schema provides the union types for the following data types.</w:t>
+      </w:r>
+    </w:p>
+    <w:p>
+      <w:pPr>
+        <w:shd w:val="clear" w:color="auto" w:fill="FFFFFF"/>
+        <w:autoSpaceDE w:val="0"/>
+        <w:autoSpaceDN w:val="0"/>
+        <w:adjustRightInd w:val="0"/>
+        <w:spacing w:after="0"/>
+        <w:rPr>
+          <w:rFonts w:ascii="Times New Roman" w:hAnsi="Times New Roman"/>
+          <w:color w:val="000000"/>
+          <w:sz w:val="24"/>
+          <w:szCs w:val="24"/>
+          <w:highlight w:val="white"/>
+        </w:rPr>
+      </w:pPr>
+    </w:p>
+    <w:tbl>
+      <w:tblPr>
+        <w:tblW w:w="0" w:type="auto"/>
+        <w:tblInd w:w="1368" w:type="dxa"/>
+        <w:tblBorders>
+          <w:top w:val="single" w:sz="4" w:space="0" w:color="auto"/>
+          <w:left w:val="single" w:sz="4" w:space="0" w:color="auto"/>
+          <w:bottom w:val="single" w:sz="4" w:space="0" w:color="auto"/>
+          <w:right w:val="single" w:sz="4" w:space="0" w:color="auto"/>
+          <w:insideH w:val="single" w:sz="4" w:space="0" w:color="auto"/>
+          <w:insideV w:val="single" w:sz="4" w:space="0" w:color="auto"/>
+        </w:tblBorders>
+        <w:tblLook w:val="01E0" w:firstRow="1" w:lastRow="1" w:firstColumn="1" w:lastColumn="1" w:noHBand="0" w:noVBand="0"/>
+      </w:tblPr>
+      <w:tblGrid>
+        <w:gridCol w:w="3062"/>
+        <w:gridCol w:w="4551"/>
+      </w:tblGrid>
+      <w:tr>
+        <w:tc>
+          <w:tcPr>
+            <w:tcW w:w="3062" w:type="dxa"/>
+          </w:tcPr>
+          <w:p>
+            <w:pPr>
+              <w:autoSpaceDE w:val="0"/>
+              <w:autoSpaceDN w:val="0"/>
+              <w:adjustRightInd w:val="0"/>
+              <w:jc w:val="center"/>
+              <w:rPr>
+                <w:rFonts w:cs="Arial"/>
+                <w:b/>
+                <w:bCs/>
+                <w:sz w:val="18"/>
+                <w:szCs w:val="18"/>
+                <w:lang w:bidi="ml"/>
+              </w:rPr>
+            </w:pPr>
+            <w:r>
+              <w:rPr>
+                <w:rFonts w:cs="Arial"/>
+                <w:b/>
+                <w:bCs/>
+                <w:sz w:val="18"/>
+                <w:szCs w:val="18"/>
+                <w:lang w:bidi="ml"/>
+              </w:rPr>
+              <w:t>SDMX Data Type</w:t>
+            </w:r>
+          </w:p>
+        </w:tc>
+        <w:tc>
+          <w:tcPr>
+            <w:tcW w:w="4551" w:type="dxa"/>
+          </w:tcPr>
+          <w:p>
+            <w:pPr>
+              <w:autoSpaceDE w:val="0"/>
+              <w:autoSpaceDN w:val="0"/>
+              <w:adjustRightInd w:val="0"/>
+              <w:jc w:val="center"/>
+              <w:rPr>
+                <w:rFonts w:cs="Arial"/>
+                <w:b/>
+                <w:bCs/>
+                <w:sz w:val="18"/>
+                <w:szCs w:val="18"/>
+                <w:lang w:bidi="ml"/>
+              </w:rPr>
+            </w:pPr>
+            <w:r>
+              <w:rPr>
+                <w:rFonts w:cs="Arial"/>
+                <w:b/>
+                <w:bCs/>
+                <w:sz w:val="18"/>
+                <w:szCs w:val="18"/>
+                <w:lang w:bidi="ml"/>
+              </w:rPr>
+              <w:t>XML Schema Data Type</w:t>
+            </w:r>
+          </w:p>
+        </w:tc>
+      </w:tr>
+      <w:tr>
+        <w:tc>
+          <w:tcPr>
+            <w:tcW w:w="3062" w:type="dxa"/>
+          </w:tcPr>
+          <w:p>
+            <w:pPr>
+              <w:autoSpaceDE w:val="0"/>
+              <w:autoSpaceDN w:val="0"/>
+              <w:adjustRightInd w:val="0"/>
+              <w:rPr>
+                <w:rFonts w:cs="Arial"/>
+                <w:sz w:val="16"/>
+                <w:szCs w:val="16"/>
+                <w:lang w:bidi="ml"/>
+              </w:rPr>
+            </w:pPr>
+            <w:proofErr w:type="spellStart"/>
+            <w:r>
+              <w:rPr>
+                <w:rFonts w:cs="Arial"/>
+                <w:sz w:val="16"/>
+                <w:szCs w:val="16"/>
+                <w:lang w:bidi="ml"/>
+              </w:rPr>
+              <w:t>AlphaNumeric</w:t>
+            </w:r>
+            <w:proofErr w:type="spellEnd"/>
+          </w:p>
+        </w:tc>
+        <w:tc>
+          <w:tcPr>
+            <w:tcW w:w="4551" w:type="dxa"/>
+          </w:tcPr>
+          <w:p>
+            <w:pPr>
+              <w:autoSpaceDE w:val="0"/>
+              <w:autoSpaceDN w:val="0"/>
+              <w:adjustRightInd w:val="0"/>
+              <w:rPr>
+                <w:rFonts w:cs="Arial"/>
+                <w:sz w:val="16"/>
+                <w:szCs w:val="16"/>
+                <w:lang w:bidi="ml"/>
+              </w:rPr>
+            </w:pPr>
+            <w:proofErr w:type="spellStart"/>
+            <w:proofErr w:type="gramStart"/>
+            <w:r>
+              <w:rPr>
+                <w:rFonts w:cs="Arial"/>
+                <w:sz w:val="16"/>
+                <w:szCs w:val="16"/>
+                <w:lang w:bidi="ml"/>
+              </w:rPr>
+              <w:t>common:</w:t>
+            </w:r>
+            <w:r>
+              <w:rPr>
+                <w:rFonts w:cs="Arial"/>
+                <w:color w:val="000000"/>
+                <w:sz w:val="16"/>
+                <w:szCs w:val="16"/>
+                <w:shd w:val="clear" w:color="auto" w:fill="FFFFFF"/>
+              </w:rPr>
+              <w:t>AlphaNumericOr</w:t>
+            </w:r>
+            <w:r>
+              <w:rPr>
+                <w:rFonts w:cs="Arial"/>
+                <w:color w:val="000000"/>
+                <w:sz w:val="16"/>
+                <w:szCs w:val="16"/>
+                <w:shd w:val="clear" w:color="auto" w:fill="FFFFFF"/>
+              </w:rPr>
+              <w:t>NotApplicable</w:t>
+            </w:r>
+            <w:r>
+              <w:rPr>
+                <w:rFonts w:cs="Arial"/>
+                <w:color w:val="000000"/>
+                <w:sz w:val="16"/>
+                <w:szCs w:val="16"/>
+                <w:shd w:val="clear" w:color="auto" w:fill="FFFFFF"/>
+              </w:rPr>
+              <w:t>Type</w:t>
+            </w:r>
+            <w:proofErr w:type="spellEnd"/>
+            <w:proofErr w:type="gramEnd"/>
+          </w:p>
+        </w:tc>
+      </w:tr>
+      <w:tr>
+        <w:tc>
+          <w:tcPr>
+            <w:tcW w:w="3062" w:type="dxa"/>
+          </w:tcPr>
+          <w:p>
+            <w:pPr>
+              <w:autoSpaceDE w:val="0"/>
+              <w:autoSpaceDN w:val="0"/>
+              <w:adjustRightInd w:val="0"/>
+              <w:rPr>
+                <w:rFonts w:cs="Arial"/>
+                <w:sz w:val="16"/>
+                <w:szCs w:val="16"/>
+                <w:lang w:bidi="ml"/>
+              </w:rPr>
+            </w:pPr>
+            <w:r>
+              <w:rPr>
+                <w:rFonts w:cs="Arial"/>
+                <w:sz w:val="16"/>
+                <w:szCs w:val="16"/>
+                <w:lang w:bidi="ml"/>
+              </w:rPr>
+              <w:t>Alpha</w:t>
+            </w:r>
+          </w:p>
+        </w:tc>
+        <w:tc>
+          <w:tcPr>
+            <w:tcW w:w="4551" w:type="dxa"/>
+          </w:tcPr>
+          <w:p>
+            <w:pPr>
+              <w:autoSpaceDE w:val="0"/>
+              <w:autoSpaceDN w:val="0"/>
+              <w:adjustRightInd w:val="0"/>
+              <w:rPr>
+                <w:rFonts w:cs="Arial"/>
+                <w:sz w:val="16"/>
+                <w:szCs w:val="16"/>
+                <w:lang w:bidi="ml"/>
+              </w:rPr>
+            </w:pPr>
+            <w:proofErr w:type="spellStart"/>
+            <w:proofErr w:type="gramStart"/>
+            <w:r>
+              <w:rPr>
+                <w:rFonts w:cs="Arial"/>
+                <w:sz w:val="16"/>
+                <w:szCs w:val="16"/>
+                <w:lang w:bidi="ml"/>
+              </w:rPr>
+              <w:t>common:</w:t>
+            </w:r>
+            <w:r>
+              <w:rPr>
+                <w:rFonts w:cs="Arial"/>
+                <w:color w:val="000000"/>
+                <w:sz w:val="16"/>
+                <w:szCs w:val="16"/>
+                <w:shd w:val="clear" w:color="auto" w:fill="FFFFFF"/>
+              </w:rPr>
+              <w:t>AlphaOr</w:t>
+            </w:r>
+            <w:r>
+              <w:rPr>
+                <w:rFonts w:cs="Arial"/>
+                <w:color w:val="000000"/>
+                <w:sz w:val="16"/>
+                <w:szCs w:val="16"/>
+                <w:shd w:val="clear" w:color="auto" w:fill="FFFFFF"/>
+              </w:rPr>
+              <w:t>NotApplicable</w:t>
+            </w:r>
+            <w:r>
+              <w:rPr>
+                <w:rFonts w:cs="Arial"/>
+                <w:color w:val="000000"/>
+                <w:sz w:val="16"/>
+                <w:szCs w:val="16"/>
+                <w:shd w:val="clear" w:color="auto" w:fill="FFFFFF"/>
+              </w:rPr>
+              <w:t>Type</w:t>
+            </w:r>
+            <w:proofErr w:type="spellEnd"/>
+            <w:proofErr w:type="gramEnd"/>
+          </w:p>
+        </w:tc>
+      </w:tr>
+      <w:tr>
+        <w:tc>
+          <w:tcPr>
+            <w:tcW w:w="3062" w:type="dxa"/>
+          </w:tcPr>
+          <w:p>
+            <w:pPr>
+              <w:autoSpaceDE w:val="0"/>
+              <w:autoSpaceDN w:val="0"/>
+              <w:adjustRightInd w:val="0"/>
+              <w:rPr>
+                <w:rFonts w:cs="Arial"/>
+                <w:sz w:val="16"/>
+                <w:szCs w:val="16"/>
+                <w:lang w:bidi="ml"/>
+              </w:rPr>
+            </w:pPr>
+            <w:r>
+              <w:rPr>
+                <w:rFonts w:cs="Arial"/>
+                <w:sz w:val="16"/>
+                <w:szCs w:val="16"/>
+                <w:lang w:bidi="ml"/>
+              </w:rPr>
+              <w:t>Numeric</w:t>
+            </w:r>
+          </w:p>
+        </w:tc>
+        <w:tc>
+          <w:tcPr>
+            <w:tcW w:w="4551" w:type="dxa"/>
+          </w:tcPr>
+          <w:p>
+            <w:pPr>
+              <w:autoSpaceDE w:val="0"/>
+              <w:autoSpaceDN w:val="0"/>
+              <w:adjustRightInd w:val="0"/>
+              <w:rPr>
+                <w:rFonts w:cs="Arial"/>
+                <w:sz w:val="16"/>
+                <w:szCs w:val="16"/>
+                <w:lang w:bidi="ml"/>
+              </w:rPr>
+            </w:pPr>
+            <w:proofErr w:type="spellStart"/>
+            <w:proofErr w:type="gramStart"/>
+            <w:r>
+              <w:rPr>
+                <w:rFonts w:cs="Arial"/>
+                <w:sz w:val="16"/>
+                <w:szCs w:val="16"/>
+                <w:lang w:bidi="ml"/>
+              </w:rPr>
+              <w:t>common:</w:t>
+            </w:r>
+            <w:r>
+              <w:rPr>
+                <w:rFonts w:cs="Arial"/>
+                <w:color w:val="000000"/>
+                <w:sz w:val="16"/>
+                <w:szCs w:val="16"/>
+                <w:shd w:val="clear" w:color="auto" w:fill="FFFFFF"/>
+              </w:rPr>
+              <w:t>NumericOr</w:t>
+            </w:r>
+            <w:r>
+              <w:rPr>
+                <w:rFonts w:cs="Arial"/>
+                <w:color w:val="000000"/>
+                <w:sz w:val="16"/>
+                <w:szCs w:val="16"/>
+                <w:shd w:val="clear" w:color="auto" w:fill="FFFFFF"/>
+              </w:rPr>
+              <w:t>NotApplicable</w:t>
+            </w:r>
+            <w:r>
+              <w:rPr>
+                <w:rFonts w:cs="Arial"/>
+                <w:color w:val="000000"/>
+                <w:sz w:val="16"/>
+                <w:szCs w:val="16"/>
+                <w:shd w:val="clear" w:color="auto" w:fill="FFFFFF"/>
+              </w:rPr>
+              <w:t>Type</w:t>
+            </w:r>
+            <w:proofErr w:type="spellEnd"/>
+            <w:proofErr w:type="gramEnd"/>
+          </w:p>
+        </w:tc>
+      </w:tr>
+      <w:tr>
+        <w:tc>
+          <w:tcPr>
+            <w:tcW w:w="3062" w:type="dxa"/>
+          </w:tcPr>
+          <w:p>
+            <w:pPr>
+              <w:autoSpaceDE w:val="0"/>
+              <w:autoSpaceDN w:val="0"/>
+              <w:adjustRightInd w:val="0"/>
+              <w:rPr>
+                <w:rFonts w:cs="Arial"/>
+                <w:sz w:val="16"/>
+                <w:szCs w:val="16"/>
+                <w:lang w:bidi="ml"/>
+              </w:rPr>
+            </w:pPr>
+            <w:proofErr w:type="spellStart"/>
+            <w:r>
+              <w:rPr>
+                <w:rFonts w:cs="Arial"/>
+                <w:sz w:val="16"/>
+                <w:szCs w:val="16"/>
+                <w:lang w:bidi="ml"/>
+              </w:rPr>
+              <w:t>BigInteger</w:t>
+            </w:r>
+            <w:proofErr w:type="spellEnd"/>
+          </w:p>
+        </w:tc>
+        <w:tc>
+          <w:tcPr>
+            <w:tcW w:w="4551" w:type="dxa"/>
+          </w:tcPr>
+          <w:p>
+            <w:pPr>
+              <w:autoSpaceDE w:val="0"/>
+              <w:autoSpaceDN w:val="0"/>
+              <w:adjustRightInd w:val="0"/>
+              <w:rPr>
+                <w:rFonts w:cs="Arial"/>
+                <w:sz w:val="16"/>
+                <w:szCs w:val="16"/>
+                <w:lang w:bidi="ml"/>
+              </w:rPr>
+            </w:pPr>
+            <w:proofErr w:type="spellStart"/>
+            <w:proofErr w:type="gramStart"/>
+            <w:r>
+              <w:rPr>
+                <w:rFonts w:cs="Arial"/>
+                <w:sz w:val="16"/>
+                <w:szCs w:val="16"/>
+                <w:lang w:bidi="ml"/>
+              </w:rPr>
+              <w:t>common:IntegerOr</w:t>
+            </w:r>
+            <w:r>
+              <w:rPr>
+                <w:rFonts w:cs="Arial"/>
+                <w:sz w:val="16"/>
+                <w:szCs w:val="16"/>
+                <w:lang w:bidi="ml"/>
+              </w:rPr>
+              <w:t>NotApplicable</w:t>
+            </w:r>
+            <w:r>
+              <w:rPr>
+                <w:rFonts w:cs="Arial"/>
+                <w:sz w:val="16"/>
+                <w:szCs w:val="16"/>
+                <w:lang w:bidi="ml"/>
+              </w:rPr>
+              <w:t>Type</w:t>
+            </w:r>
+            <w:proofErr w:type="spellEnd"/>
+            <w:proofErr w:type="gramEnd"/>
+          </w:p>
+        </w:tc>
+      </w:tr>
+      <w:tr>
+        <w:tc>
+          <w:tcPr>
+            <w:tcW w:w="3062" w:type="dxa"/>
+          </w:tcPr>
+          <w:p>
+            <w:pPr>
+              <w:autoSpaceDE w:val="0"/>
+              <w:autoSpaceDN w:val="0"/>
+              <w:adjustRightInd w:val="0"/>
+              <w:rPr>
+                <w:rFonts w:cs="Arial"/>
+                <w:sz w:val="16"/>
+                <w:szCs w:val="16"/>
+                <w:lang w:bidi="ml"/>
+              </w:rPr>
+            </w:pPr>
+            <w:r>
+              <w:rPr>
+                <w:rFonts w:cs="Arial"/>
+                <w:sz w:val="16"/>
+                <w:szCs w:val="16"/>
+                <w:lang w:bidi="ml"/>
+              </w:rPr>
+              <w:t>Integer</w:t>
+            </w:r>
+          </w:p>
+        </w:tc>
+        <w:tc>
+          <w:tcPr>
+            <w:tcW w:w="4551" w:type="dxa"/>
+          </w:tcPr>
+          <w:p>
+            <w:pPr>
+              <w:autoSpaceDE w:val="0"/>
+              <w:autoSpaceDN w:val="0"/>
+              <w:adjustRightInd w:val="0"/>
+              <w:rPr>
+                <w:rFonts w:cs="Arial"/>
+                <w:sz w:val="16"/>
+                <w:szCs w:val="16"/>
+                <w:lang w:bidi="ml"/>
+              </w:rPr>
+            </w:pPr>
+            <w:proofErr w:type="spellStart"/>
+            <w:proofErr w:type="gramStart"/>
+            <w:r>
+              <w:rPr>
+                <w:rFonts w:cs="Arial"/>
+                <w:sz w:val="16"/>
+                <w:szCs w:val="16"/>
+                <w:lang w:bidi="ml"/>
+              </w:rPr>
+              <w:t>common:IntOr</w:t>
+            </w:r>
+            <w:r>
+              <w:rPr>
+                <w:rFonts w:cs="Arial"/>
+                <w:sz w:val="16"/>
+                <w:szCs w:val="16"/>
+                <w:lang w:bidi="ml"/>
+              </w:rPr>
+              <w:t>NotApplicable</w:t>
+            </w:r>
+            <w:r>
+              <w:rPr>
+                <w:rFonts w:cs="Arial"/>
+                <w:sz w:val="16"/>
+                <w:szCs w:val="16"/>
+                <w:lang w:bidi="ml"/>
+              </w:rPr>
+              <w:t>Type</w:t>
+            </w:r>
+            <w:proofErr w:type="spellEnd"/>
+            <w:proofErr w:type="gramEnd"/>
+          </w:p>
+        </w:tc>
+      </w:tr>
+      <w:tr>
+        <w:tc>
+          <w:tcPr>
+            <w:tcW w:w="3062" w:type="dxa"/>
+          </w:tcPr>
+          <w:p>
+            <w:pPr>
+              <w:autoSpaceDE w:val="0"/>
+              <w:autoSpaceDN w:val="0"/>
+              <w:adjustRightInd w:val="0"/>
+              <w:rPr>
+                <w:rFonts w:cs="Arial"/>
+                <w:sz w:val="16"/>
+                <w:szCs w:val="16"/>
+                <w:lang w:bidi="ml"/>
+              </w:rPr>
+            </w:pPr>
+            <w:r>
+              <w:rPr>
+                <w:rFonts w:cs="Arial"/>
+                <w:sz w:val="16"/>
+                <w:szCs w:val="16"/>
+                <w:lang w:bidi="ml"/>
+              </w:rPr>
+              <w:t>Long</w:t>
+            </w:r>
+          </w:p>
+        </w:tc>
+        <w:tc>
+          <w:tcPr>
+            <w:tcW w:w="4551" w:type="dxa"/>
+          </w:tcPr>
+          <w:p>
+            <w:pPr>
+              <w:autoSpaceDE w:val="0"/>
+              <w:autoSpaceDN w:val="0"/>
+              <w:adjustRightInd w:val="0"/>
+              <w:rPr>
+                <w:rFonts w:cs="Arial"/>
+                <w:sz w:val="16"/>
+                <w:szCs w:val="16"/>
+                <w:lang w:bidi="ml"/>
+              </w:rPr>
+            </w:pPr>
+            <w:proofErr w:type="spellStart"/>
+            <w:proofErr w:type="gramStart"/>
+            <w:r>
+              <w:rPr>
+                <w:rFonts w:cs="Arial"/>
+                <w:sz w:val="16"/>
+                <w:szCs w:val="16"/>
+                <w:lang w:bidi="ml"/>
+              </w:rPr>
+              <w:t>common:LongOr</w:t>
+            </w:r>
+            <w:r>
+              <w:rPr>
+                <w:rFonts w:cs="Arial"/>
+                <w:sz w:val="16"/>
+                <w:szCs w:val="16"/>
+                <w:lang w:bidi="ml"/>
+              </w:rPr>
+              <w:t>NotApplicable</w:t>
+            </w:r>
+            <w:r>
+              <w:rPr>
+                <w:rFonts w:cs="Arial"/>
+                <w:sz w:val="16"/>
+                <w:szCs w:val="16"/>
+                <w:lang w:bidi="ml"/>
+              </w:rPr>
+              <w:t>Type</w:t>
+            </w:r>
+            <w:proofErr w:type="spellEnd"/>
+            <w:proofErr w:type="gramEnd"/>
+          </w:p>
+        </w:tc>
+      </w:tr>
+      <w:tr>
+        <w:tc>
+          <w:tcPr>
+            <w:tcW w:w="3062" w:type="dxa"/>
+          </w:tcPr>
+          <w:p>
+            <w:pPr>
+              <w:autoSpaceDE w:val="0"/>
+              <w:autoSpaceDN w:val="0"/>
+              <w:adjustRightInd w:val="0"/>
+              <w:rPr>
+                <w:rFonts w:cs="Arial"/>
+                <w:sz w:val="16"/>
+                <w:szCs w:val="16"/>
+                <w:lang w:bidi="ml"/>
+              </w:rPr>
+            </w:pPr>
+            <w:r>
+              <w:rPr>
+                <w:rFonts w:cs="Arial"/>
+                <w:sz w:val="16"/>
+                <w:szCs w:val="16"/>
+                <w:lang w:bidi="ml"/>
+              </w:rPr>
+              <w:t>Short</w:t>
+            </w:r>
+          </w:p>
+        </w:tc>
+        <w:tc>
+          <w:tcPr>
+            <w:tcW w:w="4551" w:type="dxa"/>
+          </w:tcPr>
+          <w:p>
+            <w:pPr>
+              <w:autoSpaceDE w:val="0"/>
+              <w:autoSpaceDN w:val="0"/>
+              <w:adjustRightInd w:val="0"/>
+              <w:rPr>
+                <w:rFonts w:cs="Arial"/>
+                <w:sz w:val="16"/>
+                <w:szCs w:val="16"/>
+                <w:lang w:bidi="ml"/>
+              </w:rPr>
+            </w:pPr>
+            <w:proofErr w:type="spellStart"/>
+            <w:proofErr w:type="gramStart"/>
+            <w:r>
+              <w:rPr>
+                <w:rFonts w:cs="Arial"/>
+                <w:sz w:val="16"/>
+                <w:szCs w:val="16"/>
+                <w:lang w:bidi="ml"/>
+              </w:rPr>
+              <w:t>common:ShortOr</w:t>
+            </w:r>
+            <w:r>
+              <w:rPr>
+                <w:rFonts w:cs="Arial"/>
+                <w:sz w:val="16"/>
+                <w:szCs w:val="16"/>
+                <w:lang w:bidi="ml"/>
+              </w:rPr>
+              <w:t>NotApplicable</w:t>
+            </w:r>
+            <w:r>
+              <w:rPr>
+                <w:rFonts w:cs="Arial"/>
+                <w:sz w:val="16"/>
+                <w:szCs w:val="16"/>
+                <w:lang w:bidi="ml"/>
+              </w:rPr>
+              <w:t>Type</w:t>
+            </w:r>
+            <w:proofErr w:type="spellEnd"/>
+            <w:proofErr w:type="gramEnd"/>
+          </w:p>
+        </w:tc>
+      </w:tr>
+      <w:tr>
+        <w:tc>
+          <w:tcPr>
+            <w:tcW w:w="3062" w:type="dxa"/>
+          </w:tcPr>
+          <w:p>
+            <w:pPr>
+              <w:autoSpaceDE w:val="0"/>
+              <w:autoSpaceDN w:val="0"/>
+              <w:adjustRightInd w:val="0"/>
+              <w:rPr>
+                <w:rFonts w:cs="Arial"/>
+                <w:sz w:val="16"/>
+                <w:szCs w:val="16"/>
+                <w:lang w:bidi="ml"/>
+              </w:rPr>
+            </w:pPr>
+            <w:r>
+              <w:rPr>
+                <w:rFonts w:cs="Arial"/>
+                <w:sz w:val="16"/>
+                <w:szCs w:val="16"/>
+                <w:lang w:bidi="ml"/>
+              </w:rPr>
+              <w:t>Decimal</w:t>
+            </w:r>
+          </w:p>
+        </w:tc>
+        <w:tc>
+          <w:tcPr>
+            <w:tcW w:w="4551" w:type="dxa"/>
+          </w:tcPr>
+          <w:p>
+            <w:pPr>
+              <w:autoSpaceDE w:val="0"/>
+              <w:autoSpaceDN w:val="0"/>
+              <w:adjustRightInd w:val="0"/>
+              <w:rPr>
+                <w:rFonts w:cs="Arial"/>
+                <w:sz w:val="16"/>
+                <w:szCs w:val="16"/>
+                <w:lang w:bidi="ml"/>
+              </w:rPr>
+            </w:pPr>
+            <w:proofErr w:type="spellStart"/>
+            <w:proofErr w:type="gramStart"/>
+            <w:r>
+              <w:rPr>
+                <w:rFonts w:cs="Arial"/>
+                <w:sz w:val="16"/>
+                <w:szCs w:val="16"/>
+                <w:lang w:bidi="ml"/>
+              </w:rPr>
+              <w:t>common:DecimalOr</w:t>
+            </w:r>
+            <w:r>
+              <w:rPr>
+                <w:rFonts w:cs="Arial"/>
+                <w:sz w:val="16"/>
+                <w:szCs w:val="16"/>
+                <w:lang w:bidi="ml"/>
+              </w:rPr>
+              <w:t>NotApplicable</w:t>
+            </w:r>
+            <w:r>
+              <w:rPr>
+                <w:rFonts w:cs="Arial"/>
+                <w:sz w:val="16"/>
+                <w:szCs w:val="16"/>
+                <w:lang w:bidi="ml"/>
+              </w:rPr>
+              <w:t>Type</w:t>
+            </w:r>
+            <w:proofErr w:type="spellEnd"/>
+            <w:proofErr w:type="gramEnd"/>
+          </w:p>
+        </w:tc>
+      </w:tr>
+      <w:tr>
+        <w:tc>
+          <w:tcPr>
+            <w:tcW w:w="3062" w:type="dxa"/>
+          </w:tcPr>
+          <w:p>
+            <w:pPr>
+              <w:autoSpaceDE w:val="0"/>
+              <w:autoSpaceDN w:val="0"/>
+              <w:adjustRightInd w:val="0"/>
+              <w:rPr>
+                <w:rFonts w:cs="Arial"/>
+                <w:sz w:val="16"/>
+                <w:szCs w:val="16"/>
+                <w:lang w:bidi="ml"/>
+              </w:rPr>
+            </w:pPr>
+            <w:r>
+              <w:rPr>
+                <w:rFonts w:cs="Arial"/>
+                <w:sz w:val="16"/>
+                <w:szCs w:val="16"/>
+                <w:lang w:bidi="ml"/>
+              </w:rPr>
+              <w:t>Float</w:t>
+            </w:r>
+          </w:p>
+        </w:tc>
+        <w:tc>
+          <w:tcPr>
+            <w:tcW w:w="4551" w:type="dxa"/>
+          </w:tcPr>
+          <w:p>
+            <w:pPr>
+              <w:autoSpaceDE w:val="0"/>
+              <w:autoSpaceDN w:val="0"/>
+              <w:adjustRightInd w:val="0"/>
+              <w:rPr>
+                <w:rFonts w:cs="Arial"/>
+                <w:sz w:val="16"/>
+                <w:szCs w:val="16"/>
+                <w:lang w:bidi="ml"/>
+              </w:rPr>
+            </w:pPr>
+            <w:proofErr w:type="spellStart"/>
+            <w:proofErr w:type="gramStart"/>
+            <w:r>
+              <w:rPr>
+                <w:rFonts w:cs="Arial"/>
+                <w:sz w:val="16"/>
+                <w:szCs w:val="16"/>
+                <w:lang w:bidi="ml"/>
+              </w:rPr>
+              <w:t>common:FloatOr</w:t>
+            </w:r>
+            <w:r>
+              <w:rPr>
+                <w:rFonts w:cs="Arial"/>
+                <w:sz w:val="16"/>
+                <w:szCs w:val="16"/>
+                <w:lang w:bidi="ml"/>
+              </w:rPr>
+              <w:t>NotApplicable</w:t>
+            </w:r>
+            <w:r>
+              <w:rPr>
+                <w:rFonts w:cs="Arial"/>
+                <w:sz w:val="16"/>
+                <w:szCs w:val="16"/>
+                <w:lang w:bidi="ml"/>
+              </w:rPr>
+              <w:t>Type</w:t>
+            </w:r>
+            <w:proofErr w:type="spellEnd"/>
+            <w:proofErr w:type="gramEnd"/>
+          </w:p>
+        </w:tc>
+      </w:tr>
+      <w:tr>
+        <w:tc>
+          <w:tcPr>
+            <w:tcW w:w="3062" w:type="dxa"/>
+          </w:tcPr>
+          <w:p>
+            <w:pPr>
+              <w:autoSpaceDE w:val="0"/>
+              <w:autoSpaceDN w:val="0"/>
+              <w:adjustRightInd w:val="0"/>
+              <w:rPr>
+                <w:rFonts w:cs="Arial"/>
+                <w:sz w:val="16"/>
+                <w:szCs w:val="16"/>
+                <w:lang w:bidi="ml"/>
+              </w:rPr>
+            </w:pPr>
+            <w:r>
+              <w:rPr>
+                <w:rFonts w:cs="Arial"/>
+                <w:sz w:val="16"/>
+                <w:szCs w:val="16"/>
+                <w:lang w:bidi="ml"/>
+              </w:rPr>
+              <w:t>Double</w:t>
+            </w:r>
+          </w:p>
+        </w:tc>
+        <w:tc>
+          <w:tcPr>
+            <w:tcW w:w="4551" w:type="dxa"/>
+          </w:tcPr>
+          <w:p>
+            <w:pPr>
+              <w:autoSpaceDE w:val="0"/>
+              <w:autoSpaceDN w:val="0"/>
+              <w:adjustRightInd w:val="0"/>
+              <w:rPr>
+                <w:rFonts w:cs="Arial"/>
+                <w:sz w:val="16"/>
+                <w:szCs w:val="16"/>
+                <w:lang w:bidi="ml"/>
+              </w:rPr>
+            </w:pPr>
+            <w:proofErr w:type="spellStart"/>
+            <w:proofErr w:type="gramStart"/>
+            <w:r>
+              <w:rPr>
+                <w:rFonts w:cs="Arial"/>
+                <w:sz w:val="16"/>
+                <w:szCs w:val="16"/>
+                <w:lang w:bidi="ml"/>
+              </w:rPr>
+              <w:t>common:DoubleOr</w:t>
+            </w:r>
+            <w:r>
+              <w:rPr>
+                <w:rFonts w:cs="Arial"/>
+                <w:sz w:val="16"/>
+                <w:szCs w:val="16"/>
+                <w:lang w:bidi="ml"/>
+              </w:rPr>
+              <w:t>NotApplicable</w:t>
+            </w:r>
+            <w:r>
+              <w:rPr>
+                <w:rFonts w:cs="Arial"/>
+                <w:sz w:val="16"/>
+                <w:szCs w:val="16"/>
+                <w:lang w:bidi="ml"/>
+              </w:rPr>
+              <w:t>Type</w:t>
+            </w:r>
+            <w:proofErr w:type="spellEnd"/>
+            <w:proofErr w:type="gramEnd"/>
+          </w:p>
+        </w:tc>
+      </w:tr>
+      <w:tr>
+        <w:tc>
+          <w:tcPr>
+            <w:tcW w:w="3062" w:type="dxa"/>
+          </w:tcPr>
+          <w:p>
+            <w:pPr>
+              <w:autoSpaceDE w:val="0"/>
+              <w:autoSpaceDN w:val="0"/>
+              <w:adjustRightInd w:val="0"/>
+              <w:rPr>
+                <w:rFonts w:cs="Arial"/>
+                <w:sz w:val="16"/>
+                <w:szCs w:val="16"/>
+                <w:lang w:bidi="ml"/>
+              </w:rPr>
+            </w:pPr>
+            <w:r>
+              <w:rPr>
+                <w:rFonts w:cs="Arial"/>
+                <w:sz w:val="16"/>
+                <w:szCs w:val="16"/>
+                <w:lang w:bidi="ml"/>
+              </w:rPr>
+              <w:t>Boolean</w:t>
+            </w:r>
+          </w:p>
+        </w:tc>
+        <w:tc>
+          <w:tcPr>
+            <w:tcW w:w="4551" w:type="dxa"/>
+          </w:tcPr>
+          <w:p>
+            <w:pPr>
+              <w:autoSpaceDE w:val="0"/>
+              <w:autoSpaceDN w:val="0"/>
+              <w:adjustRightInd w:val="0"/>
+              <w:rPr>
+                <w:rFonts w:cs="Arial"/>
+                <w:sz w:val="16"/>
+                <w:szCs w:val="16"/>
+                <w:lang w:bidi="ml"/>
+              </w:rPr>
+            </w:pPr>
+            <w:proofErr w:type="spellStart"/>
+            <w:proofErr w:type="gramStart"/>
+            <w:r>
+              <w:rPr>
+                <w:rFonts w:cs="Arial"/>
+                <w:sz w:val="16"/>
+                <w:szCs w:val="16"/>
+                <w:lang w:bidi="ml"/>
+              </w:rPr>
+              <w:t>common:BooleanOr</w:t>
+            </w:r>
+            <w:r>
+              <w:rPr>
+                <w:rFonts w:cs="Arial"/>
+                <w:sz w:val="16"/>
+                <w:szCs w:val="16"/>
+                <w:lang w:bidi="ml"/>
+              </w:rPr>
+              <w:t>NotApplicable</w:t>
+            </w:r>
+            <w:r>
+              <w:rPr>
+                <w:rFonts w:cs="Arial"/>
+                <w:sz w:val="16"/>
+                <w:szCs w:val="16"/>
+                <w:lang w:bidi="ml"/>
+              </w:rPr>
+              <w:t>Type</w:t>
+            </w:r>
+            <w:proofErr w:type="spellEnd"/>
+            <w:proofErr w:type="gramEnd"/>
+          </w:p>
+        </w:tc>
+      </w:tr>
+      <w:tr>
+        <w:tc>
+          <w:tcPr>
+            <w:tcW w:w="3062" w:type="dxa"/>
+          </w:tcPr>
+          <w:p>
+            <w:pPr>
+              <w:autoSpaceDE w:val="0"/>
+              <w:autoSpaceDN w:val="0"/>
+              <w:adjustRightInd w:val="0"/>
+              <w:rPr>
+                <w:rFonts w:cs="Arial"/>
+                <w:sz w:val="16"/>
+                <w:szCs w:val="16"/>
+                <w:lang w:bidi="ml"/>
+              </w:rPr>
+            </w:pPr>
+            <w:r>
+              <w:rPr>
+                <w:rFonts w:cs="Arial"/>
+                <w:sz w:val="16"/>
+                <w:szCs w:val="16"/>
+                <w:lang w:bidi="ml"/>
+              </w:rPr>
+              <w:t>Count</w:t>
+            </w:r>
+          </w:p>
+        </w:tc>
+        <w:tc>
+          <w:tcPr>
+            <w:tcW w:w="4551" w:type="dxa"/>
+          </w:tcPr>
+          <w:p>
+            <w:pPr>
+              <w:autoSpaceDE w:val="0"/>
+              <w:autoSpaceDN w:val="0"/>
+              <w:adjustRightInd w:val="0"/>
+              <w:rPr>
+                <w:rFonts w:cs="Arial"/>
+                <w:sz w:val="16"/>
+                <w:szCs w:val="16"/>
+                <w:lang w:bidi="ml"/>
+              </w:rPr>
+            </w:pPr>
+            <w:proofErr w:type="spellStart"/>
+            <w:proofErr w:type="gramStart"/>
+            <w:r>
+              <w:rPr>
+                <w:rFonts w:cs="Arial"/>
+                <w:sz w:val="16"/>
+                <w:szCs w:val="16"/>
+                <w:lang w:bidi="ml"/>
+              </w:rPr>
+              <w:t>common:IntegerOr</w:t>
+            </w:r>
+            <w:r>
+              <w:rPr>
+                <w:rFonts w:cs="Arial"/>
+                <w:sz w:val="16"/>
+                <w:szCs w:val="16"/>
+                <w:lang w:bidi="ml"/>
+              </w:rPr>
+              <w:t>NotApplicable</w:t>
+            </w:r>
+            <w:r>
+              <w:rPr>
+                <w:rFonts w:cs="Arial"/>
+                <w:sz w:val="16"/>
+                <w:szCs w:val="16"/>
+                <w:lang w:bidi="ml"/>
+              </w:rPr>
+              <w:t>Type</w:t>
+            </w:r>
+            <w:proofErr w:type="spellEnd"/>
+            <w:proofErr w:type="gramEnd"/>
+          </w:p>
+        </w:tc>
+      </w:tr>
+      <w:tr>
+        <w:tc>
+          <w:tcPr>
+            <w:tcW w:w="3062" w:type="dxa"/>
+          </w:tcPr>
+          <w:p>
+            <w:pPr>
+              <w:autoSpaceDE w:val="0"/>
+              <w:autoSpaceDN w:val="0"/>
+              <w:adjustRightInd w:val="0"/>
+              <w:rPr>
+                <w:rFonts w:cs="Arial"/>
+                <w:sz w:val="16"/>
+                <w:szCs w:val="16"/>
+                <w:lang w:bidi="ml"/>
+              </w:rPr>
+            </w:pPr>
+            <w:proofErr w:type="spellStart"/>
+            <w:r>
+              <w:rPr>
+                <w:rFonts w:cs="Arial"/>
+                <w:sz w:val="16"/>
+                <w:szCs w:val="16"/>
+                <w:lang w:bidi="ml"/>
+              </w:rPr>
+              <w:t>InclusiveValueRange</w:t>
+            </w:r>
+            <w:proofErr w:type="spellEnd"/>
+          </w:p>
+        </w:tc>
+        <w:tc>
+          <w:tcPr>
+            <w:tcW w:w="4551" w:type="dxa"/>
+          </w:tcPr>
+          <w:p>
+            <w:pPr>
+              <w:autoSpaceDE w:val="0"/>
+              <w:autoSpaceDN w:val="0"/>
+              <w:adjustRightInd w:val="0"/>
+              <w:rPr>
+                <w:rFonts w:cs="Arial"/>
+                <w:sz w:val="16"/>
+                <w:szCs w:val="16"/>
+                <w:lang w:bidi="ml"/>
+              </w:rPr>
+            </w:pPr>
+            <w:proofErr w:type="spellStart"/>
+            <w:proofErr w:type="gramStart"/>
+            <w:r>
+              <w:rPr>
+                <w:rFonts w:cs="Arial"/>
+                <w:sz w:val="16"/>
+                <w:szCs w:val="16"/>
+                <w:lang w:bidi="ml"/>
+              </w:rPr>
+              <w:t>common:</w:t>
+            </w:r>
+            <w:r>
+              <w:rPr>
+                <w:rFonts w:cs="Arial"/>
+                <w:color w:val="000000"/>
+                <w:sz w:val="16"/>
+                <w:szCs w:val="16"/>
+                <w:shd w:val="clear" w:color="auto" w:fill="FFFFFF"/>
+              </w:rPr>
+              <w:t>DecimalOr</w:t>
+            </w:r>
+            <w:r>
+              <w:rPr>
+                <w:rFonts w:cs="Arial"/>
+                <w:color w:val="000000"/>
+                <w:sz w:val="16"/>
+                <w:szCs w:val="16"/>
+                <w:shd w:val="clear" w:color="auto" w:fill="FFFFFF"/>
+              </w:rPr>
+              <w:t>NotApplicable</w:t>
+            </w:r>
+            <w:r>
+              <w:rPr>
+                <w:rFonts w:cs="Arial"/>
+                <w:color w:val="000000"/>
+                <w:sz w:val="16"/>
+                <w:szCs w:val="16"/>
+                <w:shd w:val="clear" w:color="auto" w:fill="FFFFFF"/>
+              </w:rPr>
+              <w:t>Type</w:t>
+            </w:r>
+            <w:proofErr w:type="spellEnd"/>
+            <w:proofErr w:type="gramEnd"/>
+          </w:p>
+        </w:tc>
+      </w:tr>
+      <w:tr>
+        <w:tc>
+          <w:tcPr>
+            <w:tcW w:w="3062" w:type="dxa"/>
+          </w:tcPr>
+          <w:p>
+            <w:pPr>
+              <w:autoSpaceDE w:val="0"/>
+              <w:autoSpaceDN w:val="0"/>
+              <w:adjustRightInd w:val="0"/>
+              <w:rPr>
+                <w:rFonts w:cs="Arial"/>
+                <w:sz w:val="16"/>
+                <w:szCs w:val="16"/>
+                <w:lang w:bidi="ml"/>
+              </w:rPr>
+            </w:pPr>
+            <w:proofErr w:type="spellStart"/>
+            <w:r>
+              <w:rPr>
+                <w:rFonts w:cs="Arial"/>
+                <w:sz w:val="16"/>
+                <w:szCs w:val="16"/>
+                <w:lang w:bidi="ml"/>
+              </w:rPr>
+              <w:lastRenderedPageBreak/>
+              <w:t>ExclusiveValueRange</w:t>
+            </w:r>
+            <w:proofErr w:type="spellEnd"/>
+          </w:p>
+        </w:tc>
+        <w:tc>
+          <w:tcPr>
+            <w:tcW w:w="4551" w:type="dxa"/>
+          </w:tcPr>
+          <w:p>
+            <w:pPr>
+              <w:autoSpaceDE w:val="0"/>
+              <w:autoSpaceDN w:val="0"/>
+              <w:adjustRightInd w:val="0"/>
+              <w:rPr>
+                <w:rFonts w:cs="Arial"/>
+                <w:sz w:val="16"/>
+                <w:szCs w:val="16"/>
+                <w:lang w:bidi="ml"/>
+              </w:rPr>
+            </w:pPr>
+            <w:proofErr w:type="spellStart"/>
+            <w:proofErr w:type="gramStart"/>
+            <w:r>
+              <w:rPr>
+                <w:rFonts w:cs="Arial"/>
+                <w:sz w:val="16"/>
+                <w:szCs w:val="16"/>
+                <w:lang w:bidi="ml"/>
+              </w:rPr>
+              <w:t>common:</w:t>
+            </w:r>
+            <w:r>
+              <w:rPr>
+                <w:rFonts w:cs="Arial"/>
+                <w:color w:val="000000"/>
+                <w:sz w:val="16"/>
+                <w:szCs w:val="16"/>
+                <w:shd w:val="clear" w:color="auto" w:fill="FFFFFF"/>
+              </w:rPr>
+              <w:t>DecimalOr</w:t>
+            </w:r>
+            <w:r>
+              <w:rPr>
+                <w:rFonts w:cs="Arial"/>
+                <w:color w:val="000000"/>
+                <w:sz w:val="16"/>
+                <w:szCs w:val="16"/>
+                <w:shd w:val="clear" w:color="auto" w:fill="FFFFFF"/>
+              </w:rPr>
+              <w:t>NotApplicable</w:t>
+            </w:r>
+            <w:r>
+              <w:rPr>
+                <w:rFonts w:cs="Arial"/>
+                <w:color w:val="000000"/>
+                <w:sz w:val="16"/>
+                <w:szCs w:val="16"/>
+                <w:shd w:val="clear" w:color="auto" w:fill="FFFFFF"/>
+              </w:rPr>
+              <w:t>Type</w:t>
+            </w:r>
+            <w:proofErr w:type="spellEnd"/>
+            <w:proofErr w:type="gramEnd"/>
+          </w:p>
+        </w:tc>
+      </w:tr>
+      <w:tr>
+        <w:tc>
+          <w:tcPr>
+            <w:tcW w:w="3062" w:type="dxa"/>
+          </w:tcPr>
+          <w:p>
+            <w:pPr>
+              <w:autoSpaceDE w:val="0"/>
+              <w:autoSpaceDN w:val="0"/>
+              <w:adjustRightInd w:val="0"/>
+              <w:rPr>
+                <w:rFonts w:cs="Arial"/>
+                <w:sz w:val="16"/>
+                <w:szCs w:val="16"/>
+                <w:lang w:bidi="ml"/>
+              </w:rPr>
+            </w:pPr>
+            <w:r>
+              <w:rPr>
+                <w:rFonts w:cs="Arial"/>
+                <w:sz w:val="16"/>
+                <w:szCs w:val="16"/>
+                <w:lang w:bidi="ml"/>
+              </w:rPr>
+              <w:t>Incremental</w:t>
+            </w:r>
+          </w:p>
+        </w:tc>
+        <w:tc>
+          <w:tcPr>
+            <w:tcW w:w="4551" w:type="dxa"/>
+          </w:tcPr>
+          <w:p>
+            <w:pPr>
+              <w:autoSpaceDE w:val="0"/>
+              <w:autoSpaceDN w:val="0"/>
+              <w:adjustRightInd w:val="0"/>
+              <w:rPr>
+                <w:rFonts w:cs="Arial"/>
+                <w:sz w:val="16"/>
+                <w:szCs w:val="16"/>
+                <w:lang w:bidi="ml"/>
+              </w:rPr>
+            </w:pPr>
+            <w:proofErr w:type="spellStart"/>
+            <w:proofErr w:type="gramStart"/>
+            <w:r>
+              <w:rPr>
+                <w:rFonts w:cs="Arial"/>
+                <w:sz w:val="16"/>
+                <w:szCs w:val="16"/>
+                <w:lang w:bidi="ml"/>
+              </w:rPr>
+              <w:t>common:</w:t>
+            </w:r>
+            <w:r>
+              <w:rPr>
+                <w:rFonts w:cs="Arial"/>
+                <w:color w:val="000000"/>
+                <w:sz w:val="16"/>
+                <w:szCs w:val="16"/>
+                <w:shd w:val="clear" w:color="auto" w:fill="FFFFFF"/>
+              </w:rPr>
+              <w:t>DecimalOr</w:t>
+            </w:r>
+            <w:r>
+              <w:rPr>
+                <w:rFonts w:cs="Arial"/>
+                <w:color w:val="000000"/>
+                <w:sz w:val="16"/>
+                <w:szCs w:val="16"/>
+                <w:shd w:val="clear" w:color="auto" w:fill="FFFFFF"/>
+              </w:rPr>
+              <w:t>NotApplicable</w:t>
+            </w:r>
+            <w:r>
+              <w:rPr>
+                <w:rFonts w:cs="Arial"/>
+                <w:color w:val="000000"/>
+                <w:sz w:val="16"/>
+                <w:szCs w:val="16"/>
+                <w:shd w:val="clear" w:color="auto" w:fill="FFFFFF"/>
+              </w:rPr>
+              <w:t>Type</w:t>
+            </w:r>
+            <w:proofErr w:type="spellEnd"/>
+            <w:proofErr w:type="gramEnd"/>
+          </w:p>
+        </w:tc>
+      </w:tr>
+      <w:tr>
+        <w:tc>
+          <w:tcPr>
+            <w:tcW w:w="3062" w:type="dxa"/>
+          </w:tcPr>
+          <w:p>
+            <w:pPr>
+              <w:autoSpaceDE w:val="0"/>
+              <w:autoSpaceDN w:val="0"/>
+              <w:adjustRightInd w:val="0"/>
+              <w:rPr>
+                <w:rFonts w:cs="Arial"/>
+                <w:sz w:val="16"/>
+                <w:szCs w:val="16"/>
+                <w:lang w:bidi="ml"/>
+              </w:rPr>
+            </w:pPr>
+            <w:proofErr w:type="spellStart"/>
+            <w:r>
+              <w:rPr>
+                <w:rFonts w:cs="Arial"/>
+                <w:sz w:val="16"/>
+                <w:szCs w:val="16"/>
+                <w:lang w:bidi="ml"/>
+              </w:rPr>
+              <w:t>ObservationalTimePeriod</w:t>
+            </w:r>
+            <w:proofErr w:type="spellEnd"/>
+          </w:p>
+        </w:tc>
+        <w:tc>
+          <w:tcPr>
+            <w:tcW w:w="4551" w:type="dxa"/>
+          </w:tcPr>
+          <w:p>
+            <w:pPr>
+              <w:autoSpaceDE w:val="0"/>
+              <w:autoSpaceDN w:val="0"/>
+              <w:adjustRightInd w:val="0"/>
+              <w:rPr>
+                <w:rFonts w:cs="Arial"/>
+                <w:sz w:val="16"/>
+                <w:szCs w:val="16"/>
+                <w:lang w:bidi="ml"/>
+              </w:rPr>
+            </w:pPr>
+            <w:r>
+              <w:rPr>
+                <w:rFonts w:cs="Arial"/>
+                <w:sz w:val="16"/>
+                <w:szCs w:val="16"/>
+                <w:lang w:bidi="ml"/>
+              </w:rPr>
+              <w:t>common:</w:t>
+            </w:r>
+            <w:r>
+              <w:rPr>
+                <w:rFonts w:cs="Arial"/>
+                <w:color w:val="000000"/>
+                <w:sz w:val="16"/>
+                <w:szCs w:val="16"/>
+                <w:shd w:val="clear" w:color="auto" w:fill="FFFFFF"/>
+              </w:rPr>
+              <w:t xml:space="preserve"> </w:t>
+            </w:r>
+            <w:proofErr w:type="spellStart"/>
+            <w:r>
+              <w:rPr>
+                <w:rFonts w:cs="Arial"/>
+                <w:color w:val="000000"/>
+                <w:sz w:val="16"/>
+                <w:szCs w:val="16"/>
+                <w:shd w:val="clear" w:color="auto" w:fill="FFFFFF"/>
+              </w:rPr>
+              <w:t>ObservationalTimePeriodOr</w:t>
+            </w:r>
+            <w:r>
+              <w:rPr>
+                <w:rFonts w:cs="Arial"/>
+                <w:color w:val="000000"/>
+                <w:sz w:val="16"/>
+                <w:szCs w:val="16"/>
+                <w:shd w:val="clear" w:color="auto" w:fill="FFFFFF"/>
+              </w:rPr>
+              <w:t>NotApplicable</w:t>
+            </w:r>
+            <w:r>
+              <w:rPr>
+                <w:rFonts w:cs="Arial"/>
+                <w:color w:val="000000"/>
+                <w:sz w:val="16"/>
+                <w:szCs w:val="16"/>
+                <w:shd w:val="clear" w:color="auto" w:fill="FFFFFF"/>
+              </w:rPr>
+              <w:t>Type</w:t>
+            </w:r>
+            <w:proofErr w:type="spellEnd"/>
+          </w:p>
+        </w:tc>
+      </w:tr>
+      <w:tr>
+        <w:tc>
+          <w:tcPr>
+            <w:tcW w:w="3062" w:type="dxa"/>
+          </w:tcPr>
+          <w:p>
+            <w:pPr>
+              <w:autoSpaceDE w:val="0"/>
+              <w:autoSpaceDN w:val="0"/>
+              <w:adjustRightInd w:val="0"/>
+              <w:rPr>
+                <w:rFonts w:cs="Arial"/>
+                <w:sz w:val="16"/>
+                <w:szCs w:val="16"/>
+                <w:lang w:bidi="ml"/>
+              </w:rPr>
+            </w:pPr>
+            <w:r>
+              <w:rPr>
+                <w:rFonts w:cs="Arial"/>
+                <w:sz w:val="16"/>
+                <w:szCs w:val="16"/>
+                <w:lang w:bidi="ml"/>
+              </w:rPr>
+              <w:t>StandardTimePeriod</w:t>
+            </w:r>
+          </w:p>
+        </w:tc>
+        <w:tc>
+          <w:tcPr>
+            <w:tcW w:w="4551" w:type="dxa"/>
+          </w:tcPr>
+          <w:p>
+            <w:pPr>
+              <w:autoSpaceDE w:val="0"/>
+              <w:autoSpaceDN w:val="0"/>
+              <w:adjustRightInd w:val="0"/>
+              <w:rPr>
+                <w:rFonts w:cs="Arial"/>
+                <w:sz w:val="16"/>
+                <w:szCs w:val="16"/>
+                <w:lang w:bidi="ml"/>
+              </w:rPr>
+            </w:pPr>
+            <w:r>
+              <w:rPr>
+                <w:rFonts w:cs="Arial"/>
+                <w:sz w:val="16"/>
+                <w:szCs w:val="16"/>
+                <w:lang w:bidi="ml"/>
+              </w:rPr>
+              <w:t>common:</w:t>
+            </w:r>
+            <w:r>
+              <w:rPr>
+                <w:rFonts w:cs="Arial"/>
+                <w:color w:val="000000"/>
+                <w:sz w:val="16"/>
+                <w:szCs w:val="16"/>
+                <w:shd w:val="clear" w:color="auto" w:fill="FFFFFF"/>
+              </w:rPr>
+              <w:t xml:space="preserve"> </w:t>
+            </w:r>
+            <w:proofErr w:type="spellStart"/>
+            <w:r>
+              <w:rPr>
+                <w:rFonts w:cs="Arial"/>
+                <w:color w:val="000000"/>
+                <w:sz w:val="16"/>
+                <w:szCs w:val="16"/>
+                <w:shd w:val="clear" w:color="auto" w:fill="FFFFFF"/>
+              </w:rPr>
+              <w:t>StandardTimePeriodOr</w:t>
+            </w:r>
+            <w:r>
+              <w:rPr>
+                <w:rFonts w:cs="Arial"/>
+                <w:color w:val="000000"/>
+                <w:sz w:val="16"/>
+                <w:szCs w:val="16"/>
+                <w:shd w:val="clear" w:color="auto" w:fill="FFFFFF"/>
+              </w:rPr>
+              <w:t>NotApplicable</w:t>
+            </w:r>
+            <w:r>
+              <w:rPr>
+                <w:rFonts w:cs="Arial"/>
+                <w:color w:val="000000"/>
+                <w:sz w:val="16"/>
+                <w:szCs w:val="16"/>
+                <w:shd w:val="clear" w:color="auto" w:fill="FFFFFF"/>
+              </w:rPr>
+              <w:t>Type</w:t>
+            </w:r>
+            <w:proofErr w:type="spellEnd"/>
+          </w:p>
+        </w:tc>
+      </w:tr>
+      <w:tr>
+        <w:tc>
+          <w:tcPr>
+            <w:tcW w:w="3062" w:type="dxa"/>
+          </w:tcPr>
+          <w:p>
+            <w:pPr>
+              <w:autoSpaceDE w:val="0"/>
+              <w:autoSpaceDN w:val="0"/>
+              <w:adjustRightInd w:val="0"/>
+              <w:rPr>
+                <w:rFonts w:cs="Arial"/>
+                <w:sz w:val="16"/>
+                <w:szCs w:val="16"/>
+                <w:lang w:bidi="ml"/>
+              </w:rPr>
+            </w:pPr>
+            <w:proofErr w:type="spellStart"/>
+            <w:r>
+              <w:rPr>
+                <w:rFonts w:cs="Arial"/>
+                <w:sz w:val="16"/>
+                <w:szCs w:val="16"/>
+                <w:lang w:bidi="ml"/>
+              </w:rPr>
+              <w:t>BasicTimePeriod</w:t>
+            </w:r>
+            <w:proofErr w:type="spellEnd"/>
+          </w:p>
+        </w:tc>
+        <w:tc>
+          <w:tcPr>
+            <w:tcW w:w="4551" w:type="dxa"/>
+          </w:tcPr>
+          <w:p>
+            <w:pPr>
+              <w:autoSpaceDE w:val="0"/>
+              <w:autoSpaceDN w:val="0"/>
+              <w:adjustRightInd w:val="0"/>
+              <w:rPr>
+                <w:rFonts w:cs="Arial"/>
+                <w:sz w:val="16"/>
+                <w:szCs w:val="16"/>
+                <w:lang w:bidi="ml"/>
+              </w:rPr>
+            </w:pPr>
+            <w:proofErr w:type="spellStart"/>
+            <w:proofErr w:type="gramStart"/>
+            <w:r>
+              <w:rPr>
+                <w:rFonts w:cs="Arial"/>
+                <w:sz w:val="16"/>
+                <w:szCs w:val="16"/>
+                <w:lang w:bidi="ml"/>
+              </w:rPr>
+              <w:t>common:BasicTimePeriodType</w:t>
+            </w:r>
+            <w:proofErr w:type="spellEnd"/>
+            <w:proofErr w:type="gramEnd"/>
+          </w:p>
+        </w:tc>
+      </w:tr>
+      <w:tr>
+        <w:tc>
+          <w:tcPr>
+            <w:tcW w:w="3062" w:type="dxa"/>
+          </w:tcPr>
+          <w:p>
+            <w:pPr>
+              <w:autoSpaceDE w:val="0"/>
+              <w:autoSpaceDN w:val="0"/>
+              <w:adjustRightInd w:val="0"/>
+              <w:rPr>
+                <w:rFonts w:cs="Arial"/>
+                <w:sz w:val="16"/>
+                <w:szCs w:val="16"/>
+                <w:lang w:bidi="ml"/>
+              </w:rPr>
+            </w:pPr>
+            <w:proofErr w:type="spellStart"/>
+            <w:r>
+              <w:rPr>
+                <w:rFonts w:cs="Arial"/>
+                <w:sz w:val="16"/>
+                <w:szCs w:val="16"/>
+                <w:lang w:bidi="ml"/>
+              </w:rPr>
+              <w:t>GregorianTimePeriod</w:t>
+            </w:r>
+            <w:proofErr w:type="spellEnd"/>
+          </w:p>
+        </w:tc>
+        <w:tc>
+          <w:tcPr>
+            <w:tcW w:w="4551" w:type="dxa"/>
+          </w:tcPr>
+          <w:p>
+            <w:pPr>
+              <w:autoSpaceDE w:val="0"/>
+              <w:autoSpaceDN w:val="0"/>
+              <w:adjustRightInd w:val="0"/>
+              <w:rPr>
+                <w:rFonts w:cs="Arial"/>
+                <w:sz w:val="16"/>
+                <w:szCs w:val="16"/>
+                <w:lang w:bidi="ml"/>
+              </w:rPr>
+            </w:pPr>
+            <w:r>
+              <w:rPr>
+                <w:rFonts w:cs="Arial"/>
+                <w:sz w:val="16"/>
+                <w:szCs w:val="16"/>
+                <w:lang w:bidi="ml"/>
+              </w:rPr>
+              <w:t>common:</w:t>
+            </w:r>
+            <w:r>
+              <w:rPr>
+                <w:rFonts w:cs="Arial"/>
+                <w:color w:val="000000"/>
+                <w:sz w:val="16"/>
+                <w:szCs w:val="16"/>
+                <w:shd w:val="clear" w:color="auto" w:fill="FFFFFF"/>
+              </w:rPr>
+              <w:t xml:space="preserve"> </w:t>
+            </w:r>
+            <w:proofErr w:type="spellStart"/>
+            <w:r>
+              <w:rPr>
+                <w:rFonts w:cs="Arial"/>
+                <w:color w:val="000000"/>
+                <w:sz w:val="16"/>
+                <w:szCs w:val="16"/>
+                <w:shd w:val="clear" w:color="auto" w:fill="FFFFFF"/>
+              </w:rPr>
+              <w:t>GregorianTimePeriodOr</w:t>
+            </w:r>
+            <w:r>
+              <w:rPr>
+                <w:rFonts w:cs="Arial"/>
+                <w:color w:val="000000"/>
+                <w:sz w:val="16"/>
+                <w:szCs w:val="16"/>
+                <w:shd w:val="clear" w:color="auto" w:fill="FFFFFF"/>
+              </w:rPr>
+              <w:t>NotApplicable</w:t>
+            </w:r>
+            <w:r>
+              <w:rPr>
+                <w:rFonts w:cs="Arial"/>
+                <w:color w:val="000000"/>
+                <w:sz w:val="16"/>
+                <w:szCs w:val="16"/>
+                <w:shd w:val="clear" w:color="auto" w:fill="FFFFFF"/>
+              </w:rPr>
+              <w:t>Type</w:t>
+            </w:r>
+            <w:proofErr w:type="spellEnd"/>
+          </w:p>
+        </w:tc>
+      </w:tr>
+      <w:tr>
+        <w:tc>
+          <w:tcPr>
+            <w:tcW w:w="3062" w:type="dxa"/>
+          </w:tcPr>
+          <w:p>
+            <w:pPr>
+              <w:autoSpaceDE w:val="0"/>
+              <w:autoSpaceDN w:val="0"/>
+              <w:adjustRightInd w:val="0"/>
+              <w:rPr>
+                <w:rFonts w:cs="Arial"/>
+                <w:sz w:val="16"/>
+                <w:szCs w:val="16"/>
+                <w:lang w:bidi="ml"/>
+              </w:rPr>
+            </w:pPr>
+            <w:proofErr w:type="spellStart"/>
+            <w:r>
+              <w:rPr>
+                <w:rFonts w:cs="Arial"/>
+                <w:sz w:val="16"/>
+                <w:szCs w:val="16"/>
+                <w:lang w:bidi="ml"/>
+              </w:rPr>
+              <w:t>ReportingTimePeriod</w:t>
+            </w:r>
+            <w:proofErr w:type="spellEnd"/>
+          </w:p>
+        </w:tc>
+        <w:tc>
+          <w:tcPr>
+            <w:tcW w:w="4551" w:type="dxa"/>
+          </w:tcPr>
+          <w:p>
+            <w:pPr>
+              <w:autoSpaceDE w:val="0"/>
+              <w:autoSpaceDN w:val="0"/>
+              <w:adjustRightInd w:val="0"/>
+              <w:rPr>
+                <w:rFonts w:cs="Arial"/>
+                <w:sz w:val="16"/>
+                <w:szCs w:val="16"/>
+                <w:lang w:bidi="ml"/>
+              </w:rPr>
+            </w:pPr>
+            <w:r>
+              <w:rPr>
+                <w:rFonts w:cs="Arial"/>
+                <w:sz w:val="16"/>
+                <w:szCs w:val="16"/>
+                <w:lang w:bidi="ml"/>
+              </w:rPr>
+              <w:t>common:</w:t>
+            </w:r>
+            <w:r>
+              <w:rPr>
+                <w:rFonts w:cs="Arial"/>
+                <w:color w:val="000000"/>
+                <w:sz w:val="16"/>
+                <w:szCs w:val="16"/>
+                <w:shd w:val="clear" w:color="auto" w:fill="FFFFFF"/>
+              </w:rPr>
+              <w:t xml:space="preserve"> </w:t>
+            </w:r>
+            <w:proofErr w:type="spellStart"/>
+            <w:r>
+              <w:rPr>
+                <w:rFonts w:cs="Arial"/>
+                <w:color w:val="000000"/>
+                <w:sz w:val="16"/>
+                <w:szCs w:val="16"/>
+                <w:shd w:val="clear" w:color="auto" w:fill="FFFFFF"/>
+              </w:rPr>
+              <w:t>ReportingTimePeriodOr</w:t>
+            </w:r>
+            <w:r>
+              <w:rPr>
+                <w:rFonts w:cs="Arial"/>
+                <w:color w:val="000000"/>
+                <w:sz w:val="16"/>
+                <w:szCs w:val="16"/>
+                <w:shd w:val="clear" w:color="auto" w:fill="FFFFFF"/>
+              </w:rPr>
+              <w:t>NotApplicable</w:t>
+            </w:r>
+            <w:r>
+              <w:rPr>
+                <w:rFonts w:cs="Arial"/>
+                <w:color w:val="000000"/>
+                <w:sz w:val="16"/>
+                <w:szCs w:val="16"/>
+                <w:shd w:val="clear" w:color="auto" w:fill="FFFFFF"/>
+              </w:rPr>
+              <w:t>Type</w:t>
+            </w:r>
+            <w:proofErr w:type="spellEnd"/>
+          </w:p>
+        </w:tc>
+      </w:tr>
+      <w:tr>
+        <w:tc>
+          <w:tcPr>
+            <w:tcW w:w="3062" w:type="dxa"/>
+          </w:tcPr>
+          <w:p>
+            <w:pPr>
+              <w:autoSpaceDE w:val="0"/>
+              <w:autoSpaceDN w:val="0"/>
+              <w:adjustRightInd w:val="0"/>
+              <w:rPr>
+                <w:rFonts w:cs="Arial"/>
+                <w:sz w:val="16"/>
+                <w:szCs w:val="16"/>
+                <w:lang w:bidi="ml"/>
+              </w:rPr>
+            </w:pPr>
+            <w:proofErr w:type="spellStart"/>
+            <w:r>
+              <w:rPr>
+                <w:rFonts w:cs="Arial"/>
+                <w:sz w:val="16"/>
+                <w:szCs w:val="16"/>
+                <w:lang w:bidi="ml"/>
+              </w:rPr>
+              <w:t>ReportingYear</w:t>
+            </w:r>
+            <w:proofErr w:type="spellEnd"/>
+          </w:p>
+        </w:tc>
+        <w:tc>
+          <w:tcPr>
+            <w:tcW w:w="4551" w:type="dxa"/>
+          </w:tcPr>
+          <w:p>
+            <w:pPr>
+              <w:autoSpaceDE w:val="0"/>
+              <w:autoSpaceDN w:val="0"/>
+              <w:adjustRightInd w:val="0"/>
+              <w:rPr>
+                <w:rFonts w:cs="Arial"/>
+                <w:sz w:val="16"/>
+                <w:szCs w:val="16"/>
+                <w:lang w:bidi="ml"/>
+              </w:rPr>
+            </w:pPr>
+            <w:proofErr w:type="spellStart"/>
+            <w:proofErr w:type="gramStart"/>
+            <w:r>
+              <w:rPr>
+                <w:rFonts w:cs="Arial"/>
+                <w:sz w:val="16"/>
+                <w:szCs w:val="16"/>
+                <w:lang w:bidi="ml"/>
+              </w:rPr>
+              <w:t>common:</w:t>
+            </w:r>
+            <w:r>
+              <w:rPr>
+                <w:rFonts w:cs="Arial"/>
+                <w:color w:val="000000"/>
+                <w:sz w:val="16"/>
+                <w:szCs w:val="16"/>
+                <w:shd w:val="clear" w:color="auto" w:fill="FFFFFF"/>
+              </w:rPr>
+              <w:t>ReportingYearOr</w:t>
+            </w:r>
+            <w:r>
+              <w:rPr>
+                <w:rFonts w:cs="Arial"/>
+                <w:color w:val="000000"/>
+                <w:sz w:val="16"/>
+                <w:szCs w:val="16"/>
+                <w:shd w:val="clear" w:color="auto" w:fill="FFFFFF"/>
+              </w:rPr>
+              <w:t>NotApplicable</w:t>
+            </w:r>
+            <w:r>
+              <w:rPr>
+                <w:rFonts w:cs="Arial"/>
+                <w:color w:val="000000"/>
+                <w:sz w:val="16"/>
+                <w:szCs w:val="16"/>
+                <w:shd w:val="clear" w:color="auto" w:fill="FFFFFF"/>
+              </w:rPr>
+              <w:t>Type</w:t>
+            </w:r>
+            <w:proofErr w:type="spellEnd"/>
+            <w:proofErr w:type="gramEnd"/>
+          </w:p>
+        </w:tc>
+      </w:tr>
+      <w:tr>
+        <w:tc>
+          <w:tcPr>
+            <w:tcW w:w="3062" w:type="dxa"/>
+          </w:tcPr>
+          <w:p>
+            <w:pPr>
+              <w:autoSpaceDE w:val="0"/>
+              <w:autoSpaceDN w:val="0"/>
+              <w:adjustRightInd w:val="0"/>
+              <w:rPr>
+                <w:rFonts w:cs="Arial"/>
+                <w:sz w:val="16"/>
+                <w:szCs w:val="16"/>
+                <w:lang w:bidi="ml"/>
+              </w:rPr>
+            </w:pPr>
+            <w:proofErr w:type="spellStart"/>
+            <w:r>
+              <w:rPr>
+                <w:rFonts w:cs="Arial"/>
+                <w:sz w:val="16"/>
+                <w:szCs w:val="16"/>
+                <w:lang w:bidi="ml"/>
+              </w:rPr>
+              <w:t>ReportingSemester</w:t>
+            </w:r>
+            <w:proofErr w:type="spellEnd"/>
+          </w:p>
+        </w:tc>
+        <w:tc>
+          <w:tcPr>
+            <w:tcW w:w="4551" w:type="dxa"/>
+          </w:tcPr>
+          <w:p>
+            <w:pPr>
+              <w:autoSpaceDE w:val="0"/>
+              <w:autoSpaceDN w:val="0"/>
+              <w:adjustRightInd w:val="0"/>
+              <w:rPr>
+                <w:rFonts w:cs="Arial"/>
+                <w:sz w:val="16"/>
+                <w:szCs w:val="16"/>
+                <w:lang w:bidi="ml"/>
+              </w:rPr>
+            </w:pPr>
+            <w:r>
+              <w:rPr>
+                <w:rFonts w:cs="Arial"/>
+                <w:sz w:val="16"/>
+                <w:szCs w:val="16"/>
+                <w:lang w:bidi="ml"/>
+              </w:rPr>
+              <w:t>common:</w:t>
+            </w:r>
+            <w:r>
+              <w:rPr>
+                <w:rFonts w:cs="Arial"/>
+                <w:color w:val="000000"/>
+                <w:sz w:val="16"/>
+                <w:szCs w:val="16"/>
+                <w:shd w:val="clear" w:color="auto" w:fill="FFFFFF"/>
+              </w:rPr>
+              <w:t xml:space="preserve"> </w:t>
+            </w:r>
+            <w:proofErr w:type="spellStart"/>
+            <w:r>
+              <w:rPr>
+                <w:rFonts w:cs="Arial"/>
+                <w:color w:val="000000"/>
+                <w:sz w:val="16"/>
+                <w:szCs w:val="16"/>
+                <w:shd w:val="clear" w:color="auto" w:fill="FFFFFF"/>
+              </w:rPr>
+              <w:t>ReportingSemesterOr</w:t>
+            </w:r>
+            <w:r>
+              <w:rPr>
+                <w:rFonts w:cs="Arial"/>
+                <w:color w:val="000000"/>
+                <w:sz w:val="16"/>
+                <w:szCs w:val="16"/>
+                <w:shd w:val="clear" w:color="auto" w:fill="FFFFFF"/>
+              </w:rPr>
+              <w:t>NotApplicable</w:t>
+            </w:r>
+            <w:r>
+              <w:rPr>
+                <w:rFonts w:cs="Arial"/>
+                <w:color w:val="000000"/>
+                <w:sz w:val="16"/>
+                <w:szCs w:val="16"/>
+                <w:shd w:val="clear" w:color="auto" w:fill="FFFFFF"/>
+              </w:rPr>
+              <w:t>Type</w:t>
+            </w:r>
+            <w:proofErr w:type="spellEnd"/>
+          </w:p>
+        </w:tc>
+      </w:tr>
+      <w:tr>
+        <w:tc>
+          <w:tcPr>
+            <w:tcW w:w="3062" w:type="dxa"/>
+          </w:tcPr>
+          <w:p>
+            <w:pPr>
+              <w:autoSpaceDE w:val="0"/>
+              <w:autoSpaceDN w:val="0"/>
+              <w:adjustRightInd w:val="0"/>
+              <w:rPr>
+                <w:rFonts w:cs="Arial"/>
+                <w:sz w:val="16"/>
+                <w:szCs w:val="16"/>
+                <w:lang w:bidi="ml"/>
+              </w:rPr>
+            </w:pPr>
+            <w:proofErr w:type="spellStart"/>
+            <w:r>
+              <w:rPr>
+                <w:rFonts w:cs="Arial"/>
+                <w:sz w:val="16"/>
+                <w:szCs w:val="16"/>
+                <w:lang w:bidi="ml"/>
+              </w:rPr>
+              <w:t>ReportingTrimester</w:t>
+            </w:r>
+            <w:proofErr w:type="spellEnd"/>
+          </w:p>
+        </w:tc>
+        <w:tc>
+          <w:tcPr>
+            <w:tcW w:w="4551" w:type="dxa"/>
+          </w:tcPr>
+          <w:p>
+            <w:pPr>
+              <w:autoSpaceDE w:val="0"/>
+              <w:autoSpaceDN w:val="0"/>
+              <w:adjustRightInd w:val="0"/>
+              <w:rPr>
+                <w:rFonts w:cs="Arial"/>
+                <w:sz w:val="16"/>
+                <w:szCs w:val="16"/>
+                <w:lang w:bidi="ml"/>
+              </w:rPr>
+            </w:pPr>
+            <w:r>
+              <w:rPr>
+                <w:rFonts w:cs="Arial"/>
+                <w:sz w:val="16"/>
+                <w:szCs w:val="16"/>
+                <w:lang w:bidi="ml"/>
+              </w:rPr>
+              <w:t>common:</w:t>
+            </w:r>
+            <w:r>
+              <w:rPr>
+                <w:rFonts w:cs="Arial"/>
+                <w:color w:val="000000"/>
+                <w:sz w:val="16"/>
+                <w:szCs w:val="16"/>
+                <w:shd w:val="clear" w:color="auto" w:fill="FFFFFF"/>
+              </w:rPr>
+              <w:t xml:space="preserve"> </w:t>
+            </w:r>
+            <w:proofErr w:type="spellStart"/>
+            <w:r>
+              <w:rPr>
+                <w:rFonts w:cs="Arial"/>
+                <w:color w:val="000000"/>
+                <w:sz w:val="16"/>
+                <w:szCs w:val="16"/>
+                <w:shd w:val="clear" w:color="auto" w:fill="FFFFFF"/>
+              </w:rPr>
+              <w:t>ReportingTrimesterOr</w:t>
+            </w:r>
+            <w:r>
+              <w:rPr>
+                <w:rFonts w:cs="Arial"/>
+                <w:color w:val="000000"/>
+                <w:sz w:val="16"/>
+                <w:szCs w:val="16"/>
+                <w:shd w:val="clear" w:color="auto" w:fill="FFFFFF"/>
+              </w:rPr>
+              <w:t>NotApplicable</w:t>
+            </w:r>
+            <w:r>
+              <w:rPr>
+                <w:rFonts w:cs="Arial"/>
+                <w:color w:val="000000"/>
+                <w:sz w:val="16"/>
+                <w:szCs w:val="16"/>
+                <w:shd w:val="clear" w:color="auto" w:fill="FFFFFF"/>
+              </w:rPr>
+              <w:t>Type</w:t>
+            </w:r>
+            <w:proofErr w:type="spellEnd"/>
+          </w:p>
+        </w:tc>
+      </w:tr>
+      <w:tr>
+        <w:tc>
+          <w:tcPr>
+            <w:tcW w:w="3062" w:type="dxa"/>
+          </w:tcPr>
+          <w:p>
+            <w:pPr>
+              <w:autoSpaceDE w:val="0"/>
+              <w:autoSpaceDN w:val="0"/>
+              <w:adjustRightInd w:val="0"/>
+              <w:rPr>
+                <w:rFonts w:cs="Arial"/>
+                <w:sz w:val="16"/>
+                <w:szCs w:val="16"/>
+                <w:lang w:bidi="ml"/>
+              </w:rPr>
+            </w:pPr>
+            <w:proofErr w:type="spellStart"/>
+            <w:r>
+              <w:rPr>
+                <w:rFonts w:cs="Arial"/>
+                <w:sz w:val="16"/>
+                <w:szCs w:val="16"/>
+                <w:lang w:bidi="ml"/>
+              </w:rPr>
+              <w:t>ReportingQuarter</w:t>
+            </w:r>
+            <w:proofErr w:type="spellEnd"/>
+          </w:p>
+        </w:tc>
+        <w:tc>
+          <w:tcPr>
+            <w:tcW w:w="4551" w:type="dxa"/>
+          </w:tcPr>
+          <w:p>
+            <w:pPr>
+              <w:autoSpaceDE w:val="0"/>
+              <w:autoSpaceDN w:val="0"/>
+              <w:adjustRightInd w:val="0"/>
+              <w:rPr>
+                <w:rFonts w:cs="Arial"/>
+                <w:sz w:val="16"/>
+                <w:szCs w:val="16"/>
+                <w:lang w:bidi="ml"/>
+              </w:rPr>
+            </w:pPr>
+            <w:r>
+              <w:rPr>
+                <w:rFonts w:cs="Arial"/>
+                <w:sz w:val="16"/>
+                <w:szCs w:val="16"/>
+                <w:lang w:bidi="ml"/>
+              </w:rPr>
+              <w:t>common:</w:t>
+            </w:r>
+            <w:r>
+              <w:rPr>
+                <w:rFonts w:cs="Arial"/>
+                <w:color w:val="000000"/>
+                <w:sz w:val="16"/>
+                <w:szCs w:val="16"/>
+                <w:shd w:val="clear" w:color="auto" w:fill="FFFFFF"/>
+              </w:rPr>
+              <w:t xml:space="preserve"> </w:t>
+            </w:r>
+            <w:proofErr w:type="spellStart"/>
+            <w:r>
+              <w:rPr>
+                <w:rFonts w:cs="Arial"/>
+                <w:color w:val="000000"/>
+                <w:sz w:val="16"/>
+                <w:szCs w:val="16"/>
+                <w:shd w:val="clear" w:color="auto" w:fill="FFFFFF"/>
+              </w:rPr>
+              <w:t>ReportingQuarterOr</w:t>
+            </w:r>
+            <w:r>
+              <w:rPr>
+                <w:rFonts w:cs="Arial"/>
+                <w:color w:val="000000"/>
+                <w:sz w:val="16"/>
+                <w:szCs w:val="16"/>
+                <w:shd w:val="clear" w:color="auto" w:fill="FFFFFF"/>
+              </w:rPr>
+              <w:t>NotApplicable</w:t>
+            </w:r>
+            <w:r>
+              <w:rPr>
+                <w:rFonts w:cs="Arial"/>
+                <w:color w:val="000000"/>
+                <w:sz w:val="16"/>
+                <w:szCs w:val="16"/>
+                <w:shd w:val="clear" w:color="auto" w:fill="FFFFFF"/>
+              </w:rPr>
+              <w:t>Type</w:t>
+            </w:r>
+            <w:proofErr w:type="spellEnd"/>
+          </w:p>
+        </w:tc>
+      </w:tr>
+      <w:tr>
+        <w:tc>
+          <w:tcPr>
+            <w:tcW w:w="3062" w:type="dxa"/>
+          </w:tcPr>
+          <w:p>
+            <w:pPr>
+              <w:autoSpaceDE w:val="0"/>
+              <w:autoSpaceDN w:val="0"/>
+              <w:adjustRightInd w:val="0"/>
+              <w:rPr>
+                <w:rFonts w:cs="Arial"/>
+                <w:sz w:val="16"/>
+                <w:szCs w:val="16"/>
+                <w:lang w:bidi="ml"/>
+              </w:rPr>
+            </w:pPr>
+            <w:proofErr w:type="spellStart"/>
+            <w:r>
+              <w:rPr>
+                <w:rFonts w:cs="Arial"/>
+                <w:sz w:val="16"/>
+                <w:szCs w:val="16"/>
+                <w:lang w:bidi="ml"/>
+              </w:rPr>
+              <w:t>ReportingMonth</w:t>
+            </w:r>
+            <w:proofErr w:type="spellEnd"/>
+          </w:p>
+        </w:tc>
+        <w:tc>
+          <w:tcPr>
+            <w:tcW w:w="4551" w:type="dxa"/>
+          </w:tcPr>
+          <w:p>
+            <w:pPr>
+              <w:autoSpaceDE w:val="0"/>
+              <w:autoSpaceDN w:val="0"/>
+              <w:adjustRightInd w:val="0"/>
+              <w:rPr>
+                <w:rFonts w:cs="Arial"/>
+                <w:sz w:val="16"/>
+                <w:szCs w:val="16"/>
+                <w:lang w:bidi="ml"/>
+              </w:rPr>
+            </w:pPr>
+            <w:r>
+              <w:rPr>
+                <w:rFonts w:cs="Arial"/>
+                <w:sz w:val="16"/>
+                <w:szCs w:val="16"/>
+                <w:lang w:bidi="ml"/>
+              </w:rPr>
+              <w:t>common:</w:t>
+            </w:r>
+            <w:r>
+              <w:rPr>
+                <w:rFonts w:cs="Arial"/>
+                <w:color w:val="000000"/>
+                <w:sz w:val="16"/>
+                <w:szCs w:val="16"/>
+                <w:shd w:val="clear" w:color="auto" w:fill="FFFFFF"/>
+              </w:rPr>
+              <w:t xml:space="preserve"> </w:t>
+            </w:r>
+            <w:proofErr w:type="spellStart"/>
+            <w:r>
+              <w:rPr>
+                <w:rFonts w:cs="Arial"/>
+                <w:color w:val="000000"/>
+                <w:sz w:val="16"/>
+                <w:szCs w:val="16"/>
+                <w:shd w:val="clear" w:color="auto" w:fill="FFFFFF"/>
+              </w:rPr>
+              <w:t>ReportingMonthOr</w:t>
+            </w:r>
+            <w:r>
+              <w:rPr>
+                <w:rFonts w:cs="Arial"/>
+                <w:color w:val="000000"/>
+                <w:sz w:val="16"/>
+                <w:szCs w:val="16"/>
+                <w:shd w:val="clear" w:color="auto" w:fill="FFFFFF"/>
+              </w:rPr>
+              <w:t>NotApplicable</w:t>
+            </w:r>
+            <w:r>
+              <w:rPr>
+                <w:rFonts w:cs="Arial"/>
+                <w:color w:val="000000"/>
+                <w:sz w:val="16"/>
+                <w:szCs w:val="16"/>
+                <w:shd w:val="clear" w:color="auto" w:fill="FFFFFF"/>
+              </w:rPr>
+              <w:t>Type</w:t>
+            </w:r>
+            <w:proofErr w:type="spellEnd"/>
+          </w:p>
+        </w:tc>
+      </w:tr>
+      <w:tr>
+        <w:tc>
+          <w:tcPr>
+            <w:tcW w:w="3062" w:type="dxa"/>
+          </w:tcPr>
+          <w:p>
+            <w:pPr>
+              <w:autoSpaceDE w:val="0"/>
+              <w:autoSpaceDN w:val="0"/>
+              <w:adjustRightInd w:val="0"/>
+              <w:rPr>
+                <w:rFonts w:cs="Arial"/>
+                <w:sz w:val="16"/>
+                <w:szCs w:val="16"/>
+                <w:lang w:bidi="ml"/>
+              </w:rPr>
+            </w:pPr>
+            <w:proofErr w:type="spellStart"/>
+            <w:r>
+              <w:rPr>
+                <w:rFonts w:cs="Arial"/>
+                <w:sz w:val="16"/>
+                <w:szCs w:val="16"/>
+                <w:lang w:bidi="ml"/>
+              </w:rPr>
+              <w:t>ReportingWeek</w:t>
+            </w:r>
+            <w:proofErr w:type="spellEnd"/>
+          </w:p>
+        </w:tc>
+        <w:tc>
+          <w:tcPr>
+            <w:tcW w:w="4551" w:type="dxa"/>
+          </w:tcPr>
+          <w:p>
+            <w:pPr>
+              <w:autoSpaceDE w:val="0"/>
+              <w:autoSpaceDN w:val="0"/>
+              <w:adjustRightInd w:val="0"/>
+              <w:rPr>
+                <w:rFonts w:cs="Arial"/>
+                <w:sz w:val="16"/>
+                <w:szCs w:val="16"/>
+                <w:lang w:bidi="ml"/>
+              </w:rPr>
+            </w:pPr>
+            <w:r>
+              <w:rPr>
+                <w:rFonts w:cs="Arial"/>
+                <w:sz w:val="16"/>
+                <w:szCs w:val="16"/>
+                <w:lang w:bidi="ml"/>
+              </w:rPr>
+              <w:t>common:</w:t>
+            </w:r>
+            <w:r>
+              <w:rPr>
+                <w:rFonts w:cs="Arial"/>
+                <w:color w:val="000000"/>
+                <w:sz w:val="16"/>
+                <w:szCs w:val="16"/>
+                <w:shd w:val="clear" w:color="auto" w:fill="FFFFFF"/>
+              </w:rPr>
+              <w:t xml:space="preserve"> </w:t>
+            </w:r>
+            <w:proofErr w:type="spellStart"/>
+            <w:r>
+              <w:rPr>
+                <w:rFonts w:cs="Arial"/>
+                <w:color w:val="000000"/>
+                <w:sz w:val="16"/>
+                <w:szCs w:val="16"/>
+                <w:shd w:val="clear" w:color="auto" w:fill="FFFFFF"/>
+              </w:rPr>
+              <w:t>ReportingWeekOr</w:t>
+            </w:r>
+            <w:r>
+              <w:rPr>
+                <w:rFonts w:cs="Arial"/>
+                <w:color w:val="000000"/>
+                <w:sz w:val="16"/>
+                <w:szCs w:val="16"/>
+                <w:shd w:val="clear" w:color="auto" w:fill="FFFFFF"/>
+              </w:rPr>
+              <w:t>NotApplicable</w:t>
+            </w:r>
+            <w:r>
+              <w:rPr>
+                <w:rFonts w:cs="Arial"/>
+                <w:color w:val="000000"/>
+                <w:sz w:val="16"/>
+                <w:szCs w:val="16"/>
+                <w:shd w:val="clear" w:color="auto" w:fill="FFFFFF"/>
+              </w:rPr>
+              <w:t>Type</w:t>
+            </w:r>
+            <w:proofErr w:type="spellEnd"/>
+          </w:p>
+        </w:tc>
+      </w:tr>
+      <w:tr>
+        <w:tc>
+          <w:tcPr>
+            <w:tcW w:w="3062" w:type="dxa"/>
+          </w:tcPr>
+          <w:p>
+            <w:pPr>
+              <w:autoSpaceDE w:val="0"/>
+              <w:autoSpaceDN w:val="0"/>
+              <w:adjustRightInd w:val="0"/>
+              <w:rPr>
+                <w:rFonts w:cs="Arial"/>
+                <w:sz w:val="16"/>
+                <w:szCs w:val="16"/>
+                <w:lang w:bidi="ml"/>
+              </w:rPr>
+            </w:pPr>
+            <w:proofErr w:type="spellStart"/>
+            <w:r>
+              <w:rPr>
+                <w:rFonts w:cs="Arial"/>
+                <w:sz w:val="16"/>
+                <w:szCs w:val="16"/>
+                <w:lang w:bidi="ml"/>
+              </w:rPr>
+              <w:t>ReportingDay</w:t>
+            </w:r>
+            <w:proofErr w:type="spellEnd"/>
+          </w:p>
+        </w:tc>
+        <w:tc>
+          <w:tcPr>
+            <w:tcW w:w="4551" w:type="dxa"/>
+          </w:tcPr>
+          <w:p>
+            <w:pPr>
+              <w:autoSpaceDE w:val="0"/>
+              <w:autoSpaceDN w:val="0"/>
+              <w:adjustRightInd w:val="0"/>
+              <w:rPr>
+                <w:rFonts w:cs="Arial"/>
+                <w:sz w:val="16"/>
+                <w:szCs w:val="16"/>
+                <w:lang w:bidi="ml"/>
+              </w:rPr>
+            </w:pPr>
+            <w:r>
+              <w:rPr>
+                <w:rFonts w:cs="Arial"/>
+                <w:sz w:val="16"/>
+                <w:szCs w:val="16"/>
+                <w:lang w:bidi="ml"/>
+              </w:rPr>
+              <w:t>common:</w:t>
+            </w:r>
+            <w:r>
+              <w:rPr>
+                <w:rFonts w:cs="Arial"/>
+                <w:color w:val="000000"/>
+                <w:sz w:val="16"/>
+                <w:szCs w:val="16"/>
+                <w:shd w:val="clear" w:color="auto" w:fill="FFFFFF"/>
+              </w:rPr>
+              <w:t xml:space="preserve"> </w:t>
+            </w:r>
+            <w:proofErr w:type="spellStart"/>
+            <w:r>
+              <w:rPr>
+                <w:rFonts w:cs="Arial"/>
+                <w:color w:val="000000"/>
+                <w:sz w:val="16"/>
+                <w:szCs w:val="16"/>
+                <w:shd w:val="clear" w:color="auto" w:fill="FFFFFF"/>
+              </w:rPr>
+              <w:t>ReportingDayOr</w:t>
+            </w:r>
+            <w:r>
+              <w:rPr>
+                <w:rFonts w:cs="Arial"/>
+                <w:color w:val="000000"/>
+                <w:sz w:val="16"/>
+                <w:szCs w:val="16"/>
+                <w:shd w:val="clear" w:color="auto" w:fill="FFFFFF"/>
+              </w:rPr>
+              <w:t>NotApplicable</w:t>
+            </w:r>
+            <w:r>
+              <w:rPr>
+                <w:rFonts w:cs="Arial"/>
+                <w:color w:val="000000"/>
+                <w:sz w:val="16"/>
+                <w:szCs w:val="16"/>
+                <w:shd w:val="clear" w:color="auto" w:fill="FFFFFF"/>
+              </w:rPr>
+              <w:t>Type</w:t>
+            </w:r>
+            <w:proofErr w:type="spellEnd"/>
+          </w:p>
+        </w:tc>
+      </w:tr>
+      <w:tr>
+        <w:tc>
+          <w:tcPr>
+            <w:tcW w:w="3062" w:type="dxa"/>
+          </w:tcPr>
+          <w:p>
+            <w:pPr>
+              <w:autoSpaceDE w:val="0"/>
+              <w:autoSpaceDN w:val="0"/>
+              <w:adjustRightInd w:val="0"/>
+              <w:rPr>
+                <w:rFonts w:cs="Arial"/>
+                <w:sz w:val="16"/>
+                <w:szCs w:val="16"/>
+                <w:lang w:bidi="ml"/>
+              </w:rPr>
+            </w:pPr>
+            <w:proofErr w:type="spellStart"/>
+            <w:r>
+              <w:rPr>
+                <w:rFonts w:cs="Arial"/>
+                <w:sz w:val="16"/>
+                <w:szCs w:val="16"/>
+                <w:lang w:bidi="ml"/>
+              </w:rPr>
+              <w:t>TimeRange</w:t>
+            </w:r>
+            <w:proofErr w:type="spellEnd"/>
+          </w:p>
+        </w:tc>
+        <w:tc>
+          <w:tcPr>
+            <w:tcW w:w="4551" w:type="dxa"/>
+          </w:tcPr>
+          <w:p>
+            <w:pPr>
+              <w:autoSpaceDE w:val="0"/>
+              <w:autoSpaceDN w:val="0"/>
+              <w:adjustRightInd w:val="0"/>
+              <w:rPr>
+                <w:rFonts w:cs="Arial"/>
+                <w:sz w:val="16"/>
+                <w:szCs w:val="16"/>
+                <w:lang w:bidi="ml"/>
+              </w:rPr>
+            </w:pPr>
+            <w:proofErr w:type="spellStart"/>
+            <w:proofErr w:type="gramStart"/>
+            <w:r>
+              <w:rPr>
+                <w:rFonts w:cs="Arial"/>
+                <w:sz w:val="16"/>
+                <w:szCs w:val="16"/>
+                <w:lang w:bidi="ml"/>
+              </w:rPr>
+              <w:t>common:</w:t>
+            </w:r>
+            <w:r>
+              <w:rPr>
+                <w:rFonts w:cs="Arial"/>
+                <w:color w:val="000000"/>
+                <w:sz w:val="16"/>
+                <w:szCs w:val="16"/>
+                <w:shd w:val="clear" w:color="auto" w:fill="FFFFFF"/>
+              </w:rPr>
+              <w:t>TimeRangeOr</w:t>
+            </w:r>
+            <w:r>
+              <w:rPr>
+                <w:rFonts w:cs="Arial"/>
+                <w:color w:val="000000"/>
+                <w:sz w:val="16"/>
+                <w:szCs w:val="16"/>
+                <w:shd w:val="clear" w:color="auto" w:fill="FFFFFF"/>
+              </w:rPr>
+              <w:t>NotApplicable</w:t>
+            </w:r>
+            <w:r>
+              <w:rPr>
+                <w:rFonts w:cs="Arial"/>
+                <w:color w:val="000000"/>
+                <w:sz w:val="16"/>
+                <w:szCs w:val="16"/>
+                <w:shd w:val="clear" w:color="auto" w:fill="FFFFFF"/>
+              </w:rPr>
+              <w:t>Type</w:t>
+            </w:r>
+            <w:proofErr w:type="spellEnd"/>
+            <w:proofErr w:type="gramEnd"/>
+          </w:p>
+        </w:tc>
+      </w:tr>
+    </w:tbl>
+    <w:p>
+      <w:pPr>
+        <w:shd w:val="clear" w:color="auto" w:fill="FFFFFF"/>
+        <w:autoSpaceDE w:val="0"/>
+        <w:autoSpaceDN w:val="0"/>
+        <w:adjustRightInd w:val="0"/>
+        <w:spacing w:after="0"/>
+        <w:rPr>
+          <w:rFonts w:cs="Arial"/>
+          <w:highlight w:val="white"/>
+        </w:rPr>
+      </w:pPr>
+    </w:p>
+    <w:p>
+      <w:pPr>
+        <w:shd w:val="clear" w:color="auto" w:fill="FFFFFF"/>
+        <w:autoSpaceDE w:val="0"/>
+        <w:autoSpaceDN w:val="0"/>
+        <w:adjustRightInd w:val="0"/>
+        <w:spacing w:after="0"/>
+        <w:rPr>
+          <w:rFonts w:cs="Arial"/>
+          <w:highlight w:val="white"/>
+        </w:rPr>
+      </w:pPr>
+    </w:p>
+    <w:p>
+      <w:pPr>
+        <w:pStyle w:val="Heading3"/>
+        <w:rPr>
+          <w:lang w:bidi="ml"/>
+        </w:rPr>
+      </w:pPr>
+      <w:bookmarkStart w:id="47" w:name="_Representation_with_Complex"/>
+      <w:bookmarkStart w:id="48" w:name="_Toc290069336"/>
+      <w:bookmarkStart w:id="49" w:name="_Toc198042002"/>
+      <w:bookmarkEnd w:id="47"/>
+      <w:r>
+        <w:rPr>
+          <w:lang w:bidi="ml"/>
+        </w:rPr>
         <w:t>Representation with Complex Text Format</w:t>
       </w:r>
-      <w:bookmarkEnd w:id="47"/>
+      <w:bookmarkEnd w:id="49"/>
     </w:p>
     <w:p>
       <w:pPr>
@@ -30487,6 +33574,7 @@
           <w:szCs w:val="20"/>
           <w:lang w:bidi="ml"/>
         </w:rPr>
+        <w:lastRenderedPageBreak/>
         <w:t xml:space="preserve">Integer, </w:t>
       </w:r>
       <w:proofErr w:type="spellStart"/>
@@ -30759,17 +33847,16 @@
       <w:pPr>
         <w:pStyle w:val="Heading3"/>
       </w:pPr>
-      <w:bookmarkStart w:id="48" w:name="_Toc197687413"/>
+      <w:bookmarkStart w:id="50" w:name="_Toc198042003"/>
       <w:r>
         <w:rPr>
           <w:rStyle w:val="Heading4Char"/>
           <w:iCs w:val="0"/>
         </w:rPr>
-        <w:lastRenderedPageBreak/>
         <w:t>Type Names</w:t>
       </w:r>
-      <w:bookmarkEnd w:id="46"/>
       <w:bookmarkEnd w:id="48"/>
+      <w:bookmarkEnd w:id="50"/>
     </w:p>
     <w:p>
       <w:pPr>
@@ -31006,8 +34093,8 @@
       <w:pPr>
         <w:pStyle w:val="Heading3"/>
       </w:pPr>
-      <w:bookmarkStart w:id="49" w:name="_Toc290069337"/>
-      <w:bookmarkStart w:id="50" w:name="_Toc197687414"/>
+      <w:bookmarkStart w:id="51" w:name="_Toc290069337"/>
+      <w:bookmarkStart w:id="52" w:name="_Toc198042004"/>
       <w:r>
         <w:rPr>
           <w:lang w:bidi="ml"/>
@@ -31017,8 +34104,8 @@
       <w:r>
         <w:t>Reuse</w:t>
       </w:r>
-      <w:bookmarkEnd w:id="49"/>
-      <w:bookmarkEnd w:id="50"/>
+      <w:bookmarkEnd w:id="51"/>
+      <w:bookmarkEnd w:id="52"/>
     </w:p>
     <w:p>
       <w:pPr>
@@ -31308,12 +34395,13 @@
           <w:lang w:bidi="ml"/>
         </w:rPr>
       </w:pPr>
-      <w:bookmarkStart w:id="51" w:name="_Toc290069338"/>
-      <w:bookmarkStart w:id="52" w:name="_Toc197687415"/>
+      <w:bookmarkStart w:id="53" w:name="_Toc290069338"/>
+      <w:bookmarkStart w:id="54" w:name="_Toc198042005"/>
       <w:r>
         <w:rPr>
           <w:lang w:bidi="ml"/>
         </w:rPr>
+        <w:lastRenderedPageBreak/>
         <w:t>Data</w:t>
       </w:r>
       <w:r>
@@ -31340,8 +34428,8 @@
         </w:rPr>
         <w:t>Specific Schema</w:t>
       </w:r>
-      <w:bookmarkEnd w:id="51"/>
-      <w:bookmarkEnd w:id="52"/>
+      <w:bookmarkEnd w:id="53"/>
+      <w:bookmarkEnd w:id="54"/>
     </w:p>
     <w:p>
       <w:pPr>
@@ -31460,17 +34548,16 @@
       <w:pPr>
         <w:pStyle w:val="Heading3"/>
       </w:pPr>
-      <w:bookmarkStart w:id="53" w:name="_Toc276545393"/>
-      <w:bookmarkStart w:id="54" w:name="_Toc290069339"/>
-      <w:bookmarkStart w:id="55" w:name="_Toc197687416"/>
+      <w:bookmarkStart w:id="55" w:name="_Toc276545393"/>
+      <w:bookmarkStart w:id="56" w:name="_Toc290069339"/>
+      <w:bookmarkStart w:id="57" w:name="_Toc198042006"/>
       <w:proofErr w:type="spellStart"/>
       <w:r>
-        <w:lastRenderedPageBreak/>
         <w:t>DataSetType</w:t>
       </w:r>
-      <w:bookmarkEnd w:id="53"/>
-      <w:bookmarkEnd w:id="54"/>
       <w:bookmarkEnd w:id="55"/>
+      <w:bookmarkEnd w:id="56"/>
+      <w:bookmarkEnd w:id="57"/>
       <w:proofErr w:type="spellEnd"/>
     </w:p>
     <w:p>
@@ -32260,18 +35347,18 @@
       <w:pPr>
         <w:pStyle w:val="Heading3"/>
       </w:pPr>
-      <w:bookmarkStart w:id="56" w:name="_Ref276077791"/>
-      <w:bookmarkStart w:id="57" w:name="_Toc276545394"/>
-      <w:bookmarkStart w:id="58" w:name="_Toc290069340"/>
-      <w:bookmarkStart w:id="59" w:name="_Toc197687417"/>
+      <w:bookmarkStart w:id="58" w:name="_Ref276077791"/>
+      <w:bookmarkStart w:id="59" w:name="_Toc276545394"/>
+      <w:bookmarkStart w:id="60" w:name="_Toc290069340"/>
+      <w:bookmarkStart w:id="61" w:name="_Toc198042007"/>
       <w:proofErr w:type="spellStart"/>
       <w:r>
         <w:t>GroupType</w:t>
       </w:r>
-      <w:bookmarkEnd w:id="56"/>
-      <w:bookmarkEnd w:id="57"/>
       <w:bookmarkEnd w:id="58"/>
       <w:bookmarkEnd w:id="59"/>
+      <w:bookmarkEnd w:id="60"/>
+      <w:bookmarkEnd w:id="61"/>
       <w:proofErr w:type="spellEnd"/>
     </w:p>
     <w:p>
@@ -32564,6 +35651,7 @@
           <w:sz w:val="20"/>
           <w:szCs w:val="20"/>
         </w:rPr>
+        <w:lastRenderedPageBreak/>
         <w:t xml:space="preserve">If any metadata attribute usages </w:t>
       </w:r>
       <w:r>
@@ -32749,17 +35837,7 @@
           <w:szCs w:val="20"/>
           <w:lang w:val="en-GB"/>
         </w:rPr>
-        <w:t xml:space="preserve"> defined in the data structure that declares an attribute relationship with the group or specifies the group as </w:t>
-      </w:r>
-      <w:r>
-        <w:rPr>
-          <w:rFonts w:cs="Arial"/>
-          <w:sz w:val="20"/>
-          <w:szCs w:val="20"/>
-          <w:lang w:val="en-GB"/>
-        </w:rPr>
-        <w:lastRenderedPageBreak/>
-        <w:t xml:space="preserve">an attachment group. The XML attribute </w:t>
+        <w:t xml:space="preserve"> defined in the data structure that declares an attribute relationship with the group or specifies the group as an attachment group. The XML attribute </w:t>
       </w:r>
       <w:hyperlink w:anchor="_Component_Name_Determination" w:history="1">
         <w:r>
@@ -33625,7 +36703,17 @@
           <w:szCs w:val="20"/>
           <w:lang w:val="en-GB"/>
         </w:rPr>
-        <w:t xml:space="preserve">defined in the data structure that declares an attribute relationship with the group, a local element named Metadata with the type </w:t>
+        <w:t xml:space="preserve">defined in the data structure that declares an attribute relationship with the group, a local element named Metadata with the </w:t>
+      </w:r>
+      <w:r>
+        <w:rPr>
+          <w:rFonts w:cs="Arial"/>
+          <w:sz w:val="20"/>
+          <w:szCs w:val="20"/>
+          <w:lang w:val="en-GB"/>
+        </w:rPr>
+        <w:lastRenderedPageBreak/>
+        <w:t xml:space="preserve">type </w:t>
       </w:r>
       <w:proofErr w:type="spellStart"/>
       <w:proofErr w:type="gramStart"/>
@@ -33875,7 +36963,6 @@
           <w:szCs w:val="20"/>
           <w:lang w:val="en-GB"/>
         </w:rPr>
-        <w:lastRenderedPageBreak/>
         <w:t xml:space="preserve">An attribute named </w:t>
       </w:r>
       <w:r>
@@ -33934,18 +37021,18 @@
       <w:pPr>
         <w:pStyle w:val="Heading3"/>
       </w:pPr>
-      <w:bookmarkStart w:id="60" w:name="_Ref276078111"/>
-      <w:bookmarkStart w:id="61" w:name="_Toc276545395"/>
-      <w:bookmarkStart w:id="62" w:name="_Toc290069341"/>
-      <w:bookmarkStart w:id="63" w:name="_Toc197687418"/>
+      <w:bookmarkStart w:id="62" w:name="_Ref276078111"/>
+      <w:bookmarkStart w:id="63" w:name="_Toc276545395"/>
+      <w:bookmarkStart w:id="64" w:name="_Toc290069341"/>
+      <w:bookmarkStart w:id="65" w:name="_Toc198042008"/>
       <w:proofErr w:type="spellStart"/>
       <w:r>
         <w:t>SeriesType</w:t>
       </w:r>
-      <w:bookmarkEnd w:id="60"/>
-      <w:bookmarkEnd w:id="61"/>
       <w:bookmarkEnd w:id="62"/>
       <w:bookmarkEnd w:id="63"/>
+      <w:bookmarkEnd w:id="64"/>
+      <w:bookmarkEnd w:id="65"/>
       <w:proofErr w:type="spellEnd"/>
     </w:p>
     <w:p>
@@ -34823,15 +37910,15 @@
       <w:pPr>
         <w:pStyle w:val="Heading3"/>
       </w:pPr>
-      <w:bookmarkStart w:id="64" w:name="_Ref276078161"/>
-      <w:bookmarkStart w:id="65" w:name="_Toc276545396"/>
-      <w:bookmarkStart w:id="66" w:name="_Toc290069342"/>
-      <w:bookmarkStart w:id="67" w:name="_Toc197687419"/>
+      <w:bookmarkStart w:id="66" w:name="_Ref276078161"/>
+      <w:bookmarkStart w:id="67" w:name="_Toc276545396"/>
+      <w:bookmarkStart w:id="68" w:name="_Toc290069342"/>
+      <w:bookmarkStart w:id="69" w:name="_Toc198042009"/>
       <w:proofErr w:type="spellStart"/>
       <w:r>
         <w:t>AttsType</w:t>
       </w:r>
-      <w:bookmarkEnd w:id="67"/>
+      <w:bookmarkEnd w:id="69"/>
       <w:proofErr w:type="spellEnd"/>
     </w:p>
     <w:p>
@@ -34988,6 +38075,7 @@
           <w:szCs w:val="20"/>
           <w:lang w:val="en-GB"/>
         </w:rPr>
+        <w:lastRenderedPageBreak/>
         <w:t xml:space="preserve">An element reference to </w:t>
       </w:r>
       <w:proofErr w:type="spellStart"/>
@@ -35224,7 +38312,6 @@
           <w:szCs w:val="20"/>
           <w:lang w:val="en-GB"/>
         </w:rPr>
-        <w:lastRenderedPageBreak/>
         <w:t xml:space="preserve">An attribute for </w:t>
       </w:r>
       <w:r>
@@ -35394,15 +38481,15 @@
       <w:pPr>
         <w:pStyle w:val="Heading3"/>
       </w:pPr>
-      <w:bookmarkStart w:id="68" w:name="_Toc197687420"/>
+      <w:bookmarkStart w:id="70" w:name="_Toc198042010"/>
       <w:proofErr w:type="spellStart"/>
       <w:r>
         <w:t>ObsType</w:t>
       </w:r>
-      <w:bookmarkEnd w:id="64"/>
-      <w:bookmarkEnd w:id="65"/>
       <w:bookmarkEnd w:id="66"/>
+      <w:bookmarkEnd w:id="67"/>
       <w:bookmarkEnd w:id="68"/>
+      <w:bookmarkEnd w:id="70"/>
       <w:proofErr w:type="spellEnd"/>
     </w:p>
     <w:p>
@@ -36299,12 +39386,12 @@
       <w:pPr>
         <w:pStyle w:val="Heading3"/>
       </w:pPr>
-      <w:bookmarkStart w:id="69" w:name="_Toc197687421"/>
+      <w:bookmarkStart w:id="71" w:name="_Toc198042011"/>
       <w:proofErr w:type="spellStart"/>
       <w:r>
         <w:t>CompType</w:t>
       </w:r>
-      <w:bookmarkEnd w:id="69"/>
+      <w:bookmarkEnd w:id="71"/>
       <w:proofErr w:type="spellEnd"/>
     </w:p>
     <w:p>
@@ -36436,7 +39523,6 @@
           <w:szCs w:val="20"/>
           <w:lang w:val="en-GB"/>
         </w:rPr>
-        <w:lastRenderedPageBreak/>
         <w:t xml:space="preserve">An element reference to </w:t>
       </w:r>
       <w:proofErr w:type="spellStart"/>
@@ -36702,11 +39788,11 @@
       <w:pPr>
         <w:pStyle w:val="Heading1"/>
       </w:pPr>
-      <w:bookmarkStart w:id="70" w:name="_Toc197687422"/>
+      <w:bookmarkStart w:id="72" w:name="_Toc198042012"/>
       <w:r>
         <w:t>Data and Reference Metadata Actions</w:t>
       </w:r>
-      <w:bookmarkEnd w:id="70"/>
+      <w:bookmarkEnd w:id="72"/>
     </w:p>
     <w:p>
       <w:pPr>
@@ -36717,7 +39803,7 @@
       <w:pPr>
         <w:pStyle w:val="Heading2"/>
       </w:pPr>
-      <w:bookmarkStart w:id="71" w:name="_Toc197687423"/>
+      <w:bookmarkStart w:id="73" w:name="_Toc198042013"/>
       <w:r>
         <w:t xml:space="preserve">Data </w:t>
       </w:r>
@@ -36727,7 +39813,7 @@
       <w:r>
         <w:t>ctions</w:t>
       </w:r>
-      <w:bookmarkEnd w:id="71"/>
+      <w:bookmarkEnd w:id="73"/>
     </w:p>
     <w:p>
       <w:pPr>
@@ -36837,7 +39923,7 @@
       <w:pPr>
         <w:pStyle w:val="Heading3"/>
       </w:pPr>
-      <w:bookmarkStart w:id="72" w:name="_Toc197687424"/>
+      <w:bookmarkStart w:id="74" w:name="_Toc198042014"/>
       <w:r>
         <w:t>Merge</w:t>
       </w:r>
@@ -36850,7 +39936,7 @@
       <w:r>
         <w:t>ction</w:t>
       </w:r>
-      <w:bookmarkEnd w:id="72"/>
+      <w:bookmarkEnd w:id="74"/>
     </w:p>
     <w:p>
       <w:pPr>
@@ -37091,7 +40177,7 @@
         </w:rPr>
         <w:t xml:space="preserve">reference metadata attributes at specific dimension combinations impacted by the </w:t>
       </w:r>
-      <w:bookmarkStart w:id="73" w:name="_Hlk197591299"/>
+      <w:bookmarkStart w:id="75" w:name="_Hlk197591299"/>
       <w:r>
         <w:rPr>
           <w:rFonts w:cs="Arial"/>
@@ -37108,7 +40194,7 @@
         </w:rPr>
         <w:t>erge</w:t>
       </w:r>
-      <w:bookmarkEnd w:id="73"/>
+      <w:bookmarkEnd w:id="75"/>
       <w:r>
         <w:rPr>
           <w:rFonts w:cs="Arial"/>
@@ -37135,8 +40221,9 @@
       <w:pPr>
         <w:pStyle w:val="Heading3"/>
       </w:pPr>
-      <w:bookmarkStart w:id="74" w:name="_Toc197687425"/>
-      <w:r>
+      <w:bookmarkStart w:id="76" w:name="_Toc198042015"/>
+      <w:r>
+        <w:lastRenderedPageBreak/>
         <w:t>Replace</w:t>
       </w:r>
       <w:r>
@@ -37148,7 +40235,7 @@
       <w:r>
         <w:t>ction</w:t>
       </w:r>
-      <w:bookmarkEnd w:id="74"/>
+      <w:bookmarkEnd w:id="76"/>
     </w:p>
     <w:p>
       <w:pPr>
@@ -37304,7 +40391,6 @@
         <w:rPr>
           <w:rFonts w:eastAsiaTheme="minorHAnsi" w:cs="Arial"/>
         </w:rPr>
-        <w:lastRenderedPageBreak/>
         <w:t>Dimension values for higher-level (</w:t>
       </w:r>
       <w:r>
@@ -37657,7 +40743,7 @@
       <w:pPr>
         <w:pStyle w:val="Heading3"/>
       </w:pPr>
-      <w:bookmarkStart w:id="75" w:name="_Toc197687426"/>
+      <w:bookmarkStart w:id="77" w:name="_Toc198042016"/>
       <w:r>
         <w:t>Delete</w:t>
       </w:r>
@@ -37670,7 +40756,7 @@
       <w:r>
         <w:t>ction</w:t>
       </w:r>
-      <w:bookmarkEnd w:id="75"/>
+      <w:bookmarkEnd w:id="77"/>
     </w:p>
     <w:p>
       <w:pPr>
@@ -37949,7 +41035,7 @@
       <w:pPr>
         <w:pStyle w:val="Heading3"/>
       </w:pPr>
-      <w:bookmarkStart w:id="76" w:name="_Toc197687427"/>
+      <w:bookmarkStart w:id="78" w:name="_Toc198042017"/>
       <w:r>
         <w:lastRenderedPageBreak/>
         <w:t xml:space="preserve">Further </w:t>
@@ -37960,7 +41046,7 @@
       <w:r>
         <w:t>etails</w:t>
       </w:r>
-      <w:bookmarkEnd w:id="76"/>
+      <w:bookmarkEnd w:id="78"/>
     </w:p>
     <w:p>
       <w:pPr>
@@ -39691,7 +42777,7 @@
           <w:sz w:val="20"/>
         </w:rPr>
       </w:pPr>
-      <w:bookmarkStart w:id="77" w:name="_Hlk128230884"/>
+      <w:bookmarkStart w:id="79" w:name="_Hlk128230884"/>
       <w:r>
         <w:rPr>
           <w:rFonts w:cs="Arial"/>
@@ -39699,7 +42785,7 @@
         </w:rPr>
         <w:t xml:space="preserve">Without the </w:t>
       </w:r>
-      <w:bookmarkStart w:id="78" w:name="_Hlk128230480"/>
+      <w:bookmarkStart w:id="80" w:name="_Hlk128230480"/>
       <w:proofErr w:type="spellStart"/>
       <w:r>
         <w:rPr>
@@ -39709,7 +42795,7 @@
         </w:rPr>
         <w:t>updatedAfter</w:t>
       </w:r>
-      <w:bookmarkEnd w:id="78"/>
+      <w:bookmarkEnd w:id="80"/>
       <w:proofErr w:type="spellEnd"/>
       <w:r>
         <w:rPr>
@@ -39780,7 +42866,7 @@
         </w:rPr>
         <w:t xml:space="preserve"> URL parameters:</w:t>
       </w:r>
-      <w:bookmarkEnd w:id="77"/>
+      <w:bookmarkEnd w:id="79"/>
     </w:p>
     <w:p>
       <w:pPr>
@@ -40401,7 +43487,7 @@
         </w:rPr>
         <w:t xml:space="preserve"> datasets with </w:t>
       </w:r>
-      <w:bookmarkStart w:id="79" w:name="_Hlk128232238"/>
+      <w:bookmarkStart w:id="81" w:name="_Hlk128232238"/>
       <w:r>
         <w:rPr>
           <w:rFonts w:cs="Arial"/>
@@ -40471,7 +43557,7 @@
         </w:rPr>
         <w:t xml:space="preserve"> </w:t>
       </w:r>
-      <w:bookmarkEnd w:id="79"/>
+      <w:bookmarkEnd w:id="81"/>
       <w:r>
         <w:rPr>
           <w:rFonts w:cs="Arial"/>
@@ -40625,7 +43711,7 @@
       <w:pPr>
         <w:pStyle w:val="Heading3"/>
       </w:pPr>
-      <w:bookmarkStart w:id="80" w:name="_Toc197687428"/>
+      <w:bookmarkStart w:id="82" w:name="_Toc198042018"/>
       <w:r>
         <w:t xml:space="preserve">Intentionally </w:t>
       </w:r>
@@ -40641,7 +43727,7 @@
       <w:r>
         <w:t>alues</w:t>
       </w:r>
-      <w:bookmarkEnd w:id="80"/>
+      <w:bookmarkEnd w:id="82"/>
     </w:p>
     <w:p>
       <w:pPr>
@@ -40777,7 +43863,7 @@
       <w:pPr>
         <w:pStyle w:val="Heading2"/>
       </w:pPr>
-      <w:bookmarkStart w:id="81" w:name="_Toc197687429"/>
+      <w:bookmarkStart w:id="83" w:name="_Toc198042019"/>
       <w:r>
         <w:t xml:space="preserve">Reference </w:t>
       </w:r>
@@ -40793,7 +43879,7 @@
       <w:r>
         <w:t>ctions</w:t>
       </w:r>
-      <w:bookmarkEnd w:id="81"/>
+      <w:bookmarkEnd w:id="83"/>
     </w:p>
     <w:p>
       <w:pPr>
@@ -42972,7 +46058,7 @@
           <v:path o:extrusionok="f" gradientshapeok="t" o:connecttype="rect"/>
           <o:lock v:ext="edit" aspectratio="t"/>
         </v:shapetype>
-        <v:shape id="Picture 1" o:spid="_x0000_i1025" type="#_x0000_t75" alt="sdmx2" style="width:103.05pt;height:31pt;visibility:visible;mso-wrap-style:square;mso-width-percent:0;mso-height-percent:0;mso-width-percent:0;mso-height-percent:0">
+        <v:shape id="Picture 1" o:spid="_x0000_i1025" type="#_x0000_t75" alt="sdmx2" style="width:103.25pt;height:31.2pt;visibility:visible;mso-wrap-style:square;mso-width-percent:0;mso-height-percent:0;mso-width-percent:0;mso-height-percent:0">
           <v:imagedata r:id="rId1" o:title="sdmx2"/>
           <o:lock v:ext="edit" rotation="t" cropping="t" verticies="t"/>
         </v:shape>
